--- a/downloads/teacher/ai-4-week-33.docx
+++ b/downloads/teacher/ai-4-week-33.docx
@@ -2967,6 +2967,396 @@
         <w:t>For your Responsible Plant Classifier, save the input, procedure, observed result and limitation of this check. Label this worked example as practice; use a different, previously unreviewed case when checking independent understanding.</w:t>
       </w:r>
     </w:p>
+    <w:p>
+      <w:pPr>
+        <w:pStyle w:val="Heading1"/>
+      </w:pPr>
+      <w:r>
+        <w:t>07. Prepare, teach and assess</w:t>
+      </w:r>
+    </w:p>
+    <w:p>
+      <w:r>
+        <w:t>Teaching target: Write a model card whose claims match evidence</w:t>
+      </w:r>
+    </w:p>
+    <w:p>
+      <w:r>
+        <w:t>Prepare the labelled worked-case picture, the matching workbook, fictional input cards and a place for individual responses. Check a local Python 3 environment before class; have a paper-trace version ready.</w:t>
+      </w:r>
+    </w:p>
+    <w:tbl>
+      <w:tblPr>
+        <w:tblStyle w:val="LightShading-Accent1"/>
+        <w:tblW w:type="auto" w:w="0"/>
+        <w:tblLook w:firstColumn="1" w:firstRow="1" w:lastColumn="0" w:lastRow="0" w:noHBand="0" w:noVBand="1" w:val="04A0"/>
+      </w:tblPr>
+      <w:tblGrid>
+        <w:gridCol w:w="3408"/>
+        <w:gridCol w:w="3408"/>
+        <w:gridCol w:w="3408"/>
+      </w:tblGrid>
+      <w:tr>
+        <w:trPr>
+          <w:tblHeader/>
+        </w:trPr>
+        <w:tc>
+          <w:tcPr>
+            <w:tcW w:type="dxa" w:w="3408"/>
+          </w:tcPr>
+          <w:p>
+            <w:r>
+              <w:t>Session</w:t>
+            </w:r>
+          </w:p>
+        </w:tc>
+        <w:tc>
+          <w:tcPr>
+            <w:tcW w:type="dxa" w:w="3408"/>
+          </w:tcPr>
+          <w:p>
+            <w:r>
+              <w:t>Plan</w:t>
+            </w:r>
+          </w:p>
+        </w:tc>
+        <w:tc>
+          <w:tcPr>
+            <w:tcW w:type="dxa" w:w="3408"/>
+          </w:tcPr>
+          <w:p>
+            <w:r>
+              <w:t>Resources</w:t>
+            </w:r>
+          </w:p>
+        </w:tc>
+      </w:tr>
+      <w:tr>
+        <w:tc>
+          <w:tcPr>
+            <w:tcW w:type="dxa" w:w="3408"/>
+          </w:tcPr>
+          <w:p>
+            <w:r>
+              <w:t>Session 1 · Understand · 45 min</w:t>
+            </w:r>
+          </w:p>
+        </w:tc>
+        <w:tc>
+          <w:tcPr>
+            <w:tcW w:type="dxa" w:w="3408"/>
+          </w:tcPr>
+          <w:p>
+            <w:r>
+              <w:t>0–7: recall and prerequisite; 7–15: inspect the concrete case and predict; 15–30: teacher models the worked trace; 30–40: learners explain a step using the text and visual; 40–45: check the core idea.</w:t>
+            </w:r>
+          </w:p>
+        </w:tc>
+        <w:tc>
+          <w:tcPr>
+            <w:tcW w:type="dxa" w:w="3408"/>
+          </w:tcPr>
+          <w:p>
+            <w:r>
+              <w:t>Sections 1–6; record the brief recall in the workbook.</w:t>
+            </w:r>
+          </w:p>
+        </w:tc>
+      </w:tr>
+      <w:tr>
+        <w:tc>
+          <w:tcPr>
+            <w:tcW w:type="dxa" w:w="3408"/>
+          </w:tcPr>
+          <w:p>
+            <w:r>
+              <w:t>Session 2 · Practise · 45 min</w:t>
+            </w:r>
+          </w:p>
+        </w:tc>
+        <w:tc>
+          <w:tcPr>
+            <w:tcW w:type="dxa" w:w="3408"/>
+          </w:tcPr>
+          <w:p>
+            <w:r>
+              <w:t>0–5: retrieve the procedure; 5–15: W2 completion practice; 15–23: explain and check with a partner; 23–30: each learner answers the misconception check; 30–40: targeted reteaching or a harder variation; 40–45: prepare the investigation.</w:t>
+            </w:r>
+          </w:p>
+        </w:tc>
+        <w:tc>
+          <w:tcPr>
+            <w:tcW w:type="dxa" w:w="3408"/>
+          </w:tcPr>
+          <w:p>
+            <w:r>
+              <w:t>Sections 7–10; use the matching workbook W2 and misconception check.</w:t>
+            </w:r>
+          </w:p>
+        </w:tc>
+      </w:tr>
+      <w:tr>
+        <w:tc>
+          <w:tcPr>
+            <w:tcW w:type="dxa" w:w="3408"/>
+          </w:tcPr>
+          <w:p>
+            <w:r>
+              <w:t>Session 3 · Investigate and transfer · 45 min</w:t>
+            </w:r>
+          </w:p>
+        </w:tc>
+        <w:tc>
+          <w:tcPr>
+            <w:tcW w:type="dxa" w:w="3408"/>
+          </w:tcPr>
+          <w:p>
+            <w:r>
+              <w:t>0–5: retrieve the decision rule; 5–20: investigate or trace; 20–30: start the independent case; 30–38: connect the project; 38–43: act on feedback; 43–45: plan the return check.</w:t>
+            </w:r>
+          </w:p>
+        </w:tc>
+        <w:tc>
+          <w:tcPr>
+            <w:tcW w:type="dxa" w:w="3408"/>
+          </w:tcPr>
+          <w:p>
+            <w:r>
+              <w:t>Sections 9 and 11–14. Give extra time to finish the full task set; use Section 15 when the week includes a coding lab.</w:t>
+            </w:r>
+          </w:p>
+        </w:tc>
+      </w:tr>
+    </w:tbl>
+    <w:p>
+      <w:r>
+        <w:t>Before class, solve the supported practice: Verify the worked accuracy, precision and recall.</w:t>
+      </w:r>
+    </w:p>
+    <w:p>
+      <w:r>
+        <w:t>Reasoned practice answer: Teacher explanation: TN 7 TP 2 give 9/12 accuracy; TP 2/(TP 2+FP 1)=2/3 precision; TP 2/(TP 2+FN 2)=2/4 recall.</w:t>
+      </w:r>
+    </w:p>
+    <w:p>
+      <w:r>
+        <w:t>Check every learner before discussion: Use the worked case for Model cards and review. Proposed explanation: “A final answer is enough”. Decide whether this explanation is supported. Point to the step or supplied fact that decides; explain your repair if needed.</w:t>
+      </w:r>
+    </w:p>
+    <w:p>
+      <w:r>
+        <w:t>Misconception repair: Ask for the relevant counts, units, procedure or saved record. For this week: Intended: compare toy classifiers on the documented fictional task. Not supported: real parcel handling, student assessment or decisions outside the evaluated setup.</w:t>
+      </w:r>
+    </w:p>
+    <w:p>
+      <w:r>
+        <w:t>Support: read the exact case aloud, enlarge the labelled picture, supply input cards and model only the first deciding step. Accept a spoken explanation or drawing; retain the reasoning goal.</w:t>
+      </w:r>
+    </w:p>
+    <w:p>
+      <w:r>
+        <w:t>Extension: The publicity sentence becomes “80% accurate for every plant”. Require a prediction and a reason before comparing. Expected result: Reject that unbounded statement. Reason: The measured rate belongs to twenty related indoor photos, not every plant or setting.</w:t>
+      </w:r>
+    </w:p>
+    <w:p>
+      <w:r>
+        <w:t>Independent assessment: withhold the reserved answer until the learner has attempted the new case. Record support separately from correctness.</w:t>
+      </w:r>
+    </w:p>
+    <w:tbl>
+      <w:tblPr>
+        <w:tblStyle w:val="LightShading-Accent1"/>
+        <w:tblW w:type="auto" w:w="0"/>
+        <w:tblLook w:firstColumn="1" w:firstRow="1" w:lastColumn="0" w:lastRow="0" w:noHBand="0" w:noVBand="1" w:val="04A0"/>
+      </w:tblPr>
+      <w:tblGrid>
+        <w:gridCol w:w="2556"/>
+        <w:gridCol w:w="2556"/>
+        <w:gridCol w:w="2556"/>
+        <w:gridCol w:w="2556"/>
+      </w:tblGrid>
+      <w:tr>
+        <w:trPr>
+          <w:tblHeader/>
+        </w:trPr>
+        <w:tc>
+          <w:tcPr>
+            <w:tcW w:type="dxa" w:w="2556"/>
+          </w:tcPr>
+          <w:p>
+            <w:r>
+              <w:t>Criterion</w:t>
+            </w:r>
+          </w:p>
+        </w:tc>
+        <w:tc>
+          <w:tcPr>
+            <w:tcW w:type="dxa" w:w="2556"/>
+          </w:tcPr>
+          <w:p>
+            <w:r>
+              <w:t>Not yet</w:t>
+            </w:r>
+          </w:p>
+        </w:tc>
+        <w:tc>
+          <w:tcPr>
+            <w:tcW w:type="dxa" w:w="2556"/>
+          </w:tcPr>
+          <w:p>
+            <w:r>
+              <w:t>With support</w:t>
+            </w:r>
+          </w:p>
+        </w:tc>
+        <w:tc>
+          <w:tcPr>
+            <w:tcW w:type="dxa" w:w="2556"/>
+          </w:tcPr>
+          <w:p>
+            <w:r>
+              <w:t>Independent</w:t>
+            </w:r>
+          </w:p>
+        </w:tc>
+      </w:tr>
+      <w:tr>
+        <w:tc>
+          <w:tcPr>
+            <w:tcW w:type="dxa" w:w="2556"/>
+          </w:tcPr>
+          <w:p>
+            <w:r>
+              <w:t>Explanation</w:t>
+            </w:r>
+          </w:p>
+        </w:tc>
+        <w:tc>
+          <w:tcPr>
+            <w:tcW w:type="dxa" w:w="2556"/>
+          </w:tcPr>
+          <w:p>
+            <w:r>
+              <w:t>Names an answer without a deciding fact</w:t>
+            </w:r>
+          </w:p>
+        </w:tc>
+        <w:tc>
+          <w:tcPr>
+            <w:tcW w:type="dxa" w:w="2556"/>
+          </w:tcPr>
+          <w:p>
+            <w:r>
+              <w:t>Uses a hint to link fact and decision</w:t>
+            </w:r>
+          </w:p>
+        </w:tc>
+        <w:tc>
+          <w:tcPr>
+            <w:tcW w:type="dxa" w:w="2556"/>
+          </w:tcPr>
+          <w:p>
+            <w:r>
+              <w:t>Explains the deciding fact in own words</w:t>
+            </w:r>
+          </w:p>
+        </w:tc>
+      </w:tr>
+      <w:tr>
+        <w:tc>
+          <w:tcPr>
+            <w:tcW w:type="dxa" w:w="2556"/>
+          </w:tcPr>
+          <w:p>
+            <w:r>
+              <w:t>Trace or test</w:t>
+            </w:r>
+          </w:p>
+        </w:tc>
+        <w:tc>
+          <w:tcPr>
+            <w:tcW w:type="dxa" w:w="2556"/>
+          </w:tcPr>
+          <w:p>
+            <w:r>
+              <w:t>Cannot connect input and result</w:t>
+            </w:r>
+          </w:p>
+        </w:tc>
+        <w:tc>
+          <w:tcPr>
+            <w:tcW w:type="dxa" w:w="2556"/>
+          </w:tcPr>
+          <w:p>
+            <w:r>
+              <w:t>Completes steps with prompts</w:t>
+            </w:r>
+          </w:p>
+        </w:tc>
+        <w:tc>
+          <w:tcPr>
+            <w:tcW w:type="dxa" w:w="2556"/>
+          </w:tcPr>
+          <w:p>
+            <w:r>
+              <w:t>Traces or tests a changed case accurately</w:t>
+            </w:r>
+          </w:p>
+        </w:tc>
+      </w:tr>
+      <w:tr>
+        <w:tc>
+          <w:tcPr>
+            <w:tcW w:type="dxa" w:w="2556"/>
+          </w:tcPr>
+          <w:p>
+            <w:r>
+              <w:t>Limits and revision</w:t>
+            </w:r>
+          </w:p>
+        </w:tc>
+        <w:tc>
+          <w:tcPr>
+            <w:tcW w:type="dxa" w:w="2556"/>
+          </w:tcPr>
+          <w:p>
+            <w:r>
+              <w:t>Claims more than evidence supports</w:t>
+            </w:r>
+          </w:p>
+        </w:tc>
+        <w:tc>
+          <w:tcPr>
+            <w:tcW w:type="dxa" w:w="2556"/>
+          </w:tcPr>
+          <w:p>
+            <w:r>
+              <w:t>Names a limit after a prompt</w:t>
+            </w:r>
+          </w:p>
+        </w:tc>
+        <w:tc>
+          <w:tcPr>
+            <w:tcW w:type="dxa" w:w="2556"/>
+          </w:tcPr>
+          <w:p>
+            <w:r>
+              <w:t>States a defensible limit and useful next test</w:t>
+            </w:r>
+          </w:p>
+        </w:tc>
+      </w:tr>
+    </w:tbl>
+    <w:p>
+      <w:r>
+        <w:t>Project checkpoint: Present and defend. Demonstrate the system, explain one failure and justify the next improvement with evidence.</w:t>
+      </w:r>
+    </w:p>
+    <w:p>
+      <w:r>
+        <w:t>Use the weekly teacher answer for topic-specific reasoning. A saved progress tick is an activity record; judge mastery from the learner’s explanation and evidence.</w:t>
+      </w:r>
+    </w:p>
     <w:sectPr>
       <w:pgSz w:w="12240" w:h="15840"/>
       <w:pgMar w:top="936" w:right="1008" w:bottom="936" w:left="1008" w:header="720" w:footer="720" w:gutter="0"/>

--- a/downloads/teacher/ai-4-week-33.docx
+++ b/downloads/teacher/ai-4-week-33.docx
@@ -3357,6 +3357,39 @@
         <w:t>Use the weekly teacher answer for topic-specific reasoning. A saved progress tick is an activity record; judge mastery from the learner’s explanation and evidence.</w:t>
       </w:r>
     </w:p>
+    <w:p>
+      <w:pPr>
+        <w:pStyle w:val="Heading1"/>
+      </w:pPr>
+      <w:r>
+        <w:t>08. Use feedback, labs and repair paths</w:t>
+      </w:r>
+    </w:p>
+    <w:p>
+      <w:r>
+        <w:t>Use the two formative questions as supported practice, not as independent mastery scores. Discuss the deciding evidence rather than accepting a guessed selection.</w:t>
+      </w:r>
+    </w:p>
+    <w:p>
+      <w:r>
+        <w:t>The feedback comes from the reviewed public worked case. Do not reveal the separately reserved independent teacher answer until the learner has attempted that case.</w:t>
+      </w:r>
+    </w:p>
+    <w:p>
+      <w:r>
+        <w:t>Ask students to predict before running code. Preserve errors and actual outputs; collect a changed test and an explanation. The branch-boundary and indexing lessons deliberately include failure cases.</w:t>
+      </w:r>
+    </w:p>
+    <w:p>
+      <w:r>
+        <w:t>Use the earlier worked-explanation links to address a specific missing building block, then return to the current question. Adapt this suggestion after observing the learner; it is not an automatic diagnosis.</w:t>
+      </w:r>
+    </w:p>
+    <w:p>
+      <w:r>
+        <w:t>Collect the completed-work portfolio as evidence. Record support separately from correctness, and assess explanation, trace/test and limitations. Progress ticks and quiz selections alone do not establish mastery.</w:t>
+      </w:r>
+    </w:p>
     <w:sectPr>
       <w:pgSz w:w="12240" w:h="15840"/>
       <w:pgMar w:top="936" w:right="1008" w:bottom="936" w:left="1008" w:header="720" w:footer="720" w:gutter="0"/>

--- a/downloads/teacher/ai-4-week-33.docx
+++ b/downloads/teacher/ai-4-week-33.docx
@@ -29,6 +29,11 @@
       </w:r>
     </w:p>
     <w:p>
+      <w:r>
+        <w:t>Prepare Model Cards and Human Review: check the target, prerequisites, resources and adaptable teaching schedule.</w:t>
+      </w:r>
+    </w:p>
+    <w:p>
       <w:pPr>
         <w:pStyle w:val="Heading3"/>
       </w:pPr>
@@ -37,8 +42,32 @@
       </w:r>
     </w:p>
     <w:p>
-      <w:r>
-        <w:t>Primary target: Write a model card whose claims match evidence</w:t>
+      <w:pPr>
+        <w:spacing w:line="336" w:lineRule="auto" w:after="180"/>
+      </w:pPr>
+      <w:r>
+        <w:rPr>
+          <w:b w:val="0"/>
+        </w:rPr>
+        <w:t xml:space="preserve">Primary target: Write a </w:t>
+      </w:r>
+      <w:r>
+        <w:rPr>
+          <w:b/>
+        </w:rPr>
+        <w:t>model card</w:t>
+      </w:r>
+      <w:r>
+        <w:rPr>
+          <w:b w:val="0"/>
+        </w:rPr>
+        <w:t xml:space="preserve"> whose claims match </w:t>
+      </w:r>
+      <w:r>
+        <w:rPr>
+          <w:b/>
+        </w:rPr>
+        <w:t>evidence</w:t>
       </w:r>
     </w:p>
     <w:tbl>
@@ -185,8 +214,37 @@
       </w:tr>
     </w:tbl>
     <w:p>
-      <w:r>
-        <w:t>This is a starting allocation of 135 minutes, not a validated duration. Preserve all named topics. Schedule extra time for connected examples, the full investigation, independent cases and project building. Repeated copies of a case share one recorded attempt; they are not new evidence.</w:t>
+      <w:pPr>
+        <w:spacing w:line="336" w:lineRule="auto" w:after="180"/>
+      </w:pPr>
+      <w:r>
+        <w:rPr>
+          <w:b w:val="0"/>
+        </w:rPr>
+        <w:t>This is a starting allocation of 135 minutes, not a validated duration. Preserve all named topics. Schedule extra time for connected examples, the full investigation, independent cases and project building.</w:t>
+      </w:r>
+    </w:p>
+    <w:p>
+      <w:pPr>
+        <w:spacing w:line="336" w:lineRule="auto" w:after="180"/>
+      </w:pPr>
+      <w:r>
+        <w:rPr>
+          <w:b w:val="0"/>
+        </w:rPr>
+        <w:t xml:space="preserve">Repeated copies of a case share one recorded attempt; they are not new </w:t>
+      </w:r>
+      <w:r>
+        <w:rPr>
+          <w:b/>
+        </w:rPr>
+        <w:t>evidence</w:t>
+      </w:r>
+      <w:r>
+        <w:rPr>
+          <w:b w:val="0"/>
+        </w:rPr>
+        <w:t>.</w:t>
       </w:r>
     </w:p>
     <w:p>
@@ -206,17 +264,35 @@
       </w:r>
     </w:p>
     <w:p>
-      <w:r>
+      <w:pPr>
+        <w:spacing w:line="336" w:lineRule="auto" w:after="180"/>
+      </w:pPr>
+      <w:r>
+        <w:rPr>
+          <w:b w:val="0"/>
+        </w:rPr>
         <w:t>Without opening the old lesson, explain one key idea from Proxy Features and Fairness. Give an example and a mistake that the idea helps you avoid.</w:t>
       </w:r>
     </w:p>
     <w:p>
-      <w:r>
+      <w:pPr>
+        <w:spacing w:line="336" w:lineRule="auto" w:after="180"/>
+      </w:pPr>
+      <w:r>
+        <w:rPr>
+          <w:b w:val="0"/>
+        </w:rPr>
         <w:t>Look for: Identify possible proxy features</w:t>
       </w:r>
     </w:p>
     <w:p>
-      <w:r>
+      <w:pPr>
+        <w:spacing w:line="336" w:lineRule="auto" w:after="180"/>
+      </w:pPr>
+      <w:r>
+        <w:rPr>
+          <w:b w:val="0"/>
+        </w:rPr>
         <w:t>Reference example, not the only acceptable wording: Teacher explanation: X occurs 8/10 north and 2/10 south in this sample. This supports an association, not a deterministic identity rule or a causal explanation.</w:t>
       </w:r>
     </w:p>
@@ -229,18 +305,72 @@
       </w:r>
     </w:p>
     <w:p>
-      <w:r>
+      <w:pPr>
+        <w:spacing w:line="336" w:lineRule="auto" w:after="180"/>
+      </w:pPr>
+      <w:r>
+        <w:rPr>
+          <w:b w:val="0"/>
+        </w:rPr>
         <w:t>Without opening the old lesson, explain one key idea from Improve Generalization. Give an example and a mistake that the idea helps you avoid.</w:t>
       </w:r>
     </w:p>
     <w:p>
-      <w:r>
-        <w:t>Look for: Compare training and validation evidence for model capacity</w:t>
-      </w:r>
-    </w:p>
-    <w:p>
-      <w:r>
-        <w:t>Reference example, not the only acceptable wording: Teacher explanation: Choose the line with validation MAE 3. The curve training MAE 0 does not compensate for validation MAE 8.</w:t>
+      <w:pPr>
+        <w:spacing w:line="336" w:lineRule="auto" w:after="180"/>
+      </w:pPr>
+      <w:r>
+        <w:rPr>
+          <w:b w:val="0"/>
+        </w:rPr>
+        <w:t xml:space="preserve">Look for: Compare </w:t>
+      </w:r>
+      <w:r>
+        <w:rPr>
+          <w:b/>
+        </w:rPr>
+        <w:t>training</w:t>
+      </w:r>
+      <w:r>
+        <w:rPr>
+          <w:b w:val="0"/>
+        </w:rPr>
+        <w:t xml:space="preserve"> and validation </w:t>
+      </w:r>
+      <w:r>
+        <w:rPr>
+          <w:b/>
+        </w:rPr>
+        <w:t>evidence</w:t>
+      </w:r>
+      <w:r>
+        <w:rPr>
+          <w:b w:val="0"/>
+        </w:rPr>
+        <w:t xml:space="preserve"> for model capacity</w:t>
+      </w:r>
+    </w:p>
+    <w:p>
+      <w:pPr>
+        <w:spacing w:line="336" w:lineRule="auto" w:after="180"/>
+      </w:pPr>
+      <w:r>
+        <w:rPr>
+          <w:b w:val="0"/>
+        </w:rPr>
+        <w:t xml:space="preserve">Reference example, not the only acceptable wording: Teacher explanation: Choose the line with validation MAE 3. The curve </w:t>
+      </w:r>
+      <w:r>
+        <w:rPr>
+          <w:b/>
+        </w:rPr>
+        <w:t>training</w:t>
+      </w:r>
+      <w:r>
+        <w:rPr>
+          <w:b w:val="0"/>
+        </w:rPr>
+        <w:t xml:space="preserve"> MAE 0 does not compensate for validation MAE 8.</w:t>
       </w:r>
     </w:p>
     <w:p>
@@ -252,22 +382,94 @@
       </w:r>
     </w:p>
     <w:p>
-      <w:r>
-        <w:t>Without opening the old lesson, explain one key idea from Overfitting. Give an example and a mistake that the idea helps you avoid.</w:t>
-      </w:r>
-    </w:p>
-    <w:p>
-      <w:r>
-        <w:t>Look for: Compare training and validation evidence for model capacity</w:t>
-      </w:r>
-    </w:p>
-    <w:p>
-      <w:r>
-        <w:t>Reference example, not the only acceptable wording: Teacher explanation: Choose the line with validation MAE 3. The curve training MAE 0 does not compensate for validation MAE 8.</w:t>
-      </w:r>
-    </w:p>
-    <w:p>
-      <w:r>
+      <w:pPr>
+        <w:spacing w:line="336" w:lineRule="auto" w:after="180"/>
+      </w:pPr>
+      <w:r>
+        <w:rPr>
+          <w:b w:val="0"/>
+        </w:rPr>
+        <w:t>Without opening the old lesson, explain one key idea from Over</w:t>
+      </w:r>
+      <w:r>
+        <w:rPr>
+          <w:b/>
+        </w:rPr>
+        <w:t>fitting</w:t>
+      </w:r>
+      <w:r>
+        <w:rPr>
+          <w:b w:val="0"/>
+        </w:rPr>
+        <w:t>. Give an example and a mistake that the idea helps you avoid.</w:t>
+      </w:r>
+    </w:p>
+    <w:p>
+      <w:pPr>
+        <w:spacing w:line="336" w:lineRule="auto" w:after="180"/>
+      </w:pPr>
+      <w:r>
+        <w:rPr>
+          <w:b w:val="0"/>
+        </w:rPr>
+        <w:t xml:space="preserve">Look for: Compare </w:t>
+      </w:r>
+      <w:r>
+        <w:rPr>
+          <w:b/>
+        </w:rPr>
+        <w:t>training</w:t>
+      </w:r>
+      <w:r>
+        <w:rPr>
+          <w:b w:val="0"/>
+        </w:rPr>
+        <w:t xml:space="preserve"> and validation </w:t>
+      </w:r>
+      <w:r>
+        <w:rPr>
+          <w:b/>
+        </w:rPr>
+        <w:t>evidence</w:t>
+      </w:r>
+      <w:r>
+        <w:rPr>
+          <w:b w:val="0"/>
+        </w:rPr>
+        <w:t xml:space="preserve"> for model capacity</w:t>
+      </w:r>
+    </w:p>
+    <w:p>
+      <w:pPr>
+        <w:spacing w:line="336" w:lineRule="auto" w:after="180"/>
+      </w:pPr>
+      <w:r>
+        <w:rPr>
+          <w:b w:val="0"/>
+        </w:rPr>
+        <w:t xml:space="preserve">Reference example, not the only acceptable wording: Teacher explanation: Choose the line with validation MAE 3. The curve </w:t>
+      </w:r>
+      <w:r>
+        <w:rPr>
+          <w:b/>
+        </w:rPr>
+        <w:t>training</w:t>
+      </w:r>
+      <w:r>
+        <w:rPr>
+          <w:b w:val="0"/>
+        </w:rPr>
+        <w:t xml:space="preserve"> MAE 0 does not compensate for validation MAE 8.</w:t>
+      </w:r>
+    </w:p>
+    <w:p>
+      <w:pPr>
+        <w:spacing w:line="336" w:lineRule="auto" w:after="180"/>
+      </w:pPr>
+      <w:r>
+        <w:rPr>
+          <w:b w:val="0"/>
+        </w:rPr>
         <w:t>Use the student module and workbook section with this exact week title. The worked case, independent question and answers below form one aligned lesson sequence.</w:t>
       </w:r>
     </w:p>
@@ -280,7 +482,14 @@
       </w:r>
     </w:p>
     <w:p>
-      <w:r>
+      <w:pPr>
+        <w:spacing w:line="336" w:lineRule="auto" w:after="180"/>
+        <w:shd w:fill="F5F1FB"/>
+      </w:pPr>
+      <w:r>
+        <w:rPr>
+          <w:b w:val="0"/>
+        </w:rPr>
         <w:t>Draft five model-card headings for a classroom leaf classifier. Why must the card state that its labels are classroom categories rather than professional plant diagnosis?</w:t>
       </w:r>
     </w:p>
@@ -293,8 +502,50 @@
       </w:r>
     </w:p>
     <w:p>
-      <w:r>
-        <w:t>A model card defines intended use, evidence, limitations, risks, decision boundaries, monitoring, and human escalation.</w:t>
+      <w:pPr>
+        <w:spacing w:line="336" w:lineRule="auto" w:after="180"/>
+      </w:pPr>
+      <w:r>
+        <w:rPr>
+          <w:b w:val="0"/>
+        </w:rPr>
+        <w:t xml:space="preserve">A </w:t>
+      </w:r>
+      <w:r>
+        <w:rPr>
+          <w:b/>
+        </w:rPr>
+        <w:t>model card</w:t>
+      </w:r>
+      <w:r>
+        <w:rPr>
+          <w:b w:val="0"/>
+        </w:rPr>
+        <w:t xml:space="preserve"> defines </w:t>
+      </w:r>
+      <w:r>
+        <w:rPr>
+          <w:b/>
+        </w:rPr>
+        <w:t>intended use</w:t>
+      </w:r>
+      <w:r>
+        <w:rPr>
+          <w:b w:val="0"/>
+        </w:rPr>
+        <w:t xml:space="preserve">, </w:t>
+      </w:r>
+      <w:r>
+        <w:rPr>
+          <w:b/>
+        </w:rPr>
+        <w:t>evidence</w:t>
+      </w:r>
+      <w:r>
+        <w:rPr>
+          <w:b w:val="0"/>
+        </w:rPr>
+        <w:t>, limitations, risks, decision boundaries, monitoring, and human escalation.</w:t>
       </w:r>
     </w:p>
     <w:tbl>
@@ -430,12 +681,38 @@
       </w:r>
     </w:p>
     <w:p>
-      <w:r>
+      <w:pPr>
+        <w:spacing w:line="336" w:lineRule="auto" w:after="180"/>
+      </w:pPr>
+      <w:r>
+        <w:rPr>
+          <w:b w:val="0"/>
+        </w:rPr>
         <w:t>Use the supplied scenario, student illustrations and blank paper. For numeric work, offer counters or a calculator after learners show the setup. Fictional records are supplied; personal data and paid accounts are unnecessary.</w:t>
       </w:r>
     </w:p>
     <w:p>
-      <w:r>
+      <w:pPr>
+        <w:pStyle w:val="Heading3"/>
+      </w:pPr>
+      <w:r>
+        <w:t>Alternative compact allocation</w:t>
+      </w:r>
+    </w:p>
+    <w:p>
+      <w:r>
+        <w:t>This compact option is not the full-week schedule. Use the main teaching cycle and allow extra sessions for the investigation, independent work and project.</w:t>
+      </w:r>
+    </w:p>
+    <w:p>
+      <w:pPr>
+        <w:spacing w:line="336" w:lineRule="auto" w:after="180"/>
+        <w:shd w:fill="F1F6F8"/>
+      </w:pPr>
+      <w:r>
+        <w:rPr>
+          <w:b w:val="0"/>
+        </w:rPr>
         <w:t>Allow 80 minutes: recall 8; explanation 12; worked demonstration 15; guided practice 20; independent assessment 15; project and reflection 10. Extend the lab into a second session when needed.</w:t>
       </w:r>
     </w:p>
@@ -448,8 +725,37 @@
       </w:r>
     </w:p>
     <w:p>
-      <w:r>
-        <w:t>Teach two 45-minute sessions. This week focuses on model cards and review. Model the worked example first, collect the new W 4 case independently before feedback, and use the fresh retry to check transfer. Award credit for traceable reasoning and bounded claims, including justified uncertainty.</w:t>
+      <w:pPr>
+        <w:spacing w:line="336" w:lineRule="auto" w:after="180"/>
+      </w:pPr>
+      <w:r>
+        <w:rPr>
+          <w:b w:val="0"/>
+        </w:rPr>
+        <w:t xml:space="preserve">Teach two 45-minute sessions. This week focuses on </w:t>
+      </w:r>
+      <w:r>
+        <w:rPr>
+          <w:b/>
+        </w:rPr>
+        <w:t>model card</w:t>
+      </w:r>
+      <w:r>
+        <w:rPr>
+          <w:b w:val="0"/>
+        </w:rPr>
+        <w:t>s and review. Model the worked example first, collect the new W 4 case independently before feedback, and use the fresh retry to check transfer.</w:t>
+      </w:r>
+    </w:p>
+    <w:p>
+      <w:pPr>
+        <w:spacing w:line="336" w:lineRule="auto" w:after="180"/>
+      </w:pPr>
+      <w:r>
+        <w:rPr>
+          <w:b w:val="0"/>
+        </w:rPr>
+        <w:t>Award credit for traceable reasoning and bounded claims, including justified uncertainty.</w:t>
       </w:r>
     </w:p>
     <w:p>
@@ -461,27 +767,69 @@
       </w:r>
     </w:p>
     <w:p>
-      <w:r>
+      <w:pPr>
+        <w:spacing w:line="336" w:lineRule="auto" w:after="180"/>
+      </w:pPr>
+      <w:r>
+        <w:rPr>
+          <w:b w:val="0"/>
+        </w:rPr>
         <w:t>Data provenance, model version, full results, limitations and decision history.</w:t>
       </w:r>
     </w:p>
     <w:p>
-      <w:r>
+      <w:pPr>
+        <w:spacing w:line="336" w:lineRule="auto" w:after="180"/>
+      </w:pPr>
+      <w:r>
+        <w:rPr>
+          <w:b w:val="0"/>
+        </w:rPr>
         <w:t>Printed student lesson and workbook</w:t>
       </w:r>
     </w:p>
     <w:p>
-      <w:r>
+      <w:pPr>
+        <w:spacing w:line="336" w:lineRule="auto" w:after="180"/>
+      </w:pPr>
+      <w:r>
+        <w:rPr>
+          <w:b w:val="0"/>
+        </w:rPr>
         <w:t>Paper, pencils and a calculator for fractions</w:t>
       </w:r>
     </w:p>
     <w:p>
-      <w:r>
-        <w:t>The fictional examples and a blank evidence table</w:t>
-      </w:r>
-    </w:p>
-    <w:p>
-      <w:r>
+      <w:pPr>
+        <w:spacing w:line="336" w:lineRule="auto" w:after="180"/>
+      </w:pPr>
+      <w:r>
+        <w:rPr>
+          <w:b w:val="0"/>
+        </w:rPr>
+        <w:t xml:space="preserve">The fictional examples and a blank </w:t>
+      </w:r>
+      <w:r>
+        <w:rPr>
+          <w:b/>
+        </w:rPr>
+        <w:t>evidence</w:t>
+      </w:r>
+      <w:r>
+        <w:rPr>
+          <w:b w:val="0"/>
+        </w:rPr>
+        <w:t xml:space="preserve"> table</w:t>
+      </w:r>
+    </w:p>
+    <w:p>
+      <w:pPr>
+        <w:spacing w:line="336" w:lineRule="auto" w:after="180"/>
+      </w:pPr>
+      <w:r>
+        <w:rPr>
+          <w:b w:val="0"/>
+        </w:rPr>
         <w:t>Saved classroom project records for critique; no personal student dataset required</w:t>
       </w:r>
     </w:p>
@@ -494,12 +842,48 @@
       </w:r>
     </w:p>
     <w:p>
-      <w:r>
-        <w:t>By the end, I can explain model cards and human review using a traced example and a stated limitation.</w:t>
-      </w:r>
-    </w:p>
-    <w:p>
-      <w:r>
+      <w:pPr>
+        <w:spacing w:line="336" w:lineRule="auto" w:after="180"/>
+      </w:pPr>
+      <w:r>
+        <w:rPr>
+          <w:b w:val="0"/>
+        </w:rPr>
+        <w:t xml:space="preserve">By the end, I can explain </w:t>
+      </w:r>
+      <w:r>
+        <w:rPr>
+          <w:b/>
+        </w:rPr>
+        <w:t>model card</w:t>
+      </w:r>
+      <w:r>
+        <w:rPr>
+          <w:b w:val="0"/>
+        </w:rPr>
+        <w:t xml:space="preserve">s and </w:t>
+      </w:r>
+      <w:r>
+        <w:rPr>
+          <w:b/>
+        </w:rPr>
+        <w:t>human review</w:t>
+      </w:r>
+      <w:r>
+        <w:rPr>
+          <w:b w:val="0"/>
+        </w:rPr>
+        <w:t xml:space="preserve"> using a traced example and a stated limitation.</w:t>
+      </w:r>
+    </w:p>
+    <w:p>
+      <w:pPr>
+        <w:spacing w:line="336" w:lineRule="auto" w:after="180"/>
+      </w:pPr>
+      <w:r>
+        <w:rPr>
+          <w:b w:val="0"/>
+        </w:rPr>
         <w:t>This added worked case illustrates the week’s main idea. Retain all original and connected topics; schedule its practice within the teaching cycle.</w:t>
       </w:r>
     </w:p>
@@ -512,76 +896,349 @@
       </w:r>
     </w:p>
     <w:p>
+      <w:r>
+        <w:t>Model Model Cards and Human Review using the supplied case, labelled mechanism and reasoning. Make the scope of each conclusion explicit.</w:t>
+      </w:r>
+    </w:p>
+    <w:p>
+      <w:pPr>
+        <w:spacing w:line="336" w:lineRule="auto" w:after="180"/>
+      </w:pPr>
+      <w:r>
+        <w:rPr>
+          <w:b w:val="0"/>
+        </w:rPr>
+        <w:t>Trace the information, fitted behavior, and evaluation proof separately.</w:t>
+      </w:r>
+    </w:p>
+    <w:p>
       <w:pPr>
         <w:pStyle w:val="Heading3"/>
       </w:pPr>
       <w:r>
-        <w:t>Explain the mechanism</w:t>
-      </w:r>
-    </w:p>
-    <w:p>
-      <w:r>
-        <w:t>Trace the information, fitted behavior, and evaluation proof separately.</w:t>
-      </w:r>
-    </w:p>
-    <w:p>
-      <w:r>
-        <w:t>QUESTION Write a model card with a clear do-not-use case and review path.</w:t>
-      </w:r>
-    </w:p>
-    <w:p>
-      <w:r>
-        <w:t>MODEL IDEA A model card defines intended use, evidence, limitations, risks, decision boundaries, monitoring, and human escalation.</w:t>
-      </w:r>
-    </w:p>
-    <w:p>
-      <w:r>
+        <w:t>Question to explain</w:t>
+      </w:r>
+    </w:p>
+    <w:p>
+      <w:pPr>
+        <w:spacing w:line="336" w:lineRule="auto" w:after="180"/>
+        <w:shd w:fill="F5F1FB"/>
+      </w:pPr>
+      <w:r>
+        <w:rPr>
+          <w:b w:val="0"/>
+        </w:rPr>
+        <w:t xml:space="preserve">QUESTION Write a </w:t>
+      </w:r>
+      <w:r>
+        <w:rPr>
+          <w:b/>
+        </w:rPr>
+        <w:t>model card</w:t>
+      </w:r>
+      <w:r>
+        <w:rPr>
+          <w:b w:val="0"/>
+        </w:rPr>
+        <w:t xml:space="preserve"> with a clear </w:t>
+      </w:r>
+      <w:r>
+        <w:rPr>
+          <w:b/>
+        </w:rPr>
+        <w:t>do-not-use</w:t>
+      </w:r>
+      <w:r>
+        <w:rPr>
+          <w:b w:val="0"/>
+        </w:rPr>
+        <w:t xml:space="preserve"> case and review path.</w:t>
+      </w:r>
+    </w:p>
+    <w:p>
+      <w:pPr>
+        <w:spacing w:line="336" w:lineRule="auto" w:after="180"/>
+      </w:pPr>
+      <w:r>
+        <w:rPr>
+          <w:b w:val="0"/>
+        </w:rPr>
+        <w:t xml:space="preserve">MODEL IDEA A </w:t>
+      </w:r>
+      <w:r>
+        <w:rPr>
+          <w:b/>
+        </w:rPr>
+        <w:t>model card</w:t>
+      </w:r>
+      <w:r>
+        <w:rPr>
+          <w:b w:val="0"/>
+        </w:rPr>
+        <w:t xml:space="preserve"> defines </w:t>
+      </w:r>
+      <w:r>
+        <w:rPr>
+          <w:b/>
+        </w:rPr>
+        <w:t>intended use</w:t>
+      </w:r>
+      <w:r>
+        <w:rPr>
+          <w:b w:val="0"/>
+        </w:rPr>
+        <w:t xml:space="preserve">, </w:t>
+      </w:r>
+      <w:r>
+        <w:rPr>
+          <w:b/>
+        </w:rPr>
+        <w:t>evidence</w:t>
+      </w:r>
+      <w:r>
+        <w:rPr>
+          <w:b w:val="0"/>
+        </w:rPr>
+        <w:t>, limitations, risks, decision boundaries, monitoring, and human escalation.</w:t>
+      </w:r>
+    </w:p>
+    <w:p>
+      <w:pPr>
+        <w:spacing w:line="336" w:lineRule="auto" w:after="180"/>
+      </w:pPr>
+      <w:r>
+        <w:rPr>
+          <w:b w:val="0"/>
+        </w:rPr>
         <w:t>PROOF NEEDED Use an unseen case, visible calculation, error analysis, and a stated limitation.</w:t>
       </w:r>
     </w:p>
     <w:p>
-      <w:r>
-        <w:t>UNDER THE HOOD Intended use: classroom exploration of visible leaf spotting. Evidence: test metrics, confusion matrix, subgroup slices, and data version.</w:t>
-      </w:r>
-    </w:p>
-    <w:p>
-      <w:r>
-        <w:t>Draw a fresh data → model → prediction → evaluation trace:</w:t>
-      </w:r>
-    </w:p>
-    <w:p>
-      <w:r>
-        <w:t>Predict first. Then check each step. A correct answer without visible evidence cannot be audited.</w:t>
-      </w:r>
-    </w:p>
-    <w:p>
-      <w:r>
-        <w:t>STEP 1 Intended use: classroom exploration of visible leaf spotting.</w:t>
-      </w:r>
-    </w:p>
-    <w:p>
-      <w:r>
-        <w:t>STEP 2 Evidence: test metrics, confusion matrix, subgroup slices, and data version.</w:t>
-      </w:r>
-    </w:p>
-    <w:p>
-      <w:r>
+      <w:pPr>
+        <w:pStyle w:val="Heading3"/>
+      </w:pPr>
+      <w:r>
+        <w:t>How the mechanism works</w:t>
+      </w:r>
+    </w:p>
+    <w:p>
+      <w:pPr>
+        <w:spacing w:line="336" w:lineRule="auto" w:after="180"/>
+        <w:shd w:fill="F1F6F8"/>
+      </w:pPr>
+      <w:r>
+        <w:rPr>
+          <w:b w:val="0"/>
+        </w:rPr>
+        <w:t xml:space="preserve">UNDER THE HOOD </w:t>
+      </w:r>
+      <w:r>
+        <w:rPr>
+          <w:b/>
+        </w:rPr>
+        <w:t>Intended use</w:t>
+      </w:r>
+      <w:r>
+        <w:rPr>
+          <w:b w:val="0"/>
+        </w:rPr>
+        <w:t xml:space="preserve">: classroom exploration of visible leaf spotting. </w:t>
+      </w:r>
+      <w:r>
+        <w:rPr>
+          <w:b/>
+        </w:rPr>
+        <w:t>Evidence</w:t>
+      </w:r>
+      <w:r>
+        <w:rPr>
+          <w:b w:val="0"/>
+        </w:rPr>
+        <w:t>: test metrics, confusion matrix, subgroup slices, and data version.</w:t>
+      </w:r>
+    </w:p>
+    <w:p>
+      <w:pPr>
+        <w:spacing w:line="336" w:lineRule="auto" w:after="180"/>
+      </w:pPr>
+      <w:r>
+        <w:rPr>
+          <w:b w:val="0"/>
+        </w:rPr>
+        <w:t xml:space="preserve">Draw a fresh data → model → </w:t>
+      </w:r>
+      <w:r>
+        <w:rPr>
+          <w:b/>
+        </w:rPr>
+        <w:t>prediction</w:t>
+      </w:r>
+      <w:r>
+        <w:rPr>
+          <w:b w:val="0"/>
+        </w:rPr>
+        <w:t xml:space="preserve"> → evaluation trace:</w:t>
+      </w:r>
+    </w:p>
+    <w:p>
+      <w:pPr>
+        <w:spacing w:line="336" w:lineRule="auto" w:after="180"/>
+      </w:pPr>
+      <w:r>
+        <w:rPr>
+          <w:b w:val="0"/>
+        </w:rPr>
+        <w:t xml:space="preserve">Predict first. Then check each step. A correct answer without visible </w:t>
+      </w:r>
+      <w:r>
+        <w:rPr>
+          <w:b/>
+        </w:rPr>
+        <w:t>evidence</w:t>
+      </w:r>
+      <w:r>
+        <w:rPr>
+          <w:b w:val="0"/>
+        </w:rPr>
+        <w:t xml:space="preserve"> cannot be audited.</w:t>
+      </w:r>
+    </w:p>
+    <w:p>
+      <w:pPr>
+        <w:pStyle w:val="Heading3"/>
+      </w:pPr>
+      <w:r>
+        <w:t>Step 1</w:t>
+      </w:r>
+    </w:p>
+    <w:p>
+      <w:pPr>
+        <w:spacing w:line="336" w:lineRule="auto" w:after="180"/>
+        <w:shd w:fill="F4F9FC"/>
+      </w:pPr>
+      <w:r>
+        <w:rPr>
+          <w:b w:val="0"/>
+        </w:rPr>
+        <w:t xml:space="preserve">STEP 1 </w:t>
+      </w:r>
+      <w:r>
+        <w:rPr>
+          <w:b/>
+        </w:rPr>
+        <w:t>Intended use</w:t>
+      </w:r>
+      <w:r>
+        <w:rPr>
+          <w:b w:val="0"/>
+        </w:rPr>
+        <w:t>: classroom exploration of visible leaf spotting.</w:t>
+      </w:r>
+    </w:p>
+    <w:p>
+      <w:pPr>
+        <w:pStyle w:val="Heading3"/>
+      </w:pPr>
+      <w:r>
+        <w:t>Step 2</w:t>
+      </w:r>
+    </w:p>
+    <w:p>
+      <w:pPr>
+        <w:spacing w:line="336" w:lineRule="auto" w:after="180"/>
+        <w:shd w:fill="F4F9FC"/>
+      </w:pPr>
+      <w:r>
+        <w:rPr>
+          <w:b w:val="0"/>
+        </w:rPr>
+        <w:t xml:space="preserve">STEP 2 </w:t>
+      </w:r>
+      <w:r>
+        <w:rPr>
+          <w:b/>
+        </w:rPr>
+        <w:t>Evidence</w:t>
+      </w:r>
+      <w:r>
+        <w:rPr>
+          <w:b w:val="0"/>
+        </w:rPr>
+        <w:t>: test metrics, confusion matrix, subgroup slices, and data version.</w:t>
+      </w:r>
+    </w:p>
+    <w:p>
+      <w:pPr>
+        <w:pStyle w:val="Heading3"/>
+      </w:pPr>
+      <w:r>
+        <w:t>Step 3</w:t>
+      </w:r>
+    </w:p>
+    <w:p>
+      <w:pPr>
+        <w:spacing w:line="336" w:lineRule="auto" w:after="180"/>
+        <w:shd w:fill="F4F9FC"/>
+      </w:pPr>
+      <w:r>
+        <w:rPr>
+          <w:b w:val="0"/>
+        </w:rPr>
         <w:t>STEP 3 Do not use for pesticide, medical, or agricultural diagnosis.</w:t>
       </w:r>
     </w:p>
     <w:p>
-      <w:r>
+      <w:pPr>
+        <w:pStyle w:val="Heading3"/>
+      </w:pPr>
+      <w:r>
+        <w:t>Step 4</w:t>
+      </w:r>
+    </w:p>
+    <w:p>
+      <w:pPr>
+        <w:spacing w:line="336" w:lineRule="auto" w:after="180"/>
+        <w:shd w:fill="F4F9FC"/>
+      </w:pPr>
+      <w:r>
+        <w:rPr>
+          <w:b w:val="0"/>
+        </w:rPr>
         <w:t>STEP 4 Uncertain, unfamiliar, or high-consequence cases route to a teacher or qualified adult.</w:t>
       </w:r>
     </w:p>
     <w:p>
-      <w:r>
+      <w:pPr>
+        <w:spacing w:line="336" w:lineRule="auto" w:after="180"/>
+      </w:pPr>
+      <w:r>
+        <w:rPr>
+          <w:b w:val="0"/>
+        </w:rPr>
         <w:t>CHECK Verify the denominator, unit, split, class definition, and data version before interpreting a score.</w:t>
       </w:r>
     </w:p>
     <w:p>
-      <w:r>
-        <w:t>Recalculate, retrace, or restate the evidence independently:</w:t>
+      <w:pPr>
+        <w:spacing w:line="336" w:lineRule="auto" w:after="180"/>
+      </w:pPr>
+      <w:r>
+        <w:rPr>
+          <w:b w:val="0"/>
+        </w:rPr>
+        <w:t xml:space="preserve">Recalculate, retrace, or restate the </w:t>
+      </w:r>
+      <w:r>
+        <w:rPr>
+          <w:b/>
+        </w:rPr>
+        <w:t>evidence</w:t>
+      </w:r>
+      <w:r>
+        <w:rPr>
+          <w:b w:val="0"/>
+        </w:rPr>
+        <w:t xml:space="preserve"> independently:</w:t>
       </w:r>
     </w:p>
     <w:p>
@@ -593,54 +1250,321 @@
       </w:r>
     </w:p>
     <w:p>
-      <w:r>
-        <w:t>A model card says healthy/spotted,80% accuracy only.</w:t>
-      </w:r>
-    </w:p>
-    <w:p>
-      <w:r>
-        <w:t>Add responsible-use evidence.</w:t>
-      </w:r>
-    </w:p>
-    <w:p>
       <w:pPr>
         <w:pStyle w:val="Heading3"/>
       </w:pPr>
       <w:r>
+        <w:t>The teaching case</w:t>
+      </w:r>
+    </w:p>
+    <w:p>
+      <w:pPr>
+        <w:spacing w:line="336" w:lineRule="auto" w:after="180"/>
+        <w:shd w:fill="F1F6FC"/>
+      </w:pPr>
+      <w:r>
+        <w:rPr>
+          <w:b w:val="0"/>
+        </w:rPr>
+        <w:t xml:space="preserve">A </w:t>
+      </w:r>
+      <w:r>
+        <w:rPr>
+          <w:b/>
+        </w:rPr>
+        <w:t>model card</w:t>
+      </w:r>
+      <w:r>
+        <w:rPr>
+          <w:b w:val="0"/>
+        </w:rPr>
+        <w:t xml:space="preserve"> says healthy/spotted,</w:t>
+      </w:r>
+      <w:r>
+        <w:rPr>
+          <w:b/>
+        </w:rPr>
+        <w:t>80%</w:t>
+      </w:r>
+      <w:r>
+        <w:rPr>
+          <w:b w:val="0"/>
+        </w:rPr>
+        <w:t xml:space="preserve"> accuracy only.</w:t>
+      </w:r>
+    </w:p>
+    <w:p>
+      <w:pPr>
+        <w:pStyle w:val="Heading3"/>
+      </w:pPr>
+      <w:r>
+        <w:t>The teaching case</w:t>
+      </w:r>
+    </w:p>
+    <w:p>
+      <w:pPr>
+        <w:spacing w:line="336" w:lineRule="auto" w:after="180"/>
+        <w:shd w:fill="F1F6FC"/>
+      </w:pPr>
+      <w:r>
+        <w:rPr>
+          <w:b w:val="0"/>
+        </w:rPr>
+        <w:t xml:space="preserve">Add responsible-use </w:t>
+      </w:r>
+      <w:r>
+        <w:rPr>
+          <w:b/>
+        </w:rPr>
+        <w:t>evidence</w:t>
+      </w:r>
+      <w:r>
+        <w:rPr>
+          <w:b w:val="0"/>
+        </w:rPr>
+        <w:t>.</w:t>
+      </w:r>
+    </w:p>
+    <w:p>
+      <w:pPr>
+        <w:pStyle w:val="Heading3"/>
+      </w:pPr>
+      <w:r>
         <w:t>Exact explanation to model</w:t>
       </w:r>
     </w:p>
     <w:p>
-      <w:r>
-        <w:t>Intended users/conditions, labels/data, evaluation sets/metrics, class/subgroup results, versions, limitations, excluded uses and human review. Classroom classification is not professional diagnosis.</w:t>
-      </w:r>
-    </w:p>
-    <w:p>
       <w:pPr>
         <w:pStyle w:val="Heading3"/>
       </w:pPr>
       <w:r>
+        <w:t>Why the result follows</w:t>
+      </w:r>
+    </w:p>
+    <w:p>
+      <w:pPr>
+        <w:spacing w:line="336" w:lineRule="auto" w:after="180"/>
+        <w:shd w:fill="F1F6FC"/>
+      </w:pPr>
+      <w:r>
+        <w:rPr>
+          <w:b/>
+        </w:rPr>
+        <w:t>Intended use</w:t>
+      </w:r>
+      <w:r>
+        <w:rPr>
+          <w:b w:val="0"/>
+        </w:rPr>
+        <w:t xml:space="preserve">rs/conditions, labels/data, evaluation sets/metrics, class/subgroup results, versions, limitations, excluded uses and </w:t>
+      </w:r>
+      <w:r>
+        <w:rPr>
+          <w:b/>
+        </w:rPr>
+        <w:t>human review</w:t>
+      </w:r>
+      <w:r>
+        <w:rPr>
+          <w:b w:val="0"/>
+        </w:rPr>
+        <w:t>. Classroom classification is not professional diagnosis.</w:t>
+      </w:r>
+    </w:p>
+    <w:p>
+      <w:pPr>
+        <w:pStyle w:val="Heading3"/>
+      </w:pPr>
+      <w:r>
         <w:t>Explain the added worked example</w:t>
       </w:r>
     </w:p>
     <w:p>
-      <w:r>
-        <w:t>A model card helps another person understand what was built and what evidence exists. It is a record, not a certificate of safety. Link statements to saved data and run records. Use unknown or not evaluated where evidence is absent instead of filling gaps with optimistic language.</w:t>
-      </w:r>
-    </w:p>
-    <w:p>
-      <w:r>
-        <w:t>Use fictional classroom data throughout this investigation. Keep the task, units, reference labels and data split visible as you reason. Earlier weeks supplied the model-building process; this week examines model cards and review.</w:t>
-      </w:r>
-    </w:p>
-    <w:p>
-      <w:r>
-        <w:t>Example card: classroom parcel classifier v 1; purpose: compare toy classification methods on fictional clear/blocked labels. Training 40, validation 20, test 12 with separate record groups. Frozen test TN 7 FP 1 FN 2 TP 2, blocked positive: accuracy 9/12, precision 2/3, recall 2/4. Always-clear baseline scores 8/12. No real parcel or student decision is supported.</w:t>
-      </w:r>
-    </w:p>
-    <w:p>
-      <w:r>
-        <w:t>Before continuing, underline the decision rule and circle the evidence that supports the conclusion. Explain the example to a partner without replacing the counts or conditions with a stronger claim. Keep the distinction between an observed result and a proposed next step.</w:t>
+      <w:pPr>
+        <w:pStyle w:val="Heading3"/>
+      </w:pPr>
+      <w:r>
+        <w:t>Explain the added worked example · 1</w:t>
+      </w:r>
+    </w:p>
+    <w:p>
+      <w:pPr>
+        <w:spacing w:line="336" w:lineRule="auto" w:after="180"/>
+      </w:pPr>
+      <w:r>
+        <w:rPr>
+          <w:b w:val="0"/>
+        </w:rPr>
+        <w:t xml:space="preserve">A </w:t>
+      </w:r>
+      <w:r>
+        <w:rPr>
+          <w:b/>
+        </w:rPr>
+        <w:t>model card</w:t>
+      </w:r>
+      <w:r>
+        <w:rPr>
+          <w:b w:val="0"/>
+        </w:rPr>
+        <w:t xml:space="preserve"> helps another person understand what was built and what </w:t>
+      </w:r>
+      <w:r>
+        <w:rPr>
+          <w:b/>
+        </w:rPr>
+        <w:t>evidence</w:t>
+      </w:r>
+      <w:r>
+        <w:rPr>
+          <w:b w:val="0"/>
+        </w:rPr>
+        <w:t xml:space="preserve"> exists. It is a record, not a certificate of safety. Link statements to saved data and run records.</w:t>
+      </w:r>
+    </w:p>
+    <w:p>
+      <w:pPr>
+        <w:spacing w:line="336" w:lineRule="auto" w:after="180"/>
+      </w:pPr>
+      <w:r>
+        <w:rPr>
+          <w:b w:val="0"/>
+        </w:rPr>
+        <w:t xml:space="preserve">Use unknown or not evaluated where </w:t>
+      </w:r>
+      <w:r>
+        <w:rPr>
+          <w:b/>
+        </w:rPr>
+        <w:t>evidence</w:t>
+      </w:r>
+      <w:r>
+        <w:rPr>
+          <w:b w:val="0"/>
+        </w:rPr>
+        <w:t xml:space="preserve"> is absent instead of filling gaps with optimistic language.</w:t>
+      </w:r>
+    </w:p>
+    <w:p>
+      <w:pPr>
+        <w:spacing w:line="336" w:lineRule="auto" w:after="180"/>
+      </w:pPr>
+      <w:r>
+        <w:rPr>
+          <w:b w:val="0"/>
+        </w:rPr>
+        <w:t>Use fictional classroom data throughout this investigation. Keep the task, units, reference labels and data split visible as you reason.</w:t>
+      </w:r>
+    </w:p>
+    <w:p>
+      <w:pPr>
+        <w:spacing w:line="336" w:lineRule="auto" w:after="180"/>
+      </w:pPr>
+      <w:r>
+        <w:rPr>
+          <w:b w:val="0"/>
+        </w:rPr>
+        <w:t xml:space="preserve">Earlier weeks supplied the model-building </w:t>
+      </w:r>
+      <w:r>
+        <w:rPr>
+          <w:b/>
+        </w:rPr>
+        <w:t>process</w:t>
+      </w:r>
+      <w:r>
+        <w:rPr>
+          <w:b w:val="0"/>
+        </w:rPr>
+        <w:t xml:space="preserve">; this week examines </w:t>
+      </w:r>
+      <w:r>
+        <w:rPr>
+          <w:b/>
+        </w:rPr>
+        <w:t>model card</w:t>
+      </w:r>
+      <w:r>
+        <w:rPr>
+          <w:b w:val="0"/>
+        </w:rPr>
+        <w:t>s and review.</w:t>
+      </w:r>
+    </w:p>
+    <w:p>
+      <w:pPr>
+        <w:pStyle w:val="Heading3"/>
+      </w:pPr>
+      <w:r>
+        <w:t>Explain the added worked example · 2</w:t>
+      </w:r>
+    </w:p>
+    <w:p>
+      <w:pPr>
+        <w:spacing w:line="336" w:lineRule="auto" w:after="180"/>
+      </w:pPr>
+      <w:r>
+        <w:rPr>
+          <w:b w:val="0"/>
+        </w:rPr>
+        <w:t xml:space="preserve">Example card: classroom parcel classifier v 1; purpose: compare toy classification methods on fictional clear/blocked labels. </w:t>
+      </w:r>
+      <w:r>
+        <w:rPr>
+          <w:b/>
+        </w:rPr>
+        <w:t>Training</w:t>
+      </w:r>
+      <w:r>
+        <w:rPr>
+          <w:b w:val="0"/>
+        </w:rPr>
+        <w:t xml:space="preserve"> 40, validation 20, test 12 with separate record groups.</w:t>
+      </w:r>
+    </w:p>
+    <w:p>
+      <w:pPr>
+        <w:spacing w:line="336" w:lineRule="auto" w:after="180"/>
+      </w:pPr>
+      <w:r>
+        <w:rPr>
+          <w:b w:val="0"/>
+        </w:rPr>
+        <w:t>Frozen test TN 7 FP 1 FN 2 TP 2, blocked positive: accuracy 9/12, precision 2/3, recall 2/4. Always-clear baseline scores 8/12. No real parcel or student decision is supported.</w:t>
+      </w:r>
+    </w:p>
+    <w:p>
+      <w:pPr>
+        <w:spacing w:line="336" w:lineRule="auto" w:after="180"/>
+      </w:pPr>
+      <w:r>
+        <w:rPr>
+          <w:b w:val="0"/>
+        </w:rPr>
+        <w:t xml:space="preserve">Before continuing, underline the decision rule and circle the </w:t>
+      </w:r>
+      <w:r>
+        <w:rPr>
+          <w:b/>
+        </w:rPr>
+        <w:t>evidence</w:t>
+      </w:r>
+      <w:r>
+        <w:rPr>
+          <w:b w:val="0"/>
+        </w:rPr>
+        <w:t xml:space="preserve"> that supports the conclusion. Explain the example to a partner without replacing the counts or conditions with a stronger claim.</w:t>
+      </w:r>
+    </w:p>
+    <w:p>
+      <w:pPr>
+        <w:spacing w:line="336" w:lineRule="auto" w:after="180"/>
+      </w:pPr>
+      <w:r>
+        <w:rPr>
+          <w:b w:val="0"/>
+        </w:rPr>
+        <w:t>Keep the distinction between an observed result and a proposed next step.</w:t>
       </w:r>
     </w:p>
     <w:p>
@@ -784,8 +1708,37 @@
       </w:r>
     </w:p>
     <w:p>
-      <w:r>
-        <w:t>Use the complete worked example below before asking learners to complete W2. Reveal a small part, invite a prediction, then explain the deciding step. These teacher notes contain solutions; do not reveal the independent case answer during modelling.</w:t>
+      <w:pPr>
+        <w:spacing w:line="336" w:lineRule="auto" w:after="180"/>
+      </w:pPr>
+      <w:r>
+        <w:rPr>
+          <w:b w:val="0"/>
+        </w:rPr>
+        <w:t xml:space="preserve">Use the complete worked example below before asking learners to complete W2. Reveal a small part, invite a </w:t>
+      </w:r>
+      <w:r>
+        <w:rPr>
+          <w:b/>
+        </w:rPr>
+        <w:t>prediction</w:t>
+      </w:r>
+      <w:r>
+        <w:rPr>
+          <w:b w:val="0"/>
+        </w:rPr>
+        <w:t>, then explain the deciding step.</w:t>
+      </w:r>
+    </w:p>
+    <w:p>
+      <w:pPr>
+        <w:spacing w:line="336" w:lineRule="auto" w:after="180"/>
+      </w:pPr>
+      <w:r>
+        <w:rPr>
+          <w:b w:val="0"/>
+        </w:rPr>
+        <w:t>These teacher notes contain solutions; do not reveal the independent case answer during modelling.</w:t>
       </w:r>
     </w:p>
     <w:p>
@@ -1075,7 +2028,13 @@
       </w:tr>
     </w:tbl>
     <w:p>
-      <w:r>
+      <w:pPr>
+        <w:spacing w:line="336" w:lineRule="auto" w:after="180"/>
+      </w:pPr>
+      <w:r>
+        <w:rPr>
+          <w:b w:val="0"/>
+        </w:rPr>
         <w:t>Use the diagram and verbal explanation together. Ask learners to match a sentence to a specific visual step; do not assign learners fixed visual or auditory learning styles.</w:t>
       </w:r>
     </w:p>
@@ -1088,8 +2047,26 @@
       </w:r>
     </w:p>
     <w:p>
-      <w:r>
-        <w:t>Write a model card whose performance statement can be traced to a concrete evaluation.</w:t>
+      <w:pPr>
+        <w:spacing w:line="336" w:lineRule="auto" w:after="180"/>
+      </w:pPr>
+      <w:r>
+        <w:rPr>
+          <w:b w:val="0"/>
+        </w:rPr>
+        <w:t xml:space="preserve">Write a </w:t>
+      </w:r>
+      <w:r>
+        <w:rPr>
+          <w:b/>
+        </w:rPr>
+        <w:t>model card</w:t>
+      </w:r>
+      <w:r>
+        <w:rPr>
+          <w:b w:val="0"/>
+        </w:rPr>
+        <w:t xml:space="preserve"> whose performance statement can be traced to a concrete evaluation.</w:t>
       </w:r>
     </w:p>
     <w:p>
@@ -1101,13 +2078,55 @@
       </w:r>
     </w:p>
     <w:p>
-      <w:r>
+      <w:pPr>
+        <w:pStyle w:val="Heading3"/>
+      </w:pPr>
+      <w:r>
+        <w:t>Supplied facts</w:t>
+      </w:r>
+    </w:p>
+    <w:p>
+      <w:pPr>
+        <w:spacing w:line="336" w:lineRule="auto" w:after="180"/>
+        <w:shd w:fill="F1F6FC"/>
+      </w:pPr>
+      <w:r>
+        <w:rPr>
+          <w:b w:val="0"/>
+        </w:rPr>
         <w:t>Toy v = 3 classifier scored16/20 on five unseen plants with four views each, under indoor tablet lighting. Baseline scored14/20.</w:t>
       </w:r>
     </w:p>
     <w:p>
-      <w:r>
-        <w:t>All inputs and outcomes in this worked example are invented classroom data; no real model run is claimed.</w:t>
+      <w:pPr>
+        <w:pStyle w:val="Heading3"/>
+      </w:pPr>
+      <w:r>
+        <w:t>Supplied facts</w:t>
+      </w:r>
+    </w:p>
+    <w:p>
+      <w:pPr>
+        <w:spacing w:line="336" w:lineRule="auto" w:after="180"/>
+        <w:shd w:fill="F1F6FC"/>
+      </w:pPr>
+      <w:r>
+        <w:rPr>
+          <w:b w:val="0"/>
+        </w:rPr>
+        <w:t xml:space="preserve">All </w:t>
+      </w:r>
+      <w:r>
+        <w:rPr>
+          <w:b/>
+        </w:rPr>
+        <w:t>input</w:t>
+      </w:r>
+      <w:r>
+        <w:rPr>
+          <w:b w:val="0"/>
+        </w:rPr>
+        <w:t>s and outcomes in this worked example are invented classroom data; no real model run is claimed.</w:t>
       </w:r>
     </w:p>
     <w:p>
@@ -1270,43 +2289,184 @@
       </w:r>
     </w:p>
     <w:p>
-      <w:r>
-        <w:t>Read the picture in order. Do not claim all cameras, outdoor conditions or disease diagnosis were validated. The arrows show which recorded input or intermediate result each decision uses. Explain the deciding step aloud before checking the changed case; pointing to the final answer alone does not show how it follows.</w:t>
-      </w:r>
-    </w:p>
-    <w:p>
       <w:pPr>
         <w:pStyle w:val="Heading3"/>
       </w:pPr>
       <w:r>
+        <w:t>Why the result follows</w:t>
+      </w:r>
+    </w:p>
+    <w:p>
+      <w:pPr>
+        <w:spacing w:line="336" w:lineRule="auto" w:after="180"/>
+        <w:shd w:fill="F1F6FC"/>
+      </w:pPr>
+      <w:r>
+        <w:rPr>
+          <w:b w:val="0"/>
+        </w:rPr>
+        <w:t xml:space="preserve">Read the picture in order. Do not claim all cameras, outdoor conditions or disease diagnosis were validated. The arrows show which recorded </w:t>
+      </w:r>
+      <w:r>
+        <w:rPr>
+          <w:b/>
+        </w:rPr>
+        <w:t>input</w:t>
+      </w:r>
+      <w:r>
+        <w:rPr>
+          <w:b w:val="0"/>
+        </w:rPr>
+        <w:t xml:space="preserve"> or intermediate result each decision uses.</w:t>
+      </w:r>
+    </w:p>
+    <w:p>
+      <w:pPr>
+        <w:spacing w:line="336" w:lineRule="auto" w:after="180"/>
+        <w:shd w:fill="F1F6FC"/>
+      </w:pPr>
+      <w:r>
+        <w:rPr>
+          <w:b w:val="0"/>
+        </w:rPr>
+        <w:t>Explain the deciding step aloud before checking the changed case; pointing to the final answer alone does not show how it follows.</w:t>
+      </w:r>
+    </w:p>
+    <w:p>
+      <w:pPr>
+        <w:pStyle w:val="Heading3"/>
+      </w:pPr>
+      <w:r>
         <w:t>What this example does not establish</w:t>
       </w:r>
     </w:p>
     <w:p>
-      <w:r>
-        <w:t>A model card communicates evidence; it is not certification of safety, fairness or suitability for consequential plant decisions.</w:t>
-      </w:r>
-    </w:p>
-    <w:p>
       <w:pPr>
         <w:pStyle w:val="Heading3"/>
       </w:pPr>
       <w:r>
+        <w:t>Keep the stated limit</w:t>
+      </w:r>
+    </w:p>
+    <w:p>
+      <w:pPr>
+        <w:spacing w:line="336" w:lineRule="auto" w:after="180"/>
+        <w:shd w:fill="FFF5E6"/>
+      </w:pPr>
+      <w:r>
+        <w:rPr>
+          <w:b w:val="0"/>
+        </w:rPr>
+        <w:t xml:space="preserve">A </w:t>
+      </w:r>
+      <w:r>
+        <w:rPr>
+          <w:b/>
+        </w:rPr>
+        <w:t>model card</w:t>
+      </w:r>
+      <w:r>
+        <w:rPr>
+          <w:b w:val="0"/>
+        </w:rPr>
+        <w:t xml:space="preserve"> communicates </w:t>
+      </w:r>
+      <w:r>
+        <w:rPr>
+          <w:b/>
+        </w:rPr>
+        <w:t>evidence</w:t>
+      </w:r>
+      <w:r>
+        <w:rPr>
+          <w:b w:val="0"/>
+        </w:rPr>
+        <w:t>; it is not certification of safety, fairness or suitability for consequential plant decisions.</w:t>
+      </w:r>
+    </w:p>
+    <w:p>
+      <w:pPr>
+        <w:pStyle w:val="Heading3"/>
+      </w:pPr>
+      <w:r>
         <w:t>Change one thing in the pictured case</w:t>
       </w:r>
     </w:p>
     <w:p>
-      <w:r>
-        <w:t>Change: The publicity sentence becomes “80% accurate for every plant”.</w:t>
-      </w:r>
-    </w:p>
-    <w:p>
-      <w:r>
-        <w:t>Prediction: Reject that unbounded statement.</w:t>
-      </w:r>
-    </w:p>
-    <w:p>
-      <w:r>
+      <w:pPr>
+        <w:pStyle w:val="Heading3"/>
+      </w:pPr>
+      <w:r>
+        <w:t>Change one thing</w:t>
+      </w:r>
+    </w:p>
+    <w:p>
+      <w:pPr>
+        <w:spacing w:line="336" w:lineRule="auto" w:after="180"/>
+        <w:shd w:fill="F5F1FB"/>
+      </w:pPr>
+      <w:r>
+        <w:rPr>
+          <w:b w:val="0"/>
+        </w:rPr>
+        <w:t>Change: The publicity sentence becomes “</w:t>
+      </w:r>
+      <w:r>
+        <w:rPr>
+          <w:b/>
+        </w:rPr>
+        <w:t>80%</w:t>
+      </w:r>
+      <w:r>
+        <w:rPr>
+          <w:b w:val="0"/>
+        </w:rPr>
+        <w:t xml:space="preserve"> accurate for every plant”.</w:t>
+      </w:r>
+    </w:p>
+    <w:p>
+      <w:pPr>
+        <w:pStyle w:val="Heading3"/>
+      </w:pPr>
+      <w:r>
+        <w:t>Predicted result</w:t>
+      </w:r>
+    </w:p>
+    <w:p>
+      <w:pPr>
+        <w:spacing w:line="336" w:lineRule="auto" w:after="180"/>
+        <w:shd w:fill="F1F6FC"/>
+      </w:pPr>
+      <w:r>
+        <w:rPr>
+          <w:b/>
+        </w:rPr>
+        <w:t>Prediction</w:t>
+      </w:r>
+      <w:r>
+        <w:rPr>
+          <w:b w:val="0"/>
+        </w:rPr>
+        <w:t>: Reject that unbounded statement.</w:t>
+      </w:r>
+    </w:p>
+    <w:p>
+      <w:pPr>
+        <w:pStyle w:val="Heading3"/>
+      </w:pPr>
+      <w:r>
+        <w:t>Why the result follows</w:t>
+      </w:r>
+    </w:p>
+    <w:p>
+      <w:pPr>
+        <w:spacing w:line="336" w:lineRule="auto" w:after="180"/>
+        <w:shd w:fill="F1F6FC"/>
+      </w:pPr>
+      <w:r>
+        <w:rPr>
+          <w:b w:val="0"/>
+        </w:rPr>
         <w:t>Reason: The measured rate belongs to twenty related indoor photos, not every plant or setting.</w:t>
       </w:r>
     </w:p>
@@ -1319,8 +2479,57 @@
       </w:r>
     </w:p>
     <w:p>
-      <w:r>
-        <w:t>Cover the result. Ask learners to name the inputs and predict the next step. Uncover one step, connect the icon to the actual procedure, and explain its evidence. Then change the supplied condition and compare. The picture is a representation; it does not document execution of a real AI model.</w:t>
+      <w:pPr>
+        <w:pStyle w:val="Heading3"/>
+      </w:pPr>
+      <w:r>
+        <w:t>Ask while showing the picture · 3</w:t>
+      </w:r>
+    </w:p>
+    <w:p>
+      <w:pPr>
+        <w:spacing w:line="336" w:lineRule="auto" w:after="180"/>
+      </w:pPr>
+      <w:r>
+        <w:rPr>
+          <w:b w:val="0"/>
+        </w:rPr>
+        <w:t xml:space="preserve">Cover the result. Ask learners to name the </w:t>
+      </w:r>
+      <w:r>
+        <w:rPr>
+          <w:b/>
+        </w:rPr>
+        <w:t>input</w:t>
+      </w:r>
+      <w:r>
+        <w:rPr>
+          <w:b w:val="0"/>
+        </w:rPr>
+        <w:t xml:space="preserve">s and predict the next step. Uncover one step, connect the icon to the actual procedure, and explain its </w:t>
+      </w:r>
+      <w:r>
+        <w:rPr>
+          <w:b/>
+        </w:rPr>
+        <w:t>evidence</w:t>
+      </w:r>
+      <w:r>
+        <w:rPr>
+          <w:b w:val="0"/>
+        </w:rPr>
+        <w:t>. Then change the supplied condition and compare.</w:t>
+      </w:r>
+    </w:p>
+    <w:p>
+      <w:pPr>
+        <w:spacing w:line="336" w:lineRule="auto" w:after="180"/>
+      </w:pPr>
+      <w:r>
+        <w:rPr>
+          <w:b w:val="0"/>
+        </w:rPr>
+        <w:t>The picture is a representation; it does not document execution of a real AI model.</w:t>
       </w:r>
     </w:p>
     <w:p>
@@ -1332,11 +2541,16 @@
       </w:r>
     </w:p>
     <w:p>
+      <w:r>
+        <w:t>Demonstrate Model Cards and Human Review, reduce support deliberately and check individual reasoning before discussing answers.</w:t>
+      </w:r>
+    </w:p>
+    <w:p>
       <w:pPr>
         <w:pStyle w:val="Heading3"/>
       </w:pPr>
       <w:r>
-        <w:t>Demonstrate and guide practice</w:t>
+        <w:t>Board sequence</w:t>
       </w:r>
     </w:p>
     <w:p>
@@ -1344,27 +2558,43 @@
         <w:pStyle w:val="Heading3"/>
       </w:pPr>
       <w:r>
-        <w:t>Board sequence</w:t>
-      </w:r>
-    </w:p>
-    <w:p>
-      <w:r>
-        <w:t>Write the given facts: A model card says healthy/spotted,80% accuracy only.</w:t>
-      </w:r>
-    </w:p>
-    <w:p>
-      <w:r>
-        <w:t>Write the question to explain: Add responsible-use evidence.</w:t>
-      </w:r>
-    </w:p>
-    <w:p>
-      <w:r>
-        <w:t>Reveal after predictions: Intended users/conditions, labels/data, evaluation sets/metrics, class/subgroup results, versions, limitations, excluded uses and human review. Classroom classification is not professional diagnosis.</w:t>
-      </w:r>
-    </w:p>
-    <w:p>
-      <w:r>
-        <w:t>Keep for an independent attempt: A model card says 90% accuracy but gives no intended use, data conditions or human-review rule. What should be added before classroom use?</w:t>
+        <w:t>1. Put the facts on the board</w:t>
+      </w:r>
+    </w:p>
+    <w:p>
+      <w:pPr>
+        <w:spacing w:line="336" w:lineRule="auto" w:after="180"/>
+        <w:shd w:fill="F4F9FC"/>
+      </w:pPr>
+      <w:r>
+        <w:rPr>
+          <w:b w:val="0"/>
+        </w:rPr>
+        <w:t xml:space="preserve">Write the given facts: A </w:t>
+      </w:r>
+      <w:r>
+        <w:rPr>
+          <w:b/>
+        </w:rPr>
+        <w:t>model card</w:t>
+      </w:r>
+      <w:r>
+        <w:rPr>
+          <w:b w:val="0"/>
+        </w:rPr>
+        <w:t xml:space="preserve"> says healthy/spotted,</w:t>
+      </w:r>
+      <w:r>
+        <w:rPr>
+          <w:b/>
+        </w:rPr>
+        <w:t>80%</w:t>
+      </w:r>
+      <w:r>
+        <w:rPr>
+          <w:b w:val="0"/>
+        </w:rPr>
+        <w:t xml:space="preserve"> accuracy only.</w:t>
       </w:r>
     </w:p>
     <w:p>
@@ -1372,27 +2602,213 @@
         <w:pStyle w:val="Heading3"/>
       </w:pPr>
       <w:r>
+        <w:t>2. State the decision to explain</w:t>
+      </w:r>
+    </w:p>
+    <w:p>
+      <w:pPr>
+        <w:spacing w:line="336" w:lineRule="auto" w:after="180"/>
+        <w:shd w:fill="F4F9FC"/>
+      </w:pPr>
+      <w:r>
+        <w:rPr>
+          <w:b w:val="0"/>
+        </w:rPr>
+        <w:t xml:space="preserve">Write the question to explain: Add responsible-use </w:t>
+      </w:r>
+      <w:r>
+        <w:rPr>
+          <w:b/>
+        </w:rPr>
+        <w:t>evidence</w:t>
+      </w:r>
+      <w:r>
+        <w:rPr>
+          <w:b w:val="0"/>
+        </w:rPr>
+        <w:t>.</w:t>
+      </w:r>
+    </w:p>
+    <w:p>
+      <w:pPr>
+        <w:pStyle w:val="Heading3"/>
+      </w:pPr>
+      <w:r>
+        <w:t>3. Reveal the worked reasoning</w:t>
+      </w:r>
+    </w:p>
+    <w:p>
+      <w:pPr>
+        <w:spacing w:line="336" w:lineRule="auto" w:after="180"/>
+        <w:shd w:fill="F1F6FC"/>
+      </w:pPr>
+      <w:r>
+        <w:rPr>
+          <w:b w:val="0"/>
+        </w:rPr>
+        <w:t xml:space="preserve">Reveal after </w:t>
+      </w:r>
+      <w:r>
+        <w:rPr>
+          <w:b/>
+        </w:rPr>
+        <w:t>prediction</w:t>
+      </w:r>
+      <w:r>
+        <w:rPr>
+          <w:b w:val="0"/>
+        </w:rPr>
+        <w:t xml:space="preserve">s: </w:t>
+      </w:r>
+      <w:r>
+        <w:rPr>
+          <w:b/>
+        </w:rPr>
+        <w:t>Intended use</w:t>
+      </w:r>
+      <w:r>
+        <w:rPr>
+          <w:b w:val="0"/>
+        </w:rPr>
+        <w:t xml:space="preserve">rs/conditions, labels/data, evaluation sets/metrics, class/subgroup results, versions, limitations, excluded uses and </w:t>
+      </w:r>
+      <w:r>
+        <w:rPr>
+          <w:b/>
+        </w:rPr>
+        <w:t>human review</w:t>
+      </w:r>
+      <w:r>
+        <w:rPr>
+          <w:b w:val="0"/>
+        </w:rPr>
+        <w:t>. Classroom classification is not professional diagnosis.</w:t>
+      </w:r>
+    </w:p>
+    <w:p>
+      <w:pPr>
+        <w:pStyle w:val="Heading3"/>
+      </w:pPr>
+      <w:r>
+        <w:t>Hold back the independent task</w:t>
+      </w:r>
+    </w:p>
+    <w:p>
+      <w:pPr>
+        <w:spacing w:line="336" w:lineRule="auto" w:after="180"/>
+        <w:shd w:fill="F5F1FB"/>
+      </w:pPr>
+      <w:r>
+        <w:rPr>
+          <w:b w:val="0"/>
+        </w:rPr>
+        <w:t xml:space="preserve">Keep for an independent attempt: A </w:t>
+      </w:r>
+      <w:r>
+        <w:rPr>
+          <w:b/>
+        </w:rPr>
+        <w:t>model card</w:t>
+      </w:r>
+      <w:r>
+        <w:rPr>
+          <w:b w:val="0"/>
+        </w:rPr>
+        <w:t xml:space="preserve"> says 90% accuracy but gives no </w:t>
+      </w:r>
+      <w:r>
+        <w:rPr>
+          <w:b/>
+        </w:rPr>
+        <w:t>intended use</w:t>
+      </w:r>
+      <w:r>
+        <w:rPr>
+          <w:b w:val="0"/>
+        </w:rPr>
+        <w:t>, data conditions or human-review rule. What should be added before classroom use?</w:t>
+      </w:r>
+    </w:p>
+    <w:p>
+      <w:pPr>
+        <w:pStyle w:val="Heading3"/>
+      </w:pPr>
+      <w:r>
         <w:t>Classroom dialogue</w:t>
       </w:r>
     </w:p>
     <w:p>
-      <w:r>
+      <w:pPr>
+        <w:pStyle w:val="Heading3"/>
+      </w:pPr>
+      <w:r>
+        <w:t>Ask the class</w:t>
+      </w:r>
+    </w:p>
+    <w:p>
+      <w:pPr>
+        <w:spacing w:line="336" w:lineRule="auto" w:after="180"/>
+        <w:shd w:fill="F5F1FB"/>
+      </w:pPr>
+      <w:r>
+        <w:rPr>
+          <w:b w:val="0"/>
+        </w:rPr>
         <w:t>Ask: Which facts are given, and which would we have to assume? Learners mark relevant details before discussing answers.</w:t>
       </w:r>
     </w:p>
     <w:p>
-      <w:r>
+      <w:pPr>
+        <w:pStyle w:val="Heading3"/>
+      </w:pPr>
+      <w:r>
+        <w:t>Language to model</w:t>
+      </w:r>
+    </w:p>
+    <w:p>
+      <w:pPr>
+        <w:spacing w:line="336" w:lineRule="auto" w:after="180"/>
+        <w:shd w:fill="F1F6F8"/>
+      </w:pPr>
+      <w:r>
+        <w:rPr>
+          <w:b w:val="0"/>
+        </w:rPr>
         <w:t>Say: Predict first. Show the rule, information path or calculation that would produce the result. A correct guess is not yet an explanation.</w:t>
       </w:r>
     </w:p>
     <w:p>
-      <w:r>
+      <w:pPr>
+        <w:spacing w:line="336" w:lineRule="auto" w:after="180"/>
+      </w:pPr>
+      <w:r>
+        <w:rPr>
+          <w:b w:val="0"/>
+        </w:rPr>
         <w:t>Reveal reasoning one step at a time. Explain why a tempting alternative fails. Write units and denominators for arithmetic, trace conditions for decisions, and identify supporting sources for claims.</w:t>
       </w:r>
     </w:p>
     <w:p>
-      <w:r>
-        <w:t>In pairs, one learner solves while the other checks evidence; exchange roles. Remove the worked answer before independent assessment.</w:t>
+      <w:pPr>
+        <w:spacing w:line="336" w:lineRule="auto" w:after="180"/>
+      </w:pPr>
+      <w:r>
+        <w:rPr>
+          <w:b w:val="0"/>
+        </w:rPr>
+        <w:t xml:space="preserve">In pairs, one learner solves while the other checks </w:t>
+      </w:r>
+      <w:r>
+        <w:rPr>
+          <w:b/>
+        </w:rPr>
+        <w:t>evidence</w:t>
+      </w:r>
+      <w:r>
+        <w:rPr>
+          <w:b w:val="0"/>
+        </w:rPr>
+        <w:t>; exchange roles. Remove the worked answer before independent assessment.</w:t>
       </w:r>
     </w:p>
     <w:p>
@@ -1404,8 +2820,49 @@
       </w:r>
     </w:p>
     <w:p>
-      <w:r>
-        <w:t>Guided response: TN 7 TP 2 give 9/12 accuracy; TP 2/(TP 2+FP 1)=2/3 precision; TP 2/(TP 2+FN 2)=2/4 recall. Exit response: Record a new version, threshold, reason, affected evaluations and review status; retain prior results and distinguish new independent evidence from reused development data.</w:t>
+      <w:pPr>
+        <w:spacing w:line="336" w:lineRule="auto" w:after="180"/>
+      </w:pPr>
+      <w:r>
+        <w:rPr>
+          <w:b w:val="0"/>
+        </w:rPr>
+        <w:t>Guided response: TN 7 TP 2 give 9/12 accuracy; TP 2/(TP 2+FP 1)=2/3 precision; TP 2/(TP 2+FN 2)=2/4 recall.</w:t>
+      </w:r>
+    </w:p>
+    <w:p>
+      <w:pPr>
+        <w:spacing w:line="336" w:lineRule="auto" w:after="180"/>
+      </w:pPr>
+      <w:r>
+        <w:rPr>
+          <w:b w:val="0"/>
+        </w:rPr>
+        <w:t xml:space="preserve">Exit response: Record a new version, threshold, reason, affected evaluations and </w:t>
+      </w:r>
+      <w:r>
+        <w:rPr>
+          <w:b/>
+        </w:rPr>
+        <w:t>review status</w:t>
+      </w:r>
+      <w:r>
+        <w:rPr>
+          <w:b w:val="0"/>
+        </w:rPr>
+        <w:t xml:space="preserve">; retain prior results and distinguish new independent </w:t>
+      </w:r>
+      <w:r>
+        <w:rPr>
+          <w:b/>
+        </w:rPr>
+        <w:t>evidence</w:t>
+      </w:r>
+      <w:r>
+        <w:rPr>
+          <w:b w:val="0"/>
+        </w:rPr>
+        <w:t xml:space="preserve"> from reused development data.</w:t>
       </w:r>
     </w:p>
     <w:p>
@@ -1637,18 +3094,77 @@
       </w:r>
     </w:p>
     <w:p>
-      <w:r>
+      <w:pPr>
+        <w:pStyle w:val="Heading3"/>
+      </w:pPr>
+      <w:r>
+        <w:t>Completion practice</w:t>
+      </w:r>
+    </w:p>
+    <w:p>
+      <w:pPr>
+        <w:spacing w:line="336" w:lineRule="auto" w:after="180"/>
+        <w:shd w:fill="F5F1FB"/>
+      </w:pPr>
+      <w:r>
+        <w:rPr>
+          <w:b w:val="0"/>
+        </w:rPr>
         <w:t>Completion task: Verify the worked accuracy, precision and recall.</w:t>
       </w:r>
     </w:p>
     <w:p>
-      <w:r>
+      <w:pPr>
+        <w:pStyle w:val="Heading3"/>
+      </w:pPr>
+      <w:r>
+        <w:t>Reasoning to listen for</w:t>
+      </w:r>
+    </w:p>
+    <w:p>
+      <w:pPr>
+        <w:spacing w:line="336" w:lineRule="auto" w:after="180"/>
+        <w:shd w:fill="F1F6FC"/>
+      </w:pPr>
+      <w:r>
+        <w:rPr>
+          <w:b w:val="0"/>
+        </w:rPr>
         <w:t>Teacher check: Teacher explanation: TN 7 TP 2 give 9/12 accuracy; TP 2/(TP 2+FP 1)=2/3 precision; TP 2/(TP 2+FN 2)=2/4 recall.</w:t>
       </w:r>
     </w:p>
     <w:p>
-      <w:r>
-        <w:t>Start by identifying the given inputs together. Leave the intermediate steps blank. If needed, model one step, then withdraw that help on the next step. Move to a full trace only when the partial trace is understood. For partners, alternate explainer and checker; collect a response from every learner before discussion.</w:t>
+      <w:pPr>
+        <w:spacing w:line="336" w:lineRule="auto" w:after="180"/>
+      </w:pPr>
+      <w:r>
+        <w:rPr>
+          <w:b w:val="0"/>
+        </w:rPr>
+        <w:t xml:space="preserve">Start by identifying the given </w:t>
+      </w:r>
+      <w:r>
+        <w:rPr>
+          <w:b/>
+        </w:rPr>
+        <w:t>input</w:t>
+      </w:r>
+      <w:r>
+        <w:rPr>
+          <w:b w:val="0"/>
+        </w:rPr>
+        <w:t>s together. Leave the intermediate steps blank. If needed, model one step, then withdraw that help on the next step. Move to a full trace only when the partial trace is understood.</w:t>
+      </w:r>
+    </w:p>
+    <w:p>
+      <w:pPr>
+        <w:spacing w:line="336" w:lineRule="auto" w:after="180"/>
+      </w:pPr>
+      <w:r>
+        <w:rPr>
+          <w:b w:val="0"/>
+        </w:rPr>
+        <w:t>For partners, alternate explainer and checker; collect a response from every learner before discussion.</w:t>
       </w:r>
     </w:p>
     <w:p>
@@ -1660,18 +3176,26 @@
       </w:r>
     </w:p>
     <w:p>
-      <w:r>
-        <w:t>Use the worked case for Model cards and review. Proposed explanation: “A final answer is enough”. Decide whether this explanation is supported. Point to the step or supplied fact that decides; explain your repair if needed.</w:t>
-      </w:r>
-    </w:p>
-    <w:p>
-      <w:r>
-        <w:t>Expected correction: Ask for the relevant counts, units, procedure or saved record. For this week: Intended: compare toy classifiers on the documented fictional task. Not supported: real parcel handling, student assessment or decisions outside the evaluated setup.</w:t>
-      </w:r>
-    </w:p>
-    <w:p>
-      <w:r>
-        <w:t>Collect explanations, not only yes/no votes. If a misunderstanding is common, re-model the relevant step for the class. If it affects a few learners, give a short targeted group explanation while others solve a more demanding variation.</w:t>
+      <w:pPr>
+        <w:spacing w:line="336" w:lineRule="auto" w:after="180"/>
+      </w:pPr>
+      <w:r>
+        <w:rPr>
+          <w:b w:val="0"/>
+        </w:rPr>
+        <w:t xml:space="preserve">Use the worked case for </w:t>
+      </w:r>
+      <w:r>
+        <w:rPr>
+          <w:b/>
+        </w:rPr>
+        <w:t>Model card</w:t>
+      </w:r>
+      <w:r>
+        <w:rPr>
+          <w:b w:val="0"/>
+        </w:rPr>
+        <w:t>s and review. Proposed explanation: “A final answer is enough”. Decide whether this explanation is supported. Point to the step or supplied fact that decides; explain your repair if needed.</w:t>
       </w:r>
     </w:p>
     <w:p>
@@ -1679,12 +3203,84 @@
         <w:pStyle w:val="Heading3"/>
       </w:pPr>
       <w:r>
+        <w:t>Expected repair</w:t>
+      </w:r>
+    </w:p>
+    <w:p>
+      <w:pPr>
+        <w:spacing w:line="336" w:lineRule="auto" w:after="180"/>
+        <w:shd w:fill="F1F6FC"/>
+      </w:pPr>
+      <w:r>
+        <w:rPr>
+          <w:b w:val="0"/>
+        </w:rPr>
+        <w:t>Expected correction: Ask for the relevant counts, units, procedure or saved record. For this week: Intended: compare toy classifiers on the documented fictional task.</w:t>
+      </w:r>
+    </w:p>
+    <w:p>
+      <w:pPr>
+        <w:spacing w:line="336" w:lineRule="auto" w:after="180"/>
+        <w:shd w:fill="F1F6FC"/>
+      </w:pPr>
+      <w:r>
+        <w:rPr>
+          <w:b w:val="0"/>
+        </w:rPr>
+        <w:t>Not supported: real parcel handling, student assessment or decisions outside the evaluated setup.</w:t>
+      </w:r>
+    </w:p>
+    <w:p>
+      <w:pPr>
+        <w:spacing w:line="336" w:lineRule="auto" w:after="180"/>
+      </w:pPr>
+      <w:r>
+        <w:rPr>
+          <w:b w:val="0"/>
+        </w:rPr>
+        <w:t>Collect explanations, not only yes/no votes. If a misunderstanding is common, re-model the relevant step for the class.</w:t>
+      </w:r>
+    </w:p>
+    <w:p>
+      <w:pPr>
+        <w:spacing w:line="336" w:lineRule="auto" w:after="180"/>
+      </w:pPr>
+      <w:r>
+        <w:rPr>
+          <w:b w:val="0"/>
+        </w:rPr>
+        <w:t>If it affects a few learners, give a short targeted group explanation while others solve a more demanding variation.</w:t>
+      </w:r>
+    </w:p>
+    <w:p>
+      <w:pPr>
+        <w:pStyle w:val="Heading3"/>
+      </w:pPr>
+      <w:r>
         <w:t>Pictorial practice question</w:t>
       </w:r>
     </w:p>
     <w:p>
-      <w:r>
-        <w:t>Write a bounded replacement for the publicity sentence. Point to the relevant step in the picture, then write the changed result and the rule or evidence that supports it.</w:t>
+      <w:pPr>
+        <w:spacing w:line="336" w:lineRule="auto" w:after="180"/>
+      </w:pPr>
+      <w:r>
+        <w:rPr>
+          <w:b w:val="0"/>
+        </w:rPr>
+        <w:t xml:space="preserve">Write a bounded replacement for the publicity sentence. Point to the relevant step in the picture, then write the changed result and the rule or </w:t>
+      </w:r>
+      <w:r>
+        <w:rPr>
+          <w:b/>
+        </w:rPr>
+        <w:t>evidence</w:t>
+      </w:r>
+      <w:r>
+        <w:rPr>
+          <w:b w:val="0"/>
+        </w:rPr>
+        <w:t xml:space="preserve"> that supports it.</w:t>
       </w:r>
     </w:p>
     <w:p>
@@ -1696,18 +3292,71 @@
       </w:r>
     </w:p>
     <w:p>
-      <w:r>
-        <w:t>“v = 3 matched16 of20 reference labels on five held-out plants photographed indoors by tablet; baseline matched14 of20 under the same conditions.” Changed-case check: Reject that unbounded statement. The measured rate belongs to twenty related indoor photos, not every plant or setting.</w:t>
-      </w:r>
-    </w:p>
-    <w:p>
-      <w:r>
+      <w:pPr>
+        <w:spacing w:line="336" w:lineRule="auto" w:after="180"/>
+      </w:pPr>
+      <w:r>
+        <w:rPr>
+          <w:b w:val="0"/>
+        </w:rPr>
+        <w:t>“v = 3 matched16 of20 reference labels on five held-out plants photographed indoors by tablet; baseline matched14 of20 under the same conditions.” Changed-case check: Reject that unbounded statement.</w:t>
+      </w:r>
+    </w:p>
+    <w:p>
+      <w:pPr>
+        <w:spacing w:line="336" w:lineRule="auto" w:after="180"/>
+      </w:pPr>
+      <w:r>
+        <w:rPr>
+          <w:b w:val="0"/>
+        </w:rPr>
+        <w:t>The measured rate belongs to twenty related indoor photos, not every plant or setting.</w:t>
+      </w:r>
+    </w:p>
+    <w:p>
+      <w:pPr>
+        <w:spacing w:line="336" w:lineRule="auto" w:after="180"/>
+      </w:pPr>
+      <w:r>
+        <w:rPr>
+          <w:b w:val="0"/>
+        </w:rPr>
         <w:t>Changed-case reasoning: Reject that unbounded statement. The measured rate belongs to twenty related indoor photos, not every plant or setting.</w:t>
       </w:r>
     </w:p>
     <w:p>
-      <w:r>
-        <w:t>Collect each learner’s explanation before discussion. Use the first missing connection between input, deciding step and result to choose support. This question is worked-case practice, not fresh mastery evidence.</w:t>
+      <w:pPr>
+        <w:spacing w:line="336" w:lineRule="auto" w:after="180"/>
+      </w:pPr>
+      <w:r>
+        <w:rPr>
+          <w:b w:val="0"/>
+        </w:rPr>
+        <w:t xml:space="preserve">Collect each learner’s explanation before discussion. Use the first missing connection between </w:t>
+      </w:r>
+      <w:r>
+        <w:rPr>
+          <w:b/>
+        </w:rPr>
+        <w:t>input</w:t>
+      </w:r>
+      <w:r>
+        <w:rPr>
+          <w:b w:val="0"/>
+        </w:rPr>
+        <w:t xml:space="preserve">, deciding step and result to choose support. This question is worked-case practice, not fresh mastery </w:t>
+      </w:r>
+      <w:r>
+        <w:rPr>
+          <w:b/>
+        </w:rPr>
+        <w:t>evidence</w:t>
+      </w:r>
+      <w:r>
+        <w:rPr>
+          <w:b w:val="0"/>
+        </w:rPr>
+        <w:t>.</w:t>
       </w:r>
     </w:p>
     <w:p>
@@ -1719,54 +3368,133 @@
       </w:r>
     </w:p>
     <w:p>
+      <w:r>
+        <w:t>Run the Model Cards and Human Review investigation and use the first unsupported step to choose a teaching response.</w:t>
+      </w:r>
+    </w:p>
+    <w:p>
+      <w:pPr>
+        <w:spacing w:line="336" w:lineRule="auto" w:after="180"/>
+      </w:pPr>
+      <w:r>
+        <w:rPr>
+          <w:b w:val="0"/>
+        </w:rPr>
+        <w:t>Keep the test conditions fixed, record every result, and change only one planned factor.</w:t>
+      </w:r>
+    </w:p>
+    <w:p>
+      <w:pPr>
+        <w:spacing w:line="336" w:lineRule="auto" w:after="180"/>
+        <w:shd w:fill="F4F9FC"/>
+      </w:pPr>
+      <w:r>
+        <w:rPr>
+          <w:b w:val="0"/>
+        </w:rPr>
+        <w:t xml:space="preserve">1. Write the hypothesis and expected </w:t>
+      </w:r>
+      <w:r>
+        <w:rPr>
+          <w:b/>
+        </w:rPr>
+        <w:t>evidence</w:t>
+      </w:r>
+      <w:r>
+        <w:rPr>
+          <w:b w:val="0"/>
+        </w:rPr>
+        <w:t xml:space="preserve"> before running.</w:t>
+      </w:r>
+    </w:p>
+    <w:p>
+      <w:pPr>
+        <w:spacing w:line="336" w:lineRule="auto" w:after="180"/>
+        <w:shd w:fill="F4F9FC"/>
+      </w:pPr>
+      <w:r>
+        <w:rPr>
+          <w:b w:val="0"/>
+        </w:rPr>
+        <w:t xml:space="preserve">2. </w:t>
+      </w:r>
+      <w:r>
+        <w:rPr>
+          <w:b/>
+        </w:rPr>
+        <w:t>Model Card</w:t>
+      </w:r>
+      <w:r>
+        <w:rPr>
+          <w:b w:val="0"/>
+        </w:rPr>
+        <w:t xml:space="preserve"> Clinic: compare two cards, find unsupported claims and missing gates, then author a release-ready version.</w:t>
+      </w:r>
+    </w:p>
+    <w:p>
+      <w:pPr>
+        <w:spacing w:line="336" w:lineRule="auto" w:after="180"/>
+        <w:shd w:fill="F4F9FC"/>
+      </w:pPr>
+      <w:r>
+        <w:rPr>
+          <w:b w:val="0"/>
+        </w:rPr>
+        <w:t>3. Run one normal, one boundary, one missing, and one shifted case.</w:t>
+      </w:r>
+    </w:p>
+    <w:p>
+      <w:pPr>
+        <w:spacing w:line="336" w:lineRule="auto" w:after="180"/>
+        <w:shd w:fill="F4F9FC"/>
+      </w:pPr>
+      <w:r>
+        <w:rPr>
+          <w:b w:val="0"/>
+        </w:rPr>
+        <w:t>4. Calculate the metric from raw counts or row-level errors.</w:t>
+      </w:r>
+    </w:p>
+    <w:p>
+      <w:pPr>
+        <w:spacing w:line="336" w:lineRule="auto" w:after="180"/>
+        <w:shd w:fill="F4F9FC"/>
+      </w:pPr>
+      <w:r>
+        <w:rPr>
+          <w:b w:val="0"/>
+        </w:rPr>
+        <w:t>5. Interpret what changed, what did not, and what remains unsafe or unknown.</w:t>
+      </w:r>
+    </w:p>
+    <w:p>
       <w:pPr>
         <w:pStyle w:val="Heading3"/>
       </w:pPr>
       <w:r>
-        <w:t>Run the weekly evidence lab</w:t>
-      </w:r>
-    </w:p>
-    <w:p>
-      <w:r>
-        <w:t>Keep the test conditions fixed, record every result, and change only one planned factor.</w:t>
-      </w:r>
-    </w:p>
-    <w:p>
-      <w:r>
-        <w:t>1. Write the hypothesis and expected evidence before running.</w:t>
-      </w:r>
-    </w:p>
-    <w:p>
-      <w:r>
-        <w:t>2. Model Card Clinic: compare two cards, find unsupported claims and missing gates, then author a release-ready version.</w:t>
-      </w:r>
-    </w:p>
-    <w:p>
-      <w:r>
-        <w:t>3. Run one normal, one boundary, one missing, and one shifted case.</w:t>
-      </w:r>
-    </w:p>
-    <w:p>
-      <w:r>
-        <w:t>4. Calculate the metric from raw counts or row-level errors.</w:t>
-      </w:r>
-    </w:p>
-    <w:p>
-      <w:r>
-        <w:t>5. Interpret what changed, what did not, and what remains unsafe or unknown.</w:t>
-      </w:r>
-    </w:p>
-    <w:p>
-      <w:pPr>
-        <w:pStyle w:val="Heading3"/>
-      </w:pPr>
-      <w:r>
         <w:t>Make the lab runnable</w:t>
       </w:r>
     </w:p>
     <w:p>
-      <w:r>
-        <w:t>Use the concrete case as the shared normal case and the independent question as a second case. Each pair creates a boundary or missing-information case and predicts its result before testing. Keep the expected result separate from an observed mistake.</w:t>
+      <w:pPr>
+        <w:spacing w:line="336" w:lineRule="auto" w:after="180"/>
+      </w:pPr>
+      <w:r>
+        <w:rPr>
+          <w:b w:val="0"/>
+        </w:rPr>
+        <w:t>Use the concrete case as the shared normal case and the independent question as a second case. Each pair creates a boundary or missing-information case and predicts its result before testing.</w:t>
+      </w:r>
+    </w:p>
+    <w:p>
+      <w:pPr>
+        <w:spacing w:line="336" w:lineRule="auto" w:after="180"/>
+      </w:pPr>
+      <w:r>
+        <w:rPr>
+          <w:b w:val="0"/>
+        </w:rPr>
+        <w:t>Keep the expected result separate from an observed mistake.</w:t>
       </w:r>
     </w:p>
     <w:tbl>
@@ -1924,13 +3652,36 @@
       </w:r>
     </w:p>
     <w:p>
-      <w:r>
+      <w:pPr>
+        <w:spacing w:line="336" w:lineRule="auto" w:after="180"/>
+      </w:pPr>
+      <w:r>
+        <w:rPr>
+          <w:b w:val="0"/>
+        </w:rPr>
         <w:t>MISCONCEPTION TO REPAIR A disclaimer at the bottom of the screen is a complete safety plan.</w:t>
       </w:r>
     </w:p>
     <w:p>
-      <w:r>
-        <w:t>For guessing, return to given facts and request a trace. For vocabulary without application, use one example and one non-example. For arithmetic errors, check the setup before the calculation. Finish with a different uncoached case before recording mastery.</w:t>
+      <w:pPr>
+        <w:spacing w:line="336" w:lineRule="auto" w:after="180"/>
+      </w:pPr>
+      <w:r>
+        <w:rPr>
+          <w:b w:val="0"/>
+        </w:rPr>
+        <w:t>For guessing, return to given facts and request a trace. For vocabulary without application, use one example and one non-example. For arithmetic errors, check the setup before the calculation.</w:t>
+      </w:r>
+    </w:p>
+    <w:p>
+      <w:pPr>
+        <w:spacing w:line="336" w:lineRule="auto" w:after="180"/>
+      </w:pPr>
+      <w:r>
+        <w:rPr>
+          <w:b w:val="0"/>
+        </w:rPr>
+        <w:t>Finish with a different uncoached case before recording mastery.</w:t>
       </w:r>
     </w:p>
     <w:p>
@@ -1942,18 +3693,106 @@
       </w:r>
     </w:p>
     <w:p>
-      <w:r>
-        <w:t>A final answer is enough: Ask for the relevant counts, units, procedure or saved record. For this week: Intended: compare toy classifiers on the documented fictional task. Not supported: real parcel handling, student assessment or decisions outside the evaluated setup.</w:t>
-      </w:r>
-    </w:p>
-    <w:p>
-      <w:r>
-        <w:t>A stronger claim makes a stronger project: Record a new version, threshold, reason, affected evaluations and review status; retain prior results and distinguish new independent evidence from reused development data.</w:t>
-      </w:r>
-    </w:p>
-    <w:p>
-      <w:r>
-        <w:t>The new case can be copied from the example: The independent task changes the evidence. Require a fresh explanation: Request evaluated counts, split history, reference labels, baseline, errors and supported use. Replace the universal claim with: performance scope is not established from the supplied evidence; the reported 90 percent cannot yet be audited.</w:t>
+      <w:pPr>
+        <w:spacing w:line="336" w:lineRule="auto" w:after="180"/>
+      </w:pPr>
+      <w:r>
+        <w:rPr>
+          <w:b w:val="0"/>
+        </w:rPr>
+        <w:t>A final answer is enough: Ask for the relevant counts, units, procedure or saved record. For this week: Intended: compare toy classifiers on the documented fictional task.</w:t>
+      </w:r>
+    </w:p>
+    <w:p>
+      <w:pPr>
+        <w:spacing w:line="336" w:lineRule="auto" w:after="180"/>
+      </w:pPr>
+      <w:r>
+        <w:rPr>
+          <w:b w:val="0"/>
+        </w:rPr>
+        <w:t>Not supported: real parcel handling, student assessment or decisions outside the evaluated setup.</w:t>
+      </w:r>
+    </w:p>
+    <w:p>
+      <w:pPr>
+        <w:spacing w:line="336" w:lineRule="auto" w:after="180"/>
+      </w:pPr>
+      <w:r>
+        <w:rPr>
+          <w:b w:val="0"/>
+        </w:rPr>
+        <w:t xml:space="preserve">A stronger claim makes a stronger project: Record a new version, threshold, reason, affected evaluations and </w:t>
+      </w:r>
+      <w:r>
+        <w:rPr>
+          <w:b/>
+        </w:rPr>
+        <w:t>review status</w:t>
+      </w:r>
+      <w:r>
+        <w:rPr>
+          <w:b w:val="0"/>
+        </w:rPr>
+        <w:t xml:space="preserve">; retain prior results and distinguish new independent </w:t>
+      </w:r>
+      <w:r>
+        <w:rPr>
+          <w:b/>
+        </w:rPr>
+        <w:t>evidence</w:t>
+      </w:r>
+      <w:r>
+        <w:rPr>
+          <w:b w:val="0"/>
+        </w:rPr>
+        <w:t xml:space="preserve"> from reused development data.</w:t>
+      </w:r>
+    </w:p>
+    <w:p>
+      <w:pPr>
+        <w:spacing w:line="336" w:lineRule="auto" w:after="180"/>
+      </w:pPr>
+      <w:r>
+        <w:rPr>
+          <w:b w:val="0"/>
+        </w:rPr>
+        <w:t xml:space="preserve">The new case can be copied from the example: The independent task changes the </w:t>
+      </w:r>
+      <w:r>
+        <w:rPr>
+          <w:b/>
+        </w:rPr>
+        <w:t>evidence</w:t>
+      </w:r>
+      <w:r>
+        <w:rPr>
+          <w:b w:val="0"/>
+        </w:rPr>
+        <w:t>. Require a fresh explanation: Request evaluated counts, split history, reference labels, baseline, errors and supported use.</w:t>
+      </w:r>
+    </w:p>
+    <w:p>
+      <w:pPr>
+        <w:spacing w:line="336" w:lineRule="auto" w:after="180"/>
+      </w:pPr>
+      <w:r>
+        <w:rPr>
+          <w:b w:val="0"/>
+        </w:rPr>
+        <w:t xml:space="preserve">Replace the universal claim with: performance scope is not established from the supplied </w:t>
+      </w:r>
+      <w:r>
+        <w:rPr>
+          <w:b/>
+        </w:rPr>
+        <w:t>evidence</w:t>
+      </w:r>
+      <w:r>
+        <w:rPr>
+          <w:b w:val="0"/>
+        </w:rPr>
+        <w:t>; the reported 90 percent cannot yet be audited.</w:t>
       </w:r>
     </w:p>
     <w:p>
@@ -2111,8 +3950,25 @@
       </w:tr>
     </w:tbl>
     <w:p>
-      <w:r>
-        <w:t>Offer an oral explanation, drawing, enlarged visual or fewer examples when that removes a reading/writing barrier. Keep the same reasoning goal. Stretch secure learners by changing a boundary or assumption and asking them to defend the effect, not simply by assigning more of the same questions.</w:t>
+      <w:pPr>
+        <w:spacing w:line="336" w:lineRule="auto" w:after="180"/>
+      </w:pPr>
+      <w:r>
+        <w:rPr>
+          <w:b w:val="0"/>
+        </w:rPr>
+        <w:t>Offer an oral explanation, drawing, enlarged visual or fewer examples when that removes a reading/writing barrier. Keep the same reasoning goal.</w:t>
+      </w:r>
+    </w:p>
+    <w:p>
+      <w:pPr>
+        <w:spacing w:line="336" w:lineRule="auto" w:after="180"/>
+      </w:pPr>
+      <w:r>
+        <w:rPr>
+          <w:b w:val="0"/>
+        </w:rPr>
+        <w:t>Stretch secure learners by changing a boundary or assumption and asking them to defend the effect, not simply by assigning more of the same questions.</w:t>
       </w:r>
     </w:p>
     <w:p>
@@ -2124,11 +3980,16 @@
       </w:r>
     </w:p>
     <w:p>
+      <w:r>
+        <w:t>Use the Model Cards and Human Review questions, teacher keys and criteria after the relevant attempts. Previously discussed cases are practice; protect the separately selected independent task.</w:t>
+      </w:r>
+    </w:p>
+    <w:p>
       <w:pPr>
         <w:pStyle w:val="Heading3"/>
       </w:pPr>
       <w:r>
-        <w:t>Assess and explain the answers</w:t>
+        <w:t>Worked case answer</w:t>
       </w:r>
     </w:p>
     <w:p>
@@ -2136,12 +3997,37 @@
         <w:pStyle w:val="Heading3"/>
       </w:pPr>
       <w:r>
-        <w:t>Worked case answer</w:t>
-      </w:r>
-    </w:p>
-    <w:p>
-      <w:r>
-        <w:t>Intended users/conditions, labels/data, evaluation sets/metrics, class/subgroup results, versions, limitations, excluded uses and human review. Classroom classification is not professional diagnosis.</w:t>
+        <w:t>Teacher key · Worked case answer</w:t>
+      </w:r>
+    </w:p>
+    <w:p>
+      <w:pPr>
+        <w:spacing w:line="336" w:lineRule="auto" w:after="180"/>
+        <w:shd w:fill="F1F6FC"/>
+      </w:pPr>
+      <w:r>
+        <w:rPr>
+          <w:b/>
+        </w:rPr>
+        <w:t>Intended use</w:t>
+      </w:r>
+      <w:r>
+        <w:rPr>
+          <w:b w:val="0"/>
+        </w:rPr>
+        <w:t xml:space="preserve">rs/conditions, labels/data, evaluation sets/metrics, class/subgroup results, versions, limitations, excluded uses and </w:t>
+      </w:r>
+      <w:r>
+        <w:rPr>
+          <w:b/>
+        </w:rPr>
+        <w:t>human review</w:t>
+      </w:r>
+      <w:r>
+        <w:rPr>
+          <w:b w:val="0"/>
+        </w:rPr>
+        <w:t>. Classroom classification is not professional diagnosis.</w:t>
       </w:r>
     </w:p>
     <w:p>
@@ -2153,20 +4039,74 @@
       </w:r>
     </w:p>
     <w:p>
-      <w:r>
-        <w:t>A model card says 90% accuracy but gives no intended use, data conditions or human-review rule. What should be added before classroom use?</w:t>
-      </w:r>
-    </w:p>
-    <w:p>
       <w:pPr>
         <w:pStyle w:val="Heading3"/>
       </w:pPr>
       <w:r>
+        <w:t>Independent question · withhold the key</w:t>
+      </w:r>
+    </w:p>
+    <w:p>
+      <w:pPr>
+        <w:spacing w:line="336" w:lineRule="auto" w:after="180"/>
+        <w:shd w:fill="F5F1FB"/>
+      </w:pPr>
+      <w:r>
+        <w:rPr>
+          <w:b w:val="0"/>
+        </w:rPr>
+        <w:t xml:space="preserve">A </w:t>
+      </w:r>
+      <w:r>
+        <w:rPr>
+          <w:b/>
+        </w:rPr>
+        <w:t>model card</w:t>
+      </w:r>
+      <w:r>
+        <w:rPr>
+          <w:b w:val="0"/>
+        </w:rPr>
+        <w:t xml:space="preserve"> says 90% accuracy but gives no </w:t>
+      </w:r>
+      <w:r>
+        <w:rPr>
+          <w:b/>
+        </w:rPr>
+        <w:t>intended use</w:t>
+      </w:r>
+      <w:r>
+        <w:rPr>
+          <w:b w:val="0"/>
+        </w:rPr>
+        <w:t>, data conditions or human-review rule. What should be added before classroom use?</w:t>
+      </w:r>
+    </w:p>
+    <w:p>
+      <w:pPr>
+        <w:pStyle w:val="Heading3"/>
+      </w:pPr>
+      <w:r>
         <w:t>Expected independent answer</w:t>
       </w:r>
     </w:p>
     <w:p>
-      <w:r>
+      <w:pPr>
+        <w:pStyle w:val="Heading3"/>
+      </w:pPr>
+      <w:r>
+        <w:t>Teacher key · Expected independent answer</w:t>
+      </w:r>
+    </w:p>
+    <w:p>
+      <w:pPr>
+        <w:spacing w:line="336" w:lineRule="auto" w:after="180"/>
+        <w:shd w:fill="F1F6FC"/>
+      </w:pPr>
+      <w:r>
+        <w:rPr>
+          <w:b w:val="0"/>
+        </w:rPr>
         <w:t>Add intended and excluded uses, dataset and evaluation conditions, subgroup results and limitations, plus when uncertain or consequential cases go to a human.</w:t>
       </w:r>
     </w:p>
@@ -2405,8 +4345,25 @@
       </w:tr>
     </w:tbl>
     <w:p>
-      <w:r>
-        <w:t>Use 6/8 as a classroom checkpoint, with 2 required for both Result and Reasoning. This is a proposed teaching rule, not a validated certification threshold. Do not count a coached answer as independent mastery; correct unsafe or unsupported claims regardless of total.</w:t>
+      <w:pPr>
+        <w:spacing w:line="336" w:lineRule="auto" w:after="180"/>
+      </w:pPr>
+      <w:r>
+        <w:rPr>
+          <w:b w:val="0"/>
+        </w:rPr>
+        <w:t>Use 6/8 as a classroom checkpoint, with 2 required for both Result and Reasoning. This is a proposed teaching rule, not a validated certification threshold.</w:t>
+      </w:r>
+    </w:p>
+    <w:p>
+      <w:pPr>
+        <w:spacing w:line="336" w:lineRule="auto" w:after="180"/>
+      </w:pPr>
+      <w:r>
+        <w:rPr>
+          <w:b w:val="0"/>
+        </w:rPr>
+        <w:t>Do not count a coached answer as independent mastery; correct unsafe or unsupported claims regardless of total.</w:t>
       </w:r>
     </w:p>
     <w:p>
@@ -2418,8 +4375,26 @@
       </w:r>
     </w:p>
     <w:p>
-      <w:r>
-        <w:t>Ask the learner to find the evidence that challenges this claim: “One aggregate score is sufficient documentation for responsible use.” Keep the first attempt and an uncoached retry separate.</w:t>
+      <w:pPr>
+        <w:spacing w:line="336" w:lineRule="auto" w:after="180"/>
+      </w:pPr>
+      <w:r>
+        <w:rPr>
+          <w:b w:val="0"/>
+        </w:rPr>
+        <w:t xml:space="preserve">Ask the learner to find the </w:t>
+      </w:r>
+      <w:r>
+        <w:rPr>
+          <w:b/>
+        </w:rPr>
+        <w:t>evidence</w:t>
+      </w:r>
+      <w:r>
+        <w:rPr>
+          <w:b w:val="0"/>
+        </w:rPr>
+        <w:t xml:space="preserve"> that challenges this claim: “One aggregate score is sufficient documentation for responsible use.” Keep the first attempt and an uncoached retry separate.</w:t>
       </w:r>
     </w:p>
     <w:p>
@@ -2431,15 +4406,66 @@
       </w:r>
     </w:p>
     <w:p>
-      <w:r>
-        <w:t>Include intended use/users, data and label definitions, model/version, evaluation and subgroup results, limitations/excluded uses, and human-review process. The card should connect claims to recorded tests and avoid presenting classroom labels as professional advice.</w:t>
-      </w:r>
-    </w:p>
-    <w:p>
       <w:pPr>
         <w:pStyle w:val="Heading3"/>
       </w:pPr>
       <w:r>
+        <w:t>Teacher key · Original transfer answer</w:t>
+      </w:r>
+    </w:p>
+    <w:p>
+      <w:pPr>
+        <w:spacing w:line="336" w:lineRule="auto" w:after="180"/>
+        <w:shd w:fill="F1F6FC"/>
+      </w:pPr>
+      <w:r>
+        <w:rPr>
+          <w:b w:val="0"/>
+        </w:rPr>
+        <w:t xml:space="preserve">Include </w:t>
+      </w:r>
+      <w:r>
+        <w:rPr>
+          <w:b/>
+        </w:rPr>
+        <w:t>intended use</w:t>
+      </w:r>
+      <w:r>
+        <w:rPr>
+          <w:b w:val="0"/>
+        </w:rPr>
+        <w:t xml:space="preserve">/users, data and label definitions, model/version, evaluation and subgroup results, limitations/excluded uses, and human-review </w:t>
+      </w:r>
+      <w:r>
+        <w:rPr>
+          <w:b/>
+        </w:rPr>
+        <w:t>process</w:t>
+      </w:r>
+      <w:r>
+        <w:rPr>
+          <w:b w:val="0"/>
+        </w:rPr>
+        <w:t>.</w:t>
+      </w:r>
+    </w:p>
+    <w:p>
+      <w:pPr>
+        <w:spacing w:line="336" w:lineRule="auto" w:after="180"/>
+        <w:shd w:fill="F1F6FC"/>
+      </w:pPr>
+      <w:r>
+        <w:rPr>
+          <w:b w:val="0"/>
+        </w:rPr>
+        <w:t>The card should connect claims to recorded tests and avoid presenting classroom labels as professional advice.</w:t>
+      </w:r>
+    </w:p>
+    <w:p>
+      <w:pPr>
+        <w:pStyle w:val="Heading3"/>
+      </w:pPr>
+      <w:r>
         <w:t>Explanations for the additional workbook examples</w:t>
       </w:r>
     </w:p>
@@ -2452,12 +4478,42 @@
       </w:r>
     </w:p>
     <w:p>
-      <w:r>
+      <w:pPr>
+        <w:pStyle w:val="Heading3"/>
+      </w:pPr>
+      <w:r>
+        <w:t>Workbook question · W1</w:t>
+      </w:r>
+    </w:p>
+    <w:p>
+      <w:pPr>
+        <w:spacing w:line="336" w:lineRule="auto" w:after="180"/>
+        <w:shd w:fill="F5F1FB"/>
+      </w:pPr>
+      <w:r>
+        <w:rPr>
+          <w:b w:val="0"/>
+        </w:rPr>
         <w:t>Write an intended-use and non-use statement for the worked card.</w:t>
       </w:r>
     </w:p>
     <w:p>
-      <w:r>
+      <w:pPr>
+        <w:pStyle w:val="Heading3"/>
+      </w:pPr>
+      <w:r>
+        <w:t>Teacher reasoning · W1</w:t>
+      </w:r>
+    </w:p>
+    <w:p>
+      <w:pPr>
+        <w:spacing w:line="336" w:lineRule="auto" w:after="180"/>
+        <w:shd w:fill="F1F6FC"/>
+      </w:pPr>
+      <w:r>
+        <w:rPr>
+          <w:b w:val="0"/>
+        </w:rPr>
         <w:t>Teacher explanation: Intended: compare toy classifiers on the documented fictional task. Not supported: real parcel handling, student assessment or decisions outside the evaluated setup.</w:t>
       </w:r>
     </w:p>
@@ -2470,12 +4526,42 @@
       </w:r>
     </w:p>
     <w:p>
-      <w:r>
+      <w:pPr>
+        <w:pStyle w:val="Heading3"/>
+      </w:pPr>
+      <w:r>
+        <w:t>Workbook question · W2</w:t>
+      </w:r>
+    </w:p>
+    <w:p>
+      <w:pPr>
+        <w:spacing w:line="336" w:lineRule="auto" w:after="180"/>
+        <w:shd w:fill="F5F1FB"/>
+      </w:pPr>
+      <w:r>
+        <w:rPr>
+          <w:b w:val="0"/>
+        </w:rPr>
         <w:t>Verify the worked accuracy, precision and recall.</w:t>
       </w:r>
     </w:p>
     <w:p>
-      <w:r>
+      <w:pPr>
+        <w:pStyle w:val="Heading3"/>
+      </w:pPr>
+      <w:r>
+        <w:t>Teacher reasoning · W2</w:t>
+      </w:r>
+    </w:p>
+    <w:p>
+      <w:pPr>
+        <w:spacing w:line="336" w:lineRule="auto" w:after="180"/>
+        <w:shd w:fill="F1F6FC"/>
+      </w:pPr>
+      <w:r>
+        <w:rPr>
+          <w:b w:val="0"/>
+        </w:rPr>
         <w:t>Teacher explanation: TN 7 TP 2 give 9/12 accuracy; TP 2/(TP 2+FP 1)=2/3 precision; TP 2/(TP 2+FN 2)=2/4 recall.</w:t>
       </w:r>
     </w:p>
@@ -2488,12 +4574,42 @@
       </w:r>
     </w:p>
     <w:p>
-      <w:r>
+      <w:pPr>
+        <w:pStyle w:val="Heading3"/>
+      </w:pPr>
+      <w:r>
+        <w:t>Workbook question · W3</w:t>
+      </w:r>
+    </w:p>
+    <w:p>
+      <w:pPr>
+        <w:spacing w:line="336" w:lineRule="auto" w:after="180"/>
+        <w:shd w:fill="F5F1FB"/>
+      </w:pPr>
+      <w:r>
+        <w:rPr>
+          <w:b w:val="0"/>
+        </w:rPr>
         <w:t>A card says fair and reliable but provides only accuracy. Request three additions.</w:t>
       </w:r>
     </w:p>
     <w:p>
-      <w:r>
+      <w:pPr>
+        <w:pStyle w:val="Heading3"/>
+      </w:pPr>
+      <w:r>
+        <w:t>Teacher reasoning · W3</w:t>
+      </w:r>
+    </w:p>
+    <w:p>
+      <w:pPr>
+        <w:spacing w:line="336" w:lineRule="auto" w:after="180"/>
+        <w:shd w:fill="F1F6FC"/>
+      </w:pPr>
+      <w:r>
+        <w:rPr>
+          <w:b w:val="0"/>
+        </w:rPr>
         <w:t>Teacher explanation: Request full error counts and denominators, relevant subgroup coverage/results, data provenance and limits; remove unsupported fairness/reliability claims.</w:t>
       </w:r>
     </w:p>
@@ -2506,43 +4622,166 @@
       </w:r>
     </w:p>
     <w:p>
-      <w:r>
+      <w:pPr>
+        <w:pStyle w:val="Heading3"/>
+      </w:pPr>
+      <w:r>
+        <w:t>Workbook question · W4</w:t>
+      </w:r>
+    </w:p>
+    <w:p>
+      <w:pPr>
+        <w:spacing w:line="336" w:lineRule="auto" w:after="180"/>
+        <w:shd w:fill="F5F1FB"/>
+      </w:pPr>
+      <w:r>
+        <w:rPr>
+          <w:b w:val="0"/>
+        </w:rPr>
         <w:t>Review this card: model v 2, 90 percent accurate, works for every school. No dataset size, split or baseline is given. Write a correction request with a bounded replacement claim.</w:t>
       </w:r>
     </w:p>
     <w:p>
-      <w:r>
-        <w:t>Teacher explanation: Request evaluated counts, split history, reference labels, baseline, errors and supported use. Replace the universal claim with: performance scope is not established from the supplied evidence; the reported 90 percent cannot yet be audited.</w:t>
-      </w:r>
-    </w:p>
-    <w:p>
       <w:pPr>
         <w:pStyle w:val="Heading3"/>
       </w:pPr>
       <w:r>
+        <w:t>Teacher reasoning · W4</w:t>
+      </w:r>
+    </w:p>
+    <w:p>
+      <w:pPr>
+        <w:spacing w:line="336" w:lineRule="auto" w:after="180"/>
+        <w:shd w:fill="F1F6FC"/>
+      </w:pPr>
+      <w:r>
+        <w:rPr>
+          <w:b w:val="0"/>
+        </w:rPr>
+        <w:t>Teacher explanation: Request evaluated counts, split history, reference labels, baseline, errors and supported use.</w:t>
+      </w:r>
+    </w:p>
+    <w:p>
+      <w:pPr>
+        <w:spacing w:line="336" w:lineRule="auto" w:after="180"/>
+        <w:shd w:fill="F1F6FC"/>
+      </w:pPr>
+      <w:r>
+        <w:rPr>
+          <w:b w:val="0"/>
+        </w:rPr>
+        <w:t xml:space="preserve">Replace the universal claim with: performance scope is not established from the supplied </w:t>
+      </w:r>
+      <w:r>
+        <w:rPr>
+          <w:b/>
+        </w:rPr>
+        <w:t>evidence</w:t>
+      </w:r>
+      <w:r>
+        <w:rPr>
+          <w:b w:val="0"/>
+        </w:rPr>
+        <w:t>; the reported 90 percent cannot yet be audited.</w:t>
+      </w:r>
+    </w:p>
+    <w:p>
+      <w:pPr>
+        <w:pStyle w:val="Heading3"/>
+      </w:pPr>
+      <w:r>
         <w:t>W5 Maintain the record</w:t>
       </w:r>
     </w:p>
     <w:p>
-      <w:r>
+      <w:pPr>
+        <w:pStyle w:val="Heading3"/>
+      </w:pPr>
+      <w:r>
+        <w:t>Workbook question · W5</w:t>
+      </w:r>
+    </w:p>
+    <w:p>
+      <w:pPr>
+        <w:spacing w:line="336" w:lineRule="auto" w:after="180"/>
+        <w:shd w:fill="F5F1FB"/>
+      </w:pPr>
+      <w:r>
+        <w:rPr>
+          <w:b w:val="0"/>
+        </w:rPr>
         <w:t>What should change in a card after a threshold revision?</w:t>
       </w:r>
     </w:p>
     <w:p>
-      <w:r>
-        <w:t>Teacher explanation: Record a new version, threshold, reason, affected evaluations and review status; retain prior results and distinguish new independent evidence from reused development data.</w:t>
-      </w:r>
-    </w:p>
-    <w:p>
       <w:pPr>
         <w:pStyle w:val="Heading3"/>
       </w:pPr>
       <w:r>
+        <w:t>Teacher reasoning · W5</w:t>
+      </w:r>
+    </w:p>
+    <w:p>
+      <w:pPr>
+        <w:spacing w:line="336" w:lineRule="auto" w:after="180"/>
+        <w:shd w:fill="F1F6FC"/>
+      </w:pPr>
+      <w:r>
+        <w:rPr>
+          <w:b w:val="0"/>
+        </w:rPr>
+        <w:t xml:space="preserve">Teacher explanation: Record a new version, threshold, reason, affected evaluations and </w:t>
+      </w:r>
+      <w:r>
+        <w:rPr>
+          <w:b/>
+        </w:rPr>
+        <w:t>review status</w:t>
+      </w:r>
+      <w:r>
+        <w:rPr>
+          <w:b w:val="0"/>
+        </w:rPr>
+        <w:t xml:space="preserve">; retain prior results and distinguish new independent </w:t>
+      </w:r>
+      <w:r>
+        <w:rPr>
+          <w:b/>
+        </w:rPr>
+        <w:t>evidence</w:t>
+      </w:r>
+      <w:r>
+        <w:rPr>
+          <w:b w:val="0"/>
+        </w:rPr>
+        <w:t xml:space="preserve"> from reused development data.</w:t>
+      </w:r>
+    </w:p>
+    <w:p>
+      <w:pPr>
+        <w:pStyle w:val="Heading3"/>
+      </w:pPr>
+      <w:r>
         <w:t>Assess independent transfer</w:t>
       </w:r>
     </w:p>
     <w:p>
-      <w:r>
+      <w:pPr>
+        <w:pStyle w:val="Heading3"/>
+      </w:pPr>
+      <w:r>
+        <w:t>Independent question · withhold the key</w:t>
+      </w:r>
+    </w:p>
+    <w:p>
+      <w:pPr>
+        <w:spacing w:line="336" w:lineRule="auto" w:after="180"/>
+        <w:shd w:fill="F5F1FB"/>
+      </w:pPr>
+      <w:r>
+        <w:rPr>
+          <w:b w:val="0"/>
+        </w:rPr>
         <w:t>Selected case: Review this card: model v 2, 90 percent accurate, works for every school. No dataset size, split or baseline is given. Write a correction request with a bounded replacement claim.</w:t>
       </w:r>
     </w:p>
@@ -2555,8 +4794,47 @@
       </w:r>
     </w:p>
     <w:p>
-      <w:r>
-        <w:t>Teacher explanation: Request evaluated counts, split history, reference labels, baseline, errors and supported use. Replace the universal claim with: performance scope is not established from the supplied evidence; the reported 90 percent cannot yet be audited.</w:t>
+      <w:pPr>
+        <w:pStyle w:val="Heading3"/>
+      </w:pPr>
+      <w:r>
+        <w:t>Teacher key · Selected case answer</w:t>
+      </w:r>
+    </w:p>
+    <w:p>
+      <w:pPr>
+        <w:spacing w:line="336" w:lineRule="auto" w:after="180"/>
+        <w:shd w:fill="F1F6FC"/>
+      </w:pPr>
+      <w:r>
+        <w:rPr>
+          <w:b w:val="0"/>
+        </w:rPr>
+        <w:t>Teacher explanation: Request evaluated counts, split history, reference labels, baseline, errors and supported use.</w:t>
+      </w:r>
+    </w:p>
+    <w:p>
+      <w:pPr>
+        <w:spacing w:line="336" w:lineRule="auto" w:after="180"/>
+        <w:shd w:fill="F1F6FC"/>
+      </w:pPr>
+      <w:r>
+        <w:rPr>
+          <w:b w:val="0"/>
+        </w:rPr>
+        <w:t xml:space="preserve">Replace the universal claim with: performance scope is not established from the supplied </w:t>
+      </w:r>
+      <w:r>
+        <w:rPr>
+          <w:b/>
+        </w:rPr>
+        <w:t>evidence</w:t>
+      </w:r>
+      <w:r>
+        <w:rPr>
+          <w:b w:val="0"/>
+        </w:rPr>
+        <w:t>; the reported 90 percent cannot yet be audited.</w:t>
       </w:r>
     </w:p>
     <w:tbl>
@@ -2662,21 +4940,77 @@
       </w:tr>
     </w:tbl>
     <w:p>
-      <w:r>
-        <w:t>Record each dimension as not yet, with support, or independent. Accept a valid alternative procedure with a defensible trace. Do not penalise an honestly recorded model failure if the learner correctly explains its evidence and limits.</w:t>
-      </w:r>
-    </w:p>
-    <w:p>
       <w:pPr>
         <w:pStyle w:val="Heading3"/>
       </w:pPr>
       <w:r>
+        <w:t>Teacher key · Selected case answer</w:t>
+      </w:r>
+    </w:p>
+    <w:p>
+      <w:pPr>
+        <w:spacing w:line="336" w:lineRule="auto" w:after="180"/>
+        <w:shd w:fill="F1F6FC"/>
+      </w:pPr>
+      <w:r>
+        <w:rPr>
+          <w:b w:val="0"/>
+        </w:rPr>
+        <w:t>Record each dimension as not yet, with support, or independent. Accept a valid alternative procedure with a defensible trace.</w:t>
+      </w:r>
+    </w:p>
+    <w:p>
+      <w:pPr>
+        <w:spacing w:line="336" w:lineRule="auto" w:after="180"/>
+        <w:shd w:fill="F1F6FC"/>
+      </w:pPr>
+      <w:r>
+        <w:rPr>
+          <w:b w:val="0"/>
+        </w:rPr>
+        <w:t xml:space="preserve">Do not penalise an honestly recorded model failure if the learner correctly explains its </w:t>
+      </w:r>
+      <w:r>
+        <w:rPr>
+          <w:b/>
+        </w:rPr>
+        <w:t>evidence</w:t>
+      </w:r>
+      <w:r>
+        <w:rPr>
+          <w:b w:val="0"/>
+        </w:rPr>
+        <w:t xml:space="preserve"> and limits.</w:t>
+      </w:r>
+    </w:p>
+    <w:p>
+      <w:pPr>
+        <w:pStyle w:val="Heading3"/>
+      </w:pPr>
+      <w:r>
         <w:t>Feedback that the learner uses</w:t>
       </w:r>
     </w:p>
     <w:p>
-      <w:r>
-        <w:t>Name the earliest unsupported step and give one action to repair it. Have the learner make that repair now and explain why. Then assess the relevant skill on a fresh, fully specified case. Confirm it was not previously practised with feedback; solve and check the new case before assigning it. A follow-up design prompt is a starting brief, not automatically an equivalent test.</w:t>
+      <w:pPr>
+        <w:spacing w:line="336" w:lineRule="auto" w:after="180"/>
+      </w:pPr>
+      <w:r>
+        <w:rPr>
+          <w:b w:val="0"/>
+        </w:rPr>
+        <w:t>Name the earliest unsupported step and give one action to repair it. Have the learner make that repair now and explain why. Then assess the relevant skill on a fresh, fully specified case.</w:t>
+      </w:r>
+    </w:p>
+    <w:p>
+      <w:pPr>
+        <w:spacing w:line="336" w:lineRule="auto" w:after="180"/>
+      </w:pPr>
+      <w:r>
+        <w:rPr>
+          <w:b w:val="0"/>
+        </w:rPr>
+        <w:t>Confirm it was not previously practised with feedback; solve and check the new case before assigning it. A follow-up design prompt is a starting brief, not automatically an equivalent test.</w:t>
       </w:r>
     </w:p>
     <w:p>
@@ -2688,11 +5022,74 @@
       </w:r>
     </w:p>
     <w:p>
+      <w:r>
+        <w:t>Connect Model Cards and Human Review to Responsible Plant Classifier, adapt support and plan a later changed-case check.</w:t>
+      </w:r>
+    </w:p>
+    <w:p>
       <w:pPr>
         <w:pStyle w:val="Heading3"/>
       </w:pPr>
       <w:r>
-        <w:t>Connect and extend learning</w:t>
+        <w:t>Responsible Plant Classifier</w:t>
+      </w:r>
+    </w:p>
+    <w:p>
+      <w:pPr>
+        <w:spacing w:line="336" w:lineRule="auto" w:after="180"/>
+      </w:pPr>
+      <w:r>
+        <w:rPr>
+          <w:b w:val="0"/>
+        </w:rPr>
+        <w:t xml:space="preserve">Complete the Plant Classifier </w:t>
+      </w:r>
+      <w:r>
+        <w:rPr>
+          <w:b/>
+        </w:rPr>
+        <w:t>model card</w:t>
+      </w:r>
+      <w:r>
+        <w:rPr>
+          <w:b w:val="0"/>
+        </w:rPr>
+        <w:t xml:space="preserve"> and require teacher sign-off before any classroom demonstration.</w:t>
+      </w:r>
+    </w:p>
+    <w:p>
+      <w:pPr>
+        <w:spacing w:line="336" w:lineRule="auto" w:after="180"/>
+      </w:pPr>
+      <w:r>
+        <w:rPr>
+          <w:b w:val="0"/>
+        </w:rPr>
+        <w:t xml:space="preserve">Keep the decision, </w:t>
+      </w:r>
+      <w:r>
+        <w:rPr>
+          <w:b/>
+        </w:rPr>
+        <w:t>input</w:t>
+      </w:r>
+      <w:r>
+        <w:rPr>
+          <w:b w:val="0"/>
+        </w:rPr>
+        <w:t xml:space="preserve">, result, explanation and remaining limitation in the project </w:t>
+      </w:r>
+      <w:r>
+        <w:rPr>
+          <w:b/>
+        </w:rPr>
+        <w:t>evidence</w:t>
+      </w:r>
+      <w:r>
+        <w:rPr>
+          <w:b w:val="0"/>
+        </w:rPr>
+        <w:t xml:space="preserve"> record. Retrieve this record next week rather than restarting the project.</w:t>
       </w:r>
     </w:p>
     <w:p>
@@ -2700,17 +5097,18 @@
         <w:pStyle w:val="Heading3"/>
       </w:pPr>
       <w:r>
-        <w:t>Responsible Plant Classifier</w:t>
-      </w:r>
-    </w:p>
-    <w:p>
-      <w:r>
-        <w:t>Complete the Plant Classifier model card and require teacher sign-off before any classroom demonstration.</w:t>
-      </w:r>
-    </w:p>
-    <w:p>
-      <w:r>
-        <w:t>Keep the decision, input, result, explanation and remaining limitation in the project evidence record. Retrieve this record next week rather than restarting the project.</w:t>
+        <w:t>Support and stretch</w:t>
+      </w:r>
+    </w:p>
+    <w:p>
+      <w:pPr>
+        <w:spacing w:line="336" w:lineRule="auto" w:after="180"/>
+      </w:pPr>
+      <w:r>
+        <w:rPr>
+          <w:b w:val="0"/>
+        </w:rPr>
+        <w:t>Use a tiny labelled dataset, explicit units and a named positive class. Stretch: require a baseline, held-out evaluation and subgroup or shifted-condition analysis with denominators.</w:t>
       </w:r>
     </w:p>
     <w:p>
@@ -2718,12 +5116,42 @@
         <w:pStyle w:val="Heading3"/>
       </w:pPr>
       <w:r>
-        <w:t>Support and stretch</w:t>
-      </w:r>
-    </w:p>
-    <w:p>
-      <w:r>
-        <w:t>Use a tiny labelled dataset, explicit units and a named positive class. Stretch: require a baseline, held-out evaluation and subgroup or shifted-condition analysis with denominators.</w:t>
+        <w:t>Exit reflection</w:t>
+      </w:r>
+    </w:p>
+    <w:p>
+      <w:pPr>
+        <w:spacing w:line="336" w:lineRule="auto" w:after="180"/>
+      </w:pPr>
+      <w:r>
+        <w:rPr>
+          <w:b w:val="0"/>
+        </w:rPr>
+        <w:t xml:space="preserve">Ask for one decision the learner can now justify and one situation requiring more </w:t>
+      </w:r>
+      <w:r>
+        <w:rPr>
+          <w:b/>
+        </w:rPr>
+        <w:t>evidence</w:t>
+      </w:r>
+      <w:r>
+        <w:rPr>
+          <w:b w:val="0"/>
+        </w:rPr>
+        <w:t xml:space="preserve"> or </w:t>
+      </w:r>
+      <w:r>
+        <w:rPr>
+          <w:b/>
+        </w:rPr>
+        <w:t>human review</w:t>
+      </w:r>
+      <w:r>
+        <w:rPr>
+          <w:b w:val="0"/>
+        </w:rPr>
+        <w:t>. Confidence ratings are separate from correct independent performance.</w:t>
       </w:r>
     </w:p>
     <w:p>
@@ -2731,12 +5159,30 @@
         <w:pStyle w:val="Heading3"/>
       </w:pPr>
       <w:r>
-        <w:t>Exit reflection</w:t>
-      </w:r>
-    </w:p>
-    <w:p>
-      <w:r>
-        <w:t>Ask for one decision the learner can now justify and one situation requiring more evidence or human review. Confidence ratings are separate from correct independent performance.</w:t>
+        <w:t>Bridge to the next week</w:t>
+      </w:r>
+    </w:p>
+    <w:p>
+      <w:pPr>
+        <w:spacing w:line="336" w:lineRule="auto" w:after="180"/>
+      </w:pPr>
+      <w:r>
+        <w:rPr>
+          <w:b w:val="0"/>
+        </w:rPr>
+        <w:t xml:space="preserve">Next: Week 34: Capstone Dataset and Baseline. Retrieve today’s </w:t>
+      </w:r>
+      <w:r>
+        <w:rPr>
+          <w:b/>
+        </w:rPr>
+        <w:t>evidence</w:t>
+      </w:r>
+      <w:r>
+        <w:rPr>
+          <w:b w:val="0"/>
+        </w:rPr>
+        <w:t xml:space="preserve"> and identify what carries forward and what is new.</w:t>
       </w:r>
     </w:p>
     <w:p>
@@ -2744,12 +5190,156 @@
         <w:pStyle w:val="Heading3"/>
       </w:pPr>
       <w:r>
-        <w:t>Bridge to the next week</w:t>
-      </w:r>
-    </w:p>
-    <w:p>
-      <w:r>
-        <w:t>Next: Week 34: Capstone Dataset and Baseline. Retrieve today’s evidence and identify what carries forward and what is new.</w:t>
+        <w:t>Support and fresh reassessment</w:t>
+      </w:r>
+    </w:p>
+    <w:p>
+      <w:pPr>
+        <w:spacing w:line="336" w:lineRule="auto" w:after="180"/>
+      </w:pPr>
+      <w:r>
+        <w:rPr>
+          <w:b w:val="0"/>
+        </w:rPr>
+        <w:t xml:space="preserve">Provide a blank </w:t>
+      </w:r>
+      <w:r>
+        <w:rPr>
+          <w:b/>
+        </w:rPr>
+        <w:t>evidence</w:t>
+      </w:r>
+      <w:r>
+        <w:rPr>
+          <w:b w:val="0"/>
+        </w:rPr>
+        <w:t xml:space="preserve"> table and allow a verbal explanation before writing. Highlight the given conditions without supplying the W 4 conclusion. Use </w:t>
+      </w:r>
+      <w:r>
+        <w:rPr>
+          <w:b/>
+        </w:rPr>
+        <w:t>model card</w:t>
+      </w:r>
+      <w:r>
+        <w:rPr>
+          <w:b w:val="0"/>
+        </w:rPr>
+        <w:t xml:space="preserve"> and </w:t>
+      </w:r>
+      <w:r>
+        <w:rPr>
+          <w:b/>
+        </w:rPr>
+        <w:t>intended use</w:t>
+      </w:r>
+      <w:r>
+        <w:rPr>
+          <w:b w:val="0"/>
+        </w:rPr>
+        <w:t xml:space="preserve"> in full sentences.</w:t>
+      </w:r>
+    </w:p>
+    <w:p>
+      <w:pPr>
+        <w:spacing w:line="336" w:lineRule="auto" w:after="180"/>
+      </w:pPr>
+      <w:r>
+        <w:rPr>
+          <w:b w:val="0"/>
+        </w:rPr>
+        <w:t>Extension: alter one condition in the worked example and explain which conclusion changes and which remains supported.</w:t>
+      </w:r>
+    </w:p>
+    <w:p>
+      <w:pPr>
+        <w:spacing w:line="336" w:lineRule="auto" w:after="180"/>
+      </w:pPr>
+      <w:r>
+        <w:rPr>
+          <w:b w:val="0"/>
+        </w:rPr>
+        <w:t>For independent W 4, require: Request evaluated counts, split history, reference labels, baseline, errors and supported use.</w:t>
+      </w:r>
+    </w:p>
+    <w:p>
+      <w:pPr>
+        <w:spacing w:line="336" w:lineRule="auto" w:after="180"/>
+      </w:pPr>
+      <w:r>
+        <w:rPr>
+          <w:b w:val="0"/>
+        </w:rPr>
+        <w:t xml:space="preserve">Replace the universal claim with: performance scope is not established from the supplied </w:t>
+      </w:r>
+      <w:r>
+        <w:rPr>
+          <w:b/>
+        </w:rPr>
+        <w:t>evidence</w:t>
+      </w:r>
+      <w:r>
+        <w:rPr>
+          <w:b w:val="0"/>
+        </w:rPr>
+        <w:t>; the reported 90 percent cannot yet be audited.</w:t>
+      </w:r>
+    </w:p>
+    <w:p>
+      <w:pPr>
+        <w:spacing w:line="336" w:lineRule="auto" w:after="180"/>
+      </w:pPr>
+      <w:r>
+        <w:rPr>
+          <w:b w:val="0"/>
+        </w:rPr>
+        <w:t xml:space="preserve">Fresh retry: a card lists test accuracy 18/20 but omits positive-class recall and </w:t>
+      </w:r>
+      <w:r>
+        <w:rPr>
+          <w:b/>
+        </w:rPr>
+        <w:t>intended use</w:t>
+      </w:r>
+      <w:r>
+        <w:rPr>
+          <w:b w:val="0"/>
+        </w:rPr>
+        <w:t>. Ask for full matrix, class definition and bounded use; do not infer recall from accuracy.</w:t>
+      </w:r>
+    </w:p>
+    <w:p>
+      <w:pPr>
+        <w:spacing w:line="336" w:lineRule="auto" w:after="180"/>
+      </w:pPr>
+      <w:r>
+        <w:rPr>
+          <w:b w:val="0"/>
+        </w:rPr>
+        <w:t>Mark each criterion as independent, supported or not yet demonstrated. Reassess the reasoning after feedback; do not replace the first attempt silently.</w:t>
+      </w:r>
+    </w:p>
+    <w:p>
+      <w:pPr>
+        <w:spacing w:line="336" w:lineRule="auto" w:after="180"/>
+      </w:pPr>
+      <w:r>
+        <w:rPr>
+          <w:b w:val="0"/>
+        </w:rPr>
+        <w:t xml:space="preserve">Next week: Capstone data and requirements. Carry forward the saved </w:t>
+      </w:r>
+      <w:r>
+        <w:rPr>
+          <w:b/>
+        </w:rPr>
+        <w:t>evidence</w:t>
+      </w:r>
+      <w:r>
+        <w:rPr>
+          <w:b w:val="0"/>
+        </w:rPr>
+        <w:t xml:space="preserve"> and the distinction between development choices and justified claims.</w:t>
       </w:r>
     </w:p>
     <w:p>
@@ -2757,40 +5347,40 @@
         <w:pStyle w:val="Heading3"/>
       </w:pPr>
       <w:r>
-        <w:t>Support and fresh reassessment</w:t>
-      </w:r>
-    </w:p>
-    <w:p>
-      <w:r>
-        <w:t>Provide a blank evidence table and allow a verbal explanation before writing. Highlight the given conditions without supplying the W 4 conclusion. Use model card and intended use in full sentences. Extension: alter one condition in the worked example and explain which conclusion changes and which remains supported.</w:t>
-      </w:r>
-    </w:p>
-    <w:p>
-      <w:r>
-        <w:t>For independent W 4, require: Request evaluated counts, split history, reference labels, baseline, errors and supported use. Replace the universal claim with: performance scope is not established from the supplied evidence; the reported 90 percent cannot yet be audited. Fresh retry: a card lists test accuracy 18/20 but omits positive-class recall and intended use. Ask for full matrix, class definition and bounded use; do not infer recall from accuracy. Mark each criterion as independent, supported or not yet demonstrated. Reassess the reasoning after feedback; do not replace the first attempt silently.</w:t>
-      </w:r>
-    </w:p>
-    <w:p>
-      <w:r>
-        <w:t>Next week: Capstone data and requirements. Carry forward the saved evidence and the distinction between development choices and justified claims.</w:t>
-      </w:r>
-    </w:p>
-    <w:p>
-      <w:pPr>
-        <w:pStyle w:val="Heading3"/>
-      </w:pPr>
-      <w:r>
         <w:t>Plan the delayed return</w:t>
       </w:r>
     </w:p>
     <w:p>
-      <w:r>
+      <w:pPr>
+        <w:spacing w:line="336" w:lineRule="auto" w:after="180"/>
+      </w:pPr>
+      <w:r>
+        <w:rPr>
+          <w:b w:val="0"/>
+        </w:rPr>
         <w:t>Suggested return points in this level: ai-4/34, ai-4/36. Use actual classroom dates, adjusting for holidays and gaps. One, three and six teaching weeks are scheduling choices, not a claimed optimal spacing.</w:t>
       </w:r>
     </w:p>
     <w:p>
-      <w:r>
-        <w:t>At a delayed check, ask for the idea from memory and a changed application. Compare with the earlier independent response and record support used. For a new level, revisit the previous capstone before checking the new prerequisites.</w:t>
+      <w:pPr>
+        <w:spacing w:line="336" w:lineRule="auto" w:after="180"/>
+      </w:pPr>
+      <w:r>
+        <w:rPr>
+          <w:b w:val="0"/>
+        </w:rPr>
+        <w:t>At a delayed check, ask for the idea from memory and a changed application. Compare with the earlier independent response and record support used.</w:t>
+      </w:r>
+    </w:p>
+    <w:p>
+      <w:pPr>
+        <w:spacing w:line="336" w:lineRule="auto" w:after="180"/>
+      </w:pPr>
+      <w:r>
+        <w:rPr>
+          <w:b w:val="0"/>
+        </w:rPr>
+        <w:t>For a new level, revisit the previous capstone before checking the new prerequisites.</w:t>
       </w:r>
     </w:p>
     <w:tbl>
@@ -2950,8 +5540,26 @@
       </w:tr>
     </w:tbl>
     <w:p>
-      <w:r>
-        <w:t>Use the evidence to choose reteaching or the next step. A completed page, confidence rating or attractive project does not by itself demonstrate understanding.</w:t>
+      <w:pPr>
+        <w:spacing w:line="336" w:lineRule="auto" w:after="180"/>
+      </w:pPr>
+      <w:r>
+        <w:rPr>
+          <w:b w:val="0"/>
+        </w:rPr>
+        <w:t xml:space="preserve">Use the </w:t>
+      </w:r>
+      <w:r>
+        <w:rPr>
+          <w:b/>
+        </w:rPr>
+        <w:t>evidence</w:t>
+      </w:r>
+      <w:r>
+        <w:rPr>
+          <w:b w:val="0"/>
+        </w:rPr>
+        <w:t xml:space="preserve"> to choose reteaching or the next step. A completed page, confidence rating or attractive project does not by itself demonstrate understanding.</w:t>
       </w:r>
     </w:p>
     <w:p>
@@ -2963,8 +5571,37 @@
       </w:r>
     </w:p>
     <w:p>
-      <w:r>
-        <w:t>For your Responsible Plant Classifier, save the input, procedure, observed result and limitation of this check. Label this worked example as practice; use a different, previously unreviewed case when checking independent understanding.</w:t>
+      <w:pPr>
+        <w:spacing w:line="336" w:lineRule="auto" w:after="180"/>
+      </w:pPr>
+      <w:r>
+        <w:rPr>
+          <w:b w:val="0"/>
+        </w:rPr>
+        <w:t xml:space="preserve">For your Responsible Plant Classifier, save the </w:t>
+      </w:r>
+      <w:r>
+        <w:rPr>
+          <w:b/>
+        </w:rPr>
+        <w:t>input</w:t>
+      </w:r>
+      <w:r>
+        <w:rPr>
+          <w:b w:val="0"/>
+        </w:rPr>
+        <w:t>, procedure, observed result and limitation of this check.</w:t>
+      </w:r>
+    </w:p>
+    <w:p>
+      <w:pPr>
+        <w:spacing w:line="336" w:lineRule="auto" w:after="180"/>
+      </w:pPr>
+      <w:r>
+        <w:rPr>
+          <w:b w:val="0"/>
+        </w:rPr>
+        <w:t>Label this worked example as practice; use a different, previously unreviewed case when checking independent understanding.</w:t>
       </w:r>
     </w:p>
     <w:p>
@@ -2977,12 +5614,68 @@
     </w:p>
     <w:p>
       <w:r>
-        <w:t>Teaching target: Write a model card whose claims match evidence</w:t>
-      </w:r>
-    </w:p>
-    <w:p>
-      <w:r>
-        <w:t>Prepare the labelled worked-case picture, the matching workbook, fictional input cards and a place for individual responses. Check a local Python 3 environment before class; have a paper-trace version ready.</w:t>
+        <w:t>Use this preparation summary alongside the detailed Model Cards and Human Review lesson; it is a checklist rather than a replacement for the full sequence.</w:t>
+      </w:r>
+    </w:p>
+    <w:p>
+      <w:pPr>
+        <w:pStyle w:val="Heading3"/>
+      </w:pPr>
+      <w:r>
+        <w:t>Teaching target</w:t>
+      </w:r>
+    </w:p>
+    <w:p>
+      <w:pPr>
+        <w:spacing w:line="336" w:lineRule="auto" w:after="180"/>
+        <w:shd w:fill="EDF7F3"/>
+      </w:pPr>
+      <w:r>
+        <w:rPr>
+          <w:b w:val="0"/>
+        </w:rPr>
+        <w:t xml:space="preserve">Teaching target: Write a </w:t>
+      </w:r>
+      <w:r>
+        <w:rPr>
+          <w:b/>
+        </w:rPr>
+        <w:t>model card</w:t>
+      </w:r>
+      <w:r>
+        <w:rPr>
+          <w:b w:val="0"/>
+        </w:rPr>
+        <w:t xml:space="preserve"> whose claims match </w:t>
+      </w:r>
+      <w:r>
+        <w:rPr>
+          <w:b/>
+        </w:rPr>
+        <w:t>evidence</w:t>
+      </w:r>
+    </w:p>
+    <w:p>
+      <w:pPr>
+        <w:spacing w:line="336" w:lineRule="auto" w:after="180"/>
+      </w:pPr>
+      <w:r>
+        <w:rPr>
+          <w:b w:val="0"/>
+        </w:rPr>
+        <w:t xml:space="preserve">Prepare the labelled worked-case picture, the matching workbook, fictional </w:t>
+      </w:r>
+      <w:r>
+        <w:rPr>
+          <w:b/>
+        </w:rPr>
+        <w:t>input</w:t>
+      </w:r>
+      <w:r>
+        <w:rPr>
+          <w:b w:val="0"/>
+        </w:rPr>
+        <w:t xml:space="preserve"> cards and a place for individual responses. Check a local Python 3 environment before class; have a paper-trace version ready.</w:t>
       </w:r>
     </w:p>
     <w:tbl>
@@ -3129,37 +5822,207 @@
       </w:tr>
     </w:tbl>
     <w:p>
-      <w:r>
+      <w:pPr>
+        <w:spacing w:line="336" w:lineRule="auto" w:after="180"/>
+      </w:pPr>
+      <w:r>
+        <w:rPr>
+          <w:b w:val="0"/>
+        </w:rPr>
         <w:t>Before class, solve the supported practice: Verify the worked accuracy, precision and recall.</w:t>
       </w:r>
     </w:p>
     <w:p>
-      <w:r>
+      <w:pPr>
+        <w:pStyle w:val="Heading3"/>
+      </w:pPr>
+      <w:r>
+        <w:t>Supported practice answer</w:t>
+      </w:r>
+    </w:p>
+    <w:p>
+      <w:pPr>
+        <w:spacing w:line="336" w:lineRule="auto" w:after="180"/>
+        <w:shd w:fill="F1F6FC"/>
+      </w:pPr>
+      <w:r>
+        <w:rPr>
+          <w:b w:val="0"/>
+        </w:rPr>
         <w:t>Reasoned practice answer: Teacher explanation: TN 7 TP 2 give 9/12 accuracy; TP 2/(TP 2+FP 1)=2/3 precision; TP 2/(TP 2+FN 2)=2/4 recall.</w:t>
       </w:r>
     </w:p>
     <w:p>
-      <w:r>
-        <w:t>Check every learner before discussion: Use the worked case for Model cards and review. Proposed explanation: “A final answer is enough”. Decide whether this explanation is supported. Point to the step or supplied fact that decides; explain your repair if needed.</w:t>
-      </w:r>
-    </w:p>
-    <w:p>
-      <w:r>
-        <w:t>Misconception repair: Ask for the relevant counts, units, procedure or saved record. For this week: Intended: compare toy classifiers on the documented fictional task. Not supported: real parcel handling, student assessment or decisions outside the evaluated setup.</w:t>
-      </w:r>
-    </w:p>
-    <w:p>
-      <w:r>
-        <w:t>Support: read the exact case aloud, enlarge the labelled picture, supply input cards and model only the first deciding step. Accept a spoken explanation or drawing; retain the reasoning goal.</w:t>
-      </w:r>
-    </w:p>
-    <w:p>
-      <w:r>
-        <w:t>Extension: The publicity sentence becomes “80% accurate for every plant”. Require a prediction and a reason before comparing. Expected result: Reject that unbounded statement. Reason: The measured rate belongs to twenty related indoor photos, not every plant or setting.</w:t>
-      </w:r>
-    </w:p>
-    <w:p>
-      <w:r>
+      <w:pPr>
+        <w:spacing w:line="336" w:lineRule="auto" w:after="180"/>
+      </w:pPr>
+      <w:r>
+        <w:rPr>
+          <w:b w:val="0"/>
+        </w:rPr>
+        <w:t xml:space="preserve">Check every learner before discussion: Use the worked case for </w:t>
+      </w:r>
+      <w:r>
+        <w:rPr>
+          <w:b/>
+        </w:rPr>
+        <w:t>Model card</w:t>
+      </w:r>
+      <w:r>
+        <w:rPr>
+          <w:b w:val="0"/>
+        </w:rPr>
+        <w:t>s and review. Proposed explanation: “A final answer is enough”. Decide whether this explanation is supported.</w:t>
+      </w:r>
+    </w:p>
+    <w:p>
+      <w:pPr>
+        <w:spacing w:line="336" w:lineRule="auto" w:after="180"/>
+      </w:pPr>
+      <w:r>
+        <w:rPr>
+          <w:b w:val="0"/>
+        </w:rPr>
+        <w:t>Point to the step or supplied fact that decides; explain your repair if needed.</w:t>
+      </w:r>
+    </w:p>
+    <w:p>
+      <w:pPr>
+        <w:pStyle w:val="Heading3"/>
+      </w:pPr>
+      <w:r>
+        <w:t>Repair the misconception</w:t>
+      </w:r>
+    </w:p>
+    <w:p>
+      <w:pPr>
+        <w:spacing w:line="336" w:lineRule="auto" w:after="180"/>
+        <w:shd w:fill="FFF5E6"/>
+      </w:pPr>
+      <w:r>
+        <w:rPr>
+          <w:b w:val="0"/>
+        </w:rPr>
+        <w:t>Misconception repair: Ask for the relevant counts, units, procedure or saved record. For this week: Intended: compare toy classifiers on the documented fictional task.</w:t>
+      </w:r>
+    </w:p>
+    <w:p>
+      <w:pPr>
+        <w:spacing w:line="336" w:lineRule="auto" w:after="180"/>
+        <w:shd w:fill="FFF5E6"/>
+      </w:pPr>
+      <w:r>
+        <w:rPr>
+          <w:b w:val="0"/>
+        </w:rPr>
+        <w:t>Not supported: real parcel handling, student assessment or decisions outside the evaluated setup.</w:t>
+      </w:r>
+    </w:p>
+    <w:p>
+      <w:pPr>
+        <w:pStyle w:val="Heading3"/>
+      </w:pPr>
+      <w:r>
+        <w:t>Support without giving away the answer</w:t>
+      </w:r>
+    </w:p>
+    <w:p>
+      <w:pPr>
+        <w:spacing w:line="336" w:lineRule="auto" w:after="180"/>
+        <w:shd w:fill="F1F6F8"/>
+      </w:pPr>
+      <w:r>
+        <w:rPr>
+          <w:b w:val="0"/>
+        </w:rPr>
+        <w:t xml:space="preserve">Support: read the exact case aloud, enlarge the labelled picture, supply </w:t>
+      </w:r>
+      <w:r>
+        <w:rPr>
+          <w:b/>
+        </w:rPr>
+        <w:t>input</w:t>
+      </w:r>
+      <w:r>
+        <w:rPr>
+          <w:b w:val="0"/>
+        </w:rPr>
+        <w:t xml:space="preserve"> cards and model only the first deciding step. Accept a spoken explanation or drawing; retain the reasoning goal.</w:t>
+      </w:r>
+    </w:p>
+    <w:p>
+      <w:pPr>
+        <w:pStyle w:val="Heading3"/>
+      </w:pPr>
+      <w:r>
+        <w:t>Extend the reasoning</w:t>
+      </w:r>
+    </w:p>
+    <w:p>
+      <w:pPr>
+        <w:spacing w:line="336" w:lineRule="auto" w:after="180"/>
+        <w:shd w:fill="F5F1FB"/>
+      </w:pPr>
+      <w:r>
+        <w:rPr>
+          <w:b w:val="0"/>
+        </w:rPr>
+        <w:t>Extension: The publicity sentence becomes “</w:t>
+      </w:r>
+      <w:r>
+        <w:rPr>
+          <w:b/>
+        </w:rPr>
+        <w:t>80%</w:t>
+      </w:r>
+      <w:r>
+        <w:rPr>
+          <w:b w:val="0"/>
+        </w:rPr>
+        <w:t xml:space="preserve"> accurate for every plant”. Require a </w:t>
+      </w:r>
+      <w:r>
+        <w:rPr>
+          <w:b/>
+        </w:rPr>
+        <w:t>prediction</w:t>
+      </w:r>
+      <w:r>
+        <w:rPr>
+          <w:b w:val="0"/>
+        </w:rPr>
+        <w:t xml:space="preserve"> and a reason before comparing. Expected result: Reject that unbounded statement.</w:t>
+      </w:r>
+    </w:p>
+    <w:p>
+      <w:pPr>
+        <w:spacing w:line="336" w:lineRule="auto" w:after="180"/>
+        <w:shd w:fill="F5F1FB"/>
+      </w:pPr>
+      <w:r>
+        <w:rPr>
+          <w:b w:val="0"/>
+        </w:rPr>
+        <w:t>Reason: The measured rate belongs to twenty related indoor photos, not every plant or setting.</w:t>
+      </w:r>
+    </w:p>
+    <w:p>
+      <w:pPr>
+        <w:pStyle w:val="Heading3"/>
+      </w:pPr>
+      <w:r>
+        <w:t>Protect the independent attempt</w:t>
+      </w:r>
+    </w:p>
+    <w:p>
+      <w:pPr>
+        <w:spacing w:line="336" w:lineRule="auto" w:after="180"/>
+        <w:shd w:fill="FFF5E6"/>
+      </w:pPr>
+      <w:r>
+        <w:rPr>
+          <w:b w:val="0"/>
+        </w:rPr>
         <w:t>Independent assessment: withhold the reserved answer until the learner has attempted the new case. Record support separately from correctness.</w:t>
       </w:r>
     </w:p>
@@ -3348,13 +6211,58 @@
       </w:tr>
     </w:tbl>
     <w:p>
-      <w:r>
-        <w:t>Project checkpoint: Present and defend. Demonstrate the system, explain one failure and justify the next improvement with evidence.</w:t>
-      </w:r>
-    </w:p>
-    <w:p>
-      <w:r>
-        <w:t>Use the weekly teacher answer for topic-specific reasoning. A saved progress tick is an activity record; judge mastery from the learner’s explanation and evidence.</w:t>
+      <w:pPr>
+        <w:pStyle w:val="Heading3"/>
+      </w:pPr>
+      <w:r>
+        <w:t>Project checkpoint</w:t>
+      </w:r>
+    </w:p>
+    <w:p>
+      <w:pPr>
+        <w:spacing w:line="336" w:lineRule="auto" w:after="180"/>
+        <w:shd w:fill="EDF7F3"/>
+      </w:pPr>
+      <w:r>
+        <w:rPr>
+          <w:b w:val="0"/>
+        </w:rPr>
+        <w:t xml:space="preserve">Project checkpoint: Present and defend. Demonstrate the system, explain one failure and justify the next improvement with </w:t>
+      </w:r>
+      <w:r>
+        <w:rPr>
+          <w:b/>
+        </w:rPr>
+        <w:t>evidence</w:t>
+      </w:r>
+      <w:r>
+        <w:rPr>
+          <w:b w:val="0"/>
+        </w:rPr>
+        <w:t>.</w:t>
+      </w:r>
+    </w:p>
+    <w:p>
+      <w:pPr>
+        <w:spacing w:line="336" w:lineRule="auto" w:after="180"/>
+      </w:pPr>
+      <w:r>
+        <w:rPr>
+          <w:b w:val="0"/>
+        </w:rPr>
+        <w:t xml:space="preserve">Use the weekly teacher answer for topic-specific reasoning. A saved progress tick is an activity record; judge mastery from the learner’s explanation and </w:t>
+      </w:r>
+      <w:r>
+        <w:rPr>
+          <w:b/>
+        </w:rPr>
+        <w:t>evidence</w:t>
+      </w:r>
+      <w:r>
+        <w:rPr>
+          <w:b w:val="0"/>
+        </w:rPr>
+        <w:t>.</w:t>
       </w:r>
     </w:p>
     <w:p>
@@ -3367,27 +6275,1018 @@
     </w:p>
     <w:p>
       <w:r>
-        <w:t>Use the two formative questions as supported practice, not as independent mastery scores. Discuss the deciding evidence rather than accepting a guessed selection.</w:t>
-      </w:r>
-    </w:p>
-    <w:p>
-      <w:r>
+        <w:t>Use feedback, earlier review and portfolios purposefully. Apply the coding routine only when this lesson has an executable lab.</w:t>
+      </w:r>
+    </w:p>
+    <w:p>
+      <w:pPr>
+        <w:spacing w:line="336" w:lineRule="auto" w:after="180"/>
+      </w:pPr>
+      <w:r>
+        <w:rPr>
+          <w:b w:val="0"/>
+        </w:rPr>
+        <w:t xml:space="preserve">Use the two formative questions as supported practice, not as independent mastery scores. Discuss the deciding </w:t>
+      </w:r>
+      <w:r>
+        <w:rPr>
+          <w:b/>
+        </w:rPr>
+        <w:t>evidence</w:t>
+      </w:r>
+      <w:r>
+        <w:rPr>
+          <w:b w:val="0"/>
+        </w:rPr>
+        <w:t xml:space="preserve"> rather than accepting a guessed selection.</w:t>
+      </w:r>
+    </w:p>
+    <w:p>
+      <w:pPr>
+        <w:spacing w:line="336" w:lineRule="auto" w:after="180"/>
+      </w:pPr>
+      <w:r>
+        <w:rPr>
+          <w:b w:val="0"/>
+        </w:rPr>
         <w:t>The feedback comes from the reviewed public worked case. Do not reveal the separately reserved independent teacher answer until the learner has attempted that case.</w:t>
       </w:r>
     </w:p>
     <w:p>
-      <w:r>
-        <w:t>Ask students to predict before running code. Preserve errors and actual outputs; collect a changed test and an explanation. The branch-boundary and indexing lessons deliberately include failure cases.</w:t>
-      </w:r>
-    </w:p>
-    <w:p>
-      <w:r>
+      <w:pPr>
+        <w:pStyle w:val="Heading3"/>
+      </w:pPr>
+      <w:r>
+        <w:t>For later coding lessons</w:t>
+      </w:r>
+    </w:p>
+    <w:p>
+      <w:r>
+        <w:t>This week has no code block. Use this routine when a later lesson includes an executable lab.</w:t>
+      </w:r>
+    </w:p>
+    <w:p>
+      <w:pPr>
+        <w:spacing w:line="336" w:lineRule="auto" w:after="180"/>
+        <w:shd w:fill="F1F6F8"/>
+      </w:pPr>
+      <w:r>
+        <w:rPr>
+          <w:b w:val="0"/>
+        </w:rPr>
+        <w:t xml:space="preserve">Ask students to predict before running code. Preserve errors and actual </w:t>
+      </w:r>
+      <w:r>
+        <w:rPr>
+          <w:b/>
+        </w:rPr>
+        <w:t>output</w:t>
+      </w:r>
+      <w:r>
+        <w:rPr>
+          <w:b w:val="0"/>
+        </w:rPr>
+        <w:t>s; collect a changed test and an explanation. The branch-boundary and indexing lessons deliberately include failure cases.</w:t>
+      </w:r>
+    </w:p>
+    <w:p>
+      <w:pPr>
+        <w:spacing w:line="336" w:lineRule="auto" w:after="180"/>
+      </w:pPr>
+      <w:r>
+        <w:rPr>
+          <w:b w:val="0"/>
+        </w:rPr>
         <w:t>Use the earlier worked-explanation links to address a specific missing building block, then return to the current question. Adapt this suggestion after observing the learner; it is not an automatic diagnosis.</w:t>
       </w:r>
     </w:p>
     <w:p>
-      <w:r>
-        <w:t>Collect the completed-work portfolio as evidence. Record support separately from correctness, and assess explanation, trace/test and limitations. Progress ticks and quiz selections alone do not establish mastery.</w:t>
+      <w:pPr>
+        <w:spacing w:line="336" w:lineRule="auto" w:after="180"/>
+      </w:pPr>
+      <w:r>
+        <w:rPr>
+          <w:b w:val="0"/>
+        </w:rPr>
+        <w:t xml:space="preserve">Collect the completed-work portfolio as </w:t>
+      </w:r>
+      <w:r>
+        <w:rPr>
+          <w:b/>
+        </w:rPr>
+        <w:t>evidence</w:t>
+      </w:r>
+      <w:r>
+        <w:rPr>
+          <w:b w:val="0"/>
+        </w:rPr>
+        <w:t>. Record support separately from correctness, and assess explanation, trace/test and limitations. Progress ticks and quiz selections alone do not establish mastery.</w:t>
+      </w:r>
+    </w:p>
+    <w:p>
+      <w:pPr>
+        <w:pStyle w:val="Heading1"/>
+      </w:pPr>
+      <w:r>
+        <w:t>09. Visual concept journey</w:t>
+      </w:r>
+    </w:p>
+    <w:p>
+      <w:r>
+        <w:t>Show one Model Cards and Human Review graphic at a time, request a prediction and discuss its trace before the independent assessment.</w:t>
+      </w:r>
+    </w:p>
+    <w:p>
+      <w:pPr>
+        <w:spacing w:line="336" w:lineRule="auto" w:after="180"/>
+      </w:pPr>
+      <w:r>
+        <w:rPr>
+          <w:b w:val="0"/>
+        </w:rPr>
+        <w:t xml:space="preserve">Use one picture at a time. Hide a worked result before asking for a </w:t>
+      </w:r>
+      <w:r>
+        <w:rPr>
+          <w:b/>
+        </w:rPr>
+        <w:t>prediction</w:t>
+      </w:r>
+      <w:r>
+        <w:rPr>
+          <w:b w:val="0"/>
+        </w:rPr>
+        <w:t>, then reveal it for feedback. These are supported teaching cases; retain the separate independent assessment for a fresh first attempt.</w:t>
+      </w:r>
+    </w:p>
+    <w:p>
+      <w:pPr>
+        <w:pStyle w:val="Heading3"/>
+      </w:pPr>
+      <w:r>
+        <w:t>01. Model Cards and Human Review: the case</w:t>
+      </w:r>
+    </w:p>
+    <w:p>
+      <w:r>
+        <w:drawing>
+          <wp:inline xmlns:a="http://schemas.openxmlformats.org/drawingml/2006/main" xmlns:pic="http://schemas.openxmlformats.org/drawingml/2006/picture">
+            <wp:extent cx="5486400" cy="3142488"/>
+            <wp:docPr id="2" name="Picture 2" descr="Write a model card whose performance statement can be traced to a concrete evaluation. Supplied facts: Toy v = 3 classifier scored16/20 on five unseen plants with four views each, under indoor tablet lighting. Baseline scored14/20. All inputs and outcomes in this worked example are invented classroom data; no real model run is claimed."/>
+            <wp:cNvGraphicFramePr>
+              <a:graphicFrameLocks noChangeAspect="1"/>
+            </wp:cNvGraphicFramePr>
+            <a:graphic>
+              <a:graphicData uri="http://schemas.openxmlformats.org/drawingml/2006/picture">
+                <pic:pic>
+                  <pic:nvPicPr>
+                    <pic:cNvPr id="0" name="academy-story-ai-4-33-01.png"/>
+                    <pic:cNvPicPr/>
+                  </pic:nvPicPr>
+                  <pic:blipFill>
+                    <a:blip r:embed="rId10"/>
+                    <a:stretch>
+                      <a:fillRect/>
+                    </a:stretch>
+                  </pic:blipFill>
+                  <pic:spPr>
+                    <a:xfrm>
+                      <a:off x="0" y="0"/>
+                      <a:ext cx="5486400" cy="3142488"/>
+                    </a:xfrm>
+                    <a:prstGeom prst="rect"/>
+                  </pic:spPr>
+                </pic:pic>
+              </a:graphicData>
+            </a:graphic>
+          </wp:inline>
+        </w:drawing>
+      </w:r>
+    </w:p>
+    <w:p>
+      <w:pPr>
+        <w:spacing w:line="336" w:lineRule="auto" w:after="180"/>
+      </w:pPr>
+      <w:r>
+        <w:rPr>
+          <w:b w:val="0"/>
+        </w:rPr>
+        <w:t xml:space="preserve">Write a </w:t>
+      </w:r>
+      <w:r>
+        <w:rPr>
+          <w:b/>
+        </w:rPr>
+        <w:t>model card</w:t>
+      </w:r>
+      <w:r>
+        <w:rPr>
+          <w:b w:val="0"/>
+        </w:rPr>
+        <w:t xml:space="preserve"> whose performance statement can be traced to a concrete evaluation. Supplied facts: Toy v = 3 classifier scored16/20 on five unseen plants with four views each, under indoor tablet lighting.</w:t>
+      </w:r>
+    </w:p>
+    <w:p>
+      <w:pPr>
+        <w:spacing w:line="336" w:lineRule="auto" w:after="180"/>
+      </w:pPr>
+      <w:r>
+        <w:rPr>
+          <w:b w:val="0"/>
+        </w:rPr>
+        <w:t xml:space="preserve">Baseline scored14/20. All </w:t>
+      </w:r>
+      <w:r>
+        <w:rPr>
+          <w:b/>
+        </w:rPr>
+        <w:t>input</w:t>
+      </w:r>
+      <w:r>
+        <w:rPr>
+          <w:b w:val="0"/>
+        </w:rPr>
+        <w:t>s and outcomes in this worked example are invented classroom data; no real model run is claimed.</w:t>
+      </w:r>
+    </w:p>
+    <w:p>
+      <w:pPr>
+        <w:spacing w:line="336" w:lineRule="auto" w:after="180"/>
+        <w:shd w:fill="F5F1FB"/>
+      </w:pPr>
+      <w:r>
+        <w:rPr>
+          <w:b w:val="0"/>
+        </w:rPr>
+        <w:t>Point to the given fact that matters most. Explain why it matters.</w:t>
+      </w:r>
+    </w:p>
+    <w:p>
+      <w:pPr>
+        <w:pStyle w:val="Heading3"/>
+      </w:pPr>
+      <w:r>
+        <w:t>Discuss while showing the picture</w:t>
+      </w:r>
+    </w:p>
+    <w:p>
+      <w:pPr>
+        <w:spacing w:line="336" w:lineRule="auto" w:after="180"/>
+        <w:shd w:fill="F1F6F8"/>
+      </w:pPr>
+      <w:r>
+        <w:rPr>
+          <w:b w:val="0"/>
+        </w:rPr>
+        <w:t>Teacher prompt: Point to the given fact that matters most. Explain why it matters. Ask learners to describe one label or arrow in ordinary words. Use the adjacent transcript if the image is difficult to see.</w:t>
+      </w:r>
+    </w:p>
+    <w:p>
+      <w:pPr>
+        <w:pStyle w:val="Heading3"/>
+      </w:pPr>
+      <w:r>
+        <w:t>02. Follow the deciding steps</w:t>
+      </w:r>
+    </w:p>
+    <w:p>
+      <w:r>
+        <w:drawing>
+          <wp:inline xmlns:a="http://schemas.openxmlformats.org/drawingml/2006/main" xmlns:pic="http://schemas.openxmlformats.org/drawingml/2006/picture">
+            <wp:extent cx="5486400" cy="3493008"/>
+            <wp:docPr id="3" name="Picture 3" descr="Name evidence: Record v = 3, 20 photo cases, 5 plant identities, group-separated split and indoor tablet conditions. → Compare baseline: v = 3 accuracy 80%; baseline70% on the same 20 cases. → State limits: Do not claim all cameras, outdoor conditions or disease diagnosis were validated."/>
+            <wp:cNvGraphicFramePr>
+              <a:graphicFrameLocks noChangeAspect="1"/>
+            </wp:cNvGraphicFramePr>
+            <a:graphic>
+              <a:graphicData uri="http://schemas.openxmlformats.org/drawingml/2006/picture">
+                <pic:pic>
+                  <pic:nvPicPr>
+                    <pic:cNvPr id="0" name="academy-story-ai-4-33-02.png"/>
+                    <pic:cNvPicPr/>
+                  </pic:nvPicPr>
+                  <pic:blipFill>
+                    <a:blip r:embed="rId11"/>
+                    <a:stretch>
+                      <a:fillRect/>
+                    </a:stretch>
+                  </pic:blipFill>
+                  <pic:spPr>
+                    <a:xfrm>
+                      <a:off x="0" y="0"/>
+                      <a:ext cx="5486400" cy="3493008"/>
+                    </a:xfrm>
+                    <a:prstGeom prst="rect"/>
+                  </pic:spPr>
+                </pic:pic>
+              </a:graphicData>
+            </a:graphic>
+          </wp:inline>
+        </w:drawing>
+      </w:r>
+    </w:p>
+    <w:p>
+      <w:pPr>
+        <w:spacing w:line="336" w:lineRule="auto" w:after="180"/>
+      </w:pPr>
+      <w:r>
+        <w:rPr>
+          <w:b w:val="0"/>
+        </w:rPr>
+        <w:t xml:space="preserve">Name </w:t>
+      </w:r>
+      <w:r>
+        <w:rPr>
+          <w:b/>
+        </w:rPr>
+        <w:t>evidence</w:t>
+      </w:r>
+      <w:r>
+        <w:rPr>
+          <w:b w:val="0"/>
+        </w:rPr>
+        <w:t xml:space="preserve">: Record v = 3, 20 photo cases, 5 plant identities, group-separated split and indoor tablet conditions. → Compare baseline: v = 3 accuracy </w:t>
+      </w:r>
+      <w:r>
+        <w:rPr>
+          <w:b/>
+        </w:rPr>
+        <w:t>80%</w:t>
+      </w:r>
+      <w:r>
+        <w:rPr>
+          <w:b w:val="0"/>
+        </w:rPr>
+        <w:t>; baseline</w:t>
+      </w:r>
+      <w:r>
+        <w:rPr>
+          <w:b/>
+        </w:rPr>
+        <w:t>70%</w:t>
+      </w:r>
+      <w:r>
+        <w:rPr>
+          <w:b w:val="0"/>
+        </w:rPr>
+        <w:t xml:space="preserve"> on the same 20 cases. → State limits: Do not claim all cameras, outdoor conditions or disease diagnosis were validated.</w:t>
+      </w:r>
+    </w:p>
+    <w:p>
+      <w:pPr>
+        <w:spacing w:line="336" w:lineRule="auto" w:after="180"/>
+        <w:shd w:fill="F5F1FB"/>
+      </w:pPr>
+      <w:r>
+        <w:rPr>
+          <w:b w:val="0"/>
+        </w:rPr>
+        <w:t xml:space="preserve">Point to each numbered stage and explain which recorded </w:t>
+      </w:r>
+      <w:r>
+        <w:rPr>
+          <w:b/>
+        </w:rPr>
+        <w:t>input</w:t>
+      </w:r>
+      <w:r>
+        <w:rPr>
+          <w:b w:val="0"/>
+        </w:rPr>
+        <w:t xml:space="preserve"> it uses.</w:t>
+      </w:r>
+    </w:p>
+    <w:p>
+      <w:pPr>
+        <w:pStyle w:val="Heading3"/>
+      </w:pPr>
+      <w:r>
+        <w:t>Discuss while showing the picture</w:t>
+      </w:r>
+    </w:p>
+    <w:p>
+      <w:pPr>
+        <w:spacing w:line="336" w:lineRule="auto" w:after="180"/>
+        <w:shd w:fill="F1F6F8"/>
+      </w:pPr>
+      <w:r>
+        <w:rPr>
+          <w:b w:val="0"/>
+        </w:rPr>
+        <w:t xml:space="preserve">Teacher prompt: Point to each numbered stage and explain which recorded </w:t>
+      </w:r>
+      <w:r>
+        <w:rPr>
+          <w:b/>
+        </w:rPr>
+        <w:t>input</w:t>
+      </w:r>
+      <w:r>
+        <w:rPr>
+          <w:b w:val="0"/>
+        </w:rPr>
+        <w:t xml:space="preserve"> it uses. Ask learners to describe one label or arrow in ordinary words. Use the adjacent transcript if the image is difficult to see.</w:t>
+      </w:r>
+    </w:p>
+    <w:p>
+      <w:pPr>
+        <w:pStyle w:val="Heading3"/>
+      </w:pPr>
+      <w:r>
+        <w:t>03. Model cards and review at a glance</w:t>
+      </w:r>
+    </w:p>
+    <w:p>
+      <w:r>
+        <w:drawing>
+          <wp:inline xmlns:a="http://schemas.openxmlformats.org/drawingml/2006/main" xmlns:pic="http://schemas.openxmlformats.org/drawingml/2006/picture">
+            <wp:extent cx="5486400" cy="2834640"/>
+            <wp:docPr id="4" name="Picture 4" descr="Model cards and review at a glance. Purpose and version | Toy classifier v 1 | Fictional data only. Evidence | 12 held-out cases | Full matrix and baseline. Limits and review | No real decisions | List unresolved coverage"/>
+            <wp:cNvGraphicFramePr>
+              <a:graphicFrameLocks noChangeAspect="1"/>
+            </wp:cNvGraphicFramePr>
+            <a:graphic>
+              <a:graphicData uri="http://schemas.openxmlformats.org/drawingml/2006/picture">
+                <pic:pic>
+                  <pic:nvPicPr>
+                    <pic:cNvPr id="0" name="academy-story-ai-4-33-03.png"/>
+                    <pic:cNvPicPr/>
+                  </pic:nvPicPr>
+                  <pic:blipFill>
+                    <a:blip r:embed="rId12"/>
+                    <a:stretch>
+                      <a:fillRect/>
+                    </a:stretch>
+                  </pic:blipFill>
+                  <pic:spPr>
+                    <a:xfrm>
+                      <a:off x="0" y="0"/>
+                      <a:ext cx="5486400" cy="2834640"/>
+                    </a:xfrm>
+                    <a:prstGeom prst="rect"/>
+                  </pic:spPr>
+                </pic:pic>
+              </a:graphicData>
+            </a:graphic>
+          </wp:inline>
+        </w:drawing>
+      </w:r>
+    </w:p>
+    <w:p>
+      <w:pPr>
+        <w:spacing w:line="336" w:lineRule="auto" w:after="180"/>
+      </w:pPr>
+      <w:r>
+        <w:rPr>
+          <w:b/>
+        </w:rPr>
+        <w:t>Model card</w:t>
+      </w:r>
+      <w:r>
+        <w:rPr>
+          <w:b w:val="0"/>
+        </w:rPr>
+        <w:t xml:space="preserve">s and review at a glance. Purpose and version | Toy classifier v 1 | Fictional data only. </w:t>
+      </w:r>
+      <w:r>
+        <w:rPr>
+          <w:b/>
+        </w:rPr>
+        <w:t>Evidence</w:t>
+      </w:r>
+      <w:r>
+        <w:rPr>
+          <w:b w:val="0"/>
+        </w:rPr>
+        <w:t xml:space="preserve"> | 12 held-out cases | Full matrix and baseline. Limits and review | No real decisions | List unresolved coverage</w:t>
+      </w:r>
+    </w:p>
+    <w:p>
+      <w:pPr>
+        <w:spacing w:line="336" w:lineRule="auto" w:after="180"/>
+        <w:shd w:fill="F5F1FB"/>
+      </w:pPr>
+      <w:r>
+        <w:rPr>
+          <w:b w:val="0"/>
+        </w:rPr>
+        <w:t>Read the labels and values. Explain the relationship the model shows.</w:t>
+      </w:r>
+    </w:p>
+    <w:p>
+      <w:pPr>
+        <w:pStyle w:val="Heading3"/>
+      </w:pPr>
+      <w:r>
+        <w:t>Discuss while showing the picture</w:t>
+      </w:r>
+    </w:p>
+    <w:p>
+      <w:pPr>
+        <w:spacing w:line="336" w:lineRule="auto" w:after="180"/>
+        <w:shd w:fill="F1F6F8"/>
+      </w:pPr>
+      <w:r>
+        <w:rPr>
+          <w:b w:val="0"/>
+        </w:rPr>
+        <w:t>Teacher prompt: Read the labels and values. Explain the relationship the model shows. Ask learners to describe one label or arrow in ordinary words. Use the adjacent transcript if the image is difficult to see.</w:t>
+      </w:r>
+    </w:p>
+    <w:p>
+      <w:pPr>
+        <w:pStyle w:val="Heading3"/>
+      </w:pPr>
+      <w:r>
+        <w:t>04. Change one thing. Trace what follows.</w:t>
+      </w:r>
+    </w:p>
+    <w:p>
+      <w:r>
+        <w:drawing>
+          <wp:inline xmlns:a="http://schemas.openxmlformats.org/drawingml/2006/main" xmlns:pic="http://schemas.openxmlformats.org/drawingml/2006/picture">
+            <wp:extent cx="5486400" cy="3026664"/>
+            <wp:docPr id="5" name="Picture 5" descr="Original case: Do not claim all cameras, outdoor conditions or disease diagnosis were validated. Changed condition: The publicity sentence becomes “80% accurate for every plant”. Expected result: Reject that unbounded statement. Reason: The measured rate belongs to twenty related indoor photos, not every plant or setting."/>
+            <wp:cNvGraphicFramePr>
+              <a:graphicFrameLocks noChangeAspect="1"/>
+            </wp:cNvGraphicFramePr>
+            <a:graphic>
+              <a:graphicData uri="http://schemas.openxmlformats.org/drawingml/2006/picture">
+                <pic:pic>
+                  <pic:nvPicPr>
+                    <pic:cNvPr id="0" name="academy-story-ai-4-33-04.png"/>
+                    <pic:cNvPicPr/>
+                  </pic:nvPicPr>
+                  <pic:blipFill>
+                    <a:blip r:embed="rId13"/>
+                    <a:stretch>
+                      <a:fillRect/>
+                    </a:stretch>
+                  </pic:blipFill>
+                  <pic:spPr>
+                    <a:xfrm>
+                      <a:off x="0" y="0"/>
+                      <a:ext cx="5486400" cy="3026664"/>
+                    </a:xfrm>
+                    <a:prstGeom prst="rect"/>
+                  </pic:spPr>
+                </pic:pic>
+              </a:graphicData>
+            </a:graphic>
+          </wp:inline>
+        </w:drawing>
+      </w:r>
+    </w:p>
+    <w:p>
+      <w:pPr>
+        <w:spacing w:line="336" w:lineRule="auto" w:after="180"/>
+      </w:pPr>
+      <w:r>
+        <w:rPr>
+          <w:b w:val="0"/>
+        </w:rPr>
+        <w:t>Original case: Do not claim all cameras, outdoor conditions or disease diagnosis were validated. Changed condition: The publicity sentence becomes “</w:t>
+      </w:r>
+      <w:r>
+        <w:rPr>
+          <w:b/>
+        </w:rPr>
+        <w:t>80%</w:t>
+      </w:r>
+      <w:r>
+        <w:rPr>
+          <w:b w:val="0"/>
+        </w:rPr>
+        <w:t xml:space="preserve"> accurate for every plant”.</w:t>
+      </w:r>
+    </w:p>
+    <w:p>
+      <w:pPr>
+        <w:spacing w:line="336" w:lineRule="auto" w:after="180"/>
+      </w:pPr>
+      <w:r>
+        <w:rPr>
+          <w:b w:val="0"/>
+        </w:rPr>
+        <w:t>Expected result: Reject that unbounded statement. Reason: The measured rate belongs to twenty related indoor photos, not every plant or setting.</w:t>
+      </w:r>
+    </w:p>
+    <w:p>
+      <w:pPr>
+        <w:spacing w:line="336" w:lineRule="auto" w:after="180"/>
+        <w:shd w:fill="F5F1FB"/>
+      </w:pPr>
+      <w:r>
+        <w:rPr>
+          <w:b w:val="0"/>
+        </w:rPr>
+        <w:t>Predict before checking the worked changed-case result. Name what changed and what the supplied facts allow you to conclude.</w:t>
+      </w:r>
+    </w:p>
+    <w:p>
+      <w:pPr>
+        <w:pStyle w:val="Heading3"/>
+      </w:pPr>
+      <w:r>
+        <w:t>Discuss while showing the picture</w:t>
+      </w:r>
+    </w:p>
+    <w:p>
+      <w:pPr>
+        <w:spacing w:line="336" w:lineRule="auto" w:after="180"/>
+        <w:shd w:fill="F1F6F8"/>
+      </w:pPr>
+      <w:r>
+        <w:rPr>
+          <w:b w:val="0"/>
+        </w:rPr>
+        <w:t>Teacher prompt: Predict before checking the worked changed-case result. Name what changed and what the supplied facts allow you to conclude. Ask learners to describe one label or arrow in ordinary words.</w:t>
+      </w:r>
+    </w:p>
+    <w:p>
+      <w:pPr>
+        <w:spacing w:line="336" w:lineRule="auto" w:after="180"/>
+        <w:shd w:fill="F1F6F8"/>
+      </w:pPr>
+      <w:r>
+        <w:rPr>
+          <w:b w:val="0"/>
+        </w:rPr>
+        <w:t>Use the adjacent transcript if the image is difficult to see. Changed-case reasoning: The measured rate belongs to twenty related indoor photos, not every plant or setting.</w:t>
+      </w:r>
+    </w:p>
+    <w:p>
+      <w:pPr>
+        <w:pStyle w:val="Heading3"/>
+      </w:pPr>
+      <w:r>
+        <w:t>05. Connect the explanation to its limit</w:t>
+      </w:r>
+    </w:p>
+    <w:p>
+      <w:r>
+        <w:drawing>
+          <wp:inline xmlns:a="http://schemas.openxmlformats.org/drawingml/2006/main" xmlns:pic="http://schemas.openxmlformats.org/drawingml/2006/picture">
+            <wp:extent cx="5486400" cy="2834640"/>
+            <wp:docPr id="6" name="Picture 6" descr="Read the picture in order. Do not claim all cameras, outdoor conditions or disease diagnosis were validated. The arrows show which recorded input or intermediate result each decision uses. Explain the deciding step aloud before checking the changed case; pointing to the final answer alone does not show how it follows. Limit: A model card communicates evidence; it is not certification of safety, fairness or suitability for consequential plant decisions."/>
+            <wp:cNvGraphicFramePr>
+              <a:graphicFrameLocks noChangeAspect="1"/>
+            </wp:cNvGraphicFramePr>
+            <a:graphic>
+              <a:graphicData uri="http://schemas.openxmlformats.org/drawingml/2006/picture">
+                <pic:pic>
+                  <pic:nvPicPr>
+                    <pic:cNvPr id="0" name="academy-story-ai-4-33-05.png"/>
+                    <pic:cNvPicPr/>
+                  </pic:nvPicPr>
+                  <pic:blipFill>
+                    <a:blip r:embed="rId14"/>
+                    <a:stretch>
+                      <a:fillRect/>
+                    </a:stretch>
+                  </pic:blipFill>
+                  <pic:spPr>
+                    <a:xfrm>
+                      <a:off x="0" y="0"/>
+                      <a:ext cx="5486400" cy="2834640"/>
+                    </a:xfrm>
+                    <a:prstGeom prst="rect"/>
+                  </pic:spPr>
+                </pic:pic>
+              </a:graphicData>
+            </a:graphic>
+          </wp:inline>
+        </w:drawing>
+      </w:r>
+    </w:p>
+    <w:p>
+      <w:pPr>
+        <w:spacing w:line="336" w:lineRule="auto" w:after="180"/>
+      </w:pPr>
+      <w:r>
+        <w:rPr>
+          <w:b w:val="0"/>
+        </w:rPr>
+        <w:t xml:space="preserve">Read the picture in order. Do not claim all cameras, outdoor conditions or disease diagnosis were validated. The arrows show which recorded </w:t>
+      </w:r>
+      <w:r>
+        <w:rPr>
+          <w:b/>
+        </w:rPr>
+        <w:t>input</w:t>
+      </w:r>
+      <w:r>
+        <w:rPr>
+          <w:b w:val="0"/>
+        </w:rPr>
+        <w:t xml:space="preserve"> or intermediate result each decision uses.</w:t>
+      </w:r>
+    </w:p>
+    <w:p>
+      <w:pPr>
+        <w:spacing w:line="336" w:lineRule="auto" w:after="180"/>
+      </w:pPr>
+      <w:r>
+        <w:rPr>
+          <w:b w:val="0"/>
+        </w:rPr>
+        <w:t>Explain the deciding step aloud before checking the changed case; pointing to the final answer alone does not show how it follows.</w:t>
+      </w:r>
+    </w:p>
+    <w:p>
+      <w:pPr>
+        <w:spacing w:line="336" w:lineRule="auto" w:after="180"/>
+      </w:pPr>
+      <w:r>
+        <w:rPr>
+          <w:b w:val="0"/>
+        </w:rPr>
+        <w:t xml:space="preserve">Limit: A </w:t>
+      </w:r>
+      <w:r>
+        <w:rPr>
+          <w:b/>
+        </w:rPr>
+        <w:t>model card</w:t>
+      </w:r>
+      <w:r>
+        <w:rPr>
+          <w:b w:val="0"/>
+        </w:rPr>
+        <w:t xml:space="preserve"> communicates </w:t>
+      </w:r>
+      <w:r>
+        <w:rPr>
+          <w:b/>
+        </w:rPr>
+        <w:t>evidence</w:t>
+      </w:r>
+      <w:r>
+        <w:rPr>
+          <w:b w:val="0"/>
+        </w:rPr>
+        <w:t>; it is not certification of safety, fairness or suitability for consequential plant decisions.</w:t>
+      </w:r>
+    </w:p>
+    <w:p>
+      <w:pPr>
+        <w:spacing w:line="336" w:lineRule="auto" w:after="180"/>
+        <w:shd w:fill="F5F1FB"/>
+      </w:pPr>
+      <w:r>
+        <w:rPr>
+          <w:b w:val="0"/>
+        </w:rPr>
+        <w:t>Explain the case, then point to a limit on the claim.</w:t>
+      </w:r>
+    </w:p>
+    <w:p>
+      <w:pPr>
+        <w:pStyle w:val="Heading3"/>
+      </w:pPr>
+      <w:r>
+        <w:t>Discuss while showing the picture</w:t>
+      </w:r>
+    </w:p>
+    <w:p>
+      <w:pPr>
+        <w:spacing w:line="336" w:lineRule="auto" w:after="180"/>
+        <w:shd w:fill="F1F6F8"/>
+      </w:pPr>
+      <w:r>
+        <w:rPr>
+          <w:b w:val="0"/>
+        </w:rPr>
+        <w:t>Teacher prompt: Explain the case, then point to a limit on the claim. Ask learners to describe one label or arrow in ordinary words. Use the adjacent transcript if the image is difficult to see.</w:t>
+      </w:r>
+    </w:p>
+    <w:p>
+      <w:pPr>
+        <w:spacing w:line="336" w:lineRule="auto" w:after="180"/>
+        <w:shd w:fill="F1F6F8"/>
+      </w:pPr>
+      <w:r>
+        <w:rPr>
+          <w:b w:val="0"/>
+        </w:rPr>
+        <w:t xml:space="preserve">Keep the stated scope: A </w:t>
+      </w:r>
+      <w:r>
+        <w:rPr>
+          <w:b/>
+        </w:rPr>
+        <w:t>model card</w:t>
+      </w:r>
+      <w:r>
+        <w:rPr>
+          <w:b w:val="0"/>
+        </w:rPr>
+        <w:t xml:space="preserve"> communicates </w:t>
+      </w:r>
+      <w:r>
+        <w:rPr>
+          <w:b/>
+        </w:rPr>
+        <w:t>evidence</w:t>
+      </w:r>
+      <w:r>
+        <w:rPr>
+          <w:b w:val="0"/>
+        </w:rPr>
+        <w:t>; it is not certification of safety, fairness or suitability for consequential plant decisions.</w:t>
+      </w:r>
+    </w:p>
+    <w:p>
+      <w:pPr>
+        <w:pStyle w:val="Heading3"/>
+      </w:pPr>
+      <w:r>
+        <w:t>06. Make the idea visible in your project</w:t>
+      </w:r>
+    </w:p>
+    <w:p>
+      <w:r>
+        <w:drawing>
+          <wp:inline xmlns:a="http://schemas.openxmlformats.org/drawingml/2006/main" xmlns:pic="http://schemas.openxmlformats.org/drawingml/2006/picture">
+            <wp:extent cx="5486400" cy="3681984"/>
+            <wp:docPr id="7" name="Picture 7" descr="For your Responsible Plant Classifier, save the input, procedure, observed result and limitation of this check. Label this worked example as practice; use a different, previously unreviewed case when checking independent understanding. Draw your input, deciding step, result and limit. Supported question: Write a bounded replacement for the publicity sentence. Point to the relevant step in the picture, then write the changed result and the rule or evidence that supports it."/>
+            <wp:cNvGraphicFramePr>
+              <a:graphicFrameLocks noChangeAspect="1"/>
+            </wp:cNvGraphicFramePr>
+            <a:graphic>
+              <a:graphicData uri="http://schemas.openxmlformats.org/drawingml/2006/picture">
+                <pic:pic>
+                  <pic:nvPicPr>
+                    <pic:cNvPr id="0" name="academy-story-ai-4-33-06.png"/>
+                    <pic:cNvPicPr/>
+                  </pic:nvPicPr>
+                  <pic:blipFill>
+                    <a:blip r:embed="rId15"/>
+                    <a:stretch>
+                      <a:fillRect/>
+                    </a:stretch>
+                  </pic:blipFill>
+                  <pic:spPr>
+                    <a:xfrm>
+                      <a:off x="0" y="0"/>
+                      <a:ext cx="5486400" cy="3681984"/>
+                    </a:xfrm>
+                    <a:prstGeom prst="rect"/>
+                  </pic:spPr>
+                </pic:pic>
+              </a:graphicData>
+            </a:graphic>
+          </wp:inline>
+        </w:drawing>
+      </w:r>
+    </w:p>
+    <w:p>
+      <w:pPr>
+        <w:spacing w:line="336" w:lineRule="auto" w:after="180"/>
+      </w:pPr>
+      <w:r>
+        <w:rPr>
+          <w:b w:val="0"/>
+        </w:rPr>
+        <w:t xml:space="preserve">For your Responsible Plant Classifier, save the </w:t>
+      </w:r>
+      <w:r>
+        <w:rPr>
+          <w:b/>
+        </w:rPr>
+        <w:t>input</w:t>
+      </w:r>
+      <w:r>
+        <w:rPr>
+          <w:b w:val="0"/>
+        </w:rPr>
+        <w:t>, procedure, observed result and limitation of this check.</w:t>
+      </w:r>
+    </w:p>
+    <w:p>
+      <w:pPr>
+        <w:spacing w:line="336" w:lineRule="auto" w:after="180"/>
+      </w:pPr>
+      <w:r>
+        <w:rPr>
+          <w:b w:val="0"/>
+        </w:rPr>
+        <w:t xml:space="preserve">Label this worked example as practice; use a different, previously unreviewed case when checking independent understanding. Draw your </w:t>
+      </w:r>
+      <w:r>
+        <w:rPr>
+          <w:b/>
+        </w:rPr>
+        <w:t>input</w:t>
+      </w:r>
+      <w:r>
+        <w:rPr>
+          <w:b w:val="0"/>
+        </w:rPr>
+        <w:t>, deciding step, result and limit.</w:t>
+      </w:r>
+    </w:p>
+    <w:p>
+      <w:pPr>
+        <w:spacing w:line="336" w:lineRule="auto" w:after="180"/>
+      </w:pPr>
+      <w:r>
+        <w:rPr>
+          <w:b w:val="0"/>
+        </w:rPr>
+        <w:t xml:space="preserve">Supported question: Write a bounded replacement for the publicity sentence. Point to the relevant step in the picture, then write the changed result and the rule or </w:t>
+      </w:r>
+      <w:r>
+        <w:rPr>
+          <w:b/>
+        </w:rPr>
+        <w:t>evidence</w:t>
+      </w:r>
+      <w:r>
+        <w:rPr>
+          <w:b w:val="0"/>
+        </w:rPr>
+        <w:t xml:space="preserve"> that supports it.</w:t>
+      </w:r>
+    </w:p>
+    <w:p>
+      <w:pPr>
+        <w:spacing w:line="336" w:lineRule="auto" w:after="180"/>
+        <w:shd w:fill="F5F1FB"/>
+      </w:pPr>
+      <w:r>
+        <w:rPr>
+          <w:b w:val="0"/>
+        </w:rPr>
+        <w:t xml:space="preserve">Draw your project trace and justify the deciding step using </w:t>
+      </w:r>
+      <w:r>
+        <w:rPr>
+          <w:b/>
+        </w:rPr>
+        <w:t>evidence</w:t>
+      </w:r>
+      <w:r>
+        <w:rPr>
+          <w:b w:val="0"/>
+        </w:rPr>
+        <w:t>.</w:t>
+      </w:r>
+    </w:p>
+    <w:p>
+      <w:pPr>
+        <w:pStyle w:val="Heading3"/>
+      </w:pPr>
+      <w:r>
+        <w:t>Discuss while showing the picture</w:t>
+      </w:r>
+    </w:p>
+    <w:p>
+      <w:pPr>
+        <w:spacing w:line="336" w:lineRule="auto" w:after="180"/>
+        <w:shd w:fill="F1F6F8"/>
+      </w:pPr>
+      <w:r>
+        <w:rPr>
+          <w:b w:val="0"/>
+        </w:rPr>
+        <w:t xml:space="preserve">Teacher prompt: Draw your project trace and justify the deciding step using </w:t>
+      </w:r>
+      <w:r>
+        <w:rPr>
+          <w:b/>
+        </w:rPr>
+        <w:t>evidence</w:t>
+      </w:r>
+      <w:r>
+        <w:rPr>
+          <w:b w:val="0"/>
+        </w:rPr>
+        <w:t>. Ask learners to describe one label or arrow in ordinary words. Use the adjacent transcript if the image is difficult to see.</w:t>
+      </w:r>
+    </w:p>
+    <w:p>
+      <w:pPr>
+        <w:spacing w:line="336" w:lineRule="auto" w:after="180"/>
+        <w:shd w:fill="F1F6F8"/>
+      </w:pPr>
+      <w:r>
+        <w:rPr>
+          <w:b w:val="0"/>
+        </w:rPr>
+        <w:t>Supported practice key: “v = 3 matched16 of20 reference labels on five held-out plants photographed indoors by tablet; baseline matched14 of20 under the same conditions.” Changed-case check: Reject that unbounded statement.</w:t>
+      </w:r>
+    </w:p>
+    <w:p>
+      <w:pPr>
+        <w:spacing w:line="336" w:lineRule="auto" w:after="180"/>
+        <w:shd w:fill="F1F6F8"/>
+      </w:pPr>
+      <w:r>
+        <w:rPr>
+          <w:b w:val="0"/>
+        </w:rPr>
+        <w:t>The measured rate belongs to twenty related indoor photos, not every plant or setting.</w:t>
       </w:r>
     </w:p>
     <w:sectPr>

--- a/downloads/teacher/ai-4-week-33.docx
+++ b/downloads/teacher/ai-4-week-33.docx
@@ -207,7 +207,7 @@
           </w:tcPr>
           <w:p>
             <w:r>
-              <w:t>Sections 9 and 11–14. Give extra time to finish the full task set; use Section 15 when the week includes a coding lab.</w:t>
+              <w:t>Use “Run the investigation”, “Connect your project”, “Show what you know”, “Study a complete case” and “Try a new case independently”. Give extra time for the full task set. If this week has a coding lab, use its named section; section numbers can change when extra explanations are included.</w:t>
             </w:r>
           </w:p>
         </w:tc>
@@ -2543,6 +2543,26 @@
     <w:p>
       <w:r>
         <w:t>Demonstrate Model Cards and Human Review, reduce support deliberately and check individual reasoning before discussing answers.</w:t>
+      </w:r>
+    </w:p>
+    <w:p>
+      <w:pPr>
+        <w:pStyle w:val="Heading3"/>
+      </w:pPr>
+      <w:r>
+        <w:t>Choose the pacing route</w:t>
+      </w:r>
+    </w:p>
+    <w:p>
+      <w:pPr>
+        <w:spacing w:line="336" w:lineRule="auto" w:after="180"/>
+        <w:shd w:fill="F1F6F8"/>
+      </w:pPr>
+      <w:r>
+        <w:rPr>
+          <w:b w:val="0"/>
+        </w:rPr>
+        <w:t>Compact alternative: this two-session sequence covers selected core tasks. Use the three-session weekly plan for the full lesson, independent transfer, feedback and project work; allow extra time for extensions.</w:t>
       </w:r>
     </w:p>
     <w:p>
@@ -5815,7 +5835,7 @@
           </w:tcPr>
           <w:p>
             <w:r>
-              <w:t>Sections 9 and 11–14. Give extra time to finish the full task set; use Section 15 when the week includes a coding lab.</w:t>
+              <w:t>Use “Run the investigation”, “Connect your project”, “Show what you know”, “Study a complete case” and “Try a new case independently”. Give extra time for the full task set. If this week has a coding lab, use its named section; section numbers can change when extra explanations are included.</w:t>
             </w:r>
           </w:p>
         </w:tc>

--- a/downloads/teacher/ai-4-week-33.docx
+++ b/downloads/teacher/ai-4-week-33.docx
@@ -25,20 +25,38 @@
         <w:pStyle w:val="Heading1"/>
       </w:pPr>
       <w:r>
-        <w:t>01. Model Cards and Human Review</w:t>
-      </w:r>
-    </w:p>
-    <w:p>
-      <w:r>
-        <w:t>Prepare Model Cards and Human Review: check the target, prerequisites, resources and adaptable teaching schedule.</w:t>
-      </w:r>
-    </w:p>
-    <w:p>
-      <w:pPr>
-        <w:pStyle w:val="Heading3"/>
-      </w:pPr>
-      <w:r>
-        <w:t>Teach the learning cycle</w:t>
+        <w:t>Teach documentation without inventing readiness.</w:t>
+      </w:r>
+    </w:p>
+    <w:p>
+      <w:r>
+        <w:t>Supply complete drafts and metric evidence,keep missing artifacts/pending review explicit and distinguish paper exercises from actual releases.</w:t>
+      </w:r>
+    </w:p>
+    <w:p>
+      <w:r>
+        <w:t>Require bounded statements,versioned updates and an honest human-review record.</w:t>
+      </w:r>
+    </w:p>
+    <w:p>
+      <w:pPr>
+        <w:pStyle w:val="Heading1"/>
+      </w:pPr>
+      <w:r>
+        <w:t>01. Prepare the connected experiment</w:t>
+      </w:r>
+    </w:p>
+    <w:p>
+      <w:r>
+        <w:t>Keep prior exposure, shared practice and independent evidence distinct.</w:t>
+      </w:r>
+    </w:p>
+    <w:p>
+      <w:pPr>
+        <w:pStyle w:val="Heading2"/>
+      </w:pPr>
+      <w:r>
+        <w:t>Goal and main teaching plan</w:t>
       </w:r>
     </w:p>
     <w:p>
@@ -249,9 +267,367 @@
     </w:p>
     <w:p>
       <w:pPr>
+        <w:pStyle w:val="Heading2"/>
+      </w:pPr>
+      <w:r>
+        <w:t>Materials and prerequisite</w:t>
+      </w:r>
+    </w:p>
+    <w:p>
+      <w:pPr>
+        <w:spacing w:line="336" w:lineRule="auto" w:after="180"/>
+      </w:pPr>
+      <w:r>
+        <w:rPr>
+          <w:b w:val="0"/>
+        </w:rPr>
+        <w:t xml:space="preserve">Teach two 45-minute sessions. This week focuses on </w:t>
+      </w:r>
+      <w:r>
+        <w:rPr>
+          <w:b/>
+        </w:rPr>
+        <w:t>model card</w:t>
+      </w:r>
+      <w:r>
+        <w:rPr>
+          <w:b w:val="0"/>
+        </w:rPr>
+        <w:t>s and review. Model the worked example first, collect the new W 4 case independently before feedback, and use the fresh retry to check transfer.</w:t>
+      </w:r>
+    </w:p>
+    <w:p>
+      <w:pPr>
+        <w:spacing w:line="336" w:lineRule="auto" w:after="180"/>
+      </w:pPr>
+      <w:r>
+        <w:rPr>
+          <w:b w:val="0"/>
+        </w:rPr>
+        <w:t>Award credit for traceable reasoning and bounded claims, including justified uncertainty.</w:t>
+      </w:r>
+    </w:p>
+    <w:p>
+      <w:pPr>
+        <w:spacing w:line="336" w:lineRule="auto" w:after="180"/>
+      </w:pPr>
+      <w:r>
+        <w:rPr>
+          <w:b w:val="0"/>
+        </w:rPr>
+        <w:t>Use the supplied scenario, student illustrations and blank paper. For numeric work, offer counters or a calculator after learners show the setup. Fictional records are supplied; personal data and paid accounts are unnecessary.</w:t>
+      </w:r>
+    </w:p>
+    <w:p>
+      <w:pPr>
+        <w:spacing w:line="336" w:lineRule="auto" w:after="180"/>
+      </w:pPr>
+      <w:r>
+        <w:rPr>
+          <w:b w:val="0"/>
+        </w:rPr>
+        <w:t>Data provenance, model version, full results, limitations and decision history.</w:t>
+      </w:r>
+    </w:p>
+    <w:p>
+      <w:pPr>
+        <w:spacing w:line="336" w:lineRule="auto" w:after="180"/>
+      </w:pPr>
+      <w:r>
+        <w:rPr>
+          <w:b w:val="0"/>
+        </w:rPr>
+        <w:t>Printed student lesson and workbook</w:t>
+      </w:r>
+    </w:p>
+    <w:p>
+      <w:pPr>
+        <w:spacing w:line="336" w:lineRule="auto" w:after="180"/>
+      </w:pPr>
+      <w:r>
+        <w:rPr>
+          <w:b w:val="0"/>
+        </w:rPr>
+        <w:t>Paper, pencils and a calculator for fractions</w:t>
+      </w:r>
+    </w:p>
+    <w:p>
+      <w:pPr>
+        <w:spacing w:line="336" w:lineRule="auto" w:after="180"/>
+      </w:pPr>
+      <w:r>
+        <w:rPr>
+          <w:b w:val="0"/>
+        </w:rPr>
+        <w:t xml:space="preserve">The fictional examples and a blank </w:t>
+      </w:r>
+      <w:r>
+        <w:rPr>
+          <w:b/>
+        </w:rPr>
+        <w:t>evidence</w:t>
+      </w:r>
+      <w:r>
+        <w:rPr>
+          <w:b w:val="0"/>
+        </w:rPr>
+        <w:t xml:space="preserve"> table</w:t>
+      </w:r>
+    </w:p>
+    <w:p>
+      <w:pPr>
+        <w:spacing w:line="336" w:lineRule="auto" w:after="180"/>
+      </w:pPr>
+      <w:r>
+        <w:rPr>
+          <w:b w:val="0"/>
+        </w:rPr>
+        <w:t>Saved classroom project records for critique; no personal student dataset required</w:t>
+      </w:r>
+    </w:p>
+    <w:p>
+      <w:pPr>
+        <w:pStyle w:val="Heading2"/>
+      </w:pPr>
+      <w:r>
+        <w:t>Opening retrieval</w:t>
+      </w:r>
+    </w:p>
+    <w:p>
+      <w:pPr>
+        <w:spacing w:line="336" w:lineRule="auto" w:after="180"/>
+      </w:pPr>
+      <w:r>
+        <w:rPr>
+          <w:b w:val="0"/>
+        </w:rPr>
+        <w:t>Without opening the old lesson, explain one key idea from Proxy Features and Fairness. Give an example and a mistake that the idea helps you avoid.</w:t>
+      </w:r>
+    </w:p>
+    <w:p>
+      <w:pPr>
+        <w:spacing w:line="336" w:lineRule="auto" w:after="180"/>
+      </w:pPr>
+      <w:r>
+        <w:rPr>
+          <w:b w:val="0"/>
+        </w:rPr>
+        <w:t>Look for: Identify possible proxy features</w:t>
+      </w:r>
+    </w:p>
+    <w:p>
+      <w:pPr>
+        <w:spacing w:line="336" w:lineRule="auto" w:after="180"/>
+      </w:pPr>
+      <w:r>
+        <w:rPr>
+          <w:b w:val="0"/>
+        </w:rPr>
+        <w:t>Reference example, not the only acceptable wording: Teacher explanation: X occurs 8/10 north and 2/10 south in this sample. This supports an association, not a deterministic identity rule or a causal explanation.</w:t>
+      </w:r>
+    </w:p>
+    <w:p>
+      <w:pPr>
+        <w:spacing w:line="336" w:lineRule="auto" w:after="180"/>
+      </w:pPr>
+      <w:r>
+        <w:rPr>
+          <w:b w:val="0"/>
+        </w:rPr>
+        <w:t>Without opening the old lesson, explain one key idea from Improve Generalization. Give an example and a mistake that the idea helps you avoid.</w:t>
+      </w:r>
+    </w:p>
+    <w:p>
+      <w:pPr>
+        <w:spacing w:line="336" w:lineRule="auto" w:after="180"/>
+      </w:pPr>
+      <w:r>
+        <w:rPr>
+          <w:b w:val="0"/>
+        </w:rPr>
+        <w:t xml:space="preserve">Look for: Plan one </w:t>
+      </w:r>
+      <w:r>
+        <w:rPr>
+          <w:b/>
+        </w:rPr>
+        <w:t>evidence</w:t>
+      </w:r>
+      <w:r>
+        <w:rPr>
+          <w:b w:val="0"/>
+        </w:rPr>
+        <w:t>-led change and test it on source-separated validation cases</w:t>
+      </w:r>
+    </w:p>
+    <w:p>
+      <w:pPr>
+        <w:spacing w:line="336" w:lineRule="auto" w:after="180"/>
+      </w:pPr>
+      <w:r>
+        <w:rPr>
+          <w:b w:val="0"/>
+        </w:rPr>
+        <w:t>Reference example, not the only acceptable wording: Name the exact hypothesis,changed factor and fixed comparison protocol. In the synthetic crossed-background trial,</w:t>
+      </w:r>
+      <w:r>
+        <w:rPr>
+          <w:b/>
+        </w:rPr>
+        <w:t>training</w:t>
+      </w:r>
+      <w:r>
+        <w:rPr>
+          <w:b w:val="0"/>
+        </w:rPr>
+        <w:t xml:space="preserve"> additions change the chosen feature and improve four validation views from two plants;this does not establish real diagnosis or final reliability. Preserve all outputs,source groups and fresh final-evaluation needs.</w:t>
+      </w:r>
+    </w:p>
+    <w:p>
+      <w:pPr>
+        <w:spacing w:line="336" w:lineRule="auto" w:after="180"/>
+      </w:pPr>
+      <w:r>
+        <w:rPr>
+          <w:b w:val="0"/>
+        </w:rPr>
+        <w:t>Without opening the old lesson, explain one key idea from Over</w:t>
+      </w:r>
+      <w:r>
+        <w:rPr>
+          <w:b/>
+        </w:rPr>
+        <w:t>fitting</w:t>
+      </w:r>
+      <w:r>
+        <w:rPr>
+          <w:b w:val="0"/>
+        </w:rPr>
+        <w:t>. Give an example and a mistake that the idea helps you avoid.</w:t>
+      </w:r>
+    </w:p>
+    <w:p>
+      <w:pPr>
+        <w:spacing w:line="336" w:lineRule="auto" w:after="180"/>
+      </w:pPr>
+      <w:r>
+        <w:rPr>
+          <w:b w:val="0"/>
+        </w:rPr>
+        <w:t xml:space="preserve">Look for: Compare </w:t>
+      </w:r>
+      <w:r>
+        <w:rPr>
+          <w:b/>
+        </w:rPr>
+        <w:t>training</w:t>
+      </w:r>
+      <w:r>
+        <w:rPr>
+          <w:b w:val="0"/>
+        </w:rPr>
+        <w:t xml:space="preserve"> and validation </w:t>
+      </w:r>
+      <w:r>
+        <w:rPr>
+          <w:b/>
+        </w:rPr>
+        <w:t>evidence</w:t>
+      </w:r>
+      <w:r>
+        <w:rPr>
+          <w:b w:val="0"/>
+        </w:rPr>
+        <w:t xml:space="preserve"> for model capacity</w:t>
+      </w:r>
+    </w:p>
+    <w:p>
+      <w:pPr>
+        <w:spacing w:line="336" w:lineRule="auto" w:after="180"/>
+      </w:pPr>
+      <w:r>
+        <w:rPr>
+          <w:b w:val="0"/>
+        </w:rPr>
+        <w:t xml:space="preserve">Reference example, not the only acceptable wording: Teacher explanation: Choose the line with validation MAE 3. The curve </w:t>
+      </w:r>
+      <w:r>
+        <w:rPr>
+          <w:b/>
+        </w:rPr>
+        <w:t>training</w:t>
+      </w:r>
+      <w:r>
+        <w:rPr>
+          <w:b w:val="0"/>
+        </w:rPr>
+        <w:t xml:space="preserve"> MAE 0 does not compensate for validation MAE 8.</w:t>
+      </w:r>
+    </w:p>
+    <w:p>
+      <w:pPr>
+        <w:pStyle w:val="Heading2"/>
+      </w:pPr>
+      <w:r>
+        <w:t>End goal</w:t>
+      </w:r>
+    </w:p>
+    <w:p>
+      <w:pPr>
+        <w:spacing w:line="336" w:lineRule="auto" w:after="180"/>
+      </w:pPr>
+      <w:r>
+        <w:rPr>
+          <w:b w:val="0"/>
+        </w:rPr>
+        <w:t xml:space="preserve">By the end, I can explain </w:t>
+      </w:r>
+      <w:r>
+        <w:rPr>
+          <w:b/>
+        </w:rPr>
+        <w:t>model card</w:t>
+      </w:r>
+      <w:r>
+        <w:rPr>
+          <w:b w:val="0"/>
+        </w:rPr>
+        <w:t xml:space="preserve">s and </w:t>
+      </w:r>
+      <w:r>
+        <w:rPr>
+          <w:b/>
+        </w:rPr>
+        <w:t>human review</w:t>
+      </w:r>
+      <w:r>
+        <w:rPr>
+          <w:b w:val="0"/>
+        </w:rPr>
+        <w:t xml:space="preserve"> using a traced example and a stated limitation.</w:t>
+      </w:r>
+    </w:p>
+    <w:p>
+      <w:pPr>
+        <w:pStyle w:val="Heading2"/>
+      </w:pPr>
+      <w:r>
+        <w:t>Earlier wording, alternatives and picture transcripts · reference / check after trying</w:t>
+      </w:r>
+    </w:p>
+    <w:p>
+      <w:pPr>
         <w:pStyle w:val="Heading3"/>
       </w:pPr>
       <w:r>
+        <w:t>Teach the learning cycle</w:t>
+      </w:r>
+    </w:p>
+    <w:p>
+      <w:pPr>
+        <w:pStyle w:val="Heading3"/>
+      </w:pPr>
+      <w:r>
         <w:t>Retrieval answer guidance</w:t>
       </w:r>
     </w:p>
@@ -265,226 +641,42 @@
     </w:p>
     <w:p>
       <w:pPr>
+        <w:pStyle w:val="Heading3"/>
+      </w:pPr>
+      <w:r>
+        <w:t>Improve Generalization</w:t>
+      </w:r>
+    </w:p>
+    <w:p>
+      <w:pPr>
+        <w:pStyle w:val="Heading3"/>
+      </w:pPr>
+      <w:r>
+        <w:t>Overfitting</w:t>
+      </w:r>
+    </w:p>
+    <w:p>
+      <w:pPr>
         <w:spacing w:line="336" w:lineRule="auto" w:after="180"/>
       </w:pPr>
       <w:r>
         <w:rPr>
           <w:b w:val="0"/>
         </w:rPr>
-        <w:t>Without opening the old lesson, explain one key idea from Proxy Features and Fairness. Give an example and a mistake that the idea helps you avoid.</w:t>
+        <w:t>Use the student module and workbook section with this exact week title. The worked case, independent question and answers below form one aligned lesson sequence.</w:t>
+      </w:r>
+    </w:p>
+    <w:p>
+      <w:pPr>
+        <w:pStyle w:val="Heading3"/>
+      </w:pPr>
+      <w:r>
+        <w:t>What the learner must demonstrate</w:t>
       </w:r>
     </w:p>
     <w:p>
       <w:pPr>
         <w:spacing w:line="336" w:lineRule="auto" w:after="180"/>
-      </w:pPr>
-      <w:r>
-        <w:rPr>
-          <w:b w:val="0"/>
-        </w:rPr>
-        <w:t>Look for: Identify possible proxy features</w:t>
-      </w:r>
-    </w:p>
-    <w:p>
-      <w:pPr>
-        <w:spacing w:line="336" w:lineRule="auto" w:after="180"/>
-      </w:pPr>
-      <w:r>
-        <w:rPr>
-          <w:b w:val="0"/>
-        </w:rPr>
-        <w:t>Reference example, not the only acceptable wording: Teacher explanation: X occurs 8/10 north and 2/10 south in this sample. This supports an association, not a deterministic identity rule or a causal explanation.</w:t>
-      </w:r>
-    </w:p>
-    <w:p>
-      <w:pPr>
-        <w:pStyle w:val="Heading3"/>
-      </w:pPr>
-      <w:r>
-        <w:t>Improve Generalization</w:t>
-      </w:r>
-    </w:p>
-    <w:p>
-      <w:pPr>
-        <w:spacing w:line="336" w:lineRule="auto" w:after="180"/>
-      </w:pPr>
-      <w:r>
-        <w:rPr>
-          <w:b w:val="0"/>
-        </w:rPr>
-        <w:t>Without opening the old lesson, explain one key idea from Improve Generalization. Give an example and a mistake that the idea helps you avoid.</w:t>
-      </w:r>
-    </w:p>
-    <w:p>
-      <w:pPr>
-        <w:spacing w:line="336" w:lineRule="auto" w:after="180"/>
-      </w:pPr>
-      <w:r>
-        <w:rPr>
-          <w:b w:val="0"/>
-        </w:rPr>
-        <w:t xml:space="preserve">Look for: Compare </w:t>
-      </w:r>
-      <w:r>
-        <w:rPr>
-          <w:b/>
-        </w:rPr>
-        <w:t>training</w:t>
-      </w:r>
-      <w:r>
-        <w:rPr>
-          <w:b w:val="0"/>
-        </w:rPr>
-        <w:t xml:space="preserve"> and validation </w:t>
-      </w:r>
-      <w:r>
-        <w:rPr>
-          <w:b/>
-        </w:rPr>
-        <w:t>evidence</w:t>
-      </w:r>
-      <w:r>
-        <w:rPr>
-          <w:b w:val="0"/>
-        </w:rPr>
-        <w:t xml:space="preserve"> for model capacity</w:t>
-      </w:r>
-    </w:p>
-    <w:p>
-      <w:pPr>
-        <w:spacing w:line="336" w:lineRule="auto" w:after="180"/>
-      </w:pPr>
-      <w:r>
-        <w:rPr>
-          <w:b w:val="0"/>
-        </w:rPr>
-        <w:t xml:space="preserve">Reference example, not the only acceptable wording: Teacher explanation: Choose the line with validation MAE 3. The curve </w:t>
-      </w:r>
-      <w:r>
-        <w:rPr>
-          <w:b/>
-        </w:rPr>
-        <w:t>training</w:t>
-      </w:r>
-      <w:r>
-        <w:rPr>
-          <w:b w:val="0"/>
-        </w:rPr>
-        <w:t xml:space="preserve"> MAE 0 does not compensate for validation MAE 8.</w:t>
-      </w:r>
-    </w:p>
-    <w:p>
-      <w:pPr>
-        <w:pStyle w:val="Heading3"/>
-      </w:pPr>
-      <w:r>
-        <w:t>Overfitting</w:t>
-      </w:r>
-    </w:p>
-    <w:p>
-      <w:pPr>
-        <w:spacing w:line="336" w:lineRule="auto" w:after="180"/>
-      </w:pPr>
-      <w:r>
-        <w:rPr>
-          <w:b w:val="0"/>
-        </w:rPr>
-        <w:t>Without opening the old lesson, explain one key idea from Over</w:t>
-      </w:r>
-      <w:r>
-        <w:rPr>
-          <w:b/>
-        </w:rPr>
-        <w:t>fitting</w:t>
-      </w:r>
-      <w:r>
-        <w:rPr>
-          <w:b w:val="0"/>
-        </w:rPr>
-        <w:t>. Give an example and a mistake that the idea helps you avoid.</w:t>
-      </w:r>
-    </w:p>
-    <w:p>
-      <w:pPr>
-        <w:spacing w:line="336" w:lineRule="auto" w:after="180"/>
-      </w:pPr>
-      <w:r>
-        <w:rPr>
-          <w:b w:val="0"/>
-        </w:rPr>
-        <w:t xml:space="preserve">Look for: Compare </w:t>
-      </w:r>
-      <w:r>
-        <w:rPr>
-          <w:b/>
-        </w:rPr>
-        <w:t>training</w:t>
-      </w:r>
-      <w:r>
-        <w:rPr>
-          <w:b w:val="0"/>
-        </w:rPr>
-        <w:t xml:space="preserve"> and validation </w:t>
-      </w:r>
-      <w:r>
-        <w:rPr>
-          <w:b/>
-        </w:rPr>
-        <w:t>evidence</w:t>
-      </w:r>
-      <w:r>
-        <w:rPr>
-          <w:b w:val="0"/>
-        </w:rPr>
-        <w:t xml:space="preserve"> for model capacity</w:t>
-      </w:r>
-    </w:p>
-    <w:p>
-      <w:pPr>
-        <w:spacing w:line="336" w:lineRule="auto" w:after="180"/>
-      </w:pPr>
-      <w:r>
-        <w:rPr>
-          <w:b w:val="0"/>
-        </w:rPr>
-        <w:t xml:space="preserve">Reference example, not the only acceptable wording: Teacher explanation: Choose the line with validation MAE 3. The curve </w:t>
-      </w:r>
-      <w:r>
-        <w:rPr>
-          <w:b/>
-        </w:rPr>
-        <w:t>training</w:t>
-      </w:r>
-      <w:r>
-        <w:rPr>
-          <w:b w:val="0"/>
-        </w:rPr>
-        <w:t xml:space="preserve"> MAE 0 does not compensate for validation MAE 8.</w:t>
-      </w:r>
-    </w:p>
-    <w:p>
-      <w:pPr>
-        <w:spacing w:line="336" w:lineRule="auto" w:after="180"/>
-      </w:pPr>
-      <w:r>
-        <w:rPr>
-          <w:b w:val="0"/>
-        </w:rPr>
-        <w:t>Use the student module and workbook section with this exact week title. The worked case, independent question and answers below form one aligned lesson sequence.</w:t>
-      </w:r>
-    </w:p>
-    <w:p>
-      <w:pPr>
-        <w:pStyle w:val="Heading3"/>
-      </w:pPr>
-      <w:r>
-        <w:t>What the learner must demonstrate</w:t>
-      </w:r>
-    </w:p>
-    <w:p>
-      <w:pPr>
-        <w:spacing w:line="336" w:lineRule="auto" w:after="180"/>
-        <w:shd w:fill="F5F1FB"/>
       </w:pPr>
       <w:r>
         <w:rPr>
@@ -681,6 +873,11 @@
       </w:r>
     </w:p>
     <w:p>
+      <w:r>
+        <w:t>This compact option is not the full-week schedule. Use the main teaching cycle and allow extra sessions for the investigation, independent work and project.</w:t>
+      </w:r>
+    </w:p>
+    <w:p>
       <w:pPr>
         <w:spacing w:line="336" w:lineRule="auto" w:after="180"/>
       </w:pPr>
@@ -688,7 +885,7 @@
         <w:rPr>
           <w:b w:val="0"/>
         </w:rPr>
-        <w:t>Use the supplied scenario, student illustrations and blank paper. For numeric work, offer counters or a calculator after learners show the setup. Fictional records are supplied; personal data and paid accounts are unnecessary.</w:t>
+        <w:t>Allow 80 minutes: recall 8; explanation 12; worked demonstration 15; guided practice 20; independent assessment 15; project and reflection 10. Extend the lab into a second session when needed.</w:t>
       </w:r>
     </w:p>
     <w:p>
@@ -696,32 +893,55 @@
         <w:pStyle w:val="Heading3"/>
       </w:pPr>
       <w:r>
-        <w:t>Alternative compact allocation</w:t>
-      </w:r>
-    </w:p>
-    <w:p>
-      <w:r>
-        <w:t>This compact option is not the full-week schedule. Use the main teaching cycle and allow extra sessions for the investigation, independent work and project.</w:t>
+        <w:t>Preparation for the connected explanation</w:t>
+      </w:r>
+    </w:p>
+    <w:p>
+      <w:pPr>
+        <w:pStyle w:val="Heading3"/>
+      </w:pPr>
+      <w:r>
+        <w:t>Readiness answer</w:t>
+      </w:r>
+    </w:p>
+    <w:p>
+      <w:pPr>
+        <w:pStyle w:val="Heading3"/>
+      </w:pPr>
+      <w:r>
+        <w:t>End goal for the pictorial case</w:t>
       </w:r>
     </w:p>
     <w:p>
       <w:pPr>
         <w:spacing w:line="336" w:lineRule="auto" w:after="180"/>
-        <w:shd w:fill="F1F6F8"/>
-      </w:pPr>
-      <w:r>
-        <w:rPr>
-          <w:b w:val="0"/>
-        </w:rPr>
-        <w:t>Allow 80 minutes: recall 8; explanation 12; worked demonstration 15; guided practice 20; independent assessment 15; project and reflection 10. Extend the lab into a second session when needed.</w:t>
-      </w:r>
-    </w:p>
-    <w:p>
-      <w:pPr>
-        <w:pStyle w:val="Heading3"/>
-      </w:pPr>
-      <w:r>
-        <w:t>Preparation for the connected explanation</w:t>
+      </w:pPr>
+      <w:r>
+        <w:rPr>
+          <w:b w:val="0"/>
+        </w:rPr>
+        <w:t>This added worked case illustrates the week’s main idea. Retain all original and connected topics; schedule its practice within the teaching cycle.</w:t>
+      </w:r>
+    </w:p>
+    <w:p>
+      <w:pPr>
+        <w:pStyle w:val="Heading1"/>
+      </w:pPr>
+      <w:r>
+        <w:t>02. Teach the card as evidence,scope and review status</w:t>
+      </w:r>
+    </w:p>
+    <w:p>
+      <w:r>
+        <w:t>Keep the fictional versions and source counts separate throughout the comparison.</w:t>
+      </w:r>
+    </w:p>
+    <w:p>
+      <w:pPr>
+        <w:pStyle w:val="Heading2"/>
+      </w:pPr>
+      <w:r>
+        <w:t>Model-card explanation and complete main card</w:t>
       </w:r>
     </w:p>
     <w:p>
@@ -732,7 +952,7 @@
         <w:rPr>
           <w:b w:val="0"/>
         </w:rPr>
-        <w:t xml:space="preserve">Teach two 45-minute sessions. This week focuses on </w:t>
+        <w:t xml:space="preserve">A </w:t>
       </w:r>
       <w:r>
         <w:rPr>
@@ -744,7 +964,19 @@
         <w:rPr>
           <w:b w:val="0"/>
         </w:rPr>
-        <w:t>s and review. Model the worked example first, collect the new W 4 case independently before feedback, and use the fresh retry to check transfer.</w:t>
+        <w:t xml:space="preserve"> helps another person understand what was built and what </w:t>
+      </w:r>
+      <w:r>
+        <w:rPr>
+          <w:b/>
+        </w:rPr>
+        <w:t>evidence</w:t>
+      </w:r>
+      <w:r>
+        <w:rPr>
+          <w:b w:val="0"/>
+        </w:rPr>
+        <w:t xml:space="preserve"> exists. It is a record, not a certificate of safety. Link statements to saved data and run records.</w:t>
       </w:r>
     </w:p>
     <w:p>
@@ -755,15 +987,19 @@
         <w:rPr>
           <w:b w:val="0"/>
         </w:rPr>
-        <w:t>Award credit for traceable reasoning and bounded claims, including justified uncertainty.</w:t>
-      </w:r>
-    </w:p>
-    <w:p>
-      <w:pPr>
-        <w:pStyle w:val="Heading3"/>
-      </w:pPr>
-      <w:r>
-        <w:t>Readiness answer</w:t>
+        <w:t xml:space="preserve">Use unknown or not evaluated where </w:t>
+      </w:r>
+      <w:r>
+        <w:rPr>
+          <w:b/>
+        </w:rPr>
+        <w:t>evidence</w:t>
+      </w:r>
+      <w:r>
+        <w:rPr>
+          <w:b w:val="0"/>
+        </w:rPr>
+        <w:t xml:space="preserve"> is absent instead of filling gaps with optimistic language.</w:t>
       </w:r>
     </w:p>
     <w:p>
@@ -774,7 +1010,7 @@
         <w:rPr>
           <w:b w:val="0"/>
         </w:rPr>
-        <w:t>Data provenance, model version, full results, limitations and decision history.</w:t>
+        <w:t>Use fictional classroom data throughout this investigation. Keep the task, units, reference labels and data split visible as you reason.</w:t>
       </w:r>
     </w:p>
     <w:p>
@@ -785,9 +1021,223 @@
         <w:rPr>
           <w:b w:val="0"/>
         </w:rPr>
-        <w:t>Printed student lesson and workbook</w:t>
-      </w:r>
-    </w:p>
+        <w:t xml:space="preserve">Earlier weeks supplied the model-building </w:t>
+      </w:r>
+      <w:r>
+        <w:rPr>
+          <w:b/>
+        </w:rPr>
+        <w:t>process</w:t>
+      </w:r>
+      <w:r>
+        <w:rPr>
+          <w:b w:val="0"/>
+        </w:rPr>
+        <w:t xml:space="preserve">; this week examines </w:t>
+      </w:r>
+      <w:r>
+        <w:rPr>
+          <w:b/>
+        </w:rPr>
+        <w:t>model card</w:t>
+      </w:r>
+      <w:r>
+        <w:rPr>
+          <w:b w:val="0"/>
+        </w:rPr>
+        <w:t>s and review.</w:t>
+      </w:r>
+    </w:p>
+    <w:tbl>
+      <w:tblPr>
+        <w:tblStyle w:val="LightShading-Accent1"/>
+        <w:tblW w:type="auto" w:w="0"/>
+        <w:tblLook w:firstColumn="1" w:firstRow="1" w:lastColumn="0" w:lastRow="0" w:noHBand="0" w:noVBand="1" w:val="04A0"/>
+      </w:tblPr>
+      <w:tblGrid>
+        <w:gridCol w:w="5112"/>
+        <w:gridCol w:w="5112"/>
+      </w:tblGrid>
+      <w:tr>
+        <w:trPr>
+          <w:tblHeader/>
+        </w:trPr>
+        <w:tc>
+          <w:tcPr>
+            <w:tcW w:type="dxa" w:w="5112"/>
+          </w:tcPr>
+          <w:p>
+            <w:r>
+              <w:t>Complete main paper model-card field</w:t>
+            </w:r>
+          </w:p>
+        </w:tc>
+        <w:tc>
+          <w:tcPr>
+            <w:tcW w:type="dxa" w:w="5112"/>
+          </w:tcPr>
+          <w:p>
+            <w:r>
+              <w:t>Evidence-linked entry / status</w:t>
+            </w:r>
+          </w:p>
+        </w:tc>
+      </w:tr>
+      <w:tr>
+        <w:tc>
+          <w:tcPr>
+            <w:tcW w:type="dxa" w:w="5112"/>
+          </w:tcPr>
+          <w:p>
+            <w:r>
+              <w:t>Identity / use</w:t>
+            </w:r>
+          </w:p>
+        </w:tc>
+        <w:tc>
+          <w:tcPr>
+            <w:tcW w:type="dxa" w:w="5112"/>
+          </w:tcPr>
+          <w:p>
+            <w:r>
+              <w:t>Classroom parcel-lane classifierV1; fictional clear/blocked method-comparison record only.</w:t>
+            </w:r>
+          </w:p>
+        </w:tc>
+      </w:tr>
+      <w:tr>
+        <w:tc>
+          <w:tcPr>
+            <w:tcW w:type="dxa" w:w="5112"/>
+          </w:tcPr>
+          <w:p>
+            <w:r>
+              <w:t>Data / split premise</w:t>
+            </w:r>
+          </w:p>
+        </w:tc>
+        <w:tc>
+          <w:tcPr>
+            <w:tcW w:type="dxa" w:w="5112"/>
+          </w:tcPr>
+          <w:p>
+            <w:r>
+              <w:t>Training40, validation 20, test 12 with separate source groups as supplied; detailed training files and actual code state are not supplied.</w:t>
+            </w:r>
+          </w:p>
+        </w:tc>
+      </w:tr>
+      <w:tr>
+        <w:tc>
+          <w:tcPr>
+            <w:tcW w:type="dxa" w:w="5112"/>
+          </w:tcPr>
+          <w:p>
+            <w:r>
+              <w:t>Positive / metrics</w:t>
+            </w:r>
+          </w:p>
+        </w:tc>
+        <w:tc>
+          <w:tcPr>
+            <w:tcW w:type="dxa" w:w="5112"/>
+          </w:tcPr>
+          <w:p>
+            <w:r>
+              <w:t>Blocked positive, clear/blocked axes; TN 7, FP 1, FN 2, TP 2; accuracy 9/12=75%, precision 2/3≈66.7%, recall 2/4=50%.</w:t>
+            </w:r>
+          </w:p>
+        </w:tc>
+      </w:tr>
+      <w:tr>
+        <w:tc>
+          <w:tcPr>
+            <w:tcW w:type="dxa" w:w="5112"/>
+          </w:tcPr>
+          <w:p>
+            <w:r>
+              <w:t>Baseline</w:t>
+            </w:r>
+          </w:p>
+        </w:tc>
+        <w:tc>
+          <w:tcPr>
+            <w:tcW w:type="dxa" w:w="5112"/>
+          </w:tcPr>
+          <w:p>
+            <w:r>
+              <w:t>Previously fitted always-clear baseline 8/12≈66.7%on the same references; training label counts are not supplied.</w:t>
+            </w:r>
+          </w:p>
+        </w:tc>
+      </w:tr>
+      <w:tr>
+        <w:tc>
+          <w:tcPr>
+            <w:tcW w:type="dxa" w:w="5112"/>
+          </w:tcPr>
+          <w:p>
+            <w:r>
+              <w:t>Unresolved fields</w:t>
+            </w:r>
+          </w:p>
+        </w:tc>
+        <w:tc>
+          <w:tcPr>
+            <w:tcW w:type="dxa" w:w="5112"/>
+          </w:tcPr>
+          <w:p>
+            <w:r>
+              <w:t>Exact feature/preprocessing/code/dependency versions, training provenance, collection coverage and teacher review status are not supplied. Mark unknown/request evidence.</w:t>
+            </w:r>
+          </w:p>
+        </w:tc>
+      </w:tr>
+      <w:tr>
+        <w:tc>
+          <w:tcPr>
+            <w:tcW w:type="dxa" w:w="5112"/>
+          </w:tcPr>
+          <w:p>
+            <w:r>
+              <w:t>Excluded / unsupported use</w:t>
+            </w:r>
+          </w:p>
+        </w:tc>
+        <w:tc>
+          <w:tcPr>
+            <w:tcW w:type="dxa" w:w="5112"/>
+          </w:tcPr>
+          <w:p>
+            <w:r>
+              <w:t>No real parcel, student, agricultural or professional diagnosis decision is supported.</w:t>
+            </w:r>
+          </w:p>
+        </w:tc>
+      </w:tr>
+      <w:tr>
+        <w:tc>
+          <w:tcPr>
+            <w:tcW w:type="dxa" w:w="5112"/>
+          </w:tcPr>
+          <w:p>
+            <w:r>
+              <w:t>Review / update</w:t>
+            </w:r>
+          </w:p>
+        </w:tc>
+        <w:tc>
+          <w:tcPr>
+            <w:tcW w:type="dxa" w:w="5112"/>
+          </w:tcPr>
+          <w:p>
+            <w:r>
+              <w:t>Draft teaching card; no real sign-off is asserted. Version changes require matching evidence and renewed review record.</w:t>
+            </w:r>
+          </w:p>
+        </w:tc>
+      </w:tr>
+    </w:tbl>
     <w:p>
       <w:pPr>
         <w:spacing w:line="336" w:lineRule="auto" w:after="180"/>
@@ -796,7 +1246,19 @@
         <w:rPr>
           <w:b w:val="0"/>
         </w:rPr>
-        <w:t>Paper, pencils and a calculator for fractions</w:t>
+        <w:t xml:space="preserve">Example card: classroom parcel classifier v 1; purpose: compare toy classification methods on fictional clear/blocked labels. </w:t>
+      </w:r>
+      <w:r>
+        <w:rPr>
+          <w:b/>
+        </w:rPr>
+        <w:t>Training</w:t>
+      </w:r>
+      <w:r>
+        <w:rPr>
+          <w:b w:val="0"/>
+        </w:rPr>
+        <w:t xml:space="preserve"> 40, validation 20, test 12 with separate record groups.</w:t>
       </w:r>
     </w:p>
     <w:p>
@@ -807,7 +1269,18 @@
         <w:rPr>
           <w:b w:val="0"/>
         </w:rPr>
-        <w:t xml:space="preserve">The fictional examples and a blank </w:t>
+        <w:t>Frozen test TN 7 FP 1 FN 2 TP 2, blocked positive: accuracy 9/12, precision 2/3, recall 2/4. Always-clear baseline scores 8/12. No real parcel or student decision is supported.</w:t>
+      </w:r>
+    </w:p>
+    <w:p>
+      <w:pPr>
+        <w:spacing w:line="336" w:lineRule="auto" w:after="180"/>
+      </w:pPr>
+      <w:r>
+        <w:rPr>
+          <w:b w:val="0"/>
+        </w:rPr>
+        <w:t xml:space="preserve">Before continuing, underline the decision rule and circle the </w:t>
       </w:r>
       <w:r>
         <w:rPr>
@@ -819,7 +1292,7 @@
         <w:rPr>
           <w:b w:val="0"/>
         </w:rPr>
-        <w:t xml:space="preserve"> table</w:t>
+        <w:t xml:space="preserve"> that supports the conclusion. Explain the example to a partner without replacing the counts or conditions with a stronger claim.</w:t>
       </w:r>
     </w:p>
     <w:p>
@@ -830,749 +1303,7 @@
         <w:rPr>
           <w:b w:val="0"/>
         </w:rPr>
-        <w:t>Saved classroom project records for critique; no personal student dataset required</w:t>
-      </w:r>
-    </w:p>
-    <w:p>
-      <w:pPr>
-        <w:pStyle w:val="Heading3"/>
-      </w:pPr>
-      <w:r>
-        <w:t>End goal for the pictorial case</w:t>
-      </w:r>
-    </w:p>
-    <w:p>
-      <w:pPr>
-        <w:spacing w:line="336" w:lineRule="auto" w:after="180"/>
-      </w:pPr>
-      <w:r>
-        <w:rPr>
-          <w:b w:val="0"/>
-        </w:rPr>
-        <w:t xml:space="preserve">By the end, I can explain </w:t>
-      </w:r>
-      <w:r>
-        <w:rPr>
-          <w:b/>
-        </w:rPr>
-        <w:t>model card</w:t>
-      </w:r>
-      <w:r>
-        <w:rPr>
-          <w:b w:val="0"/>
-        </w:rPr>
-        <w:t xml:space="preserve">s and </w:t>
-      </w:r>
-      <w:r>
-        <w:rPr>
-          <w:b/>
-        </w:rPr>
-        <w:t>human review</w:t>
-      </w:r>
-      <w:r>
-        <w:rPr>
-          <w:b w:val="0"/>
-        </w:rPr>
-        <w:t xml:space="preserve"> using a traced example and a stated limitation.</w:t>
-      </w:r>
-    </w:p>
-    <w:p>
-      <w:pPr>
-        <w:spacing w:line="336" w:lineRule="auto" w:after="180"/>
-      </w:pPr>
-      <w:r>
-        <w:rPr>
-          <w:b w:val="0"/>
-        </w:rPr>
-        <w:t>This added worked case illustrates the week’s main idea. Retain all original and connected topics; schedule its practice within the teaching cycle.</w:t>
-      </w:r>
-    </w:p>
-    <w:p>
-      <w:pPr>
-        <w:pStyle w:val="Heading1"/>
-      </w:pPr>
-      <w:r>
-        <w:t>02. Explain the mechanism</w:t>
-      </w:r>
-    </w:p>
-    <w:p>
-      <w:r>
-        <w:t>Model Model Cards and Human Review using the supplied case, labelled mechanism and reasoning. Make the scope of each conclusion explicit.</w:t>
-      </w:r>
-    </w:p>
-    <w:p>
-      <w:pPr>
-        <w:spacing w:line="336" w:lineRule="auto" w:after="180"/>
-      </w:pPr>
-      <w:r>
-        <w:rPr>
-          <w:b w:val="0"/>
-        </w:rPr>
-        <w:t>Trace the information, fitted behavior, and evaluation proof separately.</w:t>
-      </w:r>
-    </w:p>
-    <w:p>
-      <w:pPr>
-        <w:pStyle w:val="Heading3"/>
-      </w:pPr>
-      <w:r>
-        <w:t>Question to explain</w:t>
-      </w:r>
-    </w:p>
-    <w:p>
-      <w:pPr>
-        <w:spacing w:line="336" w:lineRule="auto" w:after="180"/>
-        <w:shd w:fill="F5F1FB"/>
-      </w:pPr>
-      <w:r>
-        <w:rPr>
-          <w:b w:val="0"/>
-        </w:rPr>
-        <w:t xml:space="preserve">QUESTION Write a </w:t>
-      </w:r>
-      <w:r>
-        <w:rPr>
-          <w:b/>
-        </w:rPr>
-        <w:t>model card</w:t>
-      </w:r>
-      <w:r>
-        <w:rPr>
-          <w:b w:val="0"/>
-        </w:rPr>
-        <w:t xml:space="preserve"> with a clear </w:t>
-      </w:r>
-      <w:r>
-        <w:rPr>
-          <w:b/>
-        </w:rPr>
-        <w:t>do-not-use</w:t>
-      </w:r>
-      <w:r>
-        <w:rPr>
-          <w:b w:val="0"/>
-        </w:rPr>
-        <w:t xml:space="preserve"> case and review path.</w:t>
-      </w:r>
-    </w:p>
-    <w:p>
-      <w:pPr>
-        <w:spacing w:line="336" w:lineRule="auto" w:after="180"/>
-      </w:pPr>
-      <w:r>
-        <w:rPr>
-          <w:b w:val="0"/>
-        </w:rPr>
-        <w:t xml:space="preserve">MODEL IDEA A </w:t>
-      </w:r>
-      <w:r>
-        <w:rPr>
-          <w:b/>
-        </w:rPr>
-        <w:t>model card</w:t>
-      </w:r>
-      <w:r>
-        <w:rPr>
-          <w:b w:val="0"/>
-        </w:rPr>
-        <w:t xml:space="preserve"> defines </w:t>
-      </w:r>
-      <w:r>
-        <w:rPr>
-          <w:b/>
-        </w:rPr>
-        <w:t>intended use</w:t>
-      </w:r>
-      <w:r>
-        <w:rPr>
-          <w:b w:val="0"/>
-        </w:rPr>
-        <w:t xml:space="preserve">, </w:t>
-      </w:r>
-      <w:r>
-        <w:rPr>
-          <w:b/>
-        </w:rPr>
-        <w:t>evidence</w:t>
-      </w:r>
-      <w:r>
-        <w:rPr>
-          <w:b w:val="0"/>
-        </w:rPr>
-        <w:t>, limitations, risks, decision boundaries, monitoring, and human escalation.</w:t>
-      </w:r>
-    </w:p>
-    <w:p>
-      <w:pPr>
-        <w:spacing w:line="336" w:lineRule="auto" w:after="180"/>
-      </w:pPr>
-      <w:r>
-        <w:rPr>
-          <w:b w:val="0"/>
-        </w:rPr>
-        <w:t>PROOF NEEDED Use an unseen case, visible calculation, error analysis, and a stated limitation.</w:t>
-      </w:r>
-    </w:p>
-    <w:p>
-      <w:pPr>
-        <w:pStyle w:val="Heading3"/>
-      </w:pPr>
-      <w:r>
-        <w:t>How the mechanism works</w:t>
-      </w:r>
-    </w:p>
-    <w:p>
-      <w:pPr>
-        <w:spacing w:line="336" w:lineRule="auto" w:after="180"/>
-        <w:shd w:fill="F1F6F8"/>
-      </w:pPr>
-      <w:r>
-        <w:rPr>
-          <w:b w:val="0"/>
-        </w:rPr>
-        <w:t xml:space="preserve">UNDER THE HOOD </w:t>
-      </w:r>
-      <w:r>
-        <w:rPr>
-          <w:b/>
-        </w:rPr>
-        <w:t>Intended use</w:t>
-      </w:r>
-      <w:r>
-        <w:rPr>
-          <w:b w:val="0"/>
-        </w:rPr>
-        <w:t xml:space="preserve">: classroom exploration of visible leaf spotting. </w:t>
-      </w:r>
-      <w:r>
-        <w:rPr>
-          <w:b/>
-        </w:rPr>
-        <w:t>Evidence</w:t>
-      </w:r>
-      <w:r>
-        <w:rPr>
-          <w:b w:val="0"/>
-        </w:rPr>
-        <w:t>: test metrics, confusion matrix, subgroup slices, and data version.</w:t>
-      </w:r>
-    </w:p>
-    <w:p>
-      <w:pPr>
-        <w:spacing w:line="336" w:lineRule="auto" w:after="180"/>
-      </w:pPr>
-      <w:r>
-        <w:rPr>
-          <w:b w:val="0"/>
-        </w:rPr>
-        <w:t xml:space="preserve">Draw a fresh data → model → </w:t>
-      </w:r>
-      <w:r>
-        <w:rPr>
-          <w:b/>
-        </w:rPr>
-        <w:t>prediction</w:t>
-      </w:r>
-      <w:r>
-        <w:rPr>
-          <w:b w:val="0"/>
-        </w:rPr>
-        <w:t xml:space="preserve"> → evaluation trace:</w:t>
-      </w:r>
-    </w:p>
-    <w:p>
-      <w:pPr>
-        <w:spacing w:line="336" w:lineRule="auto" w:after="180"/>
-      </w:pPr>
-      <w:r>
-        <w:rPr>
-          <w:b w:val="0"/>
-        </w:rPr>
-        <w:t xml:space="preserve">Predict first. Then check each step. A correct answer without visible </w:t>
-      </w:r>
-      <w:r>
-        <w:rPr>
-          <w:b/>
-        </w:rPr>
-        <w:t>evidence</w:t>
-      </w:r>
-      <w:r>
-        <w:rPr>
-          <w:b w:val="0"/>
-        </w:rPr>
-        <w:t xml:space="preserve"> cannot be audited.</w:t>
-      </w:r>
-    </w:p>
-    <w:p>
-      <w:pPr>
-        <w:pStyle w:val="Heading3"/>
-      </w:pPr>
-      <w:r>
-        <w:t>Step 1</w:t>
-      </w:r>
-    </w:p>
-    <w:p>
-      <w:pPr>
-        <w:spacing w:line="336" w:lineRule="auto" w:after="180"/>
-        <w:shd w:fill="F4F9FC"/>
-      </w:pPr>
-      <w:r>
-        <w:rPr>
-          <w:b w:val="0"/>
-        </w:rPr>
-        <w:t xml:space="preserve">STEP 1 </w:t>
-      </w:r>
-      <w:r>
-        <w:rPr>
-          <w:b/>
-        </w:rPr>
-        <w:t>Intended use</w:t>
-      </w:r>
-      <w:r>
-        <w:rPr>
-          <w:b w:val="0"/>
-        </w:rPr>
-        <w:t>: classroom exploration of visible leaf spotting.</w:t>
-      </w:r>
-    </w:p>
-    <w:p>
-      <w:pPr>
-        <w:pStyle w:val="Heading3"/>
-      </w:pPr>
-      <w:r>
-        <w:t>Step 2</w:t>
-      </w:r>
-    </w:p>
-    <w:p>
-      <w:pPr>
-        <w:spacing w:line="336" w:lineRule="auto" w:after="180"/>
-        <w:shd w:fill="F4F9FC"/>
-      </w:pPr>
-      <w:r>
-        <w:rPr>
-          <w:b w:val="0"/>
-        </w:rPr>
-        <w:t xml:space="preserve">STEP 2 </w:t>
-      </w:r>
-      <w:r>
-        <w:rPr>
-          <w:b/>
-        </w:rPr>
-        <w:t>Evidence</w:t>
-      </w:r>
-      <w:r>
-        <w:rPr>
-          <w:b w:val="0"/>
-        </w:rPr>
-        <w:t>: test metrics, confusion matrix, subgroup slices, and data version.</w:t>
-      </w:r>
-    </w:p>
-    <w:p>
-      <w:pPr>
-        <w:pStyle w:val="Heading3"/>
-      </w:pPr>
-      <w:r>
-        <w:t>Step 3</w:t>
-      </w:r>
-    </w:p>
-    <w:p>
-      <w:pPr>
-        <w:spacing w:line="336" w:lineRule="auto" w:after="180"/>
-        <w:shd w:fill="F4F9FC"/>
-      </w:pPr>
-      <w:r>
-        <w:rPr>
-          <w:b w:val="0"/>
-        </w:rPr>
-        <w:t>STEP 3 Do not use for pesticide, medical, or agricultural diagnosis.</w:t>
-      </w:r>
-    </w:p>
-    <w:p>
-      <w:pPr>
-        <w:pStyle w:val="Heading3"/>
-      </w:pPr>
-      <w:r>
-        <w:t>Step 4</w:t>
-      </w:r>
-    </w:p>
-    <w:p>
-      <w:pPr>
-        <w:spacing w:line="336" w:lineRule="auto" w:after="180"/>
-        <w:shd w:fill="F4F9FC"/>
-      </w:pPr>
-      <w:r>
-        <w:rPr>
-          <w:b w:val="0"/>
-        </w:rPr>
-        <w:t>STEP 4 Uncertain, unfamiliar, or high-consequence cases route to a teacher or qualified adult.</w:t>
-      </w:r>
-    </w:p>
-    <w:p>
-      <w:pPr>
-        <w:spacing w:line="336" w:lineRule="auto" w:after="180"/>
-      </w:pPr>
-      <w:r>
-        <w:rPr>
-          <w:b w:val="0"/>
-        </w:rPr>
-        <w:t>CHECK Verify the denominator, unit, split, class definition, and data version before interpreting a score.</w:t>
-      </w:r>
-    </w:p>
-    <w:p>
-      <w:pPr>
-        <w:spacing w:line="336" w:lineRule="auto" w:after="180"/>
-      </w:pPr>
-      <w:r>
-        <w:rPr>
-          <w:b w:val="0"/>
-        </w:rPr>
-        <w:t xml:space="preserve">Recalculate, retrace, or restate the </w:t>
-      </w:r>
-      <w:r>
-        <w:rPr>
-          <w:b/>
-        </w:rPr>
-        <w:t>evidence</w:t>
-      </w:r>
-      <w:r>
-        <w:rPr>
-          <w:b w:val="0"/>
-        </w:rPr>
-        <w:t xml:space="preserve"> independently:</w:t>
-      </w:r>
-    </w:p>
-    <w:p>
-      <w:pPr>
-        <w:pStyle w:val="Heading3"/>
-      </w:pPr>
-      <w:r>
-        <w:t>Concrete teaching case</w:t>
-      </w:r>
-    </w:p>
-    <w:p>
-      <w:pPr>
-        <w:pStyle w:val="Heading3"/>
-      </w:pPr>
-      <w:r>
-        <w:t>The teaching case</w:t>
-      </w:r>
-    </w:p>
-    <w:p>
-      <w:pPr>
-        <w:spacing w:line="336" w:lineRule="auto" w:after="180"/>
-        <w:shd w:fill="F1F6FC"/>
-      </w:pPr>
-      <w:r>
-        <w:rPr>
-          <w:b w:val="0"/>
-        </w:rPr>
-        <w:t xml:space="preserve">A </w:t>
-      </w:r>
-      <w:r>
-        <w:rPr>
-          <w:b/>
-        </w:rPr>
-        <w:t>model card</w:t>
-      </w:r>
-      <w:r>
-        <w:rPr>
-          <w:b w:val="0"/>
-        </w:rPr>
-        <w:t xml:space="preserve"> says healthy/spotted,</w:t>
-      </w:r>
-      <w:r>
-        <w:rPr>
-          <w:b/>
-        </w:rPr>
-        <w:t>80%</w:t>
-      </w:r>
-      <w:r>
-        <w:rPr>
-          <w:b w:val="0"/>
-        </w:rPr>
-        <w:t xml:space="preserve"> accuracy only.</w:t>
-      </w:r>
-    </w:p>
-    <w:p>
-      <w:pPr>
-        <w:pStyle w:val="Heading3"/>
-      </w:pPr>
-      <w:r>
-        <w:t>The teaching case</w:t>
-      </w:r>
-    </w:p>
-    <w:p>
-      <w:pPr>
-        <w:spacing w:line="336" w:lineRule="auto" w:after="180"/>
-        <w:shd w:fill="F1F6FC"/>
-      </w:pPr>
-      <w:r>
-        <w:rPr>
-          <w:b w:val="0"/>
-        </w:rPr>
-        <w:t xml:space="preserve">Add responsible-use </w:t>
-      </w:r>
-      <w:r>
-        <w:rPr>
-          <w:b/>
-        </w:rPr>
-        <w:t>evidence</w:t>
-      </w:r>
-      <w:r>
-        <w:rPr>
-          <w:b w:val="0"/>
-        </w:rPr>
-        <w:t>.</w:t>
-      </w:r>
-    </w:p>
-    <w:p>
-      <w:pPr>
-        <w:pStyle w:val="Heading3"/>
-      </w:pPr>
-      <w:r>
-        <w:t>Exact explanation to model</w:t>
-      </w:r>
-    </w:p>
-    <w:p>
-      <w:pPr>
-        <w:pStyle w:val="Heading3"/>
-      </w:pPr>
-      <w:r>
-        <w:t>Why the result follows</w:t>
-      </w:r>
-    </w:p>
-    <w:p>
-      <w:pPr>
-        <w:spacing w:line="336" w:lineRule="auto" w:after="180"/>
-        <w:shd w:fill="F1F6FC"/>
-      </w:pPr>
-      <w:r>
-        <w:rPr>
-          <w:b/>
-        </w:rPr>
-        <w:t>Intended use</w:t>
-      </w:r>
-      <w:r>
-        <w:rPr>
-          <w:b w:val="0"/>
-        </w:rPr>
-        <w:t xml:space="preserve">rs/conditions, labels/data, evaluation sets/metrics, class/subgroup results, versions, limitations, excluded uses and </w:t>
-      </w:r>
-      <w:r>
-        <w:rPr>
-          <w:b/>
-        </w:rPr>
-        <w:t>human review</w:t>
-      </w:r>
-      <w:r>
-        <w:rPr>
-          <w:b w:val="0"/>
-        </w:rPr>
-        <w:t>. Classroom classification is not professional diagnosis.</w:t>
-      </w:r>
-    </w:p>
-    <w:p>
-      <w:pPr>
-        <w:pStyle w:val="Heading3"/>
-      </w:pPr>
-      <w:r>
-        <w:t>Explain the added worked example</w:t>
-      </w:r>
-    </w:p>
-    <w:p>
-      <w:pPr>
-        <w:pStyle w:val="Heading3"/>
-      </w:pPr>
-      <w:r>
-        <w:t>Explain the added worked example · 1</w:t>
-      </w:r>
-    </w:p>
-    <w:p>
-      <w:pPr>
-        <w:spacing w:line="336" w:lineRule="auto" w:after="180"/>
-      </w:pPr>
-      <w:r>
-        <w:rPr>
-          <w:b w:val="0"/>
-        </w:rPr>
-        <w:t xml:space="preserve">A </w:t>
-      </w:r>
-      <w:r>
-        <w:rPr>
-          <w:b/>
-        </w:rPr>
-        <w:t>model card</w:t>
-      </w:r>
-      <w:r>
-        <w:rPr>
-          <w:b w:val="0"/>
-        </w:rPr>
-        <w:t xml:space="preserve"> helps another person understand what was built and what </w:t>
-      </w:r>
-      <w:r>
-        <w:rPr>
-          <w:b/>
-        </w:rPr>
-        <w:t>evidence</w:t>
-      </w:r>
-      <w:r>
-        <w:rPr>
-          <w:b w:val="0"/>
-        </w:rPr>
-        <w:t xml:space="preserve"> exists. It is a record, not a certificate of safety. Link statements to saved data and run records.</w:t>
-      </w:r>
-    </w:p>
-    <w:p>
-      <w:pPr>
-        <w:spacing w:line="336" w:lineRule="auto" w:after="180"/>
-      </w:pPr>
-      <w:r>
-        <w:rPr>
-          <w:b w:val="0"/>
-        </w:rPr>
-        <w:t xml:space="preserve">Use unknown or not evaluated where </w:t>
-      </w:r>
-      <w:r>
-        <w:rPr>
-          <w:b/>
-        </w:rPr>
-        <w:t>evidence</w:t>
-      </w:r>
-      <w:r>
-        <w:rPr>
-          <w:b w:val="0"/>
-        </w:rPr>
-        <w:t xml:space="preserve"> is absent instead of filling gaps with optimistic language.</w:t>
-      </w:r>
-    </w:p>
-    <w:p>
-      <w:pPr>
-        <w:spacing w:line="336" w:lineRule="auto" w:after="180"/>
-      </w:pPr>
-      <w:r>
-        <w:rPr>
-          <w:b w:val="0"/>
-        </w:rPr>
-        <w:t>Use fictional classroom data throughout this investigation. Keep the task, units, reference labels and data split visible as you reason.</w:t>
-      </w:r>
-    </w:p>
-    <w:p>
-      <w:pPr>
-        <w:spacing w:line="336" w:lineRule="auto" w:after="180"/>
-      </w:pPr>
-      <w:r>
-        <w:rPr>
-          <w:b w:val="0"/>
-        </w:rPr>
-        <w:t xml:space="preserve">Earlier weeks supplied the model-building </w:t>
-      </w:r>
-      <w:r>
-        <w:rPr>
-          <w:b/>
-        </w:rPr>
-        <w:t>process</w:t>
-      </w:r>
-      <w:r>
-        <w:rPr>
-          <w:b w:val="0"/>
-        </w:rPr>
-        <w:t xml:space="preserve">; this week examines </w:t>
-      </w:r>
-      <w:r>
-        <w:rPr>
-          <w:b/>
-        </w:rPr>
-        <w:t>model card</w:t>
-      </w:r>
-      <w:r>
-        <w:rPr>
-          <w:b w:val="0"/>
-        </w:rPr>
-        <w:t>s and review.</w:t>
-      </w:r>
-    </w:p>
-    <w:p>
-      <w:pPr>
-        <w:pStyle w:val="Heading3"/>
-      </w:pPr>
-      <w:r>
-        <w:t>Explain the added worked example · 2</w:t>
-      </w:r>
-    </w:p>
-    <w:p>
-      <w:pPr>
-        <w:spacing w:line="336" w:lineRule="auto" w:after="180"/>
-      </w:pPr>
-      <w:r>
-        <w:rPr>
-          <w:b w:val="0"/>
-        </w:rPr>
-        <w:t xml:space="preserve">Example card: classroom parcel classifier v 1; purpose: compare toy classification methods on fictional clear/blocked labels. </w:t>
-      </w:r>
-      <w:r>
-        <w:rPr>
-          <w:b/>
-        </w:rPr>
-        <w:t>Training</w:t>
-      </w:r>
-      <w:r>
-        <w:rPr>
-          <w:b w:val="0"/>
-        </w:rPr>
-        <w:t xml:space="preserve"> 40, validation 20, test 12 with separate record groups.</w:t>
-      </w:r>
-    </w:p>
-    <w:p>
-      <w:pPr>
-        <w:spacing w:line="336" w:lineRule="auto" w:after="180"/>
-      </w:pPr>
-      <w:r>
-        <w:rPr>
-          <w:b w:val="0"/>
-        </w:rPr>
-        <w:t>Frozen test TN 7 FP 1 FN 2 TP 2, blocked positive: accuracy 9/12, precision 2/3, recall 2/4. Always-clear baseline scores 8/12. No real parcel or student decision is supported.</w:t>
-      </w:r>
-    </w:p>
-    <w:p>
-      <w:pPr>
-        <w:spacing w:line="336" w:lineRule="auto" w:after="180"/>
-      </w:pPr>
-      <w:r>
-        <w:rPr>
-          <w:b w:val="0"/>
-        </w:rPr>
-        <w:t xml:space="preserve">Before continuing, underline the decision rule and circle the </w:t>
-      </w:r>
-      <w:r>
-        <w:rPr>
-          <w:b/>
-        </w:rPr>
-        <w:t>evidence</w:t>
-      </w:r>
-      <w:r>
-        <w:rPr>
-          <w:b w:val="0"/>
-        </w:rPr>
-        <w:t xml:space="preserve"> that supports the conclusion. Explain the example to a partner without replacing the counts or conditions with a stronger claim.</w:t>
-      </w:r>
-    </w:p>
-    <w:p>
-      <w:pPr>
-        <w:spacing w:line="336" w:lineRule="auto" w:after="180"/>
-      </w:pPr>
-      <w:r>
-        <w:rPr>
-          <w:b w:val="0"/>
-        </w:rPr>
         <w:t>Keep the distinction between an observed result and a proposed next step.</w:t>
-      </w:r>
-    </w:p>
-    <w:p>
-      <w:pPr>
-        <w:pStyle w:val="Heading3"/>
-      </w:pPr>
-      <w:r>
-        <w:t>Key terms</w:t>
       </w:r>
     </w:p>
     <w:tbl>
@@ -1699,48 +1430,6 @@
         </w:tc>
       </w:tr>
     </w:tbl>
-    <w:p>
-      <w:pPr>
-        <w:pStyle w:val="Heading3"/>
-      </w:pPr>
-      <w:r>
-        <w:t>Model the reasoning aloud</w:t>
-      </w:r>
-    </w:p>
-    <w:p>
-      <w:pPr>
-        <w:spacing w:line="336" w:lineRule="auto" w:after="180"/>
-      </w:pPr>
-      <w:r>
-        <w:rPr>
-          <w:b w:val="0"/>
-        </w:rPr>
-        <w:t xml:space="preserve">Use the complete worked example below before asking learners to complete W2. Reveal a small part, invite a </w:t>
-      </w:r>
-      <w:r>
-        <w:rPr>
-          <w:b/>
-        </w:rPr>
-        <w:t>prediction</w:t>
-      </w:r>
-      <w:r>
-        <w:rPr>
-          <w:b w:val="0"/>
-        </w:rPr>
-        <w:t>, then explain the deciding step.</w:t>
-      </w:r>
-    </w:p>
-    <w:p>
-      <w:pPr>
-        <w:spacing w:line="336" w:lineRule="auto" w:after="180"/>
-      </w:pPr>
-      <w:r>
-        <w:rPr>
-          <w:b w:val="0"/>
-        </w:rPr>
-        <w:t>These teacher notes contain solutions; do not reveal the independent case answer during modelling.</w:t>
-      </w:r>
-    </w:p>
     <w:p>
       <w:pPr>
         <w:pStyle w:val="Heading3"/>
@@ -1925,6 +1614,847 @@
         <w:t>________________________________________________________________</w:t>
       </w:r>
     </w:p>
+    <w:p>
+      <w:pPr>
+        <w:pStyle w:val="Heading2"/>
+      </w:pPr>
+      <w:r>
+        <w:t>Read separate picturedV3record</w:t>
+      </w:r>
+    </w:p>
+    <w:p>
+      <w:pPr>
+        <w:spacing w:line="336" w:lineRule="auto" w:after="180"/>
+      </w:pPr>
+      <w:r>
+        <w:rPr>
+          <w:b w:val="0"/>
+        </w:rPr>
+        <w:t xml:space="preserve">Write a </w:t>
+      </w:r>
+      <w:r>
+        <w:rPr>
+          <w:b/>
+        </w:rPr>
+        <w:t>model card</w:t>
+      </w:r>
+      <w:r>
+        <w:rPr>
+          <w:b w:val="0"/>
+        </w:rPr>
+        <w:t xml:space="preserve"> whose performance statement can be traced to a concrete evaluation.</w:t>
+      </w:r>
+    </w:p>
+    <w:p>
+      <w:pPr>
+        <w:spacing w:line="336" w:lineRule="auto" w:after="180"/>
+      </w:pPr>
+      <w:r>
+        <w:rPr>
+          <w:b w:val="0"/>
+        </w:rPr>
+        <w:t>Toy v = 3 classifier scored16/20 on five unseen plants with four views each, under indoor tablet lighting. Baseline scored14/20.</w:t>
+      </w:r>
+    </w:p>
+    <w:p>
+      <w:pPr>
+        <w:spacing w:line="336" w:lineRule="auto" w:after="180"/>
+      </w:pPr>
+      <w:r>
+        <w:rPr>
+          <w:b w:val="0"/>
+        </w:rPr>
+        <w:t xml:space="preserve">All </w:t>
+      </w:r>
+      <w:r>
+        <w:rPr>
+          <w:b/>
+        </w:rPr>
+        <w:t>input</w:t>
+      </w:r>
+      <w:r>
+        <w:rPr>
+          <w:b w:val="0"/>
+        </w:rPr>
+        <w:t>s and outcomes in this worked example are invented classroom data; no real model run is claimed.</w:t>
+      </w:r>
+    </w:p>
+    <w:p>
+      <w:pPr>
+        <w:spacing w:line="336" w:lineRule="auto" w:after="180"/>
+      </w:pPr>
+      <w:r>
+        <w:rPr>
+          <w:b w:val="0"/>
+        </w:rPr>
+        <w:t>Main cardV1 has12 test records and matrixTN7/FP 1/FN 2/TP 2; baseline 8/12. Separate pictureV3 has16/20 photo cases correct, baseline 14/20, and only 5 unseen plant identities with 4 views each under indoor tablet conditions. Its80%versus 70%accuracy does not provide a confusion matrix, positive recall or performance on every plant.</w:t>
+      </w:r>
+    </w:p>
+    <w:p>
+      <w:pPr>
+        <w:spacing w:line="336" w:lineRule="auto" w:after="180"/>
+      </w:pPr>
+      <w:r>
+        <w:rPr>
+          <w:b w:val="0"/>
+        </w:rPr>
+        <w:t>A bounded sentence must retain version, 20 photo/5 plant counts, conditions and the unknown broader coverage. No original model/code artifacts or actual teacher approval are supplied by these worked numbers.</w:t>
+      </w:r>
+    </w:p>
+    <w:p>
+      <w:pPr>
+        <w:pStyle w:val="Heading2"/>
+      </w:pPr>
+      <w:r>
+        <w:t>Trace source identities and reject the universal headline</w:t>
+      </w:r>
+    </w:p>
+    <w:p>
+      <w:r>
+        <w:drawing>
+          <wp:inline xmlns:a="http://schemas.openxmlformats.org/drawingml/2006/main" xmlns:pic="http://schemas.openxmlformats.org/drawingml/2006/picture">
+            <wp:extent cx="5486400" cy="3493008"/>
+            <wp:docPr id="1" name="Picture 1" descr="Name evidence: Record v = 3, 20 photo cases, 5 plant identities, group-separated split and indoor tablet conditions. → Compare baseline: v = 3 accuracy 80%; baseline70% on the same 20 cases. → State limits: Do not claim all cameras, outdoor conditions or disease diagnosis were validated."/>
+            <wp:cNvGraphicFramePr>
+              <a:graphicFrameLocks noChangeAspect="1"/>
+            </wp:cNvGraphicFramePr>
+            <a:graphic>
+              <a:graphicData uri="http://schemas.openxmlformats.org/drawingml/2006/picture">
+                <pic:pic>
+                  <pic:nvPicPr>
+                    <pic:cNvPr id="0" name="academy-story-ai-4-33-02.png"/>
+                    <pic:cNvPicPr/>
+                  </pic:nvPicPr>
+                  <pic:blipFill>
+                    <a:blip r:embed="rId9"/>
+                    <a:stretch>
+                      <a:fillRect/>
+                    </a:stretch>
+                  </pic:blipFill>
+                  <pic:spPr>
+                    <a:xfrm>
+                      <a:off x="0" y="0"/>
+                      <a:ext cx="5486400" cy="3493008"/>
+                    </a:xfrm>
+                    <a:prstGeom prst="rect"/>
+                  </pic:spPr>
+                </pic:pic>
+              </a:graphicData>
+            </a:graphic>
+          </wp:inline>
+        </w:drawing>
+      </w:r>
+    </w:p>
+    <w:p>
+      <w:pPr>
+        <w:pStyle w:val="Heading3"/>
+      </w:pPr>
+      <w:r>
+        <w:t>Read the picture one step at a time</w:t>
+      </w:r>
+    </w:p>
+    <w:tbl>
+      <w:tblPr>
+        <w:tblStyle w:val="LightShading-Accent1"/>
+        <w:tblW w:type="auto" w:w="0"/>
+        <w:tblLook w:firstColumn="1" w:firstRow="1" w:lastColumn="0" w:lastRow="0" w:noHBand="0" w:noVBand="1" w:val="04A0"/>
+      </w:tblPr>
+      <w:tblGrid>
+        <w:gridCol w:w="5112"/>
+        <w:gridCol w:w="5112"/>
+      </w:tblGrid>
+      <w:tr>
+        <w:trPr>
+          <w:tblHeader/>
+        </w:trPr>
+        <w:tc>
+          <w:tcPr>
+            <w:tcW w:type="dxa" w:w="5112"/>
+          </w:tcPr>
+          <w:p>
+            <w:r>
+              <w:t>Step</w:t>
+            </w:r>
+          </w:p>
+        </w:tc>
+        <w:tc>
+          <w:tcPr>
+            <w:tcW w:type="dxa" w:w="5112"/>
+          </w:tcPr>
+          <w:p>
+            <w:r>
+              <w:t>What happens and why</w:t>
+            </w:r>
+          </w:p>
+        </w:tc>
+      </w:tr>
+      <w:tr>
+        <w:tc>
+          <w:tcPr>
+            <w:tcW w:type="dxa" w:w="5112"/>
+          </w:tcPr>
+          <w:p>
+            <w:r>
+              <w:t>1. Name evidence</w:t>
+            </w:r>
+          </w:p>
+        </w:tc>
+        <w:tc>
+          <w:tcPr>
+            <w:tcW w:type="dxa" w:w="5112"/>
+          </w:tcPr>
+          <w:p>
+            <w:r>
+              <w:t>Record v = 3, 20 photo cases, 5 plant identities, group-separated split and indoor tablet conditions.</w:t>
+            </w:r>
+          </w:p>
+        </w:tc>
+      </w:tr>
+      <w:tr>
+        <w:tc>
+          <w:tcPr>
+            <w:tcW w:type="dxa" w:w="5112"/>
+          </w:tcPr>
+          <w:p>
+            <w:r>
+              <w:t>2. Compare baseline</w:t>
+            </w:r>
+          </w:p>
+        </w:tc>
+        <w:tc>
+          <w:tcPr>
+            <w:tcW w:type="dxa" w:w="5112"/>
+          </w:tcPr>
+          <w:p>
+            <w:r>
+              <w:t>v = 3 accuracy 80%; baseline70% on the same 20 cases.</w:t>
+            </w:r>
+          </w:p>
+        </w:tc>
+      </w:tr>
+      <w:tr>
+        <w:tc>
+          <w:tcPr>
+            <w:tcW w:type="dxa" w:w="5112"/>
+          </w:tcPr>
+          <w:p>
+            <w:r>
+              <w:t>3. State limits</w:t>
+            </w:r>
+          </w:p>
+        </w:tc>
+        <w:tc>
+          <w:tcPr>
+            <w:tcW w:type="dxa" w:w="5112"/>
+          </w:tcPr>
+          <w:p>
+            <w:r>
+              <w:t>Do not claim all cameras, outdoor conditions or disease diagnosis were validated.</w:t>
+            </w:r>
+          </w:p>
+        </w:tc>
+      </w:tr>
+    </w:tbl>
+    <w:p>
+      <w:r>
+        <w:t>Match each pictured step to the supplied facts. This is a worked teaching case, not an independent assessment.</w:t>
+      </w:r>
+    </w:p>
+    <w:p>
+      <w:pPr>
+        <w:spacing w:line="336" w:lineRule="auto" w:after="180"/>
+      </w:pPr>
+      <w:r>
+        <w:rPr>
+          <w:b w:val="0"/>
+        </w:rPr>
+        <w:t xml:space="preserve">Read the picture in order. Do not claim all cameras, outdoor conditions or disease diagnosis were validated. The arrows show which recorded </w:t>
+      </w:r>
+      <w:r>
+        <w:rPr>
+          <w:b/>
+        </w:rPr>
+        <w:t>input</w:t>
+      </w:r>
+      <w:r>
+        <w:rPr>
+          <w:b w:val="0"/>
+        </w:rPr>
+        <w:t xml:space="preserve"> or intermediate result each decision uses.</w:t>
+      </w:r>
+    </w:p>
+    <w:p>
+      <w:pPr>
+        <w:spacing w:line="336" w:lineRule="auto" w:after="180"/>
+      </w:pPr>
+      <w:r>
+        <w:rPr>
+          <w:b w:val="0"/>
+        </w:rPr>
+        <w:t>Explain the deciding step aloud before checking the changed case; pointing to the final answer alone does not show how it follows.</w:t>
+      </w:r>
+    </w:p>
+    <w:p>
+      <w:pPr>
+        <w:spacing w:line="336" w:lineRule="auto" w:after="180"/>
+      </w:pPr>
+      <w:r>
+        <w:rPr>
+          <w:b w:val="0"/>
+        </w:rPr>
+        <w:t xml:space="preserve">A </w:t>
+      </w:r>
+      <w:r>
+        <w:rPr>
+          <w:b/>
+        </w:rPr>
+        <w:t>model card</w:t>
+      </w:r>
+      <w:r>
+        <w:rPr>
+          <w:b w:val="0"/>
+        </w:rPr>
+        <w:t xml:space="preserve"> communicates </w:t>
+      </w:r>
+      <w:r>
+        <w:rPr>
+          <w:b/>
+        </w:rPr>
+        <w:t>evidence</w:t>
+      </w:r>
+      <w:r>
+        <w:rPr>
+          <w:b w:val="0"/>
+        </w:rPr>
+        <w:t>; it is not certification of safety, fairness or suitability for consequential plant decisions.</w:t>
+      </w:r>
+    </w:p>
+    <w:p>
+      <w:pPr>
+        <w:spacing w:line="336" w:lineRule="auto" w:after="180"/>
+      </w:pPr>
+      <w:r>
+        <w:rPr>
+          <w:b w:val="0"/>
+        </w:rPr>
+        <w:t>Change: The publicity sentence becomes “</w:t>
+      </w:r>
+      <w:r>
+        <w:rPr>
+          <w:b/>
+        </w:rPr>
+        <w:t>80%</w:t>
+      </w:r>
+      <w:r>
+        <w:rPr>
+          <w:b w:val="0"/>
+        </w:rPr>
+        <w:t xml:space="preserve"> accurate for every plant”.</w:t>
+      </w:r>
+    </w:p>
+    <w:p>
+      <w:pPr>
+        <w:spacing w:line="336" w:lineRule="auto" w:after="180"/>
+      </w:pPr>
+      <w:r>
+        <w:rPr>
+          <w:b/>
+        </w:rPr>
+        <w:t>Prediction</w:t>
+      </w:r>
+      <w:r>
+        <w:rPr>
+          <w:b w:val="0"/>
+        </w:rPr>
+        <w:t>: Reject that unbounded statement.</w:t>
+      </w:r>
+    </w:p>
+    <w:p>
+      <w:pPr>
+        <w:spacing w:line="336" w:lineRule="auto" w:after="180"/>
+      </w:pPr>
+      <w:r>
+        <w:rPr>
+          <w:b w:val="0"/>
+        </w:rPr>
+        <w:t>Reason: The measured rate belongs to twenty related indoor photos, not every plant or setting.</w:t>
+      </w:r>
+    </w:p>
+    <w:p>
+      <w:pPr>
+        <w:pStyle w:val="Heading2"/>
+      </w:pPr>
+      <w:r>
+        <w:t>Additional healthy/spotted80%only card · reference / check after trying</w:t>
+      </w:r>
+    </w:p>
+    <w:p>
+      <w:pPr>
+        <w:spacing w:line="336" w:lineRule="auto" w:after="180"/>
+      </w:pPr>
+      <w:r>
+        <w:rPr>
+          <w:b w:val="0"/>
+        </w:rPr>
+        <w:t xml:space="preserve">A </w:t>
+      </w:r>
+      <w:r>
+        <w:rPr>
+          <w:b/>
+        </w:rPr>
+        <w:t>model card</w:t>
+      </w:r>
+      <w:r>
+        <w:rPr>
+          <w:b w:val="0"/>
+        </w:rPr>
+        <w:t xml:space="preserve"> says healthy/spotted,</w:t>
+      </w:r>
+      <w:r>
+        <w:rPr>
+          <w:b/>
+        </w:rPr>
+        <w:t>80%</w:t>
+      </w:r>
+      <w:r>
+        <w:rPr>
+          <w:b w:val="0"/>
+        </w:rPr>
+        <w:t xml:space="preserve"> accuracy only.</w:t>
+      </w:r>
+    </w:p>
+    <w:p>
+      <w:pPr>
+        <w:spacing w:line="336" w:lineRule="auto" w:after="180"/>
+      </w:pPr>
+      <w:r>
+        <w:rPr>
+          <w:b w:val="0"/>
+        </w:rPr>
+        <w:t xml:space="preserve">Add responsible-use </w:t>
+      </w:r>
+      <w:r>
+        <w:rPr>
+          <w:b/>
+        </w:rPr>
+        <w:t>evidence</w:t>
+      </w:r>
+      <w:r>
+        <w:rPr>
+          <w:b w:val="0"/>
+        </w:rPr>
+        <w:t>.</w:t>
+      </w:r>
+    </w:p>
+    <w:p>
+      <w:pPr>
+        <w:spacing w:line="336" w:lineRule="auto" w:after="180"/>
+      </w:pPr>
+      <w:r>
+        <w:rPr>
+          <w:b/>
+        </w:rPr>
+        <w:t>Intended use</w:t>
+      </w:r>
+      <w:r>
+        <w:rPr>
+          <w:b w:val="0"/>
+        </w:rPr>
+        <w:t xml:space="preserve">rs/conditions, labels/data, evaluation sets/metrics, class/subgroup results, versions, limitations, excluded uses and </w:t>
+      </w:r>
+      <w:r>
+        <w:rPr>
+          <w:b/>
+        </w:rPr>
+        <w:t>human review</w:t>
+      </w:r>
+      <w:r>
+        <w:rPr>
+          <w:b w:val="0"/>
+        </w:rPr>
+        <w:t>. Classroom classification is not professional diagnosis.</w:t>
+      </w:r>
+    </w:p>
+    <w:p>
+      <w:pPr>
+        <w:pStyle w:val="Heading2"/>
+      </w:pPr>
+      <w:r>
+        <w:t>Earlier wording, alternatives and picture transcripts · reference / check after trying</w:t>
+      </w:r>
+    </w:p>
+    <w:p>
+      <w:pPr>
+        <w:spacing w:line="336" w:lineRule="auto" w:after="180"/>
+      </w:pPr>
+      <w:r>
+        <w:rPr>
+          <w:b w:val="0"/>
+        </w:rPr>
+        <w:t>Explain the mechanism</w:t>
+      </w:r>
+    </w:p>
+    <w:p>
+      <w:pPr>
+        <w:spacing w:line="336" w:lineRule="auto" w:after="180"/>
+      </w:pPr>
+      <w:r>
+        <w:rPr>
+          <w:b w:val="0"/>
+        </w:rPr>
+        <w:t>Trace the information, fitted behavior, and evaluation proof separately.</w:t>
+      </w:r>
+    </w:p>
+    <w:p>
+      <w:pPr>
+        <w:spacing w:line="336" w:lineRule="auto" w:after="180"/>
+      </w:pPr>
+      <w:r>
+        <w:rPr>
+          <w:b w:val="0"/>
+        </w:rPr>
+        <w:t xml:space="preserve">QUESTION Write a </w:t>
+      </w:r>
+      <w:r>
+        <w:rPr>
+          <w:b/>
+        </w:rPr>
+        <w:t>model card</w:t>
+      </w:r>
+      <w:r>
+        <w:rPr>
+          <w:b w:val="0"/>
+        </w:rPr>
+        <w:t xml:space="preserve"> with a clear </w:t>
+      </w:r>
+      <w:r>
+        <w:rPr>
+          <w:b/>
+        </w:rPr>
+        <w:t>do-not-use</w:t>
+      </w:r>
+      <w:r>
+        <w:rPr>
+          <w:b w:val="0"/>
+        </w:rPr>
+        <w:t xml:space="preserve"> case and review path.</w:t>
+      </w:r>
+    </w:p>
+    <w:p>
+      <w:pPr>
+        <w:spacing w:line="336" w:lineRule="auto" w:after="180"/>
+      </w:pPr>
+      <w:r>
+        <w:rPr>
+          <w:b w:val="0"/>
+        </w:rPr>
+        <w:t xml:space="preserve">MODEL IDEA A </w:t>
+      </w:r>
+      <w:r>
+        <w:rPr>
+          <w:b/>
+        </w:rPr>
+        <w:t>model card</w:t>
+      </w:r>
+      <w:r>
+        <w:rPr>
+          <w:b w:val="0"/>
+        </w:rPr>
+        <w:t xml:space="preserve"> defines </w:t>
+      </w:r>
+      <w:r>
+        <w:rPr>
+          <w:b/>
+        </w:rPr>
+        <w:t>intended use</w:t>
+      </w:r>
+      <w:r>
+        <w:rPr>
+          <w:b w:val="0"/>
+        </w:rPr>
+        <w:t xml:space="preserve">, </w:t>
+      </w:r>
+      <w:r>
+        <w:rPr>
+          <w:b/>
+        </w:rPr>
+        <w:t>evidence</w:t>
+      </w:r>
+      <w:r>
+        <w:rPr>
+          <w:b w:val="0"/>
+        </w:rPr>
+        <w:t>, limitations, risks, decision boundaries, monitoring, and human escalation.</w:t>
+      </w:r>
+    </w:p>
+    <w:p>
+      <w:pPr>
+        <w:spacing w:line="336" w:lineRule="auto" w:after="180"/>
+      </w:pPr>
+      <w:r>
+        <w:rPr>
+          <w:b w:val="0"/>
+        </w:rPr>
+        <w:t>PROOF NEEDED Use an unseen case, visible calculation, error analysis, and a stated limitation.</w:t>
+      </w:r>
+    </w:p>
+    <w:p>
+      <w:pPr>
+        <w:spacing w:line="336" w:lineRule="auto" w:after="180"/>
+      </w:pPr>
+      <w:r>
+        <w:rPr>
+          <w:b w:val="0"/>
+        </w:rPr>
+        <w:t xml:space="preserve">UNDER THE HOOD </w:t>
+      </w:r>
+      <w:r>
+        <w:rPr>
+          <w:b/>
+        </w:rPr>
+        <w:t>Intended use</w:t>
+      </w:r>
+      <w:r>
+        <w:rPr>
+          <w:b w:val="0"/>
+        </w:rPr>
+        <w:t xml:space="preserve">: classroom exploration of visible leaf spotting. </w:t>
+      </w:r>
+      <w:r>
+        <w:rPr>
+          <w:b/>
+        </w:rPr>
+        <w:t>Evidence</w:t>
+      </w:r>
+      <w:r>
+        <w:rPr>
+          <w:b w:val="0"/>
+        </w:rPr>
+        <w:t>: test metrics, confusion matrix, subgroup slices, and data version.</w:t>
+      </w:r>
+    </w:p>
+    <w:p>
+      <w:pPr>
+        <w:spacing w:line="336" w:lineRule="auto" w:after="180"/>
+      </w:pPr>
+      <w:r>
+        <w:rPr>
+          <w:b w:val="0"/>
+        </w:rPr>
+        <w:t xml:space="preserve">Draw a fresh data → model → </w:t>
+      </w:r>
+      <w:r>
+        <w:rPr>
+          <w:b/>
+        </w:rPr>
+        <w:t>prediction</w:t>
+      </w:r>
+      <w:r>
+        <w:rPr>
+          <w:b w:val="0"/>
+        </w:rPr>
+        <w:t xml:space="preserve"> → evaluation trace:</w:t>
+      </w:r>
+    </w:p>
+    <w:p>
+      <w:pPr>
+        <w:spacing w:line="336" w:lineRule="auto" w:after="180"/>
+      </w:pPr>
+      <w:r>
+        <w:rPr>
+          <w:b w:val="0"/>
+        </w:rPr>
+        <w:t xml:space="preserve">Predict first. Then check each step. A correct answer without visible </w:t>
+      </w:r>
+      <w:r>
+        <w:rPr>
+          <w:b/>
+        </w:rPr>
+        <w:t>evidence</w:t>
+      </w:r>
+      <w:r>
+        <w:rPr>
+          <w:b w:val="0"/>
+        </w:rPr>
+        <w:t xml:space="preserve"> cannot be audited.</w:t>
+      </w:r>
+    </w:p>
+    <w:p>
+      <w:pPr>
+        <w:spacing w:line="336" w:lineRule="auto" w:after="180"/>
+      </w:pPr>
+      <w:r>
+        <w:rPr>
+          <w:b w:val="0"/>
+        </w:rPr>
+        <w:t xml:space="preserve">STEP 1 </w:t>
+      </w:r>
+      <w:r>
+        <w:rPr>
+          <w:b/>
+        </w:rPr>
+        <w:t>Intended use</w:t>
+      </w:r>
+      <w:r>
+        <w:rPr>
+          <w:b w:val="0"/>
+        </w:rPr>
+        <w:t>: classroom exploration of visible leaf spotting.</w:t>
+      </w:r>
+    </w:p>
+    <w:p>
+      <w:pPr>
+        <w:spacing w:line="336" w:lineRule="auto" w:after="180"/>
+      </w:pPr>
+      <w:r>
+        <w:rPr>
+          <w:b w:val="0"/>
+        </w:rPr>
+        <w:t xml:space="preserve">STEP 2 </w:t>
+      </w:r>
+      <w:r>
+        <w:rPr>
+          <w:b/>
+        </w:rPr>
+        <w:t>Evidence</w:t>
+      </w:r>
+      <w:r>
+        <w:rPr>
+          <w:b w:val="0"/>
+        </w:rPr>
+        <w:t>: test metrics, confusion matrix, subgroup slices, and data version.</w:t>
+      </w:r>
+    </w:p>
+    <w:p>
+      <w:pPr>
+        <w:spacing w:line="336" w:lineRule="auto" w:after="180"/>
+      </w:pPr>
+      <w:r>
+        <w:rPr>
+          <w:b w:val="0"/>
+        </w:rPr>
+        <w:t>STEP 3 Do not use for pesticide, medical, or agricultural diagnosis.</w:t>
+      </w:r>
+    </w:p>
+    <w:p>
+      <w:pPr>
+        <w:spacing w:line="336" w:lineRule="auto" w:after="180"/>
+      </w:pPr>
+      <w:r>
+        <w:rPr>
+          <w:b w:val="0"/>
+        </w:rPr>
+        <w:t>STEP 4 Uncertain, unfamiliar, or high-consequence cases route to a teacher or qualified adult.</w:t>
+      </w:r>
+    </w:p>
+    <w:p>
+      <w:pPr>
+        <w:spacing w:line="336" w:lineRule="auto" w:after="180"/>
+      </w:pPr>
+      <w:r>
+        <w:rPr>
+          <w:b w:val="0"/>
+        </w:rPr>
+        <w:t>CHECK Verify the denominator, unit, split, class definition, and data version before interpreting a score.</w:t>
+      </w:r>
+    </w:p>
+    <w:p>
+      <w:pPr>
+        <w:spacing w:line="336" w:lineRule="auto" w:after="180"/>
+      </w:pPr>
+      <w:r>
+        <w:rPr>
+          <w:b w:val="0"/>
+        </w:rPr>
+        <w:t xml:space="preserve">Recalculate, retrace, or restate the </w:t>
+      </w:r>
+      <w:r>
+        <w:rPr>
+          <w:b/>
+        </w:rPr>
+        <w:t>evidence</w:t>
+      </w:r>
+      <w:r>
+        <w:rPr>
+          <w:b w:val="0"/>
+        </w:rPr>
+        <w:t xml:space="preserve"> independently:</w:t>
+      </w:r>
+    </w:p>
+    <w:p>
+      <w:pPr>
+        <w:pStyle w:val="Heading3"/>
+      </w:pPr>
+      <w:r>
+        <w:t>Concrete teaching case</w:t>
+      </w:r>
+    </w:p>
+    <w:p>
+      <w:pPr>
+        <w:pStyle w:val="Heading3"/>
+      </w:pPr>
+      <w:r>
+        <w:t>Exact explanation to model</w:t>
+      </w:r>
+    </w:p>
+    <w:p>
+      <w:pPr>
+        <w:pStyle w:val="Heading3"/>
+      </w:pPr>
+      <w:r>
+        <w:t>Explain the added worked example</w:t>
+      </w:r>
+    </w:p>
+    <w:p>
+      <w:pPr>
+        <w:pStyle w:val="Heading3"/>
+      </w:pPr>
+      <w:r>
+        <w:t>Key terms</w:t>
+      </w:r>
+    </w:p>
+    <w:p>
+      <w:pPr>
+        <w:pStyle w:val="Heading3"/>
+      </w:pPr>
+      <w:r>
+        <w:t>Model the reasoning aloud</w:t>
+      </w:r>
+    </w:p>
+    <w:p>
+      <w:pPr>
+        <w:spacing w:line="336" w:lineRule="auto" w:after="180"/>
+      </w:pPr>
+      <w:r>
+        <w:rPr>
+          <w:b w:val="0"/>
+        </w:rPr>
+        <w:t xml:space="preserve">Use the complete worked example below before asking learners to complete W2. Reveal a small part, invite a </w:t>
+      </w:r>
+      <w:r>
+        <w:rPr>
+          <w:b/>
+        </w:rPr>
+        <w:t>prediction</w:t>
+      </w:r>
+      <w:r>
+        <w:rPr>
+          <w:b w:val="0"/>
+        </w:rPr>
+        <w:t>, then explain the deciding step.</w:t>
+      </w:r>
+    </w:p>
+    <w:p>
+      <w:pPr>
+        <w:spacing w:line="336" w:lineRule="auto" w:after="180"/>
+      </w:pPr>
+      <w:r>
+        <w:rPr>
+          <w:b w:val="0"/>
+        </w:rPr>
+        <w:t>These teacher notes contain solutions; do not reveal the independent case answer during modelling.</w:t>
+      </w:r>
+    </w:p>
     <w:tbl>
       <w:tblPr>
         <w:tblStyle w:val="LightShading-Accent1"/>
@@ -2048,85 +2578,10 @@
     </w:p>
     <w:p>
       <w:pPr>
-        <w:spacing w:line="336" w:lineRule="auto" w:after="180"/>
-      </w:pPr>
-      <w:r>
-        <w:rPr>
-          <w:b w:val="0"/>
-        </w:rPr>
-        <w:t xml:space="preserve">Write a </w:t>
-      </w:r>
-      <w:r>
-        <w:rPr>
-          <w:b/>
-        </w:rPr>
-        <w:t>model card</w:t>
-      </w:r>
-      <w:r>
-        <w:rPr>
-          <w:b w:val="0"/>
-        </w:rPr>
-        <w:t xml:space="preserve"> whose performance statement can be traced to a concrete evaluation.</w:t>
-      </w:r>
-    </w:p>
-    <w:p>
-      <w:pPr>
         <w:pStyle w:val="Heading3"/>
       </w:pPr>
       <w:r>
         <w:t>The facts we will use</w:t>
-      </w:r>
-    </w:p>
-    <w:p>
-      <w:pPr>
-        <w:pStyle w:val="Heading3"/>
-      </w:pPr>
-      <w:r>
-        <w:t>Supplied facts</w:t>
-      </w:r>
-    </w:p>
-    <w:p>
-      <w:pPr>
-        <w:spacing w:line="336" w:lineRule="auto" w:after="180"/>
-        <w:shd w:fill="F1F6FC"/>
-      </w:pPr>
-      <w:r>
-        <w:rPr>
-          <w:b w:val="0"/>
-        </w:rPr>
-        <w:t>Toy v = 3 classifier scored16/20 on five unseen plants with four views each, under indoor tablet lighting. Baseline scored14/20.</w:t>
-      </w:r>
-    </w:p>
-    <w:p>
-      <w:pPr>
-        <w:pStyle w:val="Heading3"/>
-      </w:pPr>
-      <w:r>
-        <w:t>Supplied facts</w:t>
-      </w:r>
-    </w:p>
-    <w:p>
-      <w:pPr>
-        <w:spacing w:line="336" w:lineRule="auto" w:after="180"/>
-        <w:shd w:fill="F1F6FC"/>
-      </w:pPr>
-      <w:r>
-        <w:rPr>
-          <w:b w:val="0"/>
-        </w:rPr>
-        <w:t xml:space="preserve">All </w:t>
-      </w:r>
-      <w:r>
-        <w:rPr>
-          <w:b/>
-        </w:rPr>
-        <w:t>input</w:t>
-      </w:r>
-      <w:r>
-        <w:rPr>
-          <w:b w:val="0"/>
-        </w:rPr>
-        <w:t>s and outcomes in this worked example are invented classroom data; no real model run is claimed.</w:t>
       </w:r>
     </w:p>
     <w:p>
@@ -2134,7 +2589,7 @@
         <w:drawing>
           <wp:inline xmlns:a="http://schemas.openxmlformats.org/drawingml/2006/main" xmlns:pic="http://schemas.openxmlformats.org/drawingml/2006/picture">
             <wp:extent cx="5486400" cy="5225143"/>
-            <wp:docPr id="1" name="Picture 1" descr="Model Cards and Human Review. Name evidence: Record v = 3, 20 photo cases, 5 plant identities, group-separated split and indoor tablet conditions.. Compare baseline: v = 3 accuracy 80%; baseline70% on the same 20 cases.. State limits: Do not claim all cameras, outdoor conditions or disease diagnosis were validated."/>
+            <wp:docPr id="2" name="Picture 2" descr="Model Cards and Human Review. Name evidence: Record v = 3, 20 photo cases, 5 plant identities, group-separated split and indoor tablet conditions.. Compare baseline: v = 3 accuracy 80%; baseline70% on the same 20 cases.. State limits: Do not claim all cameras, outdoor conditions or disease diagnosis were validated."/>
             <wp:cNvGraphicFramePr>
               <a:graphicFrameLocks noChangeAspect="1"/>
             </wp:cNvGraphicFramePr>
@@ -2146,7 +2601,7 @@
                     <pic:cNvPicPr/>
                   </pic:nvPicPr>
                   <pic:blipFill>
-                    <a:blip r:embed="rId9"/>
+                    <a:blip r:embed="rId10"/>
                     <a:stretch>
                       <a:fillRect/>
                     </a:stretch>
@@ -2170,114 +2625,7 @@
         <w:pStyle w:val="Heading3"/>
       </w:pPr>
       <w:r>
-        <w:t>Read the picture one step at a time</w:t>
-      </w:r>
-    </w:p>
-    <w:tbl>
-      <w:tblPr>
-        <w:tblStyle w:val="LightShading-Accent1"/>
-        <w:tblW w:type="auto" w:w="0"/>
-        <w:tblLook w:firstColumn="1" w:firstRow="1" w:lastColumn="0" w:lastRow="0" w:noHBand="0" w:noVBand="1" w:val="04A0"/>
-      </w:tblPr>
-      <w:tblGrid>
-        <w:gridCol w:w="5112"/>
-        <w:gridCol w:w="5112"/>
-      </w:tblGrid>
-      <w:tr>
-        <w:trPr>
-          <w:tblHeader/>
-        </w:trPr>
-        <w:tc>
-          <w:tcPr>
-            <w:tcW w:type="dxa" w:w="5112"/>
-          </w:tcPr>
-          <w:p>
-            <w:r>
-              <w:t>Step</w:t>
-            </w:r>
-          </w:p>
-        </w:tc>
-        <w:tc>
-          <w:tcPr>
-            <w:tcW w:type="dxa" w:w="5112"/>
-          </w:tcPr>
-          <w:p>
-            <w:r>
-              <w:t>What happens and why</w:t>
-            </w:r>
-          </w:p>
-        </w:tc>
-      </w:tr>
-      <w:tr>
-        <w:tc>
-          <w:tcPr>
-            <w:tcW w:type="dxa" w:w="5112"/>
-          </w:tcPr>
-          <w:p>
-            <w:r>
-              <w:t>1. Name evidence</w:t>
-            </w:r>
-          </w:p>
-        </w:tc>
-        <w:tc>
-          <w:tcPr>
-            <w:tcW w:type="dxa" w:w="5112"/>
-          </w:tcPr>
-          <w:p>
-            <w:r>
-              <w:t>Record v = 3, 20 photo cases, 5 plant identities, group-separated split and indoor tablet conditions.</w:t>
-            </w:r>
-          </w:p>
-        </w:tc>
-      </w:tr>
-      <w:tr>
-        <w:tc>
-          <w:tcPr>
-            <w:tcW w:type="dxa" w:w="5112"/>
-          </w:tcPr>
-          <w:p>
-            <w:r>
-              <w:t>2. Compare baseline</w:t>
-            </w:r>
-          </w:p>
-        </w:tc>
-        <w:tc>
-          <w:tcPr>
-            <w:tcW w:type="dxa" w:w="5112"/>
-          </w:tcPr>
-          <w:p>
-            <w:r>
-              <w:t>v = 3 accuracy 80%; baseline70% on the same 20 cases.</w:t>
-            </w:r>
-          </w:p>
-        </w:tc>
-      </w:tr>
-      <w:tr>
-        <w:tc>
-          <w:tcPr>
-            <w:tcW w:type="dxa" w:w="5112"/>
-          </w:tcPr>
-          <w:p>
-            <w:r>
-              <w:t>3. State limits</w:t>
-            </w:r>
-          </w:p>
-        </w:tc>
-        <w:tc>
-          <w:tcPr>
-            <w:tcW w:type="dxa" w:w="5112"/>
-          </w:tcPr>
-          <w:p>
-            <w:r>
-              <w:t>Do not claim all cameras, outdoor conditions or disease diagnosis were validated.</w:t>
-            </w:r>
-          </w:p>
-        </w:tc>
-      </w:tr>
-    </w:tbl>
-    <w:p>
-      <w:r>
-        <w:t>Match each pictured step to the supplied facts. This is a worked teaching case, not an independent assessment.</w:t>
+        <w:t>Why this result follows</w:t>
       </w:r>
     </w:p>
     <w:p>
@@ -2285,7 +2633,7 @@
         <w:pStyle w:val="Heading3"/>
       </w:pPr>
       <w:r>
-        <w:t>Why this result follows</w:t>
+        <w:t>What this example does not establish</w:t>
       </w:r>
     </w:p>
     <w:p>
@@ -2293,19 +2641,26 @@
         <w:pStyle w:val="Heading3"/>
       </w:pPr>
       <w:r>
-        <w:t>Why the result follows</w:t>
+        <w:t>Change one thing in the pictured case</w:t>
+      </w:r>
+    </w:p>
+    <w:p>
+      <w:pPr>
+        <w:pStyle w:val="Heading3"/>
+      </w:pPr>
+      <w:r>
+        <w:t>Ask while showing the picture</w:t>
       </w:r>
     </w:p>
     <w:p>
       <w:pPr>
         <w:spacing w:line="336" w:lineRule="auto" w:after="180"/>
-        <w:shd w:fill="F1F6FC"/>
-      </w:pPr>
-      <w:r>
-        <w:rPr>
-          <w:b w:val="0"/>
-        </w:rPr>
-        <w:t xml:space="preserve">Read the picture in order. Do not claim all cameras, outdoor conditions or disease diagnosis were validated. The arrows show which recorded </w:t>
+      </w:pPr>
+      <w:r>
+        <w:rPr>
+          <w:b w:val="0"/>
+        </w:rPr>
+        <w:t xml:space="preserve">Cover the result. Ask learners to name the </w:t>
       </w:r>
       <w:r>
         <w:rPr>
@@ -2317,19 +2672,364 @@
         <w:rPr>
           <w:b w:val="0"/>
         </w:rPr>
-        <w:t xml:space="preserve"> or intermediate result each decision uses.</w:t>
+        <w:t xml:space="preserve">s and predict the next step. Uncover one step, connect the icon to the actual procedure, and explain its </w:t>
+      </w:r>
+      <w:r>
+        <w:rPr>
+          <w:b/>
+        </w:rPr>
+        <w:t>evidence</w:t>
+      </w:r>
+      <w:r>
+        <w:rPr>
+          <w:b w:val="0"/>
+        </w:rPr>
+        <w:t>. Then change the supplied condition and compare.</w:t>
       </w:r>
     </w:p>
     <w:p>
       <w:pPr>
         <w:spacing w:line="336" w:lineRule="auto" w:after="180"/>
-        <w:shd w:fill="F1F6FC"/>
-      </w:pPr>
-      <w:r>
-        <w:rPr>
-          <w:b w:val="0"/>
-        </w:rPr>
-        <w:t>Explain the deciding step aloud before checking the changed case; pointing to the final answer alone does not show how it follows.</w:t>
+      </w:pPr>
+      <w:r>
+        <w:rPr>
+          <w:b w:val="0"/>
+        </w:rPr>
+        <w:t>The picture is a representation; it does not document execution of a real AI model.</w:t>
+      </w:r>
+    </w:p>
+    <w:p>
+      <w:pPr>
+        <w:pStyle w:val="Heading1"/>
+      </w:pPr>
+      <w:r>
+        <w:t>03. Guide the calculation, then remove help</w:t>
+      </w:r>
+    </w:p>
+    <w:p>
+      <w:r>
+        <w:t>Collect each learner’s prediction before showing its key.</w:t>
+      </w:r>
+    </w:p>
+    <w:p>
+      <w:pPr>
+        <w:pStyle w:val="Heading2"/>
+      </w:pPr>
+      <w:r>
+        <w:t>Current completion task and checked key</w:t>
+      </w:r>
+    </w:p>
+    <w:p>
+      <w:pPr>
+        <w:spacing w:line="336" w:lineRule="auto" w:after="180"/>
+      </w:pPr>
+      <w:r>
+        <w:rPr>
+          <w:b w:val="0"/>
+        </w:rPr>
+        <w:t>Completion task: Verify the worked accuracy, precision and recall.</w:t>
+      </w:r>
+    </w:p>
+    <w:p>
+      <w:pPr>
+        <w:spacing w:line="336" w:lineRule="auto" w:after="180"/>
+      </w:pPr>
+      <w:r>
+        <w:rPr>
+          <w:b w:val="0"/>
+        </w:rPr>
+        <w:t>Teacher check: Teacher explanation: TN 7 TP 2 give 9/12 accuracy; TP 2/(TP 2+FP 1)=2/3 precision; TP 2/(TP 2+FN 2)=2/4 recall.</w:t>
+      </w:r>
+    </w:p>
+    <w:p>
+      <w:pPr>
+        <w:spacing w:line="336" w:lineRule="auto" w:after="180"/>
+      </w:pPr>
+      <w:r>
+        <w:rPr>
+          <w:b w:val="0"/>
+        </w:rPr>
+        <w:t xml:space="preserve">Start by identifying the given </w:t>
+      </w:r>
+      <w:r>
+        <w:rPr>
+          <w:b/>
+        </w:rPr>
+        <w:t>input</w:t>
+      </w:r>
+      <w:r>
+        <w:rPr>
+          <w:b w:val="0"/>
+        </w:rPr>
+        <w:t>s together. Leave the intermediate steps blank. If needed, model one step, then withdraw that help on the next step. Move to a full trace only when the partial trace is understood.</w:t>
+      </w:r>
+    </w:p>
+    <w:p>
+      <w:pPr>
+        <w:spacing w:line="336" w:lineRule="auto" w:after="180"/>
+      </w:pPr>
+      <w:r>
+        <w:rPr>
+          <w:b w:val="0"/>
+        </w:rPr>
+        <w:t>For partners, alternate explainer and checker; collect a response from every learner before discussion.</w:t>
+      </w:r>
+    </w:p>
+    <w:p>
+      <w:pPr>
+        <w:pStyle w:val="Heading2"/>
+      </w:pPr>
+      <w:r>
+        <w:t>Individual misconception check</w:t>
+      </w:r>
+    </w:p>
+    <w:p>
+      <w:pPr>
+        <w:spacing w:line="336" w:lineRule="auto" w:after="180"/>
+      </w:pPr>
+      <w:r>
+        <w:rPr>
+          <w:b w:val="0"/>
+        </w:rPr>
+        <w:t xml:space="preserve">Use the worked case for </w:t>
+      </w:r>
+      <w:r>
+        <w:rPr>
+          <w:b/>
+        </w:rPr>
+        <w:t>Model card</w:t>
+      </w:r>
+      <w:r>
+        <w:rPr>
+          <w:b w:val="0"/>
+        </w:rPr>
+        <w:t>s and review. Proposed explanation: “A final answer is enough”. Decide whether this explanation is supported. Point to the step or supplied fact that decides; explain your repair if needed.</w:t>
+      </w:r>
+    </w:p>
+    <w:p>
+      <w:pPr>
+        <w:spacing w:line="336" w:lineRule="auto" w:after="180"/>
+      </w:pPr>
+      <w:r>
+        <w:rPr>
+          <w:b w:val="0"/>
+        </w:rPr>
+        <w:t>Expected correction: Ask for the relevant counts, units, procedure or saved record. For this week: Intended: compare toy classifiers on the documented fictional task.</w:t>
+      </w:r>
+    </w:p>
+    <w:p>
+      <w:pPr>
+        <w:spacing w:line="336" w:lineRule="auto" w:after="180"/>
+      </w:pPr>
+      <w:r>
+        <w:rPr>
+          <w:b w:val="0"/>
+        </w:rPr>
+        <w:t>Not supported: real parcel handling, student assessment or decisions outside the evaluated setup.</w:t>
+      </w:r>
+    </w:p>
+    <w:p>
+      <w:pPr>
+        <w:spacing w:line="336" w:lineRule="auto" w:after="180"/>
+      </w:pPr>
+      <w:r>
+        <w:rPr>
+          <w:b w:val="0"/>
+        </w:rPr>
+        <w:t>Collect explanations, not only yes/no votes. If a misunderstanding is common, re-model the relevant step for the class.</w:t>
+      </w:r>
+    </w:p>
+    <w:p>
+      <w:pPr>
+        <w:spacing w:line="336" w:lineRule="auto" w:after="180"/>
+      </w:pPr>
+      <w:r>
+        <w:rPr>
+          <w:b w:val="0"/>
+        </w:rPr>
+        <w:t>If it affects a few learners, give a short targeted group explanation while others solve a more demanding variation.</w:t>
+      </w:r>
+    </w:p>
+    <w:p>
+      <w:pPr>
+        <w:pStyle w:val="Heading2"/>
+      </w:pPr>
+      <w:r>
+        <w:t>Pictorial question and changed-case reasoning</w:t>
+      </w:r>
+    </w:p>
+    <w:p>
+      <w:pPr>
+        <w:spacing w:line="336" w:lineRule="auto" w:after="180"/>
+      </w:pPr>
+      <w:r>
+        <w:rPr>
+          <w:b w:val="0"/>
+        </w:rPr>
+        <w:t xml:space="preserve">Write a bounded replacement for the publicity sentence. Point to the relevant step in the picture, then write the changed result and the rule or </w:t>
+      </w:r>
+      <w:r>
+        <w:rPr>
+          <w:b/>
+        </w:rPr>
+        <w:t>evidence</w:t>
+      </w:r>
+      <w:r>
+        <w:rPr>
+          <w:b w:val="0"/>
+        </w:rPr>
+        <w:t xml:space="preserve"> that supports it.</w:t>
+      </w:r>
+    </w:p>
+    <w:p>
+      <w:pPr>
+        <w:spacing w:line="336" w:lineRule="auto" w:after="180"/>
+      </w:pPr>
+      <w:r>
+        <w:rPr>
+          <w:b w:val="0"/>
+        </w:rPr>
+        <w:t>“v = 3 matched16 of20 reference labels on five held-out plants photographed indoors by tablet; baseline matched14 of20 under the same conditions.” Changed-case check: Reject that unbounded statement.</w:t>
+      </w:r>
+    </w:p>
+    <w:p>
+      <w:pPr>
+        <w:spacing w:line="336" w:lineRule="auto" w:after="180"/>
+      </w:pPr>
+      <w:r>
+        <w:rPr>
+          <w:b w:val="0"/>
+        </w:rPr>
+        <w:t>The measured rate belongs to twenty related indoor photos, not every plant or setting.</w:t>
+      </w:r>
+    </w:p>
+    <w:p>
+      <w:pPr>
+        <w:spacing w:line="336" w:lineRule="auto" w:after="180"/>
+      </w:pPr>
+      <w:r>
+        <w:rPr>
+          <w:b w:val="0"/>
+        </w:rPr>
+        <w:t>Changed-case reasoning: Reject that unbounded statement. The measured rate belongs to twenty related indoor photos, not every plant or setting.</w:t>
+      </w:r>
+    </w:p>
+    <w:p>
+      <w:pPr>
+        <w:spacing w:line="336" w:lineRule="auto" w:after="180"/>
+      </w:pPr>
+      <w:r>
+        <w:rPr>
+          <w:b w:val="0"/>
+        </w:rPr>
+        <w:t xml:space="preserve">Collect each learner’s explanation before discussion. Use the first missing connection between </w:t>
+      </w:r>
+      <w:r>
+        <w:rPr>
+          <w:b/>
+        </w:rPr>
+        <w:t>input</w:t>
+      </w:r>
+      <w:r>
+        <w:rPr>
+          <w:b w:val="0"/>
+        </w:rPr>
+        <w:t xml:space="preserve">, deciding step and result to choose support. This question is worked-case practice, not fresh mastery </w:t>
+      </w:r>
+      <w:r>
+        <w:rPr>
+          <w:b/>
+        </w:rPr>
+        <w:t>evidence</w:t>
+      </w:r>
+      <w:r>
+        <w:rPr>
+          <w:b w:val="0"/>
+        </w:rPr>
+        <w:t>.</w:t>
+      </w:r>
+    </w:p>
+    <w:p>
+      <w:pPr>
+        <w:pStyle w:val="Heading2"/>
+      </w:pPr>
+      <w:r>
+        <w:t>Keep each learner explaining</w:t>
+      </w:r>
+    </w:p>
+    <w:p>
+      <w:pPr>
+        <w:spacing w:line="336" w:lineRule="auto" w:after="180"/>
+      </w:pPr>
+      <w:r>
+        <w:rPr>
+          <w:b w:val="0"/>
+        </w:rPr>
+        <w:t>Ask: Which facts are given, and which would we have to assume? Learners mark relevant details before discussing answers.</w:t>
+      </w:r>
+    </w:p>
+    <w:p>
+      <w:pPr>
+        <w:spacing w:line="336" w:lineRule="auto" w:after="180"/>
+      </w:pPr>
+      <w:r>
+        <w:rPr>
+          <w:b w:val="0"/>
+        </w:rPr>
+        <w:t>Say: Predict first. Show the rule, information path or calculation that would produce the result. A correct guess is not yet an explanation.</w:t>
+      </w:r>
+    </w:p>
+    <w:p>
+      <w:pPr>
+        <w:spacing w:line="336" w:lineRule="auto" w:after="180"/>
+      </w:pPr>
+      <w:r>
+        <w:rPr>
+          <w:b w:val="0"/>
+        </w:rPr>
+        <w:t xml:space="preserve">In pairs, one learner solves while the other checks </w:t>
+      </w:r>
+      <w:r>
+        <w:rPr>
+          <w:b/>
+        </w:rPr>
+        <w:t>evidence</w:t>
+      </w:r>
+      <w:r>
+        <w:rPr>
+          <w:b w:val="0"/>
+        </w:rPr>
+        <w:t>; exchange roles. Remove the worked answer before independent assessment.</w:t>
+      </w:r>
+    </w:p>
+    <w:p>
+      <w:pPr>
+        <w:pStyle w:val="Heading2"/>
+      </w:pPr>
+      <w:r>
+        <w:t>Earlier wording, alternatives and picture transcripts · reference / check after trying</w:t>
+      </w:r>
+    </w:p>
+    <w:p>
+      <w:pPr>
+        <w:spacing w:line="336" w:lineRule="auto" w:after="180"/>
+      </w:pPr>
+      <w:r>
+        <w:rPr>
+          <w:b w:val="0"/>
+        </w:rPr>
+        <w:t>Compact alternative: this two-session sequence covers selected core tasks. Use the three-session weekly plan for the full lesson, independent transfer, feedback and project work; allow extra time for extensions.</w:t>
+      </w:r>
+    </w:p>
+    <w:p>
+      <w:pPr>
+        <w:spacing w:line="336" w:lineRule="auto" w:after="180"/>
+      </w:pPr>
+      <w:r>
+        <w:rPr>
+          <w:b w:val="0"/>
+        </w:rPr>
+        <w:t>Demonstrate and guide practice</w:t>
       </w:r>
     </w:p>
     <w:p>
@@ -2337,7 +3037,123 @@
         <w:pStyle w:val="Heading3"/>
       </w:pPr>
       <w:r>
-        <w:t>What this example does not establish</w:t>
+        <w:t>Board sequence</w:t>
+      </w:r>
+    </w:p>
+    <w:p>
+      <w:pPr>
+        <w:spacing w:line="336" w:lineRule="auto" w:after="180"/>
+      </w:pPr>
+      <w:r>
+        <w:rPr>
+          <w:b w:val="0"/>
+        </w:rPr>
+        <w:t xml:space="preserve">Write the given facts: A </w:t>
+      </w:r>
+      <w:r>
+        <w:rPr>
+          <w:b/>
+        </w:rPr>
+        <w:t>model card</w:t>
+      </w:r>
+      <w:r>
+        <w:rPr>
+          <w:b w:val="0"/>
+        </w:rPr>
+        <w:t xml:space="preserve"> says healthy/spotted,</w:t>
+      </w:r>
+      <w:r>
+        <w:rPr>
+          <w:b/>
+        </w:rPr>
+        <w:t>80%</w:t>
+      </w:r>
+      <w:r>
+        <w:rPr>
+          <w:b w:val="0"/>
+        </w:rPr>
+        <w:t xml:space="preserve"> accuracy only.</w:t>
+      </w:r>
+    </w:p>
+    <w:p>
+      <w:pPr>
+        <w:spacing w:line="336" w:lineRule="auto" w:after="180"/>
+      </w:pPr>
+      <w:r>
+        <w:rPr>
+          <w:b w:val="0"/>
+        </w:rPr>
+        <w:t xml:space="preserve">Write the question to explain: Add responsible-use </w:t>
+      </w:r>
+      <w:r>
+        <w:rPr>
+          <w:b/>
+        </w:rPr>
+        <w:t>evidence</w:t>
+      </w:r>
+      <w:r>
+        <w:rPr>
+          <w:b w:val="0"/>
+        </w:rPr>
+        <w:t>.</w:t>
+      </w:r>
+    </w:p>
+    <w:p>
+      <w:pPr>
+        <w:spacing w:line="336" w:lineRule="auto" w:after="180"/>
+      </w:pPr>
+      <w:r>
+        <w:rPr>
+          <w:b w:val="0"/>
+        </w:rPr>
+        <w:t xml:space="preserve">Reveal after </w:t>
+      </w:r>
+      <w:r>
+        <w:rPr>
+          <w:b/>
+        </w:rPr>
+        <w:t>prediction</w:t>
+      </w:r>
+      <w:r>
+        <w:rPr>
+          <w:b w:val="0"/>
+        </w:rPr>
+        <w:t xml:space="preserve">s: </w:t>
+      </w:r>
+      <w:r>
+        <w:rPr>
+          <w:b/>
+        </w:rPr>
+        <w:t>Intended use</w:t>
+      </w:r>
+      <w:r>
+        <w:rPr>
+          <w:b w:val="0"/>
+        </w:rPr>
+        <w:t xml:space="preserve">rs/conditions, labels/data, evaluation sets/metrics, class/subgroup results, versions, limitations, excluded uses and </w:t>
+      </w:r>
+      <w:r>
+        <w:rPr>
+          <w:b/>
+        </w:rPr>
+        <w:t>human review</w:t>
+      </w:r>
+      <w:r>
+        <w:rPr>
+          <w:b w:val="0"/>
+        </w:rPr>
+        <w:t>. Classroom classification is not professional diagnosis.</w:t>
+      </w:r>
+    </w:p>
+    <w:p>
+      <w:pPr>
+        <w:spacing w:line="336" w:lineRule="auto" w:after="180"/>
+      </w:pPr>
+      <w:r>
+        <w:rPr>
+          <w:b w:val="0"/>
+        </w:rPr>
+        <w:t>Use the earlier transfer question as additional practice. Reserve the selected fresh unsupportedV2universal-school claim for the first individual attempt and record support used.</w:t>
       </w:r>
     </w:p>
     <w:p>
@@ -2345,490 +3161,18 @@
         <w:pStyle w:val="Heading3"/>
       </w:pPr>
       <w:r>
-        <w:t>Keep the stated limit</w:t>
+        <w:t>Classroom dialogue</w:t>
       </w:r>
     </w:p>
     <w:p>
       <w:pPr>
         <w:spacing w:line="336" w:lineRule="auto" w:after="180"/>
-        <w:shd w:fill="FFF5E6"/>
-      </w:pPr>
-      <w:r>
-        <w:rPr>
-          <w:b w:val="0"/>
-        </w:rPr>
-        <w:t xml:space="preserve">A </w:t>
-      </w:r>
-      <w:r>
-        <w:rPr>
-          <w:b/>
-        </w:rPr>
-        <w:t>model card</w:t>
-      </w:r>
-      <w:r>
-        <w:rPr>
-          <w:b w:val="0"/>
-        </w:rPr>
-        <w:t xml:space="preserve"> communicates </w:t>
-      </w:r>
-      <w:r>
-        <w:rPr>
-          <w:b/>
-        </w:rPr>
-        <w:t>evidence</w:t>
-      </w:r>
-      <w:r>
-        <w:rPr>
-          <w:b w:val="0"/>
-        </w:rPr>
-        <w:t>; it is not certification of safety, fairness or suitability for consequential plant decisions.</w:t>
-      </w:r>
-    </w:p>
-    <w:p>
-      <w:pPr>
-        <w:pStyle w:val="Heading3"/>
-      </w:pPr>
-      <w:r>
-        <w:t>Change one thing in the pictured case</w:t>
-      </w:r>
-    </w:p>
-    <w:p>
-      <w:pPr>
-        <w:pStyle w:val="Heading3"/>
-      </w:pPr>
-      <w:r>
-        <w:t>Change one thing</w:t>
-      </w:r>
-    </w:p>
-    <w:p>
-      <w:pPr>
-        <w:spacing w:line="336" w:lineRule="auto" w:after="180"/>
-        <w:shd w:fill="F5F1FB"/>
-      </w:pPr>
-      <w:r>
-        <w:rPr>
-          <w:b w:val="0"/>
-        </w:rPr>
-        <w:t>Change: The publicity sentence becomes “</w:t>
-      </w:r>
-      <w:r>
-        <w:rPr>
-          <w:b/>
-        </w:rPr>
-        <w:t>80%</w:t>
-      </w:r>
-      <w:r>
-        <w:rPr>
-          <w:b w:val="0"/>
-        </w:rPr>
-        <w:t xml:space="preserve"> accurate for every plant”.</w:t>
-      </w:r>
-    </w:p>
-    <w:p>
-      <w:pPr>
-        <w:pStyle w:val="Heading3"/>
-      </w:pPr>
-      <w:r>
-        <w:t>Predicted result</w:t>
-      </w:r>
-    </w:p>
-    <w:p>
-      <w:pPr>
-        <w:spacing w:line="336" w:lineRule="auto" w:after="180"/>
-        <w:shd w:fill="F1F6FC"/>
-      </w:pPr>
-      <w:r>
-        <w:rPr>
-          <w:b/>
-        </w:rPr>
-        <w:t>Prediction</w:t>
-      </w:r>
-      <w:r>
-        <w:rPr>
-          <w:b w:val="0"/>
-        </w:rPr>
-        <w:t>: Reject that unbounded statement.</w:t>
-      </w:r>
-    </w:p>
-    <w:p>
-      <w:pPr>
-        <w:pStyle w:val="Heading3"/>
-      </w:pPr>
-      <w:r>
-        <w:t>Why the result follows</w:t>
-      </w:r>
-    </w:p>
-    <w:p>
-      <w:pPr>
-        <w:spacing w:line="336" w:lineRule="auto" w:after="180"/>
-        <w:shd w:fill="F1F6FC"/>
-      </w:pPr>
-      <w:r>
-        <w:rPr>
-          <w:b w:val="0"/>
-        </w:rPr>
-        <w:t>Reason: The measured rate belongs to twenty related indoor photos, not every plant or setting.</w:t>
-      </w:r>
-    </w:p>
-    <w:p>
-      <w:pPr>
-        <w:pStyle w:val="Heading3"/>
-      </w:pPr>
-      <w:r>
-        <w:t>Ask while showing the picture</w:t>
-      </w:r>
-    </w:p>
-    <w:p>
-      <w:pPr>
-        <w:pStyle w:val="Heading3"/>
-      </w:pPr>
-      <w:r>
-        <w:t>Ask while showing the picture · 3</w:t>
-      </w:r>
-    </w:p>
-    <w:p>
-      <w:pPr>
-        <w:spacing w:line="336" w:lineRule="auto" w:after="180"/>
-      </w:pPr>
-      <w:r>
-        <w:rPr>
-          <w:b w:val="0"/>
-        </w:rPr>
-        <w:t xml:space="preserve">Cover the result. Ask learners to name the </w:t>
-      </w:r>
-      <w:r>
-        <w:rPr>
-          <w:b/>
-        </w:rPr>
-        <w:t>input</w:t>
-      </w:r>
-      <w:r>
-        <w:rPr>
-          <w:b w:val="0"/>
-        </w:rPr>
-        <w:t xml:space="preserve">s and predict the next step. Uncover one step, connect the icon to the actual procedure, and explain its </w:t>
-      </w:r>
-      <w:r>
-        <w:rPr>
-          <w:b/>
-        </w:rPr>
-        <w:t>evidence</w:t>
-      </w:r>
-      <w:r>
-        <w:rPr>
-          <w:b w:val="0"/>
-        </w:rPr>
-        <w:t>. Then change the supplied condition and compare.</w:t>
-      </w:r>
-    </w:p>
-    <w:p>
-      <w:pPr>
-        <w:spacing w:line="336" w:lineRule="auto" w:after="180"/>
-      </w:pPr>
-      <w:r>
-        <w:rPr>
-          <w:b w:val="0"/>
-        </w:rPr>
-        <w:t>The picture is a representation; it does not document execution of a real AI model.</w:t>
-      </w:r>
-    </w:p>
-    <w:p>
-      <w:pPr>
-        <w:pStyle w:val="Heading1"/>
-      </w:pPr>
-      <w:r>
-        <w:t>03. Demonstrate and guide practice</w:t>
-      </w:r>
-    </w:p>
-    <w:p>
-      <w:r>
-        <w:t>Demonstrate Model Cards and Human Review, reduce support deliberately and check individual reasoning before discussing answers.</w:t>
-      </w:r>
-    </w:p>
-    <w:p>
-      <w:pPr>
-        <w:pStyle w:val="Heading3"/>
-      </w:pPr>
-      <w:r>
-        <w:t>Choose the pacing route</w:t>
-      </w:r>
-    </w:p>
-    <w:p>
-      <w:pPr>
-        <w:spacing w:line="336" w:lineRule="auto" w:after="180"/>
-        <w:shd w:fill="F1F6F8"/>
-      </w:pPr>
-      <w:r>
-        <w:rPr>
-          <w:b w:val="0"/>
-        </w:rPr>
-        <w:t>Compact alternative: this two-session sequence covers selected core tasks. Use the three-session weekly plan for the full lesson, independent transfer, feedback and project work; allow extra time for extensions.</w:t>
-      </w:r>
-    </w:p>
-    <w:p>
-      <w:pPr>
-        <w:pStyle w:val="Heading3"/>
-      </w:pPr>
-      <w:r>
-        <w:t>Board sequence</w:t>
-      </w:r>
-    </w:p>
-    <w:p>
-      <w:pPr>
-        <w:pStyle w:val="Heading3"/>
-      </w:pPr>
-      <w:r>
-        <w:t>1. Put the facts on the board</w:t>
-      </w:r>
-    </w:p>
-    <w:p>
-      <w:pPr>
-        <w:spacing w:line="336" w:lineRule="auto" w:after="180"/>
-        <w:shd w:fill="F4F9FC"/>
-      </w:pPr>
-      <w:r>
-        <w:rPr>
-          <w:b w:val="0"/>
-        </w:rPr>
-        <w:t xml:space="preserve">Write the given facts: A </w:t>
-      </w:r>
-      <w:r>
-        <w:rPr>
-          <w:b/>
-        </w:rPr>
-        <w:t>model card</w:t>
-      </w:r>
-      <w:r>
-        <w:rPr>
-          <w:b w:val="0"/>
-        </w:rPr>
-        <w:t xml:space="preserve"> says healthy/spotted,</w:t>
-      </w:r>
-      <w:r>
-        <w:rPr>
-          <w:b/>
-        </w:rPr>
-        <w:t>80%</w:t>
-      </w:r>
-      <w:r>
-        <w:rPr>
-          <w:b w:val="0"/>
-        </w:rPr>
-        <w:t xml:space="preserve"> accuracy only.</w:t>
-      </w:r>
-    </w:p>
-    <w:p>
-      <w:pPr>
-        <w:pStyle w:val="Heading3"/>
-      </w:pPr>
-      <w:r>
-        <w:t>2. State the decision to explain</w:t>
-      </w:r>
-    </w:p>
-    <w:p>
-      <w:pPr>
-        <w:spacing w:line="336" w:lineRule="auto" w:after="180"/>
-        <w:shd w:fill="F4F9FC"/>
-      </w:pPr>
-      <w:r>
-        <w:rPr>
-          <w:b w:val="0"/>
-        </w:rPr>
-        <w:t xml:space="preserve">Write the question to explain: Add responsible-use </w:t>
-      </w:r>
-      <w:r>
-        <w:rPr>
-          <w:b/>
-        </w:rPr>
-        <w:t>evidence</w:t>
-      </w:r>
-      <w:r>
-        <w:rPr>
-          <w:b w:val="0"/>
-        </w:rPr>
-        <w:t>.</w:t>
-      </w:r>
-    </w:p>
-    <w:p>
-      <w:pPr>
-        <w:pStyle w:val="Heading3"/>
-      </w:pPr>
-      <w:r>
-        <w:t>3. Reveal the worked reasoning</w:t>
-      </w:r>
-    </w:p>
-    <w:p>
-      <w:pPr>
-        <w:spacing w:line="336" w:lineRule="auto" w:after="180"/>
-        <w:shd w:fill="F1F6FC"/>
-      </w:pPr>
-      <w:r>
-        <w:rPr>
-          <w:b w:val="0"/>
-        </w:rPr>
-        <w:t xml:space="preserve">Reveal after </w:t>
-      </w:r>
-      <w:r>
-        <w:rPr>
-          <w:b/>
-        </w:rPr>
-        <w:t>prediction</w:t>
-      </w:r>
-      <w:r>
-        <w:rPr>
-          <w:b w:val="0"/>
-        </w:rPr>
-        <w:t xml:space="preserve">s: </w:t>
-      </w:r>
-      <w:r>
-        <w:rPr>
-          <w:b/>
-        </w:rPr>
-        <w:t>Intended use</w:t>
-      </w:r>
-      <w:r>
-        <w:rPr>
-          <w:b w:val="0"/>
-        </w:rPr>
-        <w:t xml:space="preserve">rs/conditions, labels/data, evaluation sets/metrics, class/subgroup results, versions, limitations, excluded uses and </w:t>
-      </w:r>
-      <w:r>
-        <w:rPr>
-          <w:b/>
-        </w:rPr>
-        <w:t>human review</w:t>
-      </w:r>
-      <w:r>
-        <w:rPr>
-          <w:b w:val="0"/>
-        </w:rPr>
-        <w:t>. Classroom classification is not professional diagnosis.</w:t>
-      </w:r>
-    </w:p>
-    <w:p>
-      <w:pPr>
-        <w:pStyle w:val="Heading3"/>
-      </w:pPr>
-      <w:r>
-        <w:t>Hold back the independent task</w:t>
-      </w:r>
-    </w:p>
-    <w:p>
-      <w:pPr>
-        <w:spacing w:line="336" w:lineRule="auto" w:after="180"/>
-        <w:shd w:fill="F5F1FB"/>
-      </w:pPr>
-      <w:r>
-        <w:rPr>
-          <w:b w:val="0"/>
-        </w:rPr>
-        <w:t xml:space="preserve">Keep for an independent attempt: A </w:t>
-      </w:r>
-      <w:r>
-        <w:rPr>
-          <w:b/>
-        </w:rPr>
-        <w:t>model card</w:t>
-      </w:r>
-      <w:r>
-        <w:rPr>
-          <w:b w:val="0"/>
-        </w:rPr>
-        <w:t xml:space="preserve"> says 90% accuracy but gives no </w:t>
-      </w:r>
-      <w:r>
-        <w:rPr>
-          <w:b/>
-        </w:rPr>
-        <w:t>intended use</w:t>
-      </w:r>
-      <w:r>
-        <w:rPr>
-          <w:b w:val="0"/>
-        </w:rPr>
-        <w:t>, data conditions or human-review rule. What should be added before classroom use?</w:t>
-      </w:r>
-    </w:p>
-    <w:p>
-      <w:pPr>
-        <w:pStyle w:val="Heading3"/>
-      </w:pPr>
-      <w:r>
-        <w:t>Classroom dialogue</w:t>
-      </w:r>
-    </w:p>
-    <w:p>
-      <w:pPr>
-        <w:pStyle w:val="Heading3"/>
-      </w:pPr>
-      <w:r>
-        <w:t>Ask the class</w:t>
-      </w:r>
-    </w:p>
-    <w:p>
-      <w:pPr>
-        <w:spacing w:line="336" w:lineRule="auto" w:after="180"/>
-        <w:shd w:fill="F5F1FB"/>
-      </w:pPr>
-      <w:r>
-        <w:rPr>
-          <w:b w:val="0"/>
-        </w:rPr>
-        <w:t>Ask: Which facts are given, and which would we have to assume? Learners mark relevant details before discussing answers.</w:t>
-      </w:r>
-    </w:p>
-    <w:p>
-      <w:pPr>
-        <w:pStyle w:val="Heading3"/>
-      </w:pPr>
-      <w:r>
-        <w:t>Language to model</w:t>
-      </w:r>
-    </w:p>
-    <w:p>
-      <w:pPr>
-        <w:spacing w:line="336" w:lineRule="auto" w:after="180"/>
-        <w:shd w:fill="F1F6F8"/>
-      </w:pPr>
-      <w:r>
-        <w:rPr>
-          <w:b w:val="0"/>
-        </w:rPr>
-        <w:t>Say: Predict first. Show the rule, information path or calculation that would produce the result. A correct guess is not yet an explanation.</w:t>
-      </w:r>
-    </w:p>
-    <w:p>
-      <w:pPr>
-        <w:spacing w:line="336" w:lineRule="auto" w:after="180"/>
       </w:pPr>
       <w:r>
         <w:rPr>
           <w:b w:val="0"/>
         </w:rPr>
         <w:t>Reveal reasoning one step at a time. Explain why a tempting alternative fails. Write units and denominators for arithmetic, trace conditions for decisions, and identify supporting sources for claims.</w:t>
-      </w:r>
-    </w:p>
-    <w:p>
-      <w:pPr>
-        <w:spacing w:line="336" w:lineRule="auto" w:after="180"/>
-      </w:pPr>
-      <w:r>
-        <w:rPr>
-          <w:b w:val="0"/>
-        </w:rPr>
-        <w:t xml:space="preserve">In pairs, one learner solves while the other checks </w:t>
-      </w:r>
-      <w:r>
-        <w:rPr>
-          <w:b/>
-        </w:rPr>
-        <w:t>evidence</w:t>
-      </w:r>
-      <w:r>
-        <w:rPr>
-          <w:b w:val="0"/>
-        </w:rPr>
-        <w:t>; exchange roles. Remove the worked answer before independent assessment.</w:t>
       </w:r>
     </w:p>
     <w:p>
@@ -3118,403 +3462,122 @@
         <w:pStyle w:val="Heading3"/>
       </w:pPr>
       <w:r>
-        <w:t>Completion practice</w:t>
+        <w:t>Individual reasoning check</w:t>
+      </w:r>
+    </w:p>
+    <w:p>
+      <w:pPr>
+        <w:pStyle w:val="Heading3"/>
+      </w:pPr>
+      <w:r>
+        <w:t>Pictorial practice question</w:t>
+      </w:r>
+    </w:p>
+    <w:p>
+      <w:pPr>
+        <w:pStyle w:val="Heading3"/>
+      </w:pPr>
+      <w:r>
+        <w:t>Reasoned teacher answer</w:t>
+      </w:r>
+    </w:p>
+    <w:p>
+      <w:pPr>
+        <w:pStyle w:val="Heading1"/>
+      </w:pPr>
+      <w:r>
+        <w:t>04. Run the complete supplied investigation</w:t>
+      </w:r>
+    </w:p>
+    <w:p>
+      <w:r>
+        <w:t>Keep predictions, observed or supplied outcomes and unmeasured cases separate.</w:t>
+      </w:r>
+    </w:p>
+    <w:p>
+      <w:pPr>
+        <w:pStyle w:val="Heading2"/>
+      </w:pPr>
+      <w:r>
+        <w:t>Supplied inputs and checked guidance</w:t>
       </w:r>
     </w:p>
     <w:p>
       <w:pPr>
         <w:spacing w:line="336" w:lineRule="auto" w:after="180"/>
-        <w:shd w:fill="F5F1FB"/>
-      </w:pPr>
-      <w:r>
-        <w:rPr>
-          <w:b w:val="0"/>
-        </w:rPr>
-        <w:t>Completion task: Verify the worked accuracy, precision and recall.</w:t>
-      </w:r>
-    </w:p>
-    <w:p>
-      <w:pPr>
-        <w:pStyle w:val="Heading3"/>
-      </w:pPr>
-      <w:r>
-        <w:t>Reasoning to listen for</w:t>
+      </w:pPr>
+      <w:r>
+        <w:rPr>
+          <w:b w:val="0"/>
+        </w:rPr>
+        <w:t>ClinicDraftAhas unsupported universal/safety/no-review claims. DraftBbounds the suppliedV1 record and marks missing code/provenance/coverage/review as unknown; it does not create readiness evidence. RecoverRmatrix7/1/2/2, candidate 9/12, baseline 8/12. SelectedV2 reported90%cannot be audited withoutcounts, source/splits/references/baseline/errors/use; request those and state that performance scope is not established.</w:t>
       </w:r>
     </w:p>
     <w:p>
       <w:pPr>
         <w:spacing w:line="336" w:lineRule="auto" w:after="180"/>
-        <w:shd w:fill="F1F6FC"/>
-      </w:pPr>
-      <w:r>
-        <w:rPr>
-          <w:b w:val="0"/>
-        </w:rPr>
-        <w:t>Teacher check: Teacher explanation: TN 7 TP 2 give 9/12 accuracy; TP 2/(TP 2+FP 1)=2/3 precision; TP 2/(TP 2+FN 2)=2/4 recall.</w:t>
-      </w:r>
-    </w:p>
-    <w:p>
-      <w:pPr>
-        <w:spacing w:line="336" w:lineRule="auto" w:after="180"/>
-      </w:pPr>
-      <w:r>
-        <w:rPr>
-          <w:b w:val="0"/>
-        </w:rPr>
-        <w:t xml:space="preserve">Start by identifying the given </w:t>
-      </w:r>
-      <w:r>
-        <w:rPr>
-          <w:b/>
-        </w:rPr>
-        <w:t>input</w:t>
-      </w:r>
-      <w:r>
-        <w:rPr>
-          <w:b w:val="0"/>
-        </w:rPr>
-        <w:t>s together. Leave the intermediate steps blank. If needed, model one step, then withdraw that help on the next step. Move to a full trace only when the partial trace is understood.</w:t>
-      </w:r>
-    </w:p>
-    <w:p>
-      <w:pPr>
-        <w:spacing w:line="336" w:lineRule="auto" w:after="180"/>
-      </w:pPr>
-      <w:r>
-        <w:rPr>
-          <w:b w:val="0"/>
-        </w:rPr>
-        <w:t>For partners, alternate explainer and checker; collect a response from every learner before discussion.</w:t>
-      </w:r>
-    </w:p>
-    <w:p>
-      <w:pPr>
-        <w:pStyle w:val="Heading3"/>
-      </w:pPr>
-      <w:r>
-        <w:t>Individual reasoning check</w:t>
-      </w:r>
-    </w:p>
-    <w:p>
-      <w:pPr>
-        <w:spacing w:line="336" w:lineRule="auto" w:after="180"/>
-      </w:pPr>
-      <w:r>
-        <w:rPr>
-          <w:b w:val="0"/>
-        </w:rPr>
-        <w:t xml:space="preserve">Use the worked case for </w:t>
-      </w:r>
-      <w:r>
-        <w:rPr>
-          <w:b/>
-        </w:rPr>
-        <w:t>Model card</w:t>
-      </w:r>
-      <w:r>
-        <w:rPr>
-          <w:b w:val="0"/>
-        </w:rPr>
-        <w:t>s and review. Proposed explanation: “A final answer is enough”. Decide whether this explanation is supported. Point to the step or supplied fact that decides; explain your repair if needed.</w:t>
-      </w:r>
-    </w:p>
-    <w:p>
-      <w:pPr>
-        <w:pStyle w:val="Heading3"/>
-      </w:pPr>
-      <w:r>
-        <w:t>Expected repair</w:t>
-      </w:r>
-    </w:p>
-    <w:p>
-      <w:pPr>
-        <w:spacing w:line="336" w:lineRule="auto" w:after="180"/>
-        <w:shd w:fill="F1F6FC"/>
-      </w:pPr>
-      <w:r>
-        <w:rPr>
-          <w:b w:val="0"/>
-        </w:rPr>
-        <w:t>Expected correction: Ask for the relevant counts, units, procedure or saved record. For this week: Intended: compare toy classifiers on the documented fictional task.</w:t>
-      </w:r>
-    </w:p>
-    <w:p>
-      <w:pPr>
-        <w:spacing w:line="336" w:lineRule="auto" w:after="180"/>
-        <w:shd w:fill="F1F6FC"/>
-      </w:pPr>
-      <w:r>
-        <w:rPr>
-          <w:b w:val="0"/>
-        </w:rPr>
-        <w:t>Not supported: real parcel handling, student assessment or decisions outside the evaluated setup.</w:t>
-      </w:r>
-    </w:p>
-    <w:p>
-      <w:pPr>
-        <w:spacing w:line="336" w:lineRule="auto" w:after="180"/>
-      </w:pPr>
-      <w:r>
-        <w:rPr>
-          <w:b w:val="0"/>
-        </w:rPr>
-        <w:t>Collect explanations, not only yes/no votes. If a misunderstanding is common, re-model the relevant step for the class.</w:t>
-      </w:r>
-    </w:p>
-    <w:p>
-      <w:pPr>
-        <w:spacing w:line="336" w:lineRule="auto" w:after="180"/>
-      </w:pPr>
-      <w:r>
-        <w:rPr>
-          <w:b w:val="0"/>
-        </w:rPr>
-        <w:t>If it affects a few learners, give a short targeted group explanation while others solve a more demanding variation.</w:t>
-      </w:r>
-    </w:p>
-    <w:p>
-      <w:pPr>
-        <w:pStyle w:val="Heading3"/>
-      </w:pPr>
-      <w:r>
-        <w:t>Pictorial practice question</w:t>
-      </w:r>
-    </w:p>
-    <w:p>
-      <w:pPr>
-        <w:spacing w:line="336" w:lineRule="auto" w:after="180"/>
-      </w:pPr>
-      <w:r>
-        <w:rPr>
-          <w:b w:val="0"/>
-        </w:rPr>
-        <w:t xml:space="preserve">Write a bounded replacement for the publicity sentence. Point to the relevant step in the picture, then write the changed result and the rule or </w:t>
-      </w:r>
-      <w:r>
-        <w:rPr>
-          <w:b/>
-        </w:rPr>
-        <w:t>evidence</w:t>
-      </w:r>
-      <w:r>
-        <w:rPr>
-          <w:b w:val="0"/>
-        </w:rPr>
-        <w:t xml:space="preserve"> that supports it.</w:t>
-      </w:r>
-    </w:p>
-    <w:p>
-      <w:pPr>
-        <w:pStyle w:val="Heading3"/>
-      </w:pPr>
-      <w:r>
-        <w:t>Reasoned teacher answer</w:t>
-      </w:r>
-    </w:p>
-    <w:p>
-      <w:pPr>
-        <w:spacing w:line="336" w:lineRule="auto" w:after="180"/>
-      </w:pPr>
-      <w:r>
-        <w:rPr>
-          <w:b w:val="0"/>
-        </w:rPr>
-        <w:t>“v = 3 matched16 of20 reference labels on five held-out plants photographed indoors by tablet; baseline matched14 of20 under the same conditions.” Changed-case check: Reject that unbounded statement.</w:t>
-      </w:r>
-    </w:p>
-    <w:p>
-      <w:pPr>
-        <w:spacing w:line="336" w:lineRule="auto" w:after="180"/>
-      </w:pPr>
-      <w:r>
-        <w:rPr>
-          <w:b w:val="0"/>
-        </w:rPr>
-        <w:t>The measured rate belongs to twenty related indoor photos, not every plant or setting.</w:t>
-      </w:r>
-    </w:p>
-    <w:p>
-      <w:pPr>
-        <w:spacing w:line="336" w:lineRule="auto" w:after="180"/>
-      </w:pPr>
-      <w:r>
-        <w:rPr>
-          <w:b w:val="0"/>
-        </w:rPr>
-        <w:t>Changed-case reasoning: Reject that unbounded statement. The measured rate belongs to twenty related indoor photos, not every plant or setting.</w:t>
-      </w:r>
-    </w:p>
-    <w:p>
-      <w:pPr>
-        <w:spacing w:line="336" w:lineRule="auto" w:after="180"/>
-      </w:pPr>
-      <w:r>
-        <w:rPr>
-          <w:b w:val="0"/>
-        </w:rPr>
-        <w:t xml:space="preserve">Collect each learner’s explanation before discussion. Use the first missing connection between </w:t>
-      </w:r>
-      <w:r>
-        <w:rPr>
-          <w:b/>
-        </w:rPr>
-        <w:t>input</w:t>
-      </w:r>
-      <w:r>
-        <w:rPr>
-          <w:b w:val="0"/>
-        </w:rPr>
-        <w:t xml:space="preserve">, deciding step and result to choose support. This question is worked-case practice, not fresh mastery </w:t>
-      </w:r>
-      <w:r>
-        <w:rPr>
-          <w:b/>
-        </w:rPr>
-        <w:t>evidence</w:t>
-      </w:r>
-      <w:r>
-        <w:rPr>
-          <w:b w:val="0"/>
-        </w:rPr>
-        <w:t>.</w:t>
-      </w:r>
-    </w:p>
-    <w:p>
-      <w:pPr>
-        <w:pStyle w:val="Heading1"/>
-      </w:pPr>
-      <w:r>
-        <w:t>04. Run the weekly evidence lab</w:t>
-      </w:r>
-    </w:p>
-    <w:p>
-      <w:r>
-        <w:t>Run the Model Cards and Human Review investigation and use the first unsupported step to choose a teaching response.</w:t>
-      </w:r>
-    </w:p>
-    <w:p>
-      <w:pPr>
-        <w:spacing w:line="336" w:lineRule="auto" w:after="180"/>
-      </w:pPr>
-      <w:r>
-        <w:rPr>
-          <w:b w:val="0"/>
-        </w:rPr>
-        <w:t>Keep the test conditions fixed, record every result, and change only one planned factor.</w:t>
-      </w:r>
-    </w:p>
-    <w:p>
-      <w:pPr>
-        <w:spacing w:line="336" w:lineRule="auto" w:after="180"/>
-        <w:shd w:fill="F4F9FC"/>
-      </w:pPr>
-      <w:r>
-        <w:rPr>
-          <w:b w:val="0"/>
-        </w:rPr>
-        <w:t xml:space="preserve">1. Write the hypothesis and expected </w:t>
-      </w:r>
-      <w:r>
-        <w:rPr>
-          <w:b/>
-        </w:rPr>
-        <w:t>evidence</w:t>
-      </w:r>
-      <w:r>
-        <w:rPr>
-          <w:b w:val="0"/>
-        </w:rPr>
-        <w:t xml:space="preserve"> before running.</w:t>
-      </w:r>
-    </w:p>
-    <w:p>
-      <w:pPr>
-        <w:spacing w:line="336" w:lineRule="auto" w:after="180"/>
-        <w:shd w:fill="F4F9FC"/>
-      </w:pPr>
-      <w:r>
-        <w:rPr>
-          <w:b w:val="0"/>
-        </w:rPr>
-        <w:t xml:space="preserve">2. </w:t>
-      </w:r>
-      <w:r>
-        <w:rPr>
-          <w:b/>
-        </w:rPr>
-        <w:t>Model Card</w:t>
-      </w:r>
-      <w:r>
-        <w:rPr>
-          <w:b w:val="0"/>
-        </w:rPr>
-        <w:t xml:space="preserve"> Clinic: compare two cards, find unsupported claims and missing gates, then author a release-ready version.</w:t>
-      </w:r>
-    </w:p>
-    <w:p>
-      <w:pPr>
-        <w:spacing w:line="336" w:lineRule="auto" w:after="180"/>
-        <w:shd w:fill="F4F9FC"/>
-      </w:pPr>
-      <w:r>
-        <w:rPr>
-          <w:b w:val="0"/>
-        </w:rPr>
+      </w:pPr>
+      <w:r>
+        <w:rPr>
+          <w:b w:val="0"/>
+        </w:rPr>
+        <w:t>Do not invent a replacement score or infer recall.</w:t>
+      </w:r>
+    </w:p>
+    <w:p>
+      <w:pPr>
+        <w:pStyle w:val="Heading2"/>
+      </w:pPr>
+      <w:r>
+        <w:t>Predict, investigate and record</w:t>
+      </w:r>
+    </w:p>
+    <w:p>
+      <w:pPr>
+        <w:pStyle w:val="ListNumber"/>
+      </w:pPr>
+      <w:r>
+        <w:t>1. Write the hypothesis and expected evidence before running.</w:t>
+      </w:r>
+    </w:p>
+    <w:p>
+      <w:pPr>
+        <w:pStyle w:val="ListNumber"/>
+      </w:pPr>
+      <w:r>
+        <w:t>2. Model Card Clinic: compare two cards, find unsupported claims and missing gates, then author a release-ready version.</w:t>
+      </w:r>
+    </w:p>
+    <w:p>
+      <w:pPr>
+        <w:pStyle w:val="ListNumber"/>
+      </w:pPr>
+      <w:r>
         <w:t>3. Run one normal, one boundary, one missing, and one shifted case.</w:t>
       </w:r>
     </w:p>
     <w:p>
       <w:pPr>
-        <w:spacing w:line="336" w:lineRule="auto" w:after="180"/>
-        <w:shd w:fill="F4F9FC"/>
-      </w:pPr>
-      <w:r>
-        <w:rPr>
-          <w:b w:val="0"/>
-        </w:rPr>
+        <w:pStyle w:val="ListNumber"/>
+      </w:pPr>
+      <w:r>
         <w:t>4. Calculate the metric from raw counts or row-level errors.</w:t>
       </w:r>
     </w:p>
     <w:p>
       <w:pPr>
-        <w:spacing w:line="336" w:lineRule="auto" w:after="180"/>
-        <w:shd w:fill="F4F9FC"/>
-      </w:pPr>
-      <w:r>
-        <w:rPr>
-          <w:b w:val="0"/>
-        </w:rPr>
+        <w:pStyle w:val="ListNumber"/>
+      </w:pPr>
+      <w:r>
         <w:t>5. Interpret what changed, what did not, and what remains unsafe or unknown.</w:t>
       </w:r>
     </w:p>
     <w:p>
       <w:pPr>
-        <w:pStyle w:val="Heading3"/>
-      </w:pPr>
-      <w:r>
-        <w:t>Make the lab runnable</w:t>
-      </w:r>
-    </w:p>
-    <w:p>
-      <w:pPr>
-        <w:spacing w:line="336" w:lineRule="auto" w:after="180"/>
-      </w:pPr>
-      <w:r>
-        <w:rPr>
-          <w:b w:val="0"/>
-        </w:rPr>
-        <w:t>Use the concrete case as the shared normal case and the independent question as a second case. Each pair creates a boundary or missing-information case and predicts its result before testing.</w:t>
-      </w:r>
-    </w:p>
-    <w:p>
-      <w:pPr>
-        <w:spacing w:line="336" w:lineRule="auto" w:after="180"/>
-      </w:pPr>
-      <w:r>
-        <w:rPr>
-          <w:b w:val="0"/>
-        </w:rPr>
-        <w:t>Keep the expected result separate from an observed mistake.</w:t>
+        <w:pStyle w:val="Heading2"/>
+      </w:pPr>
+      <w:r>
+        <w:t>Keep the experiment ledger</w:t>
       </w:r>
     </w:p>
     <w:tbl>
@@ -3665,10 +3728,10 @@
     </w:tbl>
     <w:p>
       <w:pPr>
-        <w:pStyle w:val="Heading3"/>
-      </w:pPr>
-      <w:r>
-        <w:t>Diagnose and reteach</w:t>
+        <w:pStyle w:val="Heading2"/>
+      </w:pPr>
+      <w:r>
+        <w:t>Diagnose the current misconceptions</w:t>
       </w:r>
     </w:p>
     <w:p>
@@ -3679,7 +3742,7 @@
         <w:rPr>
           <w:b w:val="0"/>
         </w:rPr>
-        <w:t>MISCONCEPTION TO REPAIR A disclaimer at the bottom of the screen is a complete safety plan.</w:t>
+        <w:t>A final answer is enough: Ask for the relevant counts, units, procedure or saved record. For this week: Intended: compare toy classifiers on the documented fictional task.</w:t>
       </w:r>
     </w:p>
     <w:p>
@@ -3690,7 +3753,7 @@
         <w:rPr>
           <w:b w:val="0"/>
         </w:rPr>
-        <w:t>For guessing, return to given facts and request a trace. For vocabulary without application, use one example and one non-example. For arithmetic errors, check the setup before the calculation.</w:t>
+        <w:t>Not supported: real parcel handling, student assessment or decisions outside the evaluated setup.</w:t>
       </w:r>
     </w:p>
     <w:p>
@@ -3701,15 +3764,31 @@
         <w:rPr>
           <w:b w:val="0"/>
         </w:rPr>
-        <w:t>Finish with a different uncoached case before recording mastery.</w:t>
-      </w:r>
-    </w:p>
-    <w:p>
-      <w:pPr>
-        <w:pStyle w:val="Heading3"/>
-      </w:pPr>
-      <w:r>
-        <w:t>Address these additional misconceptions</w:t>
+        <w:t xml:space="preserve">A stronger claim makes a stronger project: Record a new version, threshold, reason, affected evaluations and </w:t>
+      </w:r>
+      <w:r>
+        <w:rPr>
+          <w:b/>
+        </w:rPr>
+        <w:t>review status</w:t>
+      </w:r>
+      <w:r>
+        <w:rPr>
+          <w:b w:val="0"/>
+        </w:rPr>
+        <w:t xml:space="preserve">; retain prior results and distinguish new independent </w:t>
+      </w:r>
+      <w:r>
+        <w:rPr>
+          <w:b/>
+        </w:rPr>
+        <w:t>evidence</w:t>
+      </w:r>
+      <w:r>
+        <w:rPr>
+          <w:b w:val="0"/>
+        </w:rPr>
+        <w:t xml:space="preserve"> from reused development data.</w:t>
       </w:r>
     </w:p>
     <w:p>
@@ -3720,7 +3799,19 @@
         <w:rPr>
           <w:b w:val="0"/>
         </w:rPr>
-        <w:t>A final answer is enough: Ask for the relevant counts, units, procedure or saved record. For this week: Intended: compare toy classifiers on the documented fictional task.</w:t>
+        <w:t xml:space="preserve">The new case can be copied from the example: The independent task changes the </w:t>
+      </w:r>
+      <w:r>
+        <w:rPr>
+          <w:b/>
+        </w:rPr>
+        <w:t>evidence</w:t>
+      </w:r>
+      <w:r>
+        <w:rPr>
+          <w:b w:val="0"/>
+        </w:rPr>
+        <w:t>. Require a fresh explanation: Request evaluated counts, split history, reference labels, baseline, errors and supported use.</w:t>
       </w:r>
     </w:p>
     <w:p>
@@ -3731,96 +3822,27 @@
         <w:rPr>
           <w:b w:val="0"/>
         </w:rPr>
-        <w:t>Not supported: real parcel handling, student assessment or decisions outside the evaluated setup.</w:t>
-      </w:r>
-    </w:p>
-    <w:p>
-      <w:pPr>
-        <w:spacing w:line="336" w:lineRule="auto" w:after="180"/>
-      </w:pPr>
-      <w:r>
-        <w:rPr>
-          <w:b w:val="0"/>
-        </w:rPr>
-        <w:t xml:space="preserve">A stronger claim makes a stronger project: Record a new version, threshold, reason, affected evaluations and </w:t>
+        <w:t xml:space="preserve">Replace the universal claim with: performance scope is not established from the supplied </w:t>
       </w:r>
       <w:r>
         <w:rPr>
           <w:b/>
         </w:rPr>
-        <w:t>review status</w:t>
-      </w:r>
-      <w:r>
-        <w:rPr>
-          <w:b w:val="0"/>
-        </w:rPr>
-        <w:t xml:space="preserve">; retain prior results and distinguish new independent </w:t>
-      </w:r>
-      <w:r>
-        <w:rPr>
-          <w:b/>
-        </w:rPr>
         <w:t>evidence</w:t>
       </w:r>
       <w:r>
         <w:rPr>
           <w:b w:val="0"/>
         </w:rPr>
-        <w:t xml:space="preserve"> from reused development data.</w:t>
-      </w:r>
-    </w:p>
-    <w:p>
-      <w:pPr>
-        <w:spacing w:line="336" w:lineRule="auto" w:after="180"/>
-      </w:pPr>
-      <w:r>
-        <w:rPr>
-          <w:b w:val="0"/>
-        </w:rPr>
-        <w:t xml:space="preserve">The new case can be copied from the example: The independent task changes the </w:t>
-      </w:r>
-      <w:r>
-        <w:rPr>
-          <w:b/>
-        </w:rPr>
-        <w:t>evidence</w:t>
-      </w:r>
-      <w:r>
-        <w:rPr>
-          <w:b w:val="0"/>
-        </w:rPr>
-        <w:t>. Require a fresh explanation: Request evaluated counts, split history, reference labels, baseline, errors and supported use.</w:t>
-      </w:r>
-    </w:p>
-    <w:p>
-      <w:pPr>
-        <w:spacing w:line="336" w:lineRule="auto" w:after="180"/>
-      </w:pPr>
-      <w:r>
-        <w:rPr>
-          <w:b w:val="0"/>
-        </w:rPr>
-        <w:t xml:space="preserve">Replace the universal claim with: performance scope is not established from the supplied </w:t>
-      </w:r>
-      <w:r>
-        <w:rPr>
-          <w:b/>
-        </w:rPr>
-        <w:t>evidence</w:t>
-      </w:r>
-      <w:r>
-        <w:rPr>
-          <w:b w:val="0"/>
-        </w:rPr>
         <w:t>; the reported 90 percent cannot yet be audited.</w:t>
       </w:r>
     </w:p>
     <w:p>
       <w:pPr>
-        <w:pStyle w:val="Heading3"/>
-      </w:pPr>
-      <w:r>
-        <w:t>Match the support to the first error</w:t>
+        <w:pStyle w:val="Heading2"/>
+      </w:pPr>
+      <w:r>
+        <w:t>Choose accessible support</w:t>
       </w:r>
     </w:p>
     <w:tbl>
@@ -3993,15 +4015,511 @@
     </w:p>
     <w:p>
       <w:pPr>
+        <w:pStyle w:val="Heading2"/>
+      </w:pPr>
+      <w:r>
+        <w:t>Earlier wording, alternatives and picture transcripts · reference / check after trying</w:t>
+      </w:r>
+    </w:p>
+    <w:p>
+      <w:pPr>
+        <w:spacing w:line="336" w:lineRule="auto" w:after="180"/>
+      </w:pPr>
+      <w:r>
+        <w:rPr>
+          <w:b w:val="0"/>
+        </w:rPr>
+        <w:t>Run the weekly evidence lab</w:t>
+      </w:r>
+    </w:p>
+    <w:p>
+      <w:pPr>
+        <w:spacing w:line="336" w:lineRule="auto" w:after="180"/>
+      </w:pPr>
+      <w:r>
+        <w:rPr>
+          <w:b w:val="0"/>
+        </w:rPr>
+        <w:t>Keep the test conditions fixed, record every result, and change only one planned factor.</w:t>
+      </w:r>
+    </w:p>
+    <w:p>
+      <w:pPr>
+        <w:pStyle w:val="Heading3"/>
+      </w:pPr>
+      <w:r>
+        <w:t>Make the lab runnable</w:t>
+      </w:r>
+    </w:p>
+    <w:p>
+      <w:pPr>
+        <w:spacing w:line="336" w:lineRule="auto" w:after="180"/>
+      </w:pPr>
+      <w:r>
+        <w:rPr>
+          <w:b w:val="0"/>
+        </w:rPr>
+        <w:t>Use the supplied complete investigation for shared practice. Reserve the selected fresh unsupportedV2universal-school claim for the individual first attempt before hints or feedback; earlier transfer questions remain additional practice.</w:t>
+      </w:r>
+    </w:p>
+    <w:p>
+      <w:pPr>
+        <w:pStyle w:val="Heading3"/>
+      </w:pPr>
+      <w:r>
+        <w:t>Diagnose and reteach</w:t>
+      </w:r>
+    </w:p>
+    <w:p>
+      <w:pPr>
+        <w:spacing w:line="336" w:lineRule="auto" w:after="180"/>
+      </w:pPr>
+      <w:r>
+        <w:rPr>
+          <w:b w:val="0"/>
+        </w:rPr>
+        <w:t>MISCONCEPTION TO REPAIR A disclaimer at the bottom of the screen is a complete safety plan.</w:t>
+      </w:r>
+    </w:p>
+    <w:p>
+      <w:pPr>
+        <w:spacing w:line="336" w:lineRule="auto" w:after="180"/>
+      </w:pPr>
+      <w:r>
+        <w:rPr>
+          <w:b w:val="0"/>
+        </w:rPr>
+        <w:t>For guessing, return to given facts and request a trace. For vocabulary without application, use one example and one non-example. For arithmetic errors, check the setup before the calculation.</w:t>
+      </w:r>
+    </w:p>
+    <w:p>
+      <w:pPr>
+        <w:spacing w:line="336" w:lineRule="auto" w:after="180"/>
+      </w:pPr>
+      <w:r>
+        <w:rPr>
+          <w:b w:val="0"/>
+        </w:rPr>
+        <w:t>Finish with a different uncoached case before recording mastery.</w:t>
+      </w:r>
+    </w:p>
+    <w:p>
+      <w:pPr>
+        <w:pStyle w:val="Heading3"/>
+      </w:pPr>
+      <w:r>
+        <w:t>Address these additional misconceptions</w:t>
+      </w:r>
+    </w:p>
+    <w:p>
+      <w:pPr>
+        <w:pStyle w:val="Heading3"/>
+      </w:pPr>
+      <w:r>
+        <w:t>Match the support to the first error</w:t>
+      </w:r>
+    </w:p>
+    <w:p>
+      <w:pPr>
         <w:pStyle w:val="Heading1"/>
       </w:pPr>
       <w:r>
-        <w:t>05. Assess and explain the answers</w:t>
-      </w:r>
-    </w:p>
-    <w:p>
-      <w:r>
-        <w:t>Use the Model Cards and Human Review questions, teacher keys and criteria after the relevant attempts. Previously discussed cases are practice; protect the separately selected independent task.</w:t>
+        <w:t>05. Assess the selected experiment transfer</w:t>
+      </w:r>
+    </w:p>
+    <w:p>
+      <w:r>
+        <w:t>Keep this key until after a first attempt; record any help and prior exposure.</w:t>
+      </w:r>
+    </w:p>
+    <w:p>
+      <w:pPr>
+        <w:pStyle w:val="Heading2"/>
+      </w:pPr>
+      <w:r>
+        <w:t>Selected independent task and checked key</w:t>
+      </w:r>
+    </w:p>
+    <w:p>
+      <w:pPr>
+        <w:spacing w:line="336" w:lineRule="auto" w:after="180"/>
+      </w:pPr>
+      <w:r>
+        <w:rPr>
+          <w:b w:val="0"/>
+        </w:rPr>
+        <w:t>Selected case: Review this card: model v 2, 90 percent accurate, works for every school. No dataset size, split or baseline is given. Write a correction request with a bounded replacement claim.</w:t>
+      </w:r>
+    </w:p>
+    <w:p>
+      <w:pPr>
+        <w:spacing w:line="336" w:lineRule="auto" w:after="180"/>
+      </w:pPr>
+      <w:r>
+        <w:rPr>
+          <w:b w:val="0"/>
+        </w:rPr>
+        <w:t>Teacher explanation: Request evaluated counts, split history, reference labels, baseline, errors and supported use.</w:t>
+      </w:r>
+    </w:p>
+    <w:p>
+      <w:pPr>
+        <w:spacing w:line="336" w:lineRule="auto" w:after="180"/>
+      </w:pPr>
+      <w:r>
+        <w:rPr>
+          <w:b w:val="0"/>
+        </w:rPr>
+        <w:t xml:space="preserve">Replace the universal claim with: performance scope is not established from the supplied </w:t>
+      </w:r>
+      <w:r>
+        <w:rPr>
+          <w:b/>
+        </w:rPr>
+        <w:t>evidence</w:t>
+      </w:r>
+      <w:r>
+        <w:rPr>
+          <w:b w:val="0"/>
+        </w:rPr>
+        <w:t>; the reported 90 percent cannot yet be audited.</w:t>
+      </w:r>
+    </w:p>
+    <w:p>
+      <w:pPr>
+        <w:pStyle w:val="Heading2"/>
+      </w:pPr>
+      <w:r>
+        <w:t>Judge trace, scope and support</w:t>
+      </w:r>
+    </w:p>
+    <w:tbl>
+      <w:tblPr>
+        <w:tblStyle w:val="LightShading-Accent1"/>
+        <w:tblW w:type="auto" w:w="0"/>
+        <w:tblLook w:firstColumn="1" w:firstRow="1" w:lastColumn="0" w:lastRow="0" w:noHBand="0" w:noVBand="1" w:val="04A0"/>
+      </w:tblPr>
+      <w:tblGrid>
+        <w:gridCol w:w="5112"/>
+        <w:gridCol w:w="5112"/>
+      </w:tblGrid>
+      <w:tr>
+        <w:trPr>
+          <w:tblHeader/>
+        </w:trPr>
+        <w:tc>
+          <w:tcPr>
+            <w:tcW w:type="dxa" w:w="5112"/>
+          </w:tcPr>
+          <w:p>
+            <w:r>
+              <w:t>Dimension</w:t>
+            </w:r>
+          </w:p>
+        </w:tc>
+        <w:tc>
+          <w:tcPr>
+            <w:tcW w:type="dxa" w:w="5112"/>
+          </w:tcPr>
+          <w:p>
+            <w:r>
+              <w:t>Evidence required</w:t>
+            </w:r>
+          </w:p>
+        </w:tc>
+      </w:tr>
+      <w:tr>
+        <w:tc>
+          <w:tcPr>
+            <w:tcW w:type="dxa" w:w="5112"/>
+          </w:tcPr>
+          <w:p>
+            <w:r>
+              <w:t>Explanation</w:t>
+            </w:r>
+          </w:p>
+        </w:tc>
+        <w:tc>
+          <w:tcPr>
+            <w:tcW w:type="dxa" w:w="5112"/>
+          </w:tcPr>
+          <w:p>
+            <w:r>
+              <w:t>Names the applicable idea or procedure and ties it to the supplied facts.</w:t>
+            </w:r>
+          </w:p>
+        </w:tc>
+      </w:tr>
+      <w:tr>
+        <w:tc>
+          <w:tcPr>
+            <w:tcW w:type="dxa" w:w="5112"/>
+          </w:tcPr>
+          <w:p>
+            <w:r>
+              <w:t>Trace and result</w:t>
+            </w:r>
+          </w:p>
+        </w:tc>
+        <w:tc>
+          <w:tcPr>
+            <w:tcW w:type="dxa" w:w="5112"/>
+          </w:tcPr>
+          <w:p>
+            <w:r>
+              <w:t>Preserves the given inputs and shows the relevant intermediate steps; distinguishes a prediction from an observed execution.</w:t>
+            </w:r>
+          </w:p>
+        </w:tc>
+      </w:tr>
+      <w:tr>
+        <w:tc>
+          <w:tcPr>
+            <w:tcW w:type="dxa" w:w="5112"/>
+          </w:tcPr>
+          <w:p>
+            <w:r>
+              <w:t>Limits</w:t>
+            </w:r>
+          </w:p>
+        </w:tc>
+        <w:tc>
+          <w:tcPr>
+            <w:tcW w:type="dxa" w:w="5112"/>
+          </w:tcPr>
+          <w:p>
+            <w:r>
+              <w:t>States the assumptions, missing evidence or conditions under which the result would change.</w:t>
+            </w:r>
+          </w:p>
+        </w:tc>
+      </w:tr>
+    </w:tbl>
+    <w:p>
+      <w:pPr>
+        <w:spacing w:line="336" w:lineRule="auto" w:after="180"/>
+      </w:pPr>
+      <w:r>
+        <w:rPr>
+          <w:b w:val="0"/>
+        </w:rPr>
+        <w:t>Record each dimension as not yet, with support, or independent. Accept a valid alternative procedure with a defensible trace.</w:t>
+      </w:r>
+    </w:p>
+    <w:p>
+      <w:pPr>
+        <w:spacing w:line="336" w:lineRule="auto" w:after="180"/>
+      </w:pPr>
+      <w:r>
+        <w:rPr>
+          <w:b w:val="0"/>
+        </w:rPr>
+        <w:t xml:space="preserve">Do not penalise an honestly recorded model failure if the learner correctly explains its </w:t>
+      </w:r>
+      <w:r>
+        <w:rPr>
+          <w:b/>
+        </w:rPr>
+        <w:t>evidence</w:t>
+      </w:r>
+      <w:r>
+        <w:rPr>
+          <w:b w:val="0"/>
+        </w:rPr>
+        <w:t xml:space="preserve"> and limits.</w:t>
+      </w:r>
+    </w:p>
+    <w:p>
+      <w:pPr>
+        <w:pStyle w:val="Heading2"/>
+      </w:pPr>
+      <w:r>
+        <w:t>Give one repair action</w:t>
+      </w:r>
+    </w:p>
+    <w:p>
+      <w:pPr>
+        <w:spacing w:line="336" w:lineRule="auto" w:after="180"/>
+      </w:pPr>
+      <w:r>
+        <w:rPr>
+          <w:b w:val="0"/>
+        </w:rPr>
+        <w:t>Name the earliest unsupported step and give one action to repair it. Have the learner make that repair now and explain why. Then assess the relevant skill on a fresh, fully specified case.</w:t>
+      </w:r>
+    </w:p>
+    <w:p>
+      <w:pPr>
+        <w:spacing w:line="336" w:lineRule="auto" w:after="180"/>
+      </w:pPr>
+      <w:r>
+        <w:rPr>
+          <w:b w:val="0"/>
+        </w:rPr>
+        <w:t>Confirm it was not previously practised with feedback; solve and check the new case before assigning it. A follow-up design prompt is a starting brief, not automatically an equivalent test.</w:t>
+      </w:r>
+    </w:p>
+    <w:p>
+      <w:pPr>
+        <w:pStyle w:val="Heading2"/>
+      </w:pPr>
+      <w:r>
+        <w:t>W1 Draft a purpose</w:t>
+      </w:r>
+    </w:p>
+    <w:p>
+      <w:pPr>
+        <w:spacing w:line="336" w:lineRule="auto" w:after="180"/>
+      </w:pPr>
+      <w:r>
+        <w:rPr>
+          <w:b w:val="0"/>
+        </w:rPr>
+        <w:t>Write an intended-use and non-use statement for the worked card.</w:t>
+      </w:r>
+    </w:p>
+    <w:p>
+      <w:pPr>
+        <w:spacing w:line="336" w:lineRule="auto" w:after="180"/>
+      </w:pPr>
+      <w:r>
+        <w:rPr>
+          <w:b w:val="0"/>
+        </w:rPr>
+        <w:t>Teacher explanation: Intended: compare toy classifiers on the documented fictional task. Not supported: real parcel handling, student assessment or decisions outside the evaluated setup.</w:t>
+      </w:r>
+    </w:p>
+    <w:p>
+      <w:pPr>
+        <w:pStyle w:val="Heading2"/>
+      </w:pPr>
+      <w:r>
+        <w:t>W2 Check arithmetic</w:t>
+      </w:r>
+    </w:p>
+    <w:p>
+      <w:pPr>
+        <w:spacing w:line="336" w:lineRule="auto" w:after="180"/>
+      </w:pPr>
+      <w:r>
+        <w:rPr>
+          <w:b w:val="0"/>
+        </w:rPr>
+        <w:t>Verify the worked accuracy, precision and recall.</w:t>
+      </w:r>
+    </w:p>
+    <w:p>
+      <w:pPr>
+        <w:spacing w:line="336" w:lineRule="auto" w:after="180"/>
+      </w:pPr>
+      <w:r>
+        <w:rPr>
+          <w:b w:val="0"/>
+        </w:rPr>
+        <w:t>Teacher explanation: TN 7 TP 2 give 9/12 accuracy; TP 2/(TP 2+FP 1)=2/3 precision; TP 2/(TP 2+FN 2)=2/4 recall.</w:t>
+      </w:r>
+    </w:p>
+    <w:p>
+      <w:pPr>
+        <w:pStyle w:val="Heading2"/>
+      </w:pPr>
+      <w:r>
+        <w:t>W3 Find missing evidence</w:t>
+      </w:r>
+    </w:p>
+    <w:p>
+      <w:pPr>
+        <w:spacing w:line="336" w:lineRule="auto" w:after="180"/>
+      </w:pPr>
+      <w:r>
+        <w:rPr>
+          <w:b w:val="0"/>
+        </w:rPr>
+        <w:t>A card says fair and reliable but provides only accuracy. Request three additions.</w:t>
+      </w:r>
+    </w:p>
+    <w:p>
+      <w:pPr>
+        <w:spacing w:line="336" w:lineRule="auto" w:after="180"/>
+      </w:pPr>
+      <w:r>
+        <w:rPr>
+          <w:b w:val="0"/>
+        </w:rPr>
+        <w:t>Teacher explanation: Request full error counts and denominators, relevant subgroup coverage/results, data provenance and limits; remove unsupported fairness/reliability claims.</w:t>
+      </w:r>
+    </w:p>
+    <w:p>
+      <w:pPr>
+        <w:pStyle w:val="Heading2"/>
+      </w:pPr>
+      <w:r>
+        <w:t>W5 Maintain the record</w:t>
+      </w:r>
+    </w:p>
+    <w:p>
+      <w:pPr>
+        <w:spacing w:line="336" w:lineRule="auto" w:after="180"/>
+      </w:pPr>
+      <w:r>
+        <w:rPr>
+          <w:b w:val="0"/>
+        </w:rPr>
+        <w:t>What should change in a card after a threshold revision?</w:t>
+      </w:r>
+    </w:p>
+    <w:p>
+      <w:pPr>
+        <w:spacing w:line="336" w:lineRule="auto" w:after="180"/>
+      </w:pPr>
+      <w:r>
+        <w:rPr>
+          <w:b w:val="0"/>
+        </w:rPr>
+        <w:t xml:space="preserve">Teacher explanation: Record a new version, threshold, reason, affected evaluations and </w:t>
+      </w:r>
+      <w:r>
+        <w:rPr>
+          <w:b/>
+        </w:rPr>
+        <w:t>review status</w:t>
+      </w:r>
+      <w:r>
+        <w:rPr>
+          <w:b w:val="0"/>
+        </w:rPr>
+        <w:t xml:space="preserve">; retain prior results and distinguish new independent </w:t>
+      </w:r>
+      <w:r>
+        <w:rPr>
+          <w:b/>
+        </w:rPr>
+        <w:t>evidence</w:t>
+      </w:r>
+      <w:r>
+        <w:rPr>
+          <w:b w:val="0"/>
+        </w:rPr>
+        <w:t xml:space="preserve"> from reused development data.</w:t>
+      </w:r>
+    </w:p>
+    <w:p>
+      <w:pPr>
+        <w:pStyle w:val="Heading2"/>
+      </w:pPr>
+      <w:r>
+        <w:t>Earlier wording, alternatives and picture transcripts · reference / check after trying</w:t>
+      </w:r>
+    </w:p>
+    <w:p>
+      <w:pPr>
+        <w:spacing w:line="336" w:lineRule="auto" w:after="180"/>
+      </w:pPr>
+      <w:r>
+        <w:rPr>
+          <w:b w:val="0"/>
+        </w:rPr>
+        <w:t>Assess and explain the answers</w:t>
       </w:r>
     </w:p>
     <w:p>
@@ -4014,40 +4532,74 @@
     </w:p>
     <w:p>
       <w:pPr>
+        <w:spacing w:line="336" w:lineRule="auto" w:after="180"/>
+      </w:pPr>
+      <w:r>
+        <w:rPr>
+          <w:b/>
+        </w:rPr>
+        <w:t>Intended use</w:t>
+      </w:r>
+      <w:r>
+        <w:rPr>
+          <w:b w:val="0"/>
+        </w:rPr>
+        <w:t xml:space="preserve">rs/conditions, labels/data, evaluation sets/metrics, class/subgroup results, versions, limitations, excluded uses and </w:t>
+      </w:r>
+      <w:r>
+        <w:rPr>
+          <w:b/>
+        </w:rPr>
+        <w:t>human review</w:t>
+      </w:r>
+      <w:r>
+        <w:rPr>
+          <w:b w:val="0"/>
+        </w:rPr>
+        <w:t>. Classroom classification is not professional diagnosis.</w:t>
+      </w:r>
+    </w:p>
+    <w:p>
+      <w:pPr>
         <w:pStyle w:val="Heading3"/>
       </w:pPr>
       <w:r>
-        <w:t>Teacher key · Worked case answer</w:t>
+        <w:t>Additional transfer practice question</w:t>
       </w:r>
     </w:p>
     <w:p>
       <w:pPr>
         <w:spacing w:line="336" w:lineRule="auto" w:after="180"/>
-        <w:shd w:fill="F1F6FC"/>
-      </w:pPr>
+      </w:pPr>
+      <w:r>
+        <w:rPr>
+          <w:b w:val="0"/>
+        </w:rPr>
+        <w:t xml:space="preserve">A </w:t>
+      </w:r>
       <w:r>
         <w:rPr>
           <w:b/>
         </w:rPr>
-        <w:t>Intended use</w:t>
-      </w:r>
-      <w:r>
-        <w:rPr>
-          <w:b w:val="0"/>
-        </w:rPr>
-        <w:t xml:space="preserve">rs/conditions, labels/data, evaluation sets/metrics, class/subgroup results, versions, limitations, excluded uses and </w:t>
+        <w:t>model card</w:t>
+      </w:r>
+      <w:r>
+        <w:rPr>
+          <w:b w:val="0"/>
+        </w:rPr>
+        <w:t xml:space="preserve"> says 90% accuracy but gives no </w:t>
       </w:r>
       <w:r>
         <w:rPr>
           <w:b/>
         </w:rPr>
-        <w:t>human review</w:t>
-      </w:r>
-      <w:r>
-        <w:rPr>
-          <w:b w:val="0"/>
-        </w:rPr>
-        <w:t>. Classroom classification is not professional diagnosis.</w:t>
+        <w:t>intended use</w:t>
+      </w:r>
+      <w:r>
+        <w:rPr>
+          <w:b w:val="0"/>
+        </w:rPr>
+        <w:t>, data conditions or human-review rule. What should be added before classroom use?</w:t>
       </w:r>
     </w:p>
     <w:p>
@@ -4055,73 +4607,12 @@
         <w:pStyle w:val="Heading3"/>
       </w:pPr>
       <w:r>
-        <w:t>Independent question</w:t>
-      </w:r>
-    </w:p>
-    <w:p>
-      <w:pPr>
-        <w:pStyle w:val="Heading3"/>
-      </w:pPr>
-      <w:r>
-        <w:t>Independent question · withhold the key</w:t>
+        <w:t>Reasoned practice answer</w:t>
       </w:r>
     </w:p>
     <w:p>
       <w:pPr>
         <w:spacing w:line="336" w:lineRule="auto" w:after="180"/>
-        <w:shd w:fill="F5F1FB"/>
-      </w:pPr>
-      <w:r>
-        <w:rPr>
-          <w:b w:val="0"/>
-        </w:rPr>
-        <w:t xml:space="preserve">A </w:t>
-      </w:r>
-      <w:r>
-        <w:rPr>
-          <w:b/>
-        </w:rPr>
-        <w:t>model card</w:t>
-      </w:r>
-      <w:r>
-        <w:rPr>
-          <w:b w:val="0"/>
-        </w:rPr>
-        <w:t xml:space="preserve"> says 90% accuracy but gives no </w:t>
-      </w:r>
-      <w:r>
-        <w:rPr>
-          <w:b/>
-        </w:rPr>
-        <w:t>intended use</w:t>
-      </w:r>
-      <w:r>
-        <w:rPr>
-          <w:b w:val="0"/>
-        </w:rPr>
-        <w:t>, data conditions or human-review rule. What should be added before classroom use?</w:t>
-      </w:r>
-    </w:p>
-    <w:p>
-      <w:pPr>
-        <w:pStyle w:val="Heading3"/>
-      </w:pPr>
-      <w:r>
-        <w:t>Expected independent answer</w:t>
-      </w:r>
-    </w:p>
-    <w:p>
-      <w:pPr>
-        <w:pStyle w:val="Heading3"/>
-      </w:pPr>
-      <w:r>
-        <w:t>Teacher key · Expected independent answer</w:t>
-      </w:r>
-    </w:p>
-    <w:p>
-      <w:pPr>
-        <w:spacing w:line="336" w:lineRule="auto" w:after="180"/>
-        <w:shd w:fill="F1F6FC"/>
       </w:pPr>
       <w:r>
         <w:rPr>
@@ -4427,910 +4918,417 @@
     </w:p>
     <w:p>
       <w:pPr>
+        <w:spacing w:line="336" w:lineRule="auto" w:after="180"/>
+      </w:pPr>
+      <w:r>
+        <w:rPr>
+          <w:b w:val="0"/>
+        </w:rPr>
+        <w:t xml:space="preserve">Include </w:t>
+      </w:r>
+      <w:r>
+        <w:rPr>
+          <w:b/>
+        </w:rPr>
+        <w:t>intended use</w:t>
+      </w:r>
+      <w:r>
+        <w:rPr>
+          <w:b w:val="0"/>
+        </w:rPr>
+        <w:t xml:space="preserve">/users, data and label definitions, model/version, evaluation and subgroup results, limitations/excluded uses, and human-review </w:t>
+      </w:r>
+      <w:r>
+        <w:rPr>
+          <w:b/>
+        </w:rPr>
+        <w:t>process</w:t>
+      </w:r>
+      <w:r>
+        <w:rPr>
+          <w:b w:val="0"/>
+        </w:rPr>
+        <w:t>.</w:t>
+      </w:r>
+    </w:p>
+    <w:p>
+      <w:pPr>
+        <w:spacing w:line="336" w:lineRule="auto" w:after="180"/>
+      </w:pPr>
+      <w:r>
+        <w:rPr>
+          <w:b w:val="0"/>
+        </w:rPr>
+        <w:t>The card should connect claims to recorded tests and avoid presenting classroom labels as professional advice.</w:t>
+      </w:r>
+    </w:p>
+    <w:p>
+      <w:pPr>
         <w:pStyle w:val="Heading3"/>
       </w:pPr>
       <w:r>
-        <w:t>Teacher key · Original transfer answer</w:t>
+        <w:t>Explanations for the additional workbook examples</w:t>
+      </w:r>
+    </w:p>
+    <w:p>
+      <w:pPr>
+        <w:pStyle w:val="Heading3"/>
+      </w:pPr>
+      <w:r>
+        <w:t>W1 Draft a purpose</w:t>
+      </w:r>
+    </w:p>
+    <w:p>
+      <w:pPr>
+        <w:pStyle w:val="Heading3"/>
+      </w:pPr>
+      <w:r>
+        <w:t>W2 Check arithmetic</w:t>
+      </w:r>
+    </w:p>
+    <w:p>
+      <w:pPr>
+        <w:pStyle w:val="Heading3"/>
+      </w:pPr>
+      <w:r>
+        <w:t>W3 Find missing evidence</w:t>
+      </w:r>
+    </w:p>
+    <w:p>
+      <w:pPr>
+        <w:pStyle w:val="Heading3"/>
+      </w:pPr>
+      <w:r>
+        <w:t>W4 Apply independently</w:t>
       </w:r>
     </w:p>
     <w:p>
       <w:pPr>
         <w:spacing w:line="336" w:lineRule="auto" w:after="180"/>
-        <w:shd w:fill="F1F6FC"/>
-      </w:pPr>
-      <w:r>
-        <w:rPr>
-          <w:b w:val="0"/>
-        </w:rPr>
-        <w:t xml:space="preserve">Include </w:t>
+      </w:pPr>
+      <w:r>
+        <w:rPr>
+          <w:b w:val="0"/>
+        </w:rPr>
+        <w:t>Review this card: model v 2, 90 percent accurate, works for every school. No dataset size, split or baseline is given. Write a correction request with a bounded replacement claim.</w:t>
+      </w:r>
+    </w:p>
+    <w:p>
+      <w:pPr>
+        <w:spacing w:line="336" w:lineRule="auto" w:after="180"/>
+      </w:pPr>
+      <w:r>
+        <w:rPr>
+          <w:b w:val="0"/>
+        </w:rPr>
+        <w:t>Teacher explanation: Request evaluated counts, split history, reference labels, baseline, errors and supported use.</w:t>
+      </w:r>
+    </w:p>
+    <w:p>
+      <w:pPr>
+        <w:spacing w:line="336" w:lineRule="auto" w:after="180"/>
+      </w:pPr>
+      <w:r>
+        <w:rPr>
+          <w:b w:val="0"/>
+        </w:rPr>
+        <w:t xml:space="preserve">Replace the universal claim with: performance scope is not established from the supplied </w:t>
       </w:r>
       <w:r>
         <w:rPr>
           <w:b/>
         </w:rPr>
+        <w:t>evidence</w:t>
+      </w:r>
+      <w:r>
+        <w:rPr>
+          <w:b w:val="0"/>
+        </w:rPr>
+        <w:t>; the reported 90 percent cannot yet be audited.</w:t>
+      </w:r>
+    </w:p>
+    <w:p>
+      <w:pPr>
+        <w:pStyle w:val="Heading3"/>
+      </w:pPr>
+      <w:r>
+        <w:t>W5 Maintain the record</w:t>
+      </w:r>
+    </w:p>
+    <w:p>
+      <w:pPr>
+        <w:pStyle w:val="Heading3"/>
+      </w:pPr>
+      <w:r>
+        <w:t>Assess independent transfer</w:t>
+      </w:r>
+    </w:p>
+    <w:p>
+      <w:pPr>
+        <w:pStyle w:val="Heading3"/>
+      </w:pPr>
+      <w:r>
+        <w:t>Selected case answer</w:t>
+      </w:r>
+    </w:p>
+    <w:p>
+      <w:pPr>
+        <w:pStyle w:val="Heading3"/>
+      </w:pPr>
+      <w:r>
+        <w:t>Feedback that the learner uses</w:t>
+      </w:r>
+    </w:p>
+    <w:p>
+      <w:pPr>
+        <w:pStyle w:val="Heading1"/>
+      </w:pPr>
+      <w:r>
+        <w:t>06. Connect, support and revisit the experiment</w:t>
+      </w:r>
+    </w:p>
+    <w:p>
+      <w:r>
+        <w:t>Retain failures and assess a fresh parallel case after help.</w:t>
+      </w:r>
+    </w:p>
+    <w:p>
+      <w:pPr>
+        <w:pStyle w:val="Heading2"/>
+      </w:pPr>
+      <w:r>
+        <w:t>Project evidence</w:t>
+      </w:r>
+    </w:p>
+    <w:p>
+      <w:pPr>
+        <w:spacing w:line="336" w:lineRule="auto" w:after="180"/>
+      </w:pPr>
+      <w:r>
+        <w:rPr>
+          <w:b w:val="0"/>
+        </w:rPr>
+        <w:t xml:space="preserve">Complete the Plant Classifier </w:t>
+      </w:r>
+      <w:r>
+        <w:rPr>
+          <w:b/>
+        </w:rPr>
+        <w:t>model card</w:t>
+      </w:r>
+      <w:r>
+        <w:rPr>
+          <w:b w:val="0"/>
+        </w:rPr>
+        <w:t xml:space="preserve"> and require teacher sign-off before any classroom demonstration.</w:t>
+      </w:r>
+    </w:p>
+    <w:p>
+      <w:pPr>
+        <w:spacing w:line="336" w:lineRule="auto" w:after="180"/>
+      </w:pPr>
+      <w:r>
+        <w:rPr>
+          <w:b w:val="0"/>
+        </w:rPr>
+        <w:t xml:space="preserve">Keep the decision, </w:t>
+      </w:r>
+      <w:r>
+        <w:rPr>
+          <w:b/>
+        </w:rPr>
+        <w:t>input</w:t>
+      </w:r>
+      <w:r>
+        <w:rPr>
+          <w:b w:val="0"/>
+        </w:rPr>
+        <w:t xml:space="preserve">, result, explanation and remaining limitation in the project </w:t>
+      </w:r>
+      <w:r>
+        <w:rPr>
+          <w:b/>
+        </w:rPr>
+        <w:t>evidence</w:t>
+      </w:r>
+      <w:r>
+        <w:rPr>
+          <w:b w:val="0"/>
+        </w:rPr>
+        <w:t xml:space="preserve"> record. Retrieve this record next week rather than restarting the project.</w:t>
+      </w:r>
+    </w:p>
+    <w:p>
+      <w:pPr>
+        <w:spacing w:line="336" w:lineRule="auto" w:after="180"/>
+      </w:pPr>
+      <w:r>
+        <w:rPr>
+          <w:b w:val="0"/>
+        </w:rPr>
+        <w:t xml:space="preserve">For your Responsible Plant Classifier, save the </w:t>
+      </w:r>
+      <w:r>
+        <w:rPr>
+          <w:b/>
+        </w:rPr>
+        <w:t>input</w:t>
+      </w:r>
+      <w:r>
+        <w:rPr>
+          <w:b w:val="0"/>
+        </w:rPr>
+        <w:t>, procedure, observed result and limitation of this check.</w:t>
+      </w:r>
+    </w:p>
+    <w:p>
+      <w:pPr>
+        <w:spacing w:line="336" w:lineRule="auto" w:after="180"/>
+      </w:pPr>
+      <w:r>
+        <w:rPr>
+          <w:b w:val="0"/>
+        </w:rPr>
+        <w:t>Label this worked example as practice; use a different, previously unreviewed case when checking independent understanding.</w:t>
+      </w:r>
+    </w:p>
+    <w:p>
+      <w:pPr>
+        <w:pStyle w:val="Heading2"/>
+      </w:pPr>
+      <w:r>
+        <w:t>Support and selected reassessment</w:t>
+      </w:r>
+    </w:p>
+    <w:p>
+      <w:pPr>
+        <w:spacing w:line="336" w:lineRule="auto" w:after="180"/>
+      </w:pPr>
+      <w:r>
+        <w:rPr>
+          <w:b w:val="0"/>
+        </w:rPr>
+        <w:t>Use a tiny labelled dataset, explicit units and a named positive class. Stretch: require a baseline, held-out evaluation and subgroup or shifted-condition analysis with denominators.</w:t>
+      </w:r>
+    </w:p>
+    <w:p>
+      <w:pPr>
+        <w:spacing w:line="336" w:lineRule="auto" w:after="180"/>
+      </w:pPr>
+      <w:r>
+        <w:rPr>
+          <w:b w:val="0"/>
+        </w:rPr>
+        <w:t xml:space="preserve">Provide a blank </w:t>
+      </w:r>
+      <w:r>
+        <w:rPr>
+          <w:b/>
+        </w:rPr>
+        <w:t>evidence</w:t>
+      </w:r>
+      <w:r>
+        <w:rPr>
+          <w:b w:val="0"/>
+        </w:rPr>
+        <w:t xml:space="preserve"> table and allow a verbal explanation before writing. Highlight the given conditions without supplying the W 4 conclusion. Use </w:t>
+      </w:r>
+      <w:r>
+        <w:rPr>
+          <w:b/>
+        </w:rPr>
+        <w:t>model card</w:t>
+      </w:r>
+      <w:r>
+        <w:rPr>
+          <w:b w:val="0"/>
+        </w:rPr>
+        <w:t xml:space="preserve"> and </w:t>
+      </w:r>
+      <w:r>
+        <w:rPr>
+          <w:b/>
+        </w:rPr>
         <w:t>intended use</w:t>
       </w:r>
       <w:r>
         <w:rPr>
           <w:b w:val="0"/>
         </w:rPr>
-        <w:t xml:space="preserve">/users, data and label definitions, model/version, evaluation and subgroup results, limitations/excluded uses, and human-review </w:t>
+        <w:t xml:space="preserve"> in full sentences.</w:t>
+      </w:r>
+    </w:p>
+    <w:p>
+      <w:pPr>
+        <w:spacing w:line="336" w:lineRule="auto" w:after="180"/>
+      </w:pPr>
+      <w:r>
+        <w:rPr>
+          <w:b w:val="0"/>
+        </w:rPr>
+        <w:t>Extension: alter one condition in the worked example and explain which conclusion changes and which remains supported.</w:t>
+      </w:r>
+    </w:p>
+    <w:p>
+      <w:pPr>
+        <w:spacing w:line="336" w:lineRule="auto" w:after="180"/>
+      </w:pPr>
+      <w:r>
+        <w:rPr>
+          <w:b w:val="0"/>
+        </w:rPr>
+        <w:t>For independent W 4, require: Request evaluated counts, split history, reference labels, baseline, errors and supported use.</w:t>
+      </w:r>
+    </w:p>
+    <w:p>
+      <w:pPr>
+        <w:spacing w:line="336" w:lineRule="auto" w:after="180"/>
+      </w:pPr>
+      <w:r>
+        <w:rPr>
+          <w:b w:val="0"/>
+        </w:rPr>
+        <w:t xml:space="preserve">Replace the universal claim with: performance scope is not established from the supplied </w:t>
       </w:r>
       <w:r>
         <w:rPr>
           <w:b/>
         </w:rPr>
-        <w:t>process</w:t>
-      </w:r>
-      <w:r>
-        <w:rPr>
-          <w:b w:val="0"/>
-        </w:rPr>
-        <w:t>.</w:t>
+        <w:t>evidence</w:t>
+      </w:r>
+      <w:r>
+        <w:rPr>
+          <w:b w:val="0"/>
+        </w:rPr>
+        <w:t>; the reported 90 percent cannot yet be audited.</w:t>
       </w:r>
     </w:p>
     <w:p>
       <w:pPr>
         <w:spacing w:line="336" w:lineRule="auto" w:after="180"/>
-        <w:shd w:fill="F1F6FC"/>
-      </w:pPr>
-      <w:r>
-        <w:rPr>
-          <w:b w:val="0"/>
-        </w:rPr>
-        <w:t>The card should connect claims to recorded tests and avoid presenting classroom labels as professional advice.</w:t>
-      </w:r>
-    </w:p>
-    <w:p>
-      <w:pPr>
-        <w:pStyle w:val="Heading3"/>
-      </w:pPr>
-      <w:r>
-        <w:t>Explanations for the additional workbook examples</w:t>
-      </w:r>
-    </w:p>
-    <w:p>
-      <w:pPr>
-        <w:pStyle w:val="Heading3"/>
-      </w:pPr>
-      <w:r>
-        <w:t>W1 Draft a purpose</w:t>
-      </w:r>
-    </w:p>
-    <w:p>
-      <w:pPr>
-        <w:pStyle w:val="Heading3"/>
-      </w:pPr>
-      <w:r>
-        <w:t>Workbook question · W1</w:t>
+      </w:pPr>
+      <w:r>
+        <w:rPr>
+          <w:b w:val="0"/>
+        </w:rPr>
+        <w:t xml:space="preserve">Fresh retry: a card lists test accuracy 18/20 but omits positive-class recall and </w:t>
+      </w:r>
+      <w:r>
+        <w:rPr>
+          <w:b/>
+        </w:rPr>
+        <w:t>intended use</w:t>
+      </w:r>
+      <w:r>
+        <w:rPr>
+          <w:b w:val="0"/>
+        </w:rPr>
+        <w:t>. Ask for full matrix, class definition and bounded use; do not infer recall from accuracy.</w:t>
       </w:r>
     </w:p>
     <w:p>
       <w:pPr>
         <w:spacing w:line="336" w:lineRule="auto" w:after="180"/>
-        <w:shd w:fill="F5F1FB"/>
-      </w:pPr>
-      <w:r>
-        <w:rPr>
-          <w:b w:val="0"/>
-        </w:rPr>
-        <w:t>Write an intended-use and non-use statement for the worked card.</w:t>
-      </w:r>
-    </w:p>
-    <w:p>
-      <w:pPr>
-        <w:pStyle w:val="Heading3"/>
-      </w:pPr>
-      <w:r>
-        <w:t>Teacher reasoning · W1</w:t>
-      </w:r>
-    </w:p>
-    <w:p>
-      <w:pPr>
-        <w:spacing w:line="336" w:lineRule="auto" w:after="180"/>
-        <w:shd w:fill="F1F6FC"/>
-      </w:pPr>
-      <w:r>
-        <w:rPr>
-          <w:b w:val="0"/>
-        </w:rPr>
-        <w:t>Teacher explanation: Intended: compare toy classifiers on the documented fictional task. Not supported: real parcel handling, student assessment or decisions outside the evaluated setup.</w:t>
-      </w:r>
-    </w:p>
-    <w:p>
-      <w:pPr>
-        <w:pStyle w:val="Heading3"/>
-      </w:pPr>
-      <w:r>
-        <w:t>W2 Check arithmetic</w:t>
-      </w:r>
-    </w:p>
-    <w:p>
-      <w:pPr>
-        <w:pStyle w:val="Heading3"/>
-      </w:pPr>
-      <w:r>
-        <w:t>Workbook question · W2</w:t>
-      </w:r>
-    </w:p>
-    <w:p>
-      <w:pPr>
-        <w:spacing w:line="336" w:lineRule="auto" w:after="180"/>
-        <w:shd w:fill="F5F1FB"/>
-      </w:pPr>
-      <w:r>
-        <w:rPr>
-          <w:b w:val="0"/>
-        </w:rPr>
-        <w:t>Verify the worked accuracy, precision and recall.</w:t>
-      </w:r>
-    </w:p>
-    <w:p>
-      <w:pPr>
-        <w:pStyle w:val="Heading3"/>
-      </w:pPr>
-      <w:r>
-        <w:t>Teacher reasoning · W2</w:t>
-      </w:r>
-    </w:p>
-    <w:p>
-      <w:pPr>
-        <w:spacing w:line="336" w:lineRule="auto" w:after="180"/>
-        <w:shd w:fill="F1F6FC"/>
-      </w:pPr>
-      <w:r>
-        <w:rPr>
-          <w:b w:val="0"/>
-        </w:rPr>
-        <w:t>Teacher explanation: TN 7 TP 2 give 9/12 accuracy; TP 2/(TP 2+FP 1)=2/3 precision; TP 2/(TP 2+FN 2)=2/4 recall.</w:t>
-      </w:r>
-    </w:p>
-    <w:p>
-      <w:pPr>
-        <w:pStyle w:val="Heading3"/>
-      </w:pPr>
-      <w:r>
-        <w:t>W3 Find missing evidence</w:t>
-      </w:r>
-    </w:p>
-    <w:p>
-      <w:pPr>
-        <w:pStyle w:val="Heading3"/>
-      </w:pPr>
-      <w:r>
-        <w:t>Workbook question · W3</w:t>
-      </w:r>
-    </w:p>
-    <w:p>
-      <w:pPr>
-        <w:spacing w:line="336" w:lineRule="auto" w:after="180"/>
-        <w:shd w:fill="F5F1FB"/>
-      </w:pPr>
-      <w:r>
-        <w:rPr>
-          <w:b w:val="0"/>
-        </w:rPr>
-        <w:t>A card says fair and reliable but provides only accuracy. Request three additions.</w:t>
-      </w:r>
-    </w:p>
-    <w:p>
-      <w:pPr>
-        <w:pStyle w:val="Heading3"/>
-      </w:pPr>
-      <w:r>
-        <w:t>Teacher reasoning · W3</w:t>
-      </w:r>
-    </w:p>
-    <w:p>
-      <w:pPr>
-        <w:spacing w:line="336" w:lineRule="auto" w:after="180"/>
-        <w:shd w:fill="F1F6FC"/>
-      </w:pPr>
-      <w:r>
-        <w:rPr>
-          <w:b w:val="0"/>
-        </w:rPr>
-        <w:t>Teacher explanation: Request full error counts and denominators, relevant subgroup coverage/results, data provenance and limits; remove unsupported fairness/reliability claims.</w:t>
-      </w:r>
-    </w:p>
-    <w:p>
-      <w:pPr>
-        <w:pStyle w:val="Heading3"/>
-      </w:pPr>
-      <w:r>
-        <w:t>W4 Apply independently</w:t>
-      </w:r>
-    </w:p>
-    <w:p>
-      <w:pPr>
-        <w:pStyle w:val="Heading3"/>
-      </w:pPr>
-      <w:r>
-        <w:t>Workbook question · W4</w:t>
-      </w:r>
-    </w:p>
-    <w:p>
-      <w:pPr>
-        <w:spacing w:line="336" w:lineRule="auto" w:after="180"/>
-        <w:shd w:fill="F5F1FB"/>
-      </w:pPr>
-      <w:r>
-        <w:rPr>
-          <w:b w:val="0"/>
-        </w:rPr>
-        <w:t>Review this card: model v 2, 90 percent accurate, works for every school. No dataset size, split or baseline is given. Write a correction request with a bounded replacement claim.</w:t>
-      </w:r>
-    </w:p>
-    <w:p>
-      <w:pPr>
-        <w:pStyle w:val="Heading3"/>
-      </w:pPr>
-      <w:r>
-        <w:t>Teacher reasoning · W4</w:t>
-      </w:r>
-    </w:p>
-    <w:p>
-      <w:pPr>
-        <w:spacing w:line="336" w:lineRule="auto" w:after="180"/>
-        <w:shd w:fill="F1F6FC"/>
-      </w:pPr>
-      <w:r>
-        <w:rPr>
-          <w:b w:val="0"/>
-        </w:rPr>
-        <w:t>Teacher explanation: Request evaluated counts, split history, reference labels, baseline, errors and supported use.</w:t>
-      </w:r>
-    </w:p>
-    <w:p>
-      <w:pPr>
-        <w:spacing w:line="336" w:lineRule="auto" w:after="180"/>
-        <w:shd w:fill="F1F6FC"/>
-      </w:pPr>
-      <w:r>
-        <w:rPr>
-          <w:b w:val="0"/>
-        </w:rPr>
-        <w:t xml:space="preserve">Replace the universal claim with: performance scope is not established from the supplied </w:t>
-      </w:r>
-      <w:r>
-        <w:rPr>
-          <w:b/>
-        </w:rPr>
-        <w:t>evidence</w:t>
-      </w:r>
-      <w:r>
-        <w:rPr>
-          <w:b w:val="0"/>
-        </w:rPr>
-        <w:t>; the reported 90 percent cannot yet be audited.</w:t>
-      </w:r>
-    </w:p>
-    <w:p>
-      <w:pPr>
-        <w:pStyle w:val="Heading3"/>
-      </w:pPr>
-      <w:r>
-        <w:t>W5 Maintain the record</w:t>
-      </w:r>
-    </w:p>
-    <w:p>
-      <w:pPr>
-        <w:pStyle w:val="Heading3"/>
-      </w:pPr>
-      <w:r>
-        <w:t>Workbook question · W5</w:t>
-      </w:r>
-    </w:p>
-    <w:p>
-      <w:pPr>
-        <w:spacing w:line="336" w:lineRule="auto" w:after="180"/>
-        <w:shd w:fill="F5F1FB"/>
-      </w:pPr>
-      <w:r>
-        <w:rPr>
-          <w:b w:val="0"/>
-        </w:rPr>
-        <w:t>What should change in a card after a threshold revision?</w:t>
-      </w:r>
-    </w:p>
-    <w:p>
-      <w:pPr>
-        <w:pStyle w:val="Heading3"/>
-      </w:pPr>
-      <w:r>
-        <w:t>Teacher reasoning · W5</w:t>
-      </w:r>
-    </w:p>
-    <w:p>
-      <w:pPr>
-        <w:spacing w:line="336" w:lineRule="auto" w:after="180"/>
-        <w:shd w:fill="F1F6FC"/>
-      </w:pPr>
-      <w:r>
-        <w:rPr>
-          <w:b w:val="0"/>
-        </w:rPr>
-        <w:t xml:space="preserve">Teacher explanation: Record a new version, threshold, reason, affected evaluations and </w:t>
-      </w:r>
-      <w:r>
-        <w:rPr>
-          <w:b/>
-        </w:rPr>
-        <w:t>review status</w:t>
-      </w:r>
-      <w:r>
-        <w:rPr>
-          <w:b w:val="0"/>
-        </w:rPr>
-        <w:t xml:space="preserve">; retain prior results and distinguish new independent </w:t>
-      </w:r>
-      <w:r>
-        <w:rPr>
-          <w:b/>
-        </w:rPr>
-        <w:t>evidence</w:t>
-      </w:r>
-      <w:r>
-        <w:rPr>
-          <w:b w:val="0"/>
-        </w:rPr>
-        <w:t xml:space="preserve"> from reused development data.</w:t>
-      </w:r>
-    </w:p>
-    <w:p>
-      <w:pPr>
-        <w:pStyle w:val="Heading3"/>
-      </w:pPr>
-      <w:r>
-        <w:t>Assess independent transfer</w:t>
-      </w:r>
-    </w:p>
-    <w:p>
-      <w:pPr>
-        <w:pStyle w:val="Heading3"/>
-      </w:pPr>
-      <w:r>
-        <w:t>Independent question · withhold the key</w:t>
-      </w:r>
-    </w:p>
-    <w:p>
-      <w:pPr>
-        <w:spacing w:line="336" w:lineRule="auto" w:after="180"/>
-        <w:shd w:fill="F5F1FB"/>
-      </w:pPr>
-      <w:r>
-        <w:rPr>
-          <w:b w:val="0"/>
-        </w:rPr>
-        <w:t>Selected case: Review this card: model v 2, 90 percent accurate, works for every school. No dataset size, split or baseline is given. Write a correction request with a bounded replacement claim.</w:t>
-      </w:r>
-    </w:p>
-    <w:p>
-      <w:pPr>
-        <w:pStyle w:val="Heading3"/>
-      </w:pPr>
-      <w:r>
-        <w:t>Selected case answer</w:t>
-      </w:r>
-    </w:p>
-    <w:p>
-      <w:pPr>
-        <w:pStyle w:val="Heading3"/>
-      </w:pPr>
-      <w:r>
-        <w:t>Teacher key · Selected case answer</w:t>
-      </w:r>
-    </w:p>
-    <w:p>
-      <w:pPr>
-        <w:spacing w:line="336" w:lineRule="auto" w:after="180"/>
-        <w:shd w:fill="F1F6FC"/>
-      </w:pPr>
-      <w:r>
-        <w:rPr>
-          <w:b w:val="0"/>
-        </w:rPr>
-        <w:t>Teacher explanation: Request evaluated counts, split history, reference labels, baseline, errors and supported use.</w:t>
-      </w:r>
-    </w:p>
-    <w:p>
-      <w:pPr>
-        <w:spacing w:line="336" w:lineRule="auto" w:after="180"/>
-        <w:shd w:fill="F1F6FC"/>
-      </w:pPr>
-      <w:r>
-        <w:rPr>
-          <w:b w:val="0"/>
-        </w:rPr>
-        <w:t xml:space="preserve">Replace the universal claim with: performance scope is not established from the supplied </w:t>
-      </w:r>
-      <w:r>
-        <w:rPr>
-          <w:b/>
-        </w:rPr>
-        <w:t>evidence</w:t>
-      </w:r>
-      <w:r>
-        <w:rPr>
-          <w:b w:val="0"/>
-        </w:rPr>
-        <w:t>; the reported 90 percent cannot yet be audited.</w:t>
-      </w:r>
-    </w:p>
-    <w:tbl>
-      <w:tblPr>
-        <w:tblStyle w:val="LightShading-Accent1"/>
-        <w:tblW w:type="auto" w:w="0"/>
-        <w:tblLook w:firstColumn="1" w:firstRow="1" w:lastColumn="0" w:lastRow="0" w:noHBand="0" w:noVBand="1" w:val="04A0"/>
-      </w:tblPr>
-      <w:tblGrid>
-        <w:gridCol w:w="5112"/>
-        <w:gridCol w:w="5112"/>
-      </w:tblGrid>
-      <w:tr>
-        <w:trPr>
-          <w:tblHeader/>
-        </w:trPr>
-        <w:tc>
-          <w:tcPr>
-            <w:tcW w:type="dxa" w:w="5112"/>
-          </w:tcPr>
-          <w:p>
-            <w:r>
-              <w:t>Dimension</w:t>
-            </w:r>
-          </w:p>
-        </w:tc>
-        <w:tc>
-          <w:tcPr>
-            <w:tcW w:type="dxa" w:w="5112"/>
-          </w:tcPr>
-          <w:p>
-            <w:r>
-              <w:t>Evidence required</w:t>
-            </w:r>
-          </w:p>
-        </w:tc>
-      </w:tr>
-      <w:tr>
-        <w:tc>
-          <w:tcPr>
-            <w:tcW w:type="dxa" w:w="5112"/>
-          </w:tcPr>
-          <w:p>
-            <w:r>
-              <w:t>Explanation</w:t>
-            </w:r>
-          </w:p>
-        </w:tc>
-        <w:tc>
-          <w:tcPr>
-            <w:tcW w:type="dxa" w:w="5112"/>
-          </w:tcPr>
-          <w:p>
-            <w:r>
-              <w:t>Names the applicable idea or procedure and ties it to the supplied facts.</w:t>
-            </w:r>
-          </w:p>
-        </w:tc>
-      </w:tr>
-      <w:tr>
-        <w:tc>
-          <w:tcPr>
-            <w:tcW w:type="dxa" w:w="5112"/>
-          </w:tcPr>
-          <w:p>
-            <w:r>
-              <w:t>Trace and result</w:t>
-            </w:r>
-          </w:p>
-        </w:tc>
-        <w:tc>
-          <w:tcPr>
-            <w:tcW w:type="dxa" w:w="5112"/>
-          </w:tcPr>
-          <w:p>
-            <w:r>
-              <w:t>Preserves the given inputs and shows the relevant intermediate steps; distinguishes a prediction from an observed execution.</w:t>
-            </w:r>
-          </w:p>
-        </w:tc>
-      </w:tr>
-      <w:tr>
-        <w:tc>
-          <w:tcPr>
-            <w:tcW w:type="dxa" w:w="5112"/>
-          </w:tcPr>
-          <w:p>
-            <w:r>
-              <w:t>Limits</w:t>
-            </w:r>
-          </w:p>
-        </w:tc>
-        <w:tc>
-          <w:tcPr>
-            <w:tcW w:type="dxa" w:w="5112"/>
-          </w:tcPr>
-          <w:p>
-            <w:r>
-              <w:t>States the assumptions, missing evidence or conditions under which the result would change.</w:t>
-            </w:r>
-          </w:p>
-        </w:tc>
-      </w:tr>
-    </w:tbl>
-    <w:p>
-      <w:pPr>
-        <w:pStyle w:val="Heading3"/>
-      </w:pPr>
-      <w:r>
-        <w:t>Teacher key · Selected case answer</w:t>
-      </w:r>
-    </w:p>
-    <w:p>
-      <w:pPr>
-        <w:spacing w:line="336" w:lineRule="auto" w:after="180"/>
-        <w:shd w:fill="F1F6FC"/>
-      </w:pPr>
-      <w:r>
-        <w:rPr>
-          <w:b w:val="0"/>
-        </w:rPr>
-        <w:t>Record each dimension as not yet, with support, or independent. Accept a valid alternative procedure with a defensible trace.</w:t>
-      </w:r>
-    </w:p>
-    <w:p>
-      <w:pPr>
-        <w:spacing w:line="336" w:lineRule="auto" w:after="180"/>
-        <w:shd w:fill="F1F6FC"/>
-      </w:pPr>
-      <w:r>
-        <w:rPr>
-          <w:b w:val="0"/>
-        </w:rPr>
-        <w:t xml:space="preserve">Do not penalise an honestly recorded model failure if the learner correctly explains its </w:t>
-      </w:r>
-      <w:r>
-        <w:rPr>
-          <w:b/>
-        </w:rPr>
-        <w:t>evidence</w:t>
-      </w:r>
-      <w:r>
-        <w:rPr>
-          <w:b w:val="0"/>
-        </w:rPr>
-        <w:t xml:space="preserve"> and limits.</w:t>
-      </w:r>
-    </w:p>
-    <w:p>
-      <w:pPr>
-        <w:pStyle w:val="Heading3"/>
-      </w:pPr>
-      <w:r>
-        <w:t>Feedback that the learner uses</w:t>
-      </w:r>
-    </w:p>
-    <w:p>
-      <w:pPr>
-        <w:spacing w:line="336" w:lineRule="auto" w:after="180"/>
-      </w:pPr>
-      <w:r>
-        <w:rPr>
-          <w:b w:val="0"/>
-        </w:rPr>
-        <w:t>Name the earliest unsupported step and give one action to repair it. Have the learner make that repair now and explain why. Then assess the relevant skill on a fresh, fully specified case.</w:t>
-      </w:r>
-    </w:p>
-    <w:p>
-      <w:pPr>
-        <w:spacing w:line="336" w:lineRule="auto" w:after="180"/>
-      </w:pPr>
-      <w:r>
-        <w:rPr>
-          <w:b w:val="0"/>
-        </w:rPr>
-        <w:t>Confirm it was not previously practised with feedback; solve and check the new case before assigning it. A follow-up design prompt is a starting brief, not automatically an equivalent test.</w:t>
-      </w:r>
-    </w:p>
-    <w:p>
-      <w:pPr>
-        <w:pStyle w:val="Heading1"/>
-      </w:pPr>
-      <w:r>
-        <w:t>06. Connect and extend learning</w:t>
-      </w:r>
-    </w:p>
-    <w:p>
-      <w:r>
-        <w:t>Connect Model Cards and Human Review to Responsible Plant Classifier, adapt support and plan a later changed-case check.</w:t>
-      </w:r>
-    </w:p>
-    <w:p>
-      <w:pPr>
-        <w:pStyle w:val="Heading3"/>
-      </w:pPr>
-      <w:r>
-        <w:t>Responsible Plant Classifier</w:t>
-      </w:r>
-    </w:p>
-    <w:p>
-      <w:pPr>
-        <w:spacing w:line="336" w:lineRule="auto" w:after="180"/>
-      </w:pPr>
-      <w:r>
-        <w:rPr>
-          <w:b w:val="0"/>
-        </w:rPr>
-        <w:t xml:space="preserve">Complete the Plant Classifier </w:t>
-      </w:r>
-      <w:r>
-        <w:rPr>
-          <w:b/>
-        </w:rPr>
-        <w:t>model card</w:t>
-      </w:r>
-      <w:r>
-        <w:rPr>
-          <w:b w:val="0"/>
-        </w:rPr>
-        <w:t xml:space="preserve"> and require teacher sign-off before any classroom demonstration.</w:t>
-      </w:r>
-    </w:p>
-    <w:p>
-      <w:pPr>
-        <w:spacing w:line="336" w:lineRule="auto" w:after="180"/>
-      </w:pPr>
-      <w:r>
-        <w:rPr>
-          <w:b w:val="0"/>
-        </w:rPr>
-        <w:t xml:space="preserve">Keep the decision, </w:t>
-      </w:r>
-      <w:r>
-        <w:rPr>
-          <w:b/>
-        </w:rPr>
-        <w:t>input</w:t>
-      </w:r>
-      <w:r>
-        <w:rPr>
-          <w:b w:val="0"/>
-        </w:rPr>
-        <w:t xml:space="preserve">, result, explanation and remaining limitation in the project </w:t>
-      </w:r>
-      <w:r>
-        <w:rPr>
-          <w:b/>
-        </w:rPr>
-        <w:t>evidence</w:t>
-      </w:r>
-      <w:r>
-        <w:rPr>
-          <w:b w:val="0"/>
-        </w:rPr>
-        <w:t xml:space="preserve"> record. Retrieve this record next week rather than restarting the project.</w:t>
-      </w:r>
-    </w:p>
-    <w:p>
-      <w:pPr>
-        <w:pStyle w:val="Heading3"/>
-      </w:pPr>
-      <w:r>
-        <w:t>Support and stretch</w:t>
-      </w:r>
-    </w:p>
-    <w:p>
-      <w:pPr>
-        <w:spacing w:line="336" w:lineRule="auto" w:after="180"/>
-      </w:pPr>
-      <w:r>
-        <w:rPr>
-          <w:b w:val="0"/>
-        </w:rPr>
-        <w:t>Use a tiny labelled dataset, explicit units and a named positive class. Stretch: require a baseline, held-out evaluation and subgroup or shifted-condition analysis with denominators.</w:t>
-      </w:r>
-    </w:p>
-    <w:p>
-      <w:pPr>
-        <w:pStyle w:val="Heading3"/>
-      </w:pPr>
-      <w:r>
-        <w:t>Exit reflection</w:t>
-      </w:r>
-    </w:p>
-    <w:p>
-      <w:pPr>
-        <w:spacing w:line="336" w:lineRule="auto" w:after="180"/>
-      </w:pPr>
-      <w:r>
-        <w:rPr>
-          <w:b w:val="0"/>
-        </w:rPr>
-        <w:t xml:space="preserve">Ask for one decision the learner can now justify and one situation requiring more </w:t>
-      </w:r>
-      <w:r>
-        <w:rPr>
-          <w:b/>
-        </w:rPr>
-        <w:t>evidence</w:t>
-      </w:r>
-      <w:r>
-        <w:rPr>
-          <w:b w:val="0"/>
-        </w:rPr>
-        <w:t xml:space="preserve"> or </w:t>
-      </w:r>
-      <w:r>
-        <w:rPr>
-          <w:b/>
-        </w:rPr>
-        <w:t>human review</w:t>
-      </w:r>
-      <w:r>
-        <w:rPr>
-          <w:b w:val="0"/>
-        </w:rPr>
-        <w:t>. Confidence ratings are separate from correct independent performance.</w:t>
-      </w:r>
-    </w:p>
-    <w:p>
-      <w:pPr>
-        <w:pStyle w:val="Heading3"/>
-      </w:pPr>
-      <w:r>
-        <w:t>Bridge to the next week</w:t>
-      </w:r>
-    </w:p>
-    <w:p>
-      <w:pPr>
-        <w:spacing w:line="336" w:lineRule="auto" w:after="180"/>
-      </w:pPr>
-      <w:r>
-        <w:rPr>
-          <w:b w:val="0"/>
-        </w:rPr>
-        <w:t xml:space="preserve">Next: Week 34: Capstone Dataset and Baseline. Retrieve today’s </w:t>
-      </w:r>
-      <w:r>
-        <w:rPr>
-          <w:b/>
-        </w:rPr>
-        <w:t>evidence</w:t>
-      </w:r>
-      <w:r>
-        <w:rPr>
-          <w:b w:val="0"/>
-        </w:rPr>
-        <w:t xml:space="preserve"> and identify what carries forward and what is new.</w:t>
-      </w:r>
-    </w:p>
-    <w:p>
-      <w:pPr>
-        <w:pStyle w:val="Heading3"/>
-      </w:pPr>
-      <w:r>
-        <w:t>Support and fresh reassessment</w:t>
-      </w:r>
-    </w:p>
-    <w:p>
-      <w:pPr>
-        <w:spacing w:line="336" w:lineRule="auto" w:after="180"/>
-      </w:pPr>
-      <w:r>
-        <w:rPr>
-          <w:b w:val="0"/>
-        </w:rPr>
-        <w:t xml:space="preserve">Provide a blank </w:t>
-      </w:r>
-      <w:r>
-        <w:rPr>
-          <w:b/>
-        </w:rPr>
-        <w:t>evidence</w:t>
-      </w:r>
-      <w:r>
-        <w:rPr>
-          <w:b w:val="0"/>
-        </w:rPr>
-        <w:t xml:space="preserve"> table and allow a verbal explanation before writing. Highlight the given conditions without supplying the W 4 conclusion. Use </w:t>
-      </w:r>
-      <w:r>
-        <w:rPr>
-          <w:b/>
-        </w:rPr>
-        <w:t>model card</w:t>
-      </w:r>
-      <w:r>
-        <w:rPr>
-          <w:b w:val="0"/>
-        </w:rPr>
-        <w:t xml:space="preserve"> and </w:t>
-      </w:r>
-      <w:r>
-        <w:rPr>
-          <w:b/>
-        </w:rPr>
-        <w:t>intended use</w:t>
-      </w:r>
-      <w:r>
-        <w:rPr>
-          <w:b w:val="0"/>
-        </w:rPr>
-        <w:t xml:space="preserve"> in full sentences.</w:t>
-      </w:r>
-    </w:p>
-    <w:p>
-      <w:pPr>
-        <w:spacing w:line="336" w:lineRule="auto" w:after="180"/>
-      </w:pPr>
-      <w:r>
-        <w:rPr>
-          <w:b w:val="0"/>
-        </w:rPr>
-        <w:t>Extension: alter one condition in the worked example and explain which conclusion changes and which remains supported.</w:t>
-      </w:r>
-    </w:p>
-    <w:p>
-      <w:pPr>
-        <w:spacing w:line="336" w:lineRule="auto" w:after="180"/>
-      </w:pPr>
-      <w:r>
-        <w:rPr>
-          <w:b w:val="0"/>
-        </w:rPr>
-        <w:t>For independent W 4, require: Request evaluated counts, split history, reference labels, baseline, errors and supported use.</w:t>
-      </w:r>
-    </w:p>
-    <w:p>
-      <w:pPr>
-        <w:spacing w:line="336" w:lineRule="auto" w:after="180"/>
-      </w:pPr>
-      <w:r>
-        <w:rPr>
-          <w:b w:val="0"/>
-        </w:rPr>
-        <w:t xml:space="preserve">Replace the universal claim with: performance scope is not established from the supplied </w:t>
-      </w:r>
-      <w:r>
-        <w:rPr>
-          <w:b/>
-        </w:rPr>
-        <w:t>evidence</w:t>
-      </w:r>
-      <w:r>
-        <w:rPr>
-          <w:b w:val="0"/>
-        </w:rPr>
-        <w:t>; the reported 90 percent cannot yet be audited.</w:t>
-      </w:r>
-    </w:p>
-    <w:p>
-      <w:pPr>
-        <w:spacing w:line="336" w:lineRule="auto" w:after="180"/>
-      </w:pPr>
-      <w:r>
-        <w:rPr>
-          <w:b w:val="0"/>
-        </w:rPr>
-        <w:t xml:space="preserve">Fresh retry: a card lists test accuracy 18/20 but omits positive-class recall and </w:t>
-      </w:r>
-      <w:r>
-        <w:rPr>
-          <w:b/>
-        </w:rPr>
-        <w:t>intended use</w:t>
-      </w:r>
-      <w:r>
-        <w:rPr>
-          <w:b w:val="0"/>
-        </w:rPr>
-        <w:t>. Ask for full matrix, class definition and bounded use; do not infer recall from accuracy.</w:t>
-      </w:r>
-    </w:p>
-    <w:p>
-      <w:pPr>
-        <w:spacing w:line="336" w:lineRule="auto" w:after="180"/>
       </w:pPr>
       <w:r>
         <w:rPr>
@@ -5341,33 +5339,10 @@
     </w:p>
     <w:p>
       <w:pPr>
-        <w:spacing w:line="336" w:lineRule="auto" w:after="180"/>
-      </w:pPr>
-      <w:r>
-        <w:rPr>
-          <w:b w:val="0"/>
-        </w:rPr>
-        <w:t xml:space="preserve">Next week: Capstone data and requirements. Carry forward the saved </w:t>
-      </w:r>
-      <w:r>
-        <w:rPr>
-          <w:b/>
-        </w:rPr>
-        <w:t>evidence</w:t>
-      </w:r>
-      <w:r>
-        <w:rPr>
-          <w:b w:val="0"/>
-        </w:rPr>
-        <w:t xml:space="preserve"> and the distinction between development choices and justified claims.</w:t>
-      </w:r>
-    </w:p>
-    <w:p>
-      <w:pPr>
-        <w:pStyle w:val="Heading3"/>
-      </w:pPr>
-      <w:r>
-        <w:t>Plan the delayed return</w:t>
+        <w:pStyle w:val="Heading2"/>
+      </w:pPr>
+      <w:r>
+        <w:t>Delayed return</w:t>
       </w:r>
     </w:p>
     <w:p>
@@ -5584,71 +5559,219 @@
     </w:p>
     <w:p>
       <w:pPr>
+        <w:pStyle w:val="Heading2"/>
+      </w:pPr>
+      <w:r>
+        <w:t>Bridge and reflection</w:t>
+      </w:r>
+    </w:p>
+    <w:p>
+      <w:pPr>
+        <w:spacing w:line="336" w:lineRule="auto" w:after="180"/>
+      </w:pPr>
+      <w:r>
+        <w:rPr>
+          <w:b w:val="0"/>
+        </w:rPr>
+        <w:t xml:space="preserve">Ask for one decision the learner can now justify and one situation requiring more </w:t>
+      </w:r>
+      <w:r>
+        <w:rPr>
+          <w:b/>
+        </w:rPr>
+        <w:t>evidence</w:t>
+      </w:r>
+      <w:r>
+        <w:rPr>
+          <w:b w:val="0"/>
+        </w:rPr>
+        <w:t xml:space="preserve"> or </w:t>
+      </w:r>
+      <w:r>
+        <w:rPr>
+          <w:b/>
+        </w:rPr>
+        <w:t>human review</w:t>
+      </w:r>
+      <w:r>
+        <w:rPr>
+          <w:b w:val="0"/>
+        </w:rPr>
+        <w:t>. Confidence ratings are separate from correct independent performance.</w:t>
+      </w:r>
+    </w:p>
+    <w:p>
+      <w:pPr>
+        <w:spacing w:line="336" w:lineRule="auto" w:after="180"/>
+      </w:pPr>
+      <w:r>
+        <w:rPr>
+          <w:b w:val="0"/>
+        </w:rPr>
+        <w:t xml:space="preserve">Next: Week 34: Capstone Dataset and Baseline. Retrieve today’s </w:t>
+      </w:r>
+      <w:r>
+        <w:rPr>
+          <w:b/>
+        </w:rPr>
+        <w:t>evidence</w:t>
+      </w:r>
+      <w:r>
+        <w:rPr>
+          <w:b w:val="0"/>
+        </w:rPr>
+        <w:t xml:space="preserve"> and identify what carries forward and what is new.</w:t>
+      </w:r>
+    </w:p>
+    <w:p>
+      <w:pPr>
+        <w:spacing w:line="336" w:lineRule="auto" w:after="180"/>
+      </w:pPr>
+      <w:r>
+        <w:rPr>
+          <w:b w:val="0"/>
+        </w:rPr>
+        <w:t xml:space="preserve">Next week: Capstone data and requirements. Carry forward the saved </w:t>
+      </w:r>
+      <w:r>
+        <w:rPr>
+          <w:b/>
+        </w:rPr>
+        <w:t>evidence</w:t>
+      </w:r>
+      <w:r>
+        <w:rPr>
+          <w:b w:val="0"/>
+        </w:rPr>
+        <w:t xml:space="preserve"> and the distinction between development choices and justified claims.</w:t>
+      </w:r>
+    </w:p>
+    <w:p>
+      <w:pPr>
+        <w:pStyle w:val="Heading2"/>
+      </w:pPr>
+      <w:r>
+        <w:t>Earlier wording, alternatives and picture transcripts · reference / check after trying</w:t>
+      </w:r>
+    </w:p>
+    <w:p>
+      <w:pPr>
+        <w:spacing w:line="336" w:lineRule="auto" w:after="180"/>
+      </w:pPr>
+      <w:r>
+        <w:rPr>
+          <w:b w:val="0"/>
+        </w:rPr>
+        <w:t>Connect and extend learning</w:t>
+      </w:r>
+    </w:p>
+    <w:p>
+      <w:pPr>
         <w:pStyle w:val="Heading3"/>
       </w:pPr>
       <w:r>
+        <w:t>Responsible Plant Classifier</w:t>
+      </w:r>
+    </w:p>
+    <w:p>
+      <w:pPr>
+        <w:pStyle w:val="Heading3"/>
+      </w:pPr>
+      <w:r>
+        <w:t>Support and stretch</w:t>
+      </w:r>
+    </w:p>
+    <w:p>
+      <w:pPr>
+        <w:pStyle w:val="Heading3"/>
+      </w:pPr>
+      <w:r>
+        <w:t>Exit reflection</w:t>
+      </w:r>
+    </w:p>
+    <w:p>
+      <w:pPr>
+        <w:pStyle w:val="Heading3"/>
+      </w:pPr>
+      <w:r>
+        <w:t>Bridge to the next week</w:t>
+      </w:r>
+    </w:p>
+    <w:p>
+      <w:pPr>
+        <w:pStyle w:val="Heading3"/>
+      </w:pPr>
+      <w:r>
+        <w:t>Support and fresh reassessment</w:t>
+      </w:r>
+    </w:p>
+    <w:p>
+      <w:pPr>
+        <w:pStyle w:val="Heading3"/>
+      </w:pPr>
+      <w:r>
+        <w:t>Plan the delayed return</w:t>
+      </w:r>
+    </w:p>
+    <w:p>
+      <w:pPr>
+        <w:pStyle w:val="Heading3"/>
+      </w:pPr>
+      <w:r>
         <w:t>Project evidence from this case</w:t>
       </w:r>
     </w:p>
     <w:p>
       <w:pPr>
+        <w:pStyle w:val="Heading2"/>
+      </w:pPr>
+      <w:r>
+        <w:t>Primary model-reporting reference · reference / check after trying</w:t>
+      </w:r>
+    </w:p>
+    <w:p>
+      <w:pPr>
         <w:spacing w:line="336" w:lineRule="auto" w:after="180"/>
       </w:pPr>
       <w:r>
         <w:rPr>
           <w:b w:val="0"/>
         </w:rPr>
-        <w:t xml:space="preserve">For your Responsible Plant Classifier, save the </w:t>
-      </w:r>
-      <w:r>
-        <w:rPr>
-          <w:b/>
-        </w:rPr>
-        <w:t>input</w:t>
-      </w:r>
-      <w:r>
-        <w:rPr>
-          <w:b w:val="0"/>
-        </w:rPr>
-        <w:t>, procedure, observed result and limitation of this check.</w:t>
+        <w:t>Primary framework reference: Mitchell and colleagues, Model Cards for Model Reporting: https://arxiv.org/abs/1810.03993 . The paper motivates reporting intended context and performance evidence; this classroom card is a simplified teaching record, not proof that the full framework or real deployment assessment has been completed.</w:t>
+      </w:r>
+    </w:p>
+    <w:p>
+      <w:pPr>
+        <w:pStyle w:val="Heading1"/>
+      </w:pPr>
+      <w:r>
+        <w:t>Reference bank and extra practice</w:t>
+      </w:r>
+    </w:p>
+    <w:p>
+      <w:pPr>
+        <w:pStyle w:val="Heading1"/>
+      </w:pPr>
+      <w:r>
+        <w:t>07. Reference · Alternative planning checklist</w:t>
+      </w:r>
+    </w:p>
+    <w:p>
+      <w:r>
+        <w:t>Use alongside the main route without repeating the whole cycle.</w:t>
+      </w:r>
+    </w:p>
+    <w:p>
+      <w:pPr>
+        <w:pStyle w:val="Heading2"/>
+      </w:pPr>
+      <w:r>
+        <w:t>Planning and assessment reference</w:t>
       </w:r>
     </w:p>
     <w:p>
       <w:pPr>
         <w:spacing w:line="336" w:lineRule="auto" w:after="180"/>
-      </w:pPr>
-      <w:r>
-        <w:rPr>
-          <w:b w:val="0"/>
-        </w:rPr>
-        <w:t>Label this worked example as practice; use a different, previously unreviewed case when checking independent understanding.</w:t>
-      </w:r>
-    </w:p>
-    <w:p>
-      <w:pPr>
-        <w:pStyle w:val="Heading1"/>
-      </w:pPr>
-      <w:r>
-        <w:t>07. Prepare, teach and assess</w:t>
-      </w:r>
-    </w:p>
-    <w:p>
-      <w:r>
-        <w:t>Use this preparation summary alongside the detailed Model Cards and Human Review lesson; it is a checklist rather than a replacement for the full sequence.</w:t>
-      </w:r>
-    </w:p>
-    <w:p>
-      <w:pPr>
-        <w:pStyle w:val="Heading3"/>
-      </w:pPr>
-      <w:r>
-        <w:t>Teaching target</w:t>
-      </w:r>
-    </w:p>
-    <w:p>
-      <w:pPr>
-        <w:spacing w:line="336" w:lineRule="auto" w:after="180"/>
-        <w:shd w:fill="EDF7F3"/>
       </w:pPr>
       <w:r>
         <w:rPr>
@@ -5854,16 +5977,7 @@
     </w:p>
     <w:p>
       <w:pPr>
-        <w:pStyle w:val="Heading3"/>
-      </w:pPr>
-      <w:r>
-        <w:t>Supported practice answer</w:t>
-      </w:r>
-    </w:p>
-    <w:p>
-      <w:pPr>
         <w:spacing w:line="336" w:lineRule="auto" w:after="180"/>
-        <w:shd w:fill="F1F6FC"/>
       </w:pPr>
       <w:r>
         <w:rPr>
@@ -5908,16 +6022,7 @@
     </w:p>
     <w:p>
       <w:pPr>
-        <w:pStyle w:val="Heading3"/>
-      </w:pPr>
-      <w:r>
-        <w:t>Repair the misconception</w:t>
-      </w:r>
-    </w:p>
-    <w:p>
-      <w:pPr>
         <w:spacing w:line="336" w:lineRule="auto" w:after="180"/>
-        <w:shd w:fill="FFF5E6"/>
       </w:pPr>
       <w:r>
         <w:rPr>
@@ -5929,7 +6034,6 @@
     <w:p>
       <w:pPr>
         <w:spacing w:line="336" w:lineRule="auto" w:after="180"/>
-        <w:shd w:fill="FFF5E6"/>
       </w:pPr>
       <w:r>
         <w:rPr>
@@ -5940,16 +6044,7 @@
     </w:p>
     <w:p>
       <w:pPr>
-        <w:pStyle w:val="Heading3"/>
-      </w:pPr>
-      <w:r>
-        <w:t>Support without giving away the answer</w:t>
-      </w:r>
-    </w:p>
-    <w:p>
-      <w:pPr>
         <w:spacing w:line="336" w:lineRule="auto" w:after="180"/>
-        <w:shd w:fill="F1F6F8"/>
       </w:pPr>
       <w:r>
         <w:rPr>
@@ -5972,16 +6067,7 @@
     </w:p>
     <w:p>
       <w:pPr>
-        <w:pStyle w:val="Heading3"/>
-      </w:pPr>
-      <w:r>
-        <w:t>Extend the reasoning</w:t>
-      </w:r>
-    </w:p>
-    <w:p>
-      <w:pPr>
         <w:spacing w:line="336" w:lineRule="auto" w:after="180"/>
-        <w:shd w:fill="F5F1FB"/>
       </w:pPr>
       <w:r>
         <w:rPr>
@@ -6017,7 +6103,6 @@
     <w:p>
       <w:pPr>
         <w:spacing w:line="336" w:lineRule="auto" w:after="180"/>
-        <w:shd w:fill="F5F1FB"/>
       </w:pPr>
       <w:r>
         <w:rPr>
@@ -6028,16 +6113,7 @@
     </w:p>
     <w:p>
       <w:pPr>
-        <w:pStyle w:val="Heading3"/>
-      </w:pPr>
-      <w:r>
-        <w:t>Protect the independent attempt</w:t>
-      </w:r>
-    </w:p>
-    <w:p>
-      <w:pPr>
         <w:spacing w:line="336" w:lineRule="auto" w:after="180"/>
-        <w:shd w:fill="FFF5E6"/>
       </w:pPr>
       <w:r>
         <w:rPr>
@@ -6232,16 +6308,7 @@
     </w:tbl>
     <w:p>
       <w:pPr>
-        <w:pStyle w:val="Heading3"/>
-      </w:pPr>
-      <w:r>
-        <w:t>Project checkpoint</w:t>
-      </w:r>
-    </w:p>
-    <w:p>
-      <w:pPr>
         <w:spacing w:line="336" w:lineRule="auto" w:after="180"/>
-        <w:shd w:fill="EDF7F3"/>
       </w:pPr>
       <w:r>
         <w:rPr>
@@ -6290,12 +6357,20 @@
         <w:pStyle w:val="Heading1"/>
       </w:pPr>
       <w:r>
-        <w:t>08. Use feedback, labs and repair paths</w:t>
-      </w:r>
-    </w:p>
-    <w:p>
-      <w:r>
-        <w:t>Use feedback, earlier review and portfolios purposefully. Apply the coding routine only when this lesson has an executable lab.</w:t>
+        <w:t>08. Reference · Feedback and evidence records</w:t>
+      </w:r>
+    </w:p>
+    <w:p>
+      <w:r>
+        <w:t>Keep supported rehearsal separate from independent performance.</w:t>
+      </w:r>
+    </w:p>
+    <w:p>
+      <w:pPr>
+        <w:pStyle w:val="Heading2"/>
+      </w:pPr>
+      <w:r>
+        <w:t>Record and repair</w:t>
       </w:r>
     </w:p>
     <w:p>
@@ -6334,10 +6409,44 @@
     </w:p>
     <w:p>
       <w:pPr>
-        <w:pStyle w:val="Heading3"/>
-      </w:pPr>
-      <w:r>
-        <w:t>For later coding lessons</w:t>
+        <w:spacing w:line="336" w:lineRule="auto" w:after="180"/>
+      </w:pPr>
+      <w:r>
+        <w:rPr>
+          <w:b w:val="0"/>
+        </w:rPr>
+        <w:t>Use the earlier worked-explanation links to address a specific missing building block, then return to the current question. Adapt this suggestion after observing the learner; it is not an automatic diagnosis.</w:t>
+      </w:r>
+    </w:p>
+    <w:p>
+      <w:pPr>
+        <w:spacing w:line="336" w:lineRule="auto" w:after="180"/>
+      </w:pPr>
+      <w:r>
+        <w:rPr>
+          <w:b w:val="0"/>
+        </w:rPr>
+        <w:t xml:space="preserve">Collect the completed-work portfolio as </w:t>
+      </w:r>
+      <w:r>
+        <w:rPr>
+          <w:b/>
+        </w:rPr>
+        <w:t>evidence</w:t>
+      </w:r>
+      <w:r>
+        <w:rPr>
+          <w:b w:val="0"/>
+        </w:rPr>
+        <w:t>. Record support separately from correctness, and assess explanation, trace/test and limitations. Progress ticks and quiz selections alone do not establish mastery.</w:t>
+      </w:r>
+    </w:p>
+    <w:p>
+      <w:pPr>
+        <w:pStyle w:val="Heading2"/>
+      </w:pPr>
+      <w:r>
+        <w:t>Earlier wording, alternatives and picture transcripts · reference / check after trying</w:t>
       </w:r>
     </w:p>
     <w:p>
@@ -6348,7 +6457,6 @@
     <w:p>
       <w:pPr>
         <w:spacing w:line="336" w:lineRule="auto" w:after="180"/>
-        <w:shd w:fill="F1F6F8"/>
       </w:pPr>
       <w:r>
         <w:rPr>
@@ -6371,77 +6479,20 @@
     </w:p>
     <w:p>
       <w:pPr>
-        <w:spacing w:line="336" w:lineRule="auto" w:after="180"/>
-      </w:pPr>
-      <w:r>
-        <w:rPr>
-          <w:b w:val="0"/>
-        </w:rPr>
-        <w:t>Use the earlier worked-explanation links to address a specific missing building block, then return to the current question. Adapt this suggestion after observing the learner; it is not an automatic diagnosis.</w:t>
-      </w:r>
-    </w:p>
-    <w:p>
-      <w:pPr>
-        <w:spacing w:line="336" w:lineRule="auto" w:after="180"/>
-      </w:pPr>
-      <w:r>
-        <w:rPr>
-          <w:b w:val="0"/>
-        </w:rPr>
-        <w:t xml:space="preserve">Collect the completed-work portfolio as </w:t>
-      </w:r>
-      <w:r>
-        <w:rPr>
-          <w:b/>
-        </w:rPr>
-        <w:t>evidence</w:t>
-      </w:r>
-      <w:r>
-        <w:rPr>
-          <w:b w:val="0"/>
-        </w:rPr>
-        <w:t>. Record support separately from correctness, and assess explanation, trace/test and limitations. Progress ticks and quiz selections alone do not establish mastery.</w:t>
-      </w:r>
-    </w:p>
-    <w:p>
-      <w:pPr>
         <w:pStyle w:val="Heading1"/>
       </w:pPr>
       <w:r>
-        <w:t>09. Visual concept journey</w:t>
-      </w:r>
-    </w:p>
-    <w:p>
-      <w:r>
-        <w:t>Show one Model Cards and Human Review graphic at a time, request a prediction and discuss its trace before the independent assessment.</w:t>
-      </w:r>
-    </w:p>
-    <w:p>
-      <w:pPr>
-        <w:spacing w:line="336" w:lineRule="auto" w:after="180"/>
-      </w:pPr>
-      <w:r>
-        <w:rPr>
-          <w:b w:val="0"/>
-        </w:rPr>
-        <w:t xml:space="preserve">Use one picture at a time. Hide a worked result before asking for a </w:t>
-      </w:r>
-      <w:r>
-        <w:rPr>
-          <w:b/>
-        </w:rPr>
-        <w:t>prediction</w:t>
-      </w:r>
-      <w:r>
-        <w:rPr>
-          <w:b w:val="0"/>
-        </w:rPr>
-        <w:t>, then reveal it for feedback. These are supported teaching cases; retain the separate independent assessment for a fresh first attempt.</w:t>
-      </w:r>
-    </w:p>
-    <w:p>
-      <w:pPr>
-        <w:pStyle w:val="Heading3"/>
+        <w:t>09. Reference · Teach with the six pictures</w:t>
+      </w:r>
+    </w:p>
+    <w:p>
+      <w:r>
+        <w:t>Choose one picture for a specific reasoning move.</w:t>
+      </w:r>
+    </w:p>
+    <w:p>
+      <w:pPr>
+        <w:pStyle w:val="Heading2"/>
       </w:pPr>
       <w:r>
         <w:t>01. Model Cards and Human Review: the case</w:t>
@@ -6452,7 +6503,7 @@
         <w:drawing>
           <wp:inline xmlns:a="http://schemas.openxmlformats.org/drawingml/2006/main" xmlns:pic="http://schemas.openxmlformats.org/drawingml/2006/picture">
             <wp:extent cx="5486400" cy="3142488"/>
-            <wp:docPr id="2" name="Picture 2" descr="Write a model card whose performance statement can be traced to a concrete evaluation. Supplied facts: Toy v = 3 classifier scored16/20 on five unseen plants with four views each, under indoor tablet lighting. Baseline scored14/20. All inputs and outcomes in this worked example are invented classroom data; no real model run is claimed."/>
+            <wp:docPr id="3" name="Picture 3" descr="Write a model card whose performance statement can be traced to a concrete evaluation. Supplied facts: Toy v = 3 classifier scored16/20 on five unseen plants with four views each, under indoor tablet lighting. Baseline scored14/20. All inputs and outcomes in this worked example are invented classroom data; no real model run is claimed."/>
             <wp:cNvGraphicFramePr>
               <a:graphicFrameLocks noChangeAspect="1"/>
             </wp:cNvGraphicFramePr>
@@ -6464,7 +6515,7 @@
                     <pic:cNvPicPr/>
                   </pic:nvPicPr>
                   <pic:blipFill>
-                    <a:blip r:embed="rId10"/>
+                    <a:blip r:embed="rId11"/>
                     <a:stretch>
                       <a:fillRect/>
                     </a:stretch>
@@ -6532,7 +6583,6 @@
     <w:p>
       <w:pPr>
         <w:spacing w:line="336" w:lineRule="auto" w:after="180"/>
-        <w:shd w:fill="F5F1FB"/>
       </w:pPr>
       <w:r>
         <w:rPr>
@@ -6543,16 +6593,7 @@
     </w:p>
     <w:p>
       <w:pPr>
-        <w:pStyle w:val="Heading3"/>
-      </w:pPr>
-      <w:r>
-        <w:t>Discuss while showing the picture</w:t>
-      </w:r>
-    </w:p>
-    <w:p>
-      <w:pPr>
         <w:spacing w:line="336" w:lineRule="auto" w:after="180"/>
-        <w:shd w:fill="F1F6F8"/>
       </w:pPr>
       <w:r>
         <w:rPr>
@@ -6563,7 +6604,7 @@
     </w:p>
     <w:p>
       <w:pPr>
-        <w:pStyle w:val="Heading3"/>
+        <w:pStyle w:val="Heading2"/>
       </w:pPr>
       <w:r>
         <w:t>02. Follow the deciding steps</w:t>
@@ -6574,7 +6615,7 @@
         <w:drawing>
           <wp:inline xmlns:a="http://schemas.openxmlformats.org/drawingml/2006/main" xmlns:pic="http://schemas.openxmlformats.org/drawingml/2006/picture">
             <wp:extent cx="5486400" cy="3493008"/>
-            <wp:docPr id="3" name="Picture 3" descr="Name evidence: Record v = 3, 20 photo cases, 5 plant identities, group-separated split and indoor tablet conditions. → Compare baseline: v = 3 accuracy 80%; baseline70% on the same 20 cases. → State limits: Do not claim all cameras, outdoor conditions or disease diagnosis were validated."/>
+            <wp:docPr id="4" name="Picture 4" descr="Name evidence: Record v = 3, 20 photo cases, 5 plant identities, group-separated split and indoor tablet conditions. → Compare baseline: v = 3 accuracy 80%; baseline70% on the same 20 cases. → State limits: Do not claim all cameras, outdoor conditions or disease diagnosis were validated."/>
             <wp:cNvGraphicFramePr>
               <a:graphicFrameLocks noChangeAspect="1"/>
             </wp:cNvGraphicFramePr>
@@ -6586,7 +6627,7 @@
                     <pic:cNvPicPr/>
                   </pic:nvPicPr>
                   <pic:blipFill>
-                    <a:blip r:embed="rId11"/>
+                    <a:blip r:embed="rId9"/>
                     <a:stretch>
                       <a:fillRect/>
                     </a:stretch>
@@ -6655,7 +6696,6 @@
     <w:p>
       <w:pPr>
         <w:spacing w:line="336" w:lineRule="auto" w:after="180"/>
-        <w:shd w:fill="F5F1FB"/>
       </w:pPr>
       <w:r>
         <w:rPr>
@@ -6678,16 +6718,7 @@
     </w:p>
     <w:p>
       <w:pPr>
-        <w:pStyle w:val="Heading3"/>
-      </w:pPr>
-      <w:r>
-        <w:t>Discuss while showing the picture</w:t>
-      </w:r>
-    </w:p>
-    <w:p>
-      <w:pPr>
         <w:spacing w:line="336" w:lineRule="auto" w:after="180"/>
-        <w:shd w:fill="F1F6F8"/>
       </w:pPr>
       <w:r>
         <w:rPr>
@@ -6710,7 +6741,7 @@
     </w:p>
     <w:p>
       <w:pPr>
-        <w:pStyle w:val="Heading3"/>
+        <w:pStyle w:val="Heading2"/>
       </w:pPr>
       <w:r>
         <w:t>03. Model cards and review at a glance</w:t>
@@ -6721,7 +6752,7 @@
         <w:drawing>
           <wp:inline xmlns:a="http://schemas.openxmlformats.org/drawingml/2006/main" xmlns:pic="http://schemas.openxmlformats.org/drawingml/2006/picture">
             <wp:extent cx="5486400" cy="2834640"/>
-            <wp:docPr id="4" name="Picture 4" descr="Model cards and review at a glance. Purpose and version | Toy classifier v 1 | Fictional data only. Evidence | 12 held-out cases | Full matrix and baseline. Limits and review | No real decisions | List unresolved coverage"/>
+            <wp:docPr id="5" name="Picture 5" descr="Model cards and review at a glance. Purpose and version | Toy classifier v 1 | Fictional data only. Evidence | 12 held-out cases | Full matrix and baseline. Limits and review | No real decisions | List unresolved coverage"/>
             <wp:cNvGraphicFramePr>
               <a:graphicFrameLocks noChangeAspect="1"/>
             </wp:cNvGraphicFramePr>
@@ -6784,7 +6815,6 @@
     <w:p>
       <w:pPr>
         <w:spacing w:line="336" w:lineRule="auto" w:after="180"/>
-        <w:shd w:fill="F5F1FB"/>
       </w:pPr>
       <w:r>
         <w:rPr>
@@ -6795,16 +6825,7 @@
     </w:p>
     <w:p>
       <w:pPr>
-        <w:pStyle w:val="Heading3"/>
-      </w:pPr>
-      <w:r>
-        <w:t>Discuss while showing the picture</w:t>
-      </w:r>
-    </w:p>
-    <w:p>
-      <w:pPr>
         <w:spacing w:line="336" w:lineRule="auto" w:after="180"/>
-        <w:shd w:fill="F1F6F8"/>
       </w:pPr>
       <w:r>
         <w:rPr>
@@ -6815,7 +6836,7 @@
     </w:p>
     <w:p>
       <w:pPr>
-        <w:pStyle w:val="Heading3"/>
+        <w:pStyle w:val="Heading2"/>
       </w:pPr>
       <w:r>
         <w:t>04. Change one thing. Trace what follows.</w:t>
@@ -6826,7 +6847,7 @@
         <w:drawing>
           <wp:inline xmlns:a="http://schemas.openxmlformats.org/drawingml/2006/main" xmlns:pic="http://schemas.openxmlformats.org/drawingml/2006/picture">
             <wp:extent cx="5486400" cy="3026664"/>
-            <wp:docPr id="5" name="Picture 5" descr="Original case: Do not claim all cameras, outdoor conditions or disease diagnosis were validated. Changed condition: The publicity sentence becomes “80% accurate for every plant”. Expected result: Reject that unbounded statement. Reason: The measured rate belongs to twenty related indoor photos, not every plant or setting."/>
+            <wp:docPr id="6" name="Picture 6" descr="Original case: Do not claim all cameras, outdoor conditions or disease diagnosis were validated. Changed condition: The publicity sentence becomes “80% accurate for every plant”. Expected result: Reject that unbounded statement. Reason: The measured rate belongs to twenty related indoor photos, not every plant or setting."/>
             <wp:cNvGraphicFramePr>
               <a:graphicFrameLocks noChangeAspect="1"/>
             </wp:cNvGraphicFramePr>
@@ -6894,7 +6915,6 @@
     <w:p>
       <w:pPr>
         <w:spacing w:line="336" w:lineRule="auto" w:after="180"/>
-        <w:shd w:fill="F5F1FB"/>
       </w:pPr>
       <w:r>
         <w:rPr>
@@ -6905,16 +6925,7 @@
     </w:p>
     <w:p>
       <w:pPr>
-        <w:pStyle w:val="Heading3"/>
-      </w:pPr>
-      <w:r>
-        <w:t>Discuss while showing the picture</w:t>
-      </w:r>
-    </w:p>
-    <w:p>
-      <w:pPr>
         <w:spacing w:line="336" w:lineRule="auto" w:after="180"/>
-        <w:shd w:fill="F1F6F8"/>
       </w:pPr>
       <w:r>
         <w:rPr>
@@ -6926,7 +6937,6 @@
     <w:p>
       <w:pPr>
         <w:spacing w:line="336" w:lineRule="auto" w:after="180"/>
-        <w:shd w:fill="F1F6F8"/>
       </w:pPr>
       <w:r>
         <w:rPr>
@@ -6937,7 +6947,7 @@
     </w:p>
     <w:p>
       <w:pPr>
-        <w:pStyle w:val="Heading3"/>
+        <w:pStyle w:val="Heading2"/>
       </w:pPr>
       <w:r>
         <w:t>05. Connect the explanation to its limit</w:t>
@@ -6948,7 +6958,7 @@
         <w:drawing>
           <wp:inline xmlns:a="http://schemas.openxmlformats.org/drawingml/2006/main" xmlns:pic="http://schemas.openxmlformats.org/drawingml/2006/picture">
             <wp:extent cx="5486400" cy="2834640"/>
-            <wp:docPr id="6" name="Picture 6" descr="Read the picture in order. Do not claim all cameras, outdoor conditions or disease diagnosis were validated. The arrows show which recorded input or intermediate result each decision uses. Explain the deciding step aloud before checking the changed case; pointing to the final answer alone does not show how it follows. Limit: A model card communicates evidence; it is not certification of safety, fairness or suitability for consequential plant decisions."/>
+            <wp:docPr id="7" name="Picture 7" descr="Read the picture in order. Do not claim all cameras, outdoor conditions or disease diagnosis were validated. The arrows show which recorded input or intermediate result each decision uses. Explain the deciding step aloud before checking the changed case; pointing to the final answer alone does not show how it follows. Limit: A model card communicates evidence; it is not certification of safety, fairness or suitability for consequential plant decisions."/>
             <wp:cNvGraphicFramePr>
               <a:graphicFrameLocks noChangeAspect="1"/>
             </wp:cNvGraphicFramePr>
@@ -7051,7 +7061,6 @@
     <w:p>
       <w:pPr>
         <w:spacing w:line="336" w:lineRule="auto" w:after="180"/>
-        <w:shd w:fill="F5F1FB"/>
       </w:pPr>
       <w:r>
         <w:rPr>
@@ -7062,16 +7071,7 @@
     </w:p>
     <w:p>
       <w:pPr>
-        <w:pStyle w:val="Heading3"/>
-      </w:pPr>
-      <w:r>
-        <w:t>Discuss while showing the picture</w:t>
-      </w:r>
-    </w:p>
-    <w:p>
-      <w:pPr>
         <w:spacing w:line="336" w:lineRule="auto" w:after="180"/>
-        <w:shd w:fill="F1F6F8"/>
       </w:pPr>
       <w:r>
         <w:rPr>
@@ -7083,7 +7083,6 @@
     <w:p>
       <w:pPr>
         <w:spacing w:line="336" w:lineRule="auto" w:after="180"/>
-        <w:shd w:fill="F1F6F8"/>
       </w:pPr>
       <w:r>
         <w:rPr>
@@ -7118,7 +7117,7 @@
     </w:p>
     <w:p>
       <w:pPr>
-        <w:pStyle w:val="Heading3"/>
+        <w:pStyle w:val="Heading2"/>
       </w:pPr>
       <w:r>
         <w:t>06. Make the idea visible in your project</w:t>
@@ -7129,7 +7128,7 @@
         <w:drawing>
           <wp:inline xmlns:a="http://schemas.openxmlformats.org/drawingml/2006/main" xmlns:pic="http://schemas.openxmlformats.org/drawingml/2006/picture">
             <wp:extent cx="5486400" cy="3681984"/>
-            <wp:docPr id="7" name="Picture 7" descr="For your Responsible Plant Classifier, save the input, procedure, observed result and limitation of this check. Label this worked example as practice; use a different, previously unreviewed case when checking independent understanding. Draw your input, deciding step, result and limit. Supported question: Write a bounded replacement for the publicity sentence. Point to the relevant step in the picture, then write the changed result and the rule or evidence that supports it."/>
+            <wp:docPr id="8" name="Picture 8" descr="For your Responsible Plant Classifier, save the input, procedure, observed result and limitation of this check. Label this worked example as practice; use a different, previously unreviewed case when checking independent understanding. Draw your input, deciding step, result and limit. Supported question: Write a bounded replacement for the publicity sentence. Point to the relevant step in the picture, then write the changed result and the rule or evidence that supports it."/>
             <wp:cNvGraphicFramePr>
               <a:graphicFrameLocks noChangeAspect="1"/>
             </wp:cNvGraphicFramePr>
@@ -7232,7 +7231,6 @@
     <w:p>
       <w:pPr>
         <w:spacing w:line="336" w:lineRule="auto" w:after="180"/>
-        <w:shd w:fill="F5F1FB"/>
       </w:pPr>
       <w:r>
         <w:rPr>
@@ -7255,58 +7253,126 @@
     </w:p>
     <w:p>
       <w:pPr>
+        <w:spacing w:line="336" w:lineRule="auto" w:after="180"/>
+      </w:pPr>
+      <w:r>
+        <w:rPr>
+          <w:b w:val="0"/>
+        </w:rPr>
+        <w:t xml:space="preserve">Teacher prompt: Draw your project trace and justify the deciding step using </w:t>
+      </w:r>
+      <w:r>
+        <w:rPr>
+          <w:b/>
+        </w:rPr>
+        <w:t>evidence</w:t>
+      </w:r>
+      <w:r>
+        <w:rPr>
+          <w:b w:val="0"/>
+        </w:rPr>
+        <w:t>. Ask learners to describe one label or arrow in ordinary words. Use the adjacent transcript if the image is difficult to see.</w:t>
+      </w:r>
+    </w:p>
+    <w:p>
+      <w:pPr>
+        <w:spacing w:line="336" w:lineRule="auto" w:after="180"/>
+      </w:pPr>
+      <w:r>
+        <w:rPr>
+          <w:b w:val="0"/>
+        </w:rPr>
+        <w:t>Supported practice key: “v = 3 matched16 of20 reference labels on five held-out plants photographed indoors by tablet; baseline matched14 of20 under the same conditions.” Changed-case check: Reject that unbounded statement.</w:t>
+      </w:r>
+    </w:p>
+    <w:p>
+      <w:pPr>
+        <w:spacing w:line="336" w:lineRule="auto" w:after="180"/>
+      </w:pPr>
+      <w:r>
+        <w:rPr>
+          <w:b w:val="0"/>
+        </w:rPr>
+        <w:t>The measured rate belongs to twenty related indoor photos, not every plant or setting.</w:t>
+      </w:r>
+    </w:p>
+    <w:p>
+      <w:pPr>
+        <w:pStyle w:val="Heading2"/>
+      </w:pPr>
+      <w:r>
+        <w:t>Earlier wording, alternatives and picture transcripts · reference / check after trying</w:t>
+      </w:r>
+    </w:p>
+    <w:p>
+      <w:pPr>
+        <w:spacing w:line="336" w:lineRule="auto" w:after="180"/>
+      </w:pPr>
+      <w:r>
+        <w:rPr>
+          <w:b w:val="0"/>
+        </w:rPr>
+        <w:t xml:space="preserve">Use one picture at a time. Hide a worked result before asking for a </w:t>
+      </w:r>
+      <w:r>
+        <w:rPr>
+          <w:b/>
+        </w:rPr>
+        <w:t>prediction</w:t>
+      </w:r>
+      <w:r>
+        <w:rPr>
+          <w:b w:val="0"/>
+        </w:rPr>
+        <w:t>, then reveal it for feedback. These are supported teaching cases; retain the separate independent assessment for a fresh first attempt.</w:t>
+      </w:r>
+    </w:p>
+    <w:p>
+      <w:pPr>
         <w:pStyle w:val="Heading3"/>
       </w:pPr>
       <w:r>
-        <w:t>Discuss while showing the picture</w:t>
-      </w:r>
-    </w:p>
-    <w:p>
-      <w:pPr>
-        <w:spacing w:line="336" w:lineRule="auto" w:after="180"/>
-        <w:shd w:fill="F1F6F8"/>
-      </w:pPr>
-      <w:r>
-        <w:rPr>
-          <w:b w:val="0"/>
-        </w:rPr>
-        <w:t xml:space="preserve">Teacher prompt: Draw your project trace and justify the deciding step using </w:t>
-      </w:r>
-      <w:r>
-        <w:rPr>
-          <w:b/>
-        </w:rPr>
-        <w:t>evidence</w:t>
-      </w:r>
-      <w:r>
-        <w:rPr>
-          <w:b w:val="0"/>
-        </w:rPr>
-        <w:t>. Ask learners to describe one label or arrow in ordinary words. Use the adjacent transcript if the image is difficult to see.</w:t>
-      </w:r>
-    </w:p>
-    <w:p>
-      <w:pPr>
-        <w:spacing w:line="336" w:lineRule="auto" w:after="180"/>
-        <w:shd w:fill="F1F6F8"/>
-      </w:pPr>
-      <w:r>
-        <w:rPr>
-          <w:b w:val="0"/>
-        </w:rPr>
-        <w:t>Supported practice key: “v = 3 matched16 of20 reference labels on five held-out plants photographed indoors by tablet; baseline matched14 of20 under the same conditions.” Changed-case check: Reject that unbounded statement.</w:t>
-      </w:r>
-    </w:p>
-    <w:p>
-      <w:pPr>
-        <w:spacing w:line="336" w:lineRule="auto" w:after="180"/>
-        <w:shd w:fill="F1F6F8"/>
-      </w:pPr>
-      <w:r>
-        <w:rPr>
-          <w:b w:val="0"/>
-        </w:rPr>
-        <w:t>The measured rate belongs to twenty related indoor photos, not every plant or setting.</w:t>
+        <w:t>01. Model Cards and Human Review: the case</w:t>
+      </w:r>
+    </w:p>
+    <w:p>
+      <w:pPr>
+        <w:pStyle w:val="Heading3"/>
+      </w:pPr>
+      <w:r>
+        <w:t>02. Follow the deciding steps</w:t>
+      </w:r>
+    </w:p>
+    <w:p>
+      <w:pPr>
+        <w:pStyle w:val="Heading3"/>
+      </w:pPr>
+      <w:r>
+        <w:t>03. Model cards and review at a glance</w:t>
+      </w:r>
+    </w:p>
+    <w:p>
+      <w:pPr>
+        <w:pStyle w:val="Heading3"/>
+      </w:pPr>
+      <w:r>
+        <w:t>04. Change one thing. Trace what follows.</w:t>
+      </w:r>
+    </w:p>
+    <w:p>
+      <w:pPr>
+        <w:pStyle w:val="Heading3"/>
+      </w:pPr>
+      <w:r>
+        <w:t>05. Connect the explanation to its limit</w:t>
+      </w:r>
+    </w:p>
+    <w:p>
+      <w:pPr>
+        <w:pStyle w:val="Heading3"/>
+      </w:pPr>
+      <w:r>
+        <w:t>06. Make the idea visible in your project</w:t>
       </w:r>
     </w:p>
     <w:sectPr>
